--- a/ТЗ EldenWiki.docx
+++ b/ТЗ EldenWiki.docx
@@ -141,23 +141,21 @@
       <w:pPr>
         <w:spacing w:after="60" w:line="357" w:lineRule="auto"/>
         <w:ind w:left="562" w:right="3137"/>
-      </w:pPr>
-      <w:r>
-        <w:t xml:space="preserve">1.2.1 Требования к интерфейсу (UI/UX) Общие принципы: </w:t>
-      </w:r>
-    </w:p>
-    <w:p>
-      <w:pPr>
-        <w:pStyle w:val="1"/>
-      </w:pPr>
-      <w:r>
-        <w:t>в</w:t>
-      </w:r>
-      <w:r>
-        <w:t>нешний вид и стиль интерфейса должны соответствовать тематике игры Elden Ring: тёмная цветовая гамма</w:t>
-      </w:r>
-      <w:r>
-        <w:t>, единообразие оформления всех страниц</w:t>
+        <w:rPr>
+          <w:lang w:val="en-US"/>
+        </w:rPr>
+      </w:pPr>
+      <w:r>
+        <w:t xml:space="preserve">1.2.1 Требования к интерфейсу (UI/UX) </w:t>
+      </w:r>
+    </w:p>
+    <w:p>
+      <w:pPr>
+        <w:spacing w:after="60" w:line="357" w:lineRule="auto"/>
+        <w:ind w:left="562" w:right="3137"/>
+      </w:pPr>
+      <w:r>
+        <w:t xml:space="preserve">Общие принципы: </w:t>
       </w:r>
     </w:p>
     <w:p>
@@ -167,13 +165,19 @@
           <w:numId w:val="2"/>
         </w:numPr>
         <w:spacing w:after="0" w:line="380" w:lineRule="auto"/>
-        <w:ind w:hanging="850"/>
-      </w:pPr>
-      <w:r>
-        <w:t>н</w:t>
-      </w:r>
-      <w:r>
-        <w:t>авигация должна быть интуитивно понятной и обеспечивать быстрый доступ к каталогам оружия, брони, щитов, талисманов, магии, регионов и локаций, а также к конструктору билдов;</w:t>
+        <w:ind w:left="1276" w:hanging="709"/>
+      </w:pPr>
+      <w:r>
+        <w:t>в</w:t>
+      </w:r>
+      <w:r>
+        <w:t>нешний вид и стиль интерфейса должны соответствовать тематике игры Elden Ring: тёмная цветовая гамма</w:t>
+      </w:r>
+      <w:r>
+        <w:t>, единообразие оформления всех страниц</w:t>
+      </w:r>
+      <w:r>
+        <w:t>;</w:t>
       </w:r>
     </w:p>
     <w:p>
@@ -183,16 +187,13 @@
           <w:numId w:val="2"/>
         </w:numPr>
         <w:spacing w:after="0" w:line="380" w:lineRule="auto"/>
-        <w:ind w:hanging="850"/>
-      </w:pPr>
-      <w:r>
-        <w:rPr>
-          <w:rFonts w:ascii="Arial" w:eastAsia="Arial" w:hAnsi="Arial" w:cs="Arial"/>
-        </w:rPr>
-        <w:tab/>
-      </w:r>
-      <w:r>
-        <w:t xml:space="preserve">[требование к адаптивности и совместимости с устройствами]. </w:t>
+        <w:ind w:left="1276" w:hanging="724"/>
+      </w:pPr>
+      <w:r>
+        <w:t>н</w:t>
+      </w:r>
+      <w:r>
+        <w:t>авигация должна быть интуитивно понятной и обеспечивать быстрый доступ к каталогам оружия, брони, щитов, талисманов, магии, регионов и локаций, а также к конструктору билдов;</w:t>
       </w:r>
     </w:p>
     <w:p>
@@ -202,7 +203,7 @@
           <w:numId w:val="2"/>
         </w:numPr>
         <w:spacing w:after="0" w:line="380" w:lineRule="auto"/>
-        <w:ind w:hanging="850"/>
+        <w:ind w:left="1276" w:hanging="724"/>
       </w:pPr>
       <w:r>
         <w:lastRenderedPageBreak/>
@@ -424,7 +425,10 @@
         <w:t>h</w:t>
       </w:r>
       <w:r>
-        <w:t>е</w:t>
+        <w:rPr>
+          <w:lang w:val="en-US"/>
+        </w:rPr>
+        <w:t>t</w:t>
       </w:r>
       <w:r>
         <w:t>ml, css</w:t>
@@ -475,11 +479,11 @@
         <w:t xml:space="preserve">. Дополнительное ПО: </w:t>
       </w:r>
       <w:r>
-        <w:t xml:space="preserve">Node.js и npm, Git, </w:t>
+        <w:t xml:space="preserve">Node.js и npm, Git, Postman, DBeaver, MySQL Workbench, Docker Desktop, пакеты Python (Pandas, </w:t>
       </w:r>
       <w:r>
         <w:lastRenderedPageBreak/>
-        <w:t>Postman, DBeaver, MySQL Workbench, Docker Desktop, пакеты Python (Pandas, NumPy), средства модульного тестирования API (pytest) и UI-тестирования, Microsoft Office (для ведения документации)</w:t>
+        <w:t>NumPy), средства модульного тестирования API (pytest) и UI-тестирования, Microsoft Office (для ведения документации)</w:t>
       </w:r>
       <w:r>
         <w:t xml:space="preserve">. </w:t>
@@ -514,21 +518,25 @@
     </w:p>
     <w:p>
       <w:pPr>
-        <w:pStyle w:val="a"/>
-      </w:pPr>
-      <w:r>
-        <w:t xml:space="preserve">просматривать </w:t>
-      </w:r>
-      <w:r>
-        <w:t>каталоги оружия, брони, магии и локаций;</w:t>
-      </w:r>
-    </w:p>
-    <w:p>
-      <w:pPr>
-        <w:pStyle w:val="a"/>
-        <w:rPr>
-          <w:sz w:val="24"/>
-        </w:rPr>
+        <w:numPr>
+          <w:ilvl w:val="0"/>
+          <w:numId w:val="2"/>
+        </w:numPr>
+        <w:spacing w:after="0" w:line="380" w:lineRule="auto"/>
+        <w:ind w:left="1276" w:hanging="724"/>
+      </w:pPr>
+      <w:r>
+        <w:t>просматривать каталоги оружия, брони, магии и локаций;</w:t>
+      </w:r>
+    </w:p>
+    <w:p>
+      <w:pPr>
+        <w:numPr>
+          <w:ilvl w:val="0"/>
+          <w:numId w:val="2"/>
+        </w:numPr>
+        <w:spacing w:after="0" w:line="380" w:lineRule="auto"/>
+        <w:ind w:left="1276" w:hanging="724"/>
       </w:pPr>
       <w:r>
         <w:t>изучать механики игры и тактики прохождения боссов;</w:t>
@@ -536,7 +544,12 @@
     </w:p>
     <w:p>
       <w:pPr>
-        <w:pStyle w:val="a"/>
+        <w:numPr>
+          <w:ilvl w:val="0"/>
+          <w:numId w:val="2"/>
+        </w:numPr>
+        <w:spacing w:after="0" w:line="380" w:lineRule="auto"/>
+        <w:ind w:left="1276" w:hanging="724"/>
       </w:pPr>
       <w:r>
         <w:t>ознакамливаться с функционалом конструктора билдов;</w:t>
@@ -544,7 +557,12 @@
     </w:p>
     <w:p>
       <w:pPr>
-        <w:pStyle w:val="a"/>
+        <w:numPr>
+          <w:ilvl w:val="0"/>
+          <w:numId w:val="2"/>
+        </w:numPr>
+        <w:spacing w:after="0" w:line="380" w:lineRule="auto"/>
+        <w:ind w:left="1276" w:hanging="724"/>
       </w:pPr>
       <w:r>
         <w:t>авторизоваться и регистрироваться.</w:t>
@@ -566,7 +584,12 @@
     </w:p>
     <w:p>
       <w:pPr>
-        <w:pStyle w:val="a"/>
+        <w:numPr>
+          <w:ilvl w:val="0"/>
+          <w:numId w:val="2"/>
+        </w:numPr>
+        <w:spacing w:after="0" w:line="380" w:lineRule="auto"/>
+        <w:ind w:left="1276" w:hanging="724"/>
       </w:pPr>
       <w:r>
         <w:t>просматривать каталоги оружия, брони, магии и локаций;</w:t>
@@ -574,7 +597,12 @@
     </w:p>
     <w:p>
       <w:pPr>
-        <w:pStyle w:val="a"/>
+        <w:numPr>
+          <w:ilvl w:val="0"/>
+          <w:numId w:val="2"/>
+        </w:numPr>
+        <w:spacing w:after="0" w:line="380" w:lineRule="auto"/>
+        <w:ind w:left="1276" w:hanging="724"/>
       </w:pPr>
       <w:r>
         <w:t>изучать механики игры и тактики прохождения боссов;</w:t>
@@ -582,7 +610,12 @@
     </w:p>
     <w:p>
       <w:pPr>
-        <w:pStyle w:val="a"/>
+        <w:numPr>
+          <w:ilvl w:val="0"/>
+          <w:numId w:val="2"/>
+        </w:numPr>
+        <w:spacing w:after="0" w:line="380" w:lineRule="auto"/>
+        <w:ind w:left="1276" w:hanging="724"/>
       </w:pPr>
       <w:r>
         <w:t>ознакамливаться с функционалом конструктора билдов;</w:t>
@@ -590,7 +623,12 @@
     </w:p>
     <w:p>
       <w:pPr>
-        <w:pStyle w:val="a"/>
+        <w:numPr>
+          <w:ilvl w:val="0"/>
+          <w:numId w:val="2"/>
+        </w:numPr>
+        <w:spacing w:after="0" w:line="380" w:lineRule="auto"/>
+        <w:ind w:left="1276" w:hanging="724"/>
       </w:pPr>
       <w:r>
         <w:t>авторизоваться и регистрироваться;</w:t>
@@ -598,7 +636,12 @@
     </w:p>
     <w:p>
       <w:pPr>
-        <w:pStyle w:val="a"/>
+        <w:numPr>
+          <w:ilvl w:val="0"/>
+          <w:numId w:val="2"/>
+        </w:numPr>
+        <w:spacing w:after="0" w:line="380" w:lineRule="auto"/>
+        <w:ind w:left="1276" w:hanging="724"/>
       </w:pPr>
       <w:r>
         <w:t>использовать конструктор билдов для подбора экипировки и заклинаний;</w:t>
@@ -606,7 +649,12 @@
     </w:p>
     <w:p>
       <w:pPr>
-        <w:pStyle w:val="a"/>
+        <w:numPr>
+          <w:ilvl w:val="0"/>
+          <w:numId w:val="2"/>
+        </w:numPr>
+        <w:spacing w:after="0" w:line="380" w:lineRule="auto"/>
+        <w:ind w:left="1276" w:hanging="724"/>
       </w:pPr>
       <w:r>
         <w:t>сохранять созданные билды на компьютер;</w:t>
@@ -614,7 +662,12 @@
     </w:p>
     <w:p>
       <w:pPr>
-        <w:pStyle w:val="a"/>
+        <w:numPr>
+          <w:ilvl w:val="0"/>
+          <w:numId w:val="2"/>
+        </w:numPr>
+        <w:spacing w:after="0" w:line="380" w:lineRule="auto"/>
+        <w:ind w:left="1276" w:hanging="724"/>
       </w:pPr>
       <w:r>
         <w:t>просматривать детальные карточки сущностей и их взаимосвязи.</w:t>
@@ -636,7 +689,12 @@
     </w:p>
     <w:p>
       <w:pPr>
-        <w:pStyle w:val="a"/>
+        <w:numPr>
+          <w:ilvl w:val="0"/>
+          <w:numId w:val="2"/>
+        </w:numPr>
+        <w:spacing w:after="0" w:line="380" w:lineRule="auto"/>
+        <w:ind w:left="1276" w:hanging="724"/>
       </w:pPr>
       <w:r>
         <w:t>просматривать каталоги оружия, брони, магии и локаций;</w:t>
@@ -644,7 +702,12 @@
     </w:p>
     <w:p>
       <w:pPr>
-        <w:pStyle w:val="a"/>
+        <w:numPr>
+          <w:ilvl w:val="0"/>
+          <w:numId w:val="2"/>
+        </w:numPr>
+        <w:spacing w:after="0" w:line="380" w:lineRule="auto"/>
+        <w:ind w:left="1276" w:hanging="724"/>
       </w:pPr>
       <w:r>
         <w:t>изучать механики игры и тактики прохождения боссов;</w:t>
@@ -652,7 +715,12 @@
     </w:p>
     <w:p>
       <w:pPr>
-        <w:pStyle w:val="a"/>
+        <w:numPr>
+          <w:ilvl w:val="0"/>
+          <w:numId w:val="2"/>
+        </w:numPr>
+        <w:spacing w:after="0" w:line="380" w:lineRule="auto"/>
+        <w:ind w:left="1276" w:hanging="724"/>
       </w:pPr>
       <w:r>
         <w:t>ознакамливаться с функционалом конструктора билдов;</w:t>
@@ -660,7 +728,12 @@
     </w:p>
     <w:p>
       <w:pPr>
-        <w:pStyle w:val="a"/>
+        <w:numPr>
+          <w:ilvl w:val="0"/>
+          <w:numId w:val="2"/>
+        </w:numPr>
+        <w:spacing w:after="0" w:line="380" w:lineRule="auto"/>
+        <w:ind w:left="1276" w:hanging="724"/>
       </w:pPr>
       <w:r>
         <w:t>авторизоваться и регистрироваться;</w:t>
@@ -668,7 +741,12 @@
     </w:p>
     <w:p>
       <w:pPr>
-        <w:pStyle w:val="a"/>
+        <w:numPr>
+          <w:ilvl w:val="0"/>
+          <w:numId w:val="2"/>
+        </w:numPr>
+        <w:spacing w:after="0" w:line="380" w:lineRule="auto"/>
+        <w:ind w:left="1276" w:hanging="724"/>
       </w:pPr>
       <w:r>
         <w:t>использовать конструктор билдов для подбора экипировки и заклинаний;</w:t>
@@ -676,7 +754,12 @@
     </w:p>
     <w:p>
       <w:pPr>
-        <w:pStyle w:val="a"/>
+        <w:numPr>
+          <w:ilvl w:val="0"/>
+          <w:numId w:val="2"/>
+        </w:numPr>
+        <w:spacing w:after="0" w:line="380" w:lineRule="auto"/>
+        <w:ind w:left="1276" w:hanging="724"/>
       </w:pPr>
       <w:r>
         <w:t>сохранять созданные билды на компьютер;</w:t>
@@ -684,7 +767,12 @@
     </w:p>
     <w:p>
       <w:pPr>
-        <w:pStyle w:val="a"/>
+        <w:numPr>
+          <w:ilvl w:val="0"/>
+          <w:numId w:val="2"/>
+        </w:numPr>
+        <w:spacing w:after="0" w:line="380" w:lineRule="auto"/>
+        <w:ind w:left="1276" w:hanging="724"/>
       </w:pPr>
       <w:r>
         <w:t>просматривать детальные карточки сущностей и их взаимосвязи;</w:t>
@@ -692,7 +780,12 @@
     </w:p>
     <w:p>
       <w:pPr>
-        <w:pStyle w:val="a"/>
+        <w:numPr>
+          <w:ilvl w:val="0"/>
+          <w:numId w:val="2"/>
+        </w:numPr>
+        <w:spacing w:after="0" w:line="380" w:lineRule="auto"/>
+        <w:ind w:left="1276" w:hanging="724"/>
       </w:pPr>
       <w:r>
         <w:t>добавлять новые сущности в систему;</w:t>
@@ -700,7 +793,12 @@
     </w:p>
     <w:p>
       <w:pPr>
-        <w:pStyle w:val="a"/>
+        <w:numPr>
+          <w:ilvl w:val="0"/>
+          <w:numId w:val="2"/>
+        </w:numPr>
+        <w:spacing w:after="0" w:line="380" w:lineRule="auto"/>
+        <w:ind w:left="1276" w:hanging="724"/>
       </w:pPr>
       <w:r>
         <w:t>редактировать описания, тактики и подсказки по получению предметов;</w:t>
@@ -708,7 +806,12 @@
     </w:p>
     <w:p>
       <w:pPr>
-        <w:pStyle w:val="a"/>
+        <w:numPr>
+          <w:ilvl w:val="0"/>
+          <w:numId w:val="2"/>
+        </w:numPr>
+        <w:spacing w:after="0" w:line="380" w:lineRule="auto"/>
+        <w:ind w:left="1276" w:hanging="724"/>
       </w:pPr>
       <w:r>
         <w:lastRenderedPageBreak/>
@@ -725,13 +828,12 @@
     </w:p>
     <w:p>
       <w:pPr>
-        <w:pStyle w:val="a"/>
-        <w:spacing w:line="360" w:lineRule="auto"/>
-        <w:ind w:left="1401" w:hanging="851"/>
-        <w:contextualSpacing/>
-        <w:rPr>
-          <w:sz w:val="24"/>
-        </w:rPr>
+        <w:numPr>
+          <w:ilvl w:val="0"/>
+          <w:numId w:val="2"/>
+        </w:numPr>
+        <w:spacing w:after="0" w:line="380" w:lineRule="auto"/>
+        <w:ind w:left="1276" w:hanging="724"/>
       </w:pPr>
       <w:r>
         <w:t>просматривать каталоги оружия, брони, магии и локаций;</w:t>
@@ -739,10 +841,12 @@
     </w:p>
     <w:p>
       <w:pPr>
-        <w:pStyle w:val="a"/>
-        <w:spacing w:line="360" w:lineRule="auto"/>
-        <w:ind w:left="1401" w:hanging="851"/>
-        <w:contextualSpacing/>
+        <w:numPr>
+          <w:ilvl w:val="0"/>
+          <w:numId w:val="2"/>
+        </w:numPr>
+        <w:spacing w:after="0" w:line="380" w:lineRule="auto"/>
+        <w:ind w:left="1276" w:hanging="724"/>
       </w:pPr>
       <w:r>
         <w:t>изучать механики игры и тактики прохождения боссов;</w:t>
@@ -750,10 +854,12 @@
     </w:p>
     <w:p>
       <w:pPr>
-        <w:pStyle w:val="a"/>
-        <w:spacing w:line="360" w:lineRule="auto"/>
-        <w:ind w:left="1401" w:hanging="851"/>
-        <w:contextualSpacing/>
+        <w:numPr>
+          <w:ilvl w:val="0"/>
+          <w:numId w:val="2"/>
+        </w:numPr>
+        <w:spacing w:after="0" w:line="380" w:lineRule="auto"/>
+        <w:ind w:left="1276" w:hanging="724"/>
       </w:pPr>
       <w:r>
         <w:t>ознакамливаться с функционалом конструктора билдов;</w:t>
@@ -761,10 +867,12 @@
     </w:p>
     <w:p>
       <w:pPr>
-        <w:pStyle w:val="a"/>
-        <w:spacing w:line="360" w:lineRule="auto"/>
-        <w:ind w:left="1401" w:hanging="851"/>
-        <w:contextualSpacing/>
+        <w:numPr>
+          <w:ilvl w:val="0"/>
+          <w:numId w:val="2"/>
+        </w:numPr>
+        <w:spacing w:after="0" w:line="380" w:lineRule="auto"/>
+        <w:ind w:left="1276" w:hanging="724"/>
       </w:pPr>
       <w:r>
         <w:t>авторизоваться и регистрироваться;</w:t>
@@ -772,10 +880,12 @@
     </w:p>
     <w:p>
       <w:pPr>
-        <w:pStyle w:val="a"/>
-        <w:spacing w:line="360" w:lineRule="auto"/>
-        <w:ind w:left="1401" w:hanging="851"/>
-        <w:contextualSpacing/>
+        <w:numPr>
+          <w:ilvl w:val="0"/>
+          <w:numId w:val="2"/>
+        </w:numPr>
+        <w:spacing w:after="0" w:line="380" w:lineRule="auto"/>
+        <w:ind w:left="1276" w:hanging="724"/>
       </w:pPr>
       <w:r>
         <w:t>использовать конструктор билдов для подбора экипировки и заклинаний;</w:t>
@@ -783,10 +893,12 @@
     </w:p>
     <w:p>
       <w:pPr>
-        <w:pStyle w:val="a"/>
-        <w:spacing w:line="360" w:lineRule="auto"/>
-        <w:ind w:left="1401" w:hanging="851"/>
-        <w:contextualSpacing/>
+        <w:numPr>
+          <w:ilvl w:val="0"/>
+          <w:numId w:val="2"/>
+        </w:numPr>
+        <w:spacing w:after="0" w:line="380" w:lineRule="auto"/>
+        <w:ind w:left="1276" w:hanging="724"/>
       </w:pPr>
       <w:r>
         <w:t>сохранять созданные билды на компьютер;</w:t>
@@ -794,10 +906,12 @@
     </w:p>
     <w:p>
       <w:pPr>
-        <w:pStyle w:val="a"/>
-        <w:spacing w:line="360" w:lineRule="auto"/>
-        <w:ind w:left="1401" w:hanging="851"/>
-        <w:contextualSpacing/>
+        <w:numPr>
+          <w:ilvl w:val="0"/>
+          <w:numId w:val="2"/>
+        </w:numPr>
+        <w:spacing w:after="0" w:line="380" w:lineRule="auto"/>
+        <w:ind w:left="1276" w:hanging="724"/>
       </w:pPr>
       <w:r>
         <w:t>просматривать детальные карточки сущностей и их взаимосвязи;</w:t>
@@ -805,10 +919,12 @@
     </w:p>
     <w:p>
       <w:pPr>
-        <w:pStyle w:val="a"/>
-        <w:spacing w:line="360" w:lineRule="auto"/>
-        <w:ind w:left="1401" w:hanging="851"/>
-        <w:contextualSpacing/>
+        <w:numPr>
+          <w:ilvl w:val="0"/>
+          <w:numId w:val="2"/>
+        </w:numPr>
+        <w:spacing w:after="0" w:line="380" w:lineRule="auto"/>
+        <w:ind w:left="1276" w:hanging="724"/>
       </w:pPr>
       <w:r>
         <w:t>добавлять новые сущности в систему;</w:t>
@@ -816,10 +932,12 @@
     </w:p>
     <w:p>
       <w:pPr>
-        <w:pStyle w:val="a"/>
-        <w:spacing w:line="360" w:lineRule="auto"/>
-        <w:ind w:left="1401" w:hanging="851"/>
-        <w:contextualSpacing/>
+        <w:numPr>
+          <w:ilvl w:val="0"/>
+          <w:numId w:val="2"/>
+        </w:numPr>
+        <w:spacing w:after="0" w:line="380" w:lineRule="auto"/>
+        <w:ind w:left="1276" w:hanging="724"/>
       </w:pPr>
       <w:r>
         <w:t>редактировать описания, тактики и подсказки по получению предметов;</w:t>
@@ -827,10 +945,12 @@
     </w:p>
     <w:p>
       <w:pPr>
-        <w:pStyle w:val="a"/>
-        <w:spacing w:line="360" w:lineRule="auto"/>
-        <w:ind w:left="1401" w:hanging="851"/>
-        <w:contextualSpacing/>
+        <w:numPr>
+          <w:ilvl w:val="0"/>
+          <w:numId w:val="2"/>
+        </w:numPr>
+        <w:spacing w:after="0" w:line="380" w:lineRule="auto"/>
+        <w:ind w:left="1276" w:hanging="724"/>
       </w:pPr>
       <w:r>
         <w:t>проверять актуальность информации и исправлять неточности;</w:t>
@@ -838,10 +958,12 @@
     </w:p>
     <w:p>
       <w:pPr>
-        <w:pStyle w:val="a"/>
-        <w:spacing w:line="360" w:lineRule="auto"/>
-        <w:ind w:left="1401" w:hanging="851"/>
-        <w:contextualSpacing/>
+        <w:numPr>
+          <w:ilvl w:val="0"/>
+          <w:numId w:val="2"/>
+        </w:numPr>
+        <w:spacing w:after="0" w:line="380" w:lineRule="auto"/>
+        <w:ind w:left="1276" w:hanging="724"/>
       </w:pPr>
       <w:r>
         <w:t>управлять учетными записями пользователей и разграничением прав доступа;</w:t>
@@ -849,10 +971,12 @@
     </w:p>
     <w:p>
       <w:pPr>
-        <w:pStyle w:val="a"/>
-        <w:spacing w:line="360" w:lineRule="auto"/>
-        <w:ind w:left="1401" w:hanging="851"/>
-        <w:contextualSpacing/>
+        <w:numPr>
+          <w:ilvl w:val="0"/>
+          <w:numId w:val="2"/>
+        </w:numPr>
+        <w:spacing w:after="0" w:line="380" w:lineRule="auto"/>
+        <w:ind w:left="1276" w:hanging="724"/>
       </w:pPr>
       <w:r>
         <w:t>вести системные каталоги (виды урона, виды магии, регионы);</w:t>
@@ -860,10 +984,12 @@
     </w:p>
     <w:p>
       <w:pPr>
-        <w:pStyle w:val="a"/>
-        <w:spacing w:line="360" w:lineRule="auto"/>
-        <w:ind w:left="1401" w:hanging="851"/>
-        <w:contextualSpacing/>
+        <w:numPr>
+          <w:ilvl w:val="0"/>
+          <w:numId w:val="2"/>
+        </w:numPr>
+        <w:spacing w:after="0" w:line="380" w:lineRule="auto"/>
+        <w:ind w:left="1276" w:hanging="724"/>
       </w:pPr>
       <w:r>
         <w:t>контролировать целостность базы данных и работоспособность системы.</w:t>
@@ -1111,7 +1237,13 @@
               <w:pStyle w:val="a7"/>
             </w:pPr>
             <w:r>
-              <w:t>09.09–10.09</w:t>
+              <w:t>09.09</w:t>
+            </w:r>
+            <w:r>
+              <w:t>-</w:t>
+            </w:r>
+            <w:r>
+              <w:t>10.09</w:t>
             </w:r>
           </w:p>
         </w:tc>
@@ -1176,7 +1308,13 @@
               <w:pStyle w:val="a7"/>
             </w:pPr>
             <w:r>
-              <w:t>10.09–22.09</w:t>
+              <w:t>10.09</w:t>
+            </w:r>
+            <w:r>
+              <w:t>-</w:t>
+            </w:r>
+            <w:r>
+              <w:t>22.09</w:t>
             </w:r>
           </w:p>
         </w:tc>
@@ -1241,7 +1379,13 @@
               <w:pStyle w:val="a7"/>
             </w:pPr>
             <w:r>
-              <w:t>22.09–01.10</w:t>
+              <w:t>22.09</w:t>
+            </w:r>
+            <w:r>
+              <w:t>-</w:t>
+            </w:r>
+            <w:r>
+              <w:t>01.10</w:t>
             </w:r>
           </w:p>
         </w:tc>
@@ -1262,6 +1406,113 @@
             </w:pPr>
             <w:r>
               <w:t>Техническое задание</w:t>
+            </w:r>
+          </w:p>
+        </w:tc>
+      </w:tr>
+    </w:tbl>
+    <w:p>
+      <w:r>
+        <w:lastRenderedPageBreak/>
+        <w:t>Продолжение таблицы 1.4.1</w:t>
+      </w:r>
+    </w:p>
+    <w:tbl>
+      <w:tblPr>
+        <w:tblStyle w:val="TableGrid"/>
+        <w:tblW w:w="8986" w:type="dxa"/>
+        <w:tblInd w:w="365" w:type="dxa"/>
+        <w:tblCellMar>
+          <w:top w:w="19" w:type="dxa"/>
+          <w:left w:w="115" w:type="dxa"/>
+          <w:right w:w="115" w:type="dxa"/>
+        </w:tblCellMar>
+        <w:tblLook w:val="04A0" w:firstRow="1" w:lastRow="0" w:firstColumn="1" w:lastColumn="0" w:noHBand="0" w:noVBand="1"/>
+      </w:tblPr>
+      <w:tblGrid>
+        <w:gridCol w:w="3466"/>
+        <w:gridCol w:w="1838"/>
+        <w:gridCol w:w="3682"/>
+      </w:tblGrid>
+      <w:tr>
+        <w:trPr>
+          <w:trHeight w:val="397"/>
+        </w:trPr>
+        <w:tc>
+          <w:tcPr>
+            <w:tcW w:w="3466" w:type="dxa"/>
+            <w:tcBorders>
+              <w:top w:val="single" w:sz="4" w:space="0" w:color="000000"/>
+              <w:left w:val="single" w:sz="4" w:space="0" w:color="000000"/>
+              <w:bottom w:val="single" w:sz="4" w:space="0" w:color="000000"/>
+              <w:right w:val="single" w:sz="4" w:space="0" w:color="000000"/>
+            </w:tcBorders>
+            <w:vAlign w:val="center"/>
+          </w:tcPr>
+          <w:p>
+            <w:pPr>
+              <w:pStyle w:val="a7"/>
+              <w:rPr>
+                <w:lang w:val="en-US"/>
+              </w:rPr>
+            </w:pPr>
+            <w:r>
+              <w:rPr>
+                <w:lang w:val="en-US"/>
+              </w:rPr>
+              <w:t>1</w:t>
+            </w:r>
+          </w:p>
+        </w:tc>
+        <w:tc>
+          <w:tcPr>
+            <w:tcW w:w="1838" w:type="dxa"/>
+            <w:tcBorders>
+              <w:top w:val="single" w:sz="4" w:space="0" w:color="000000"/>
+              <w:left w:val="single" w:sz="4" w:space="0" w:color="000000"/>
+              <w:bottom w:val="single" w:sz="4" w:space="0" w:color="000000"/>
+              <w:right w:val="single" w:sz="4" w:space="0" w:color="000000"/>
+            </w:tcBorders>
+            <w:vAlign w:val="center"/>
+          </w:tcPr>
+          <w:p>
+            <w:pPr>
+              <w:pStyle w:val="a7"/>
+              <w:rPr>
+                <w:lang w:val="en-US"/>
+              </w:rPr>
+            </w:pPr>
+            <w:r>
+              <w:rPr>
+                <w:lang w:val="en-US"/>
+              </w:rPr>
+              <w:t>2</w:t>
+            </w:r>
+          </w:p>
+        </w:tc>
+        <w:tc>
+          <w:tcPr>
+            <w:tcW w:w="3682" w:type="dxa"/>
+            <w:tcBorders>
+              <w:top w:val="single" w:sz="4" w:space="0" w:color="000000"/>
+              <w:left w:val="single" w:sz="4" w:space="0" w:color="000000"/>
+              <w:bottom w:val="single" w:sz="4" w:space="0" w:color="000000"/>
+              <w:right w:val="single" w:sz="4" w:space="0" w:color="000000"/>
+            </w:tcBorders>
+            <w:vAlign w:val="center"/>
+          </w:tcPr>
+          <w:p>
+            <w:pPr>
+              <w:pStyle w:val="a7"/>
+              <w:rPr>
+                <w:lang w:val="en-US"/>
+              </w:rPr>
+            </w:pPr>
+            <w:r>
+              <w:rPr>
+                <w:lang w:val="en-US"/>
+              </w:rPr>
+              <w:t>3</w:t>
             </w:r>
           </w:p>
         </w:tc>
@@ -1286,7 +1537,6 @@
               <w:pStyle w:val="a7"/>
             </w:pPr>
             <w:r>
-              <w:lastRenderedPageBreak/>
               <w:t>Проектирование базы данных и её структуры</w:t>
             </w:r>
           </w:p>
@@ -1307,7 +1557,19 @@
               <w:pStyle w:val="a7"/>
             </w:pPr>
             <w:r>
-              <w:t>01.10–06.10</w:t>
+              <w:t>01.10</w:t>
+            </w:r>
+            <w:r>
+              <w:t>-</w:t>
+            </w:r>
+            <w:r>
+              <w:t>0</w:t>
+            </w:r>
+            <w:r>
+              <w:t>5</w:t>
+            </w:r>
+            <w:r>
+              <w:t>.10</w:t>
             </w:r>
           </w:p>
         </w:tc>
@@ -1352,7 +1614,7 @@
               <w:pStyle w:val="a7"/>
             </w:pPr>
             <w:r>
-              <w:t>Разработка серверной части и контейнеризация</w:t>
+              <w:t>Выбор и обучение модели машинного обучения</w:t>
             </w:r>
           </w:p>
         </w:tc>
@@ -1372,7 +1634,7 @@
               <w:pStyle w:val="a7"/>
             </w:pPr>
             <w:r>
-              <w:t>06.10–15.10</w:t>
+              <w:t>05.10-08.10</w:t>
             </w:r>
           </w:p>
         </w:tc>
@@ -1392,7 +1654,10 @@
               <w:pStyle w:val="a7"/>
             </w:pPr>
             <w:r>
-              <w:t>Серверная часть API, Docker-конфигурация</w:t>
+              <w:t xml:space="preserve">Обученная модель </w:t>
+            </w:r>
+            <w:r>
+              <w:t>и документ её тестирования</w:t>
             </w:r>
           </w:p>
         </w:tc>
@@ -1417,7 +1682,7 @@
               <w:pStyle w:val="a7"/>
             </w:pPr>
             <w:r>
-              <w:t>Разработка клиентского приложения</w:t>
+              <w:t>Разработка серверной части и контейнеризация</w:t>
             </w:r>
           </w:p>
         </w:tc>
@@ -1437,7 +1702,13 @@
               <w:pStyle w:val="a7"/>
             </w:pPr>
             <w:r>
-              <w:t>15.10–25.10</w:t>
+              <w:t>0</w:t>
+            </w:r>
+            <w:r>
+              <w:t>8</w:t>
+            </w:r>
+            <w:r>
+              <w:t>.10–15.10</w:t>
             </w:r>
           </w:p>
         </w:tc>
@@ -1457,7 +1728,7 @@
               <w:pStyle w:val="a7"/>
             </w:pPr>
             <w:r>
-              <w:t>Клиентское приложение</w:t>
+              <w:t>Серверная часть API, Docker-конфигурация</w:t>
             </w:r>
           </w:p>
         </w:tc>
@@ -1482,7 +1753,7 @@
               <w:pStyle w:val="a7"/>
             </w:pPr>
             <w:r>
-              <w:t>Разработка модульной схемы</w:t>
+              <w:t>Разработка клиентского приложения</w:t>
             </w:r>
           </w:p>
         </w:tc>
@@ -1502,7 +1773,7 @@
               <w:pStyle w:val="a7"/>
             </w:pPr>
             <w:r>
-              <w:t>25.10–02.11</w:t>
+              <w:t>15.10–25.10</w:t>
             </w:r>
           </w:p>
         </w:tc>
@@ -1522,7 +1793,7 @@
               <w:pStyle w:val="a7"/>
             </w:pPr>
             <w:r>
-              <w:t>Модульная схема системы</w:t>
+              <w:t>Клиентское приложение</w:t>
             </w:r>
           </w:p>
         </w:tc>
@@ -1547,7 +1818,7 @@
               <w:pStyle w:val="a7"/>
             </w:pPr>
             <w:r>
-              <w:t>Тестирование системы</w:t>
+              <w:t>Разработка модульной схемы</w:t>
             </w:r>
           </w:p>
         </w:tc>
@@ -1567,7 +1838,7 @@
               <w:pStyle w:val="a7"/>
             </w:pPr>
             <w:r>
-              <w:t>02.11–11.11</w:t>
+              <w:t>25.10–02.11</w:t>
             </w:r>
           </w:p>
         </w:tc>
@@ -1587,7 +1858,7 @@
               <w:pStyle w:val="a7"/>
             </w:pPr>
             <w:r>
-              <w:t>Протокол тестирования</w:t>
+              <w:t>Модульная схема системы</w:t>
             </w:r>
           </w:p>
         </w:tc>
@@ -1612,7 +1883,7 @@
               <w:pStyle w:val="a7"/>
             </w:pPr>
             <w:r>
-              <w:t>Разработка руководства пользователя</w:t>
+              <w:t>Тестирование системы</w:t>
             </w:r>
           </w:p>
         </w:tc>
@@ -1632,7 +1903,7 @@
               <w:pStyle w:val="a7"/>
             </w:pPr>
             <w:r>
-              <w:t>11.11–17.11</w:t>
+              <w:t>02.11–11.11</w:t>
             </w:r>
           </w:p>
         </w:tc>
@@ -1652,7 +1923,7 @@
               <w:pStyle w:val="a7"/>
             </w:pPr>
             <w:r>
-              <w:t>Руководство пользователя</w:t>
+              <w:t>Протокол тестирования</w:t>
             </w:r>
           </w:p>
         </w:tc>
@@ -1677,7 +1948,7 @@
               <w:pStyle w:val="a7"/>
             </w:pPr>
             <w:r>
-              <w:t>Подготовка презентации работы</w:t>
+              <w:t>Разработка руководства пользователя</w:t>
             </w:r>
           </w:p>
         </w:tc>
@@ -1697,7 +1968,7 @@
               <w:pStyle w:val="a7"/>
             </w:pPr>
             <w:r>
-              <w:t>17.11–24.11</w:t>
+              <w:t>11.11–17.11</w:t>
             </w:r>
           </w:p>
         </w:tc>
@@ -1717,7 +1988,7 @@
               <w:pStyle w:val="a7"/>
             </w:pPr>
             <w:r>
-              <w:t>Презентация работы</w:t>
+              <w:t>Руководство пользователя</w:t>
             </w:r>
           </w:p>
         </w:tc>
@@ -1742,7 +2013,7 @@
               <w:pStyle w:val="a7"/>
             </w:pPr>
             <w:r>
-              <w:t>Оформление отчёта по производственной практике</w:t>
+              <w:t>Подготовка презентации работы</w:t>
             </w:r>
           </w:p>
         </w:tc>
@@ -1762,7 +2033,7 @@
               <w:pStyle w:val="a7"/>
             </w:pPr>
             <w:r>
-              <w:t>24.11–26.11</w:t>
+              <w:t>17.11–24.11</w:t>
             </w:r>
           </w:p>
         </w:tc>
@@ -1782,6 +2053,71 @@
               <w:pStyle w:val="a7"/>
             </w:pPr>
             <w:r>
+              <w:t>Презентация работы</w:t>
+            </w:r>
+          </w:p>
+        </w:tc>
+      </w:tr>
+      <w:tr>
+        <w:trPr>
+          <w:trHeight w:val="907"/>
+        </w:trPr>
+        <w:tc>
+          <w:tcPr>
+            <w:tcW w:w="3466" w:type="dxa"/>
+            <w:tcBorders>
+              <w:top w:val="single" w:sz="4" w:space="0" w:color="000000"/>
+              <w:left w:val="single" w:sz="4" w:space="0" w:color="000000"/>
+              <w:bottom w:val="single" w:sz="4" w:space="0" w:color="000000"/>
+              <w:right w:val="single" w:sz="4" w:space="0" w:color="000000"/>
+            </w:tcBorders>
+            <w:vAlign w:val="center"/>
+          </w:tcPr>
+          <w:p>
+            <w:pPr>
+              <w:pStyle w:val="a7"/>
+            </w:pPr>
+            <w:r>
+              <w:t>Оформление отчёта по производственной практике</w:t>
+            </w:r>
+          </w:p>
+        </w:tc>
+        <w:tc>
+          <w:tcPr>
+            <w:tcW w:w="1838" w:type="dxa"/>
+            <w:tcBorders>
+              <w:top w:val="single" w:sz="4" w:space="0" w:color="000000"/>
+              <w:left w:val="single" w:sz="4" w:space="0" w:color="000000"/>
+              <w:bottom w:val="single" w:sz="4" w:space="0" w:color="000000"/>
+              <w:right w:val="single" w:sz="4" w:space="0" w:color="000000"/>
+            </w:tcBorders>
+            <w:vAlign w:val="center"/>
+          </w:tcPr>
+          <w:p>
+            <w:pPr>
+              <w:pStyle w:val="a7"/>
+            </w:pPr>
+            <w:r>
+              <w:t>24.11–26.11</w:t>
+            </w:r>
+          </w:p>
+        </w:tc>
+        <w:tc>
+          <w:tcPr>
+            <w:tcW w:w="3682" w:type="dxa"/>
+            <w:tcBorders>
+              <w:top w:val="single" w:sz="4" w:space="0" w:color="000000"/>
+              <w:left w:val="single" w:sz="4" w:space="0" w:color="000000"/>
+              <w:bottom w:val="single" w:sz="4" w:space="0" w:color="000000"/>
+              <w:right w:val="single" w:sz="4" w:space="0" w:color="000000"/>
+            </w:tcBorders>
+            <w:vAlign w:val="center"/>
+          </w:tcPr>
+          <w:p>
+            <w:pPr>
+              <w:pStyle w:val="a7"/>
+            </w:pPr>
+            <w:r>
               <w:t>Отчёт по ПП</w:t>
             </w:r>
           </w:p>
@@ -1830,47 +2166,29 @@
     </w:p>
     <w:p>
       <w:pPr>
-        <w:spacing w:after="148"/>
-        <w:ind w:left="562"/>
-        <w:rPr>
-          <w:rStyle w:val="a9"/>
-        </w:rPr>
-      </w:pPr>
-      <w:r>
-        <w:rPr>
-          <w:rStyle w:val="a9"/>
-        </w:rPr>
-        <w:t xml:space="preserve">− </w:t>
-      </w:r>
-      <w:r>
-        <w:rPr>
-          <w:rFonts w:ascii="Calibri" w:eastAsia="Calibri" w:hAnsi="Calibri" w:cs="Calibri"/>
-        </w:rPr>
+        <w:numPr>
+          <w:ilvl w:val="0"/>
+          <w:numId w:val="2"/>
+        </w:numPr>
+        <w:spacing w:after="0" w:line="380" w:lineRule="auto"/>
+        <w:ind w:left="851" w:hanging="284"/>
+      </w:pPr>
+      <w:r>
         <w:t>список предметов;</w:t>
       </w:r>
       <w:r>
-        <w:rPr>
-          <w:rStyle w:val="a9"/>
-        </w:rPr>
         <w:t xml:space="preserve"> </w:t>
       </w:r>
     </w:p>
     <w:p>
       <w:pPr>
-        <w:ind w:left="562"/>
-      </w:pPr>
-      <w:r>
-        <w:rPr>
-          <w:rFonts w:ascii="Calibri" w:eastAsia="Calibri" w:hAnsi="Calibri" w:cs="Calibri"/>
-        </w:rPr>
-        <w:t>−</w:t>
-      </w:r>
-      <w:r>
-        <w:rPr>
-          <w:rFonts w:ascii="Arial" w:eastAsia="Arial" w:hAnsi="Arial" w:cs="Arial"/>
-        </w:rPr>
-        <w:t xml:space="preserve"> </w:t>
-      </w:r>
+        <w:numPr>
+          <w:ilvl w:val="0"/>
+          <w:numId w:val="2"/>
+        </w:numPr>
+        <w:spacing w:after="0" w:line="380" w:lineRule="auto"/>
+        <w:ind w:left="851" w:hanging="284"/>
+      </w:pPr>
       <w:r>
         <w:t>текущие характеристики персонажа</w:t>
       </w:r>
@@ -1880,20 +2198,13 @@
     </w:p>
     <w:p>
       <w:pPr>
-        <w:ind w:left="562"/>
-      </w:pPr>
-      <w:r>
-        <w:rPr>
-          <w:rFonts w:ascii="Calibri" w:eastAsia="Calibri" w:hAnsi="Calibri" w:cs="Calibri"/>
-        </w:rPr>
-        <w:t>−</w:t>
-      </w:r>
-      <w:r>
-        <w:rPr>
-          <w:rFonts w:ascii="Arial" w:eastAsia="Arial" w:hAnsi="Arial" w:cs="Arial"/>
-        </w:rPr>
-        <w:t xml:space="preserve"> </w:t>
-      </w:r>
+        <w:numPr>
+          <w:ilvl w:val="0"/>
+          <w:numId w:val="2"/>
+        </w:numPr>
+        <w:spacing w:after="0" w:line="380" w:lineRule="auto"/>
+        <w:ind w:left="851" w:hanging="284"/>
+      </w:pPr>
       <w:r>
         <w:t>логин и пароль для авторизации</w:t>
       </w:r>
@@ -1936,6 +2247,7 @@
         <w:contextualSpacing/>
       </w:pPr>
       <w:r>
+        <w:lastRenderedPageBreak/>
         <w:t xml:space="preserve">Описание выходных документов представлено в таблице 1.6.1. </w:t>
       </w:r>
     </w:p>
@@ -2404,7 +2716,7 @@
                     <pic:cNvPicPr/>
                   </pic:nvPicPr>
                   <pic:blipFill>
-                    <a:blip r:embed="rId5">
+                    <a:blip r:embed="rId6">
                       <a:extLst>
                         <a:ext uri="{28A0092B-C50C-407E-A947-70E740481C1C}">
                           <a14:useLocalDpi xmlns:a14="http://schemas.microsoft.com/office/drawing/2010/main" val="0"/>
@@ -2477,7 +2789,7 @@
                     <pic:cNvPicPr/>
                   </pic:nvPicPr>
                   <pic:blipFill>
-                    <a:blip r:embed="rId6">
+                    <a:blip r:embed="rId7">
                       <a:extLst>
                         <a:ext uri="{28A0092B-C50C-407E-A947-70E740481C1C}">
                           <a14:useLocalDpi xmlns:a14="http://schemas.microsoft.com/office/drawing/2010/main" val="0"/>
@@ -5419,11 +5731,8 @@
     <w:qFormat/>
     <w:rsid w:val="0012108B"/>
     <w:pPr>
-      <w:numPr>
-        <w:numId w:val="2"/>
-      </w:numPr>
       <w:spacing w:after="0" w:line="358" w:lineRule="auto"/>
-      <w:ind w:hanging="850"/>
+      <w:ind w:left="1402" w:hanging="850"/>
       <w:outlineLvl w:val="0"/>
     </w:pPr>
   </w:style>
@@ -5906,4 +6215,16 @@
     </a:ext>
   </a:extLst>
 </a:theme>
+</file>
+
+<file path=customXml/item1.xml><?xml version="1.0" encoding="utf-8"?>
+<b:Sources xmlns:b="http://schemas.openxmlformats.org/officeDocument/2006/bibliography" xmlns="http://schemas.openxmlformats.org/officeDocument/2006/bibliography" SelectedStyle="\APASixthEditionOfficeOnline.xsl" StyleName="APA" Version="6"/>
+</file>
+
+<file path=customXml/itemProps1.xml><?xml version="1.0" encoding="utf-8"?>
+<ds:datastoreItem xmlns:ds="http://schemas.openxmlformats.org/officeDocument/2006/customXml" ds:itemID="{CA573347-374B-4813-9401-22DCC672B214}">
+  <ds:schemaRefs>
+    <ds:schemaRef ds:uri="http://schemas.openxmlformats.org/officeDocument/2006/bibliography"/>
+  </ds:schemaRefs>
+</ds:datastoreItem>
 </file>
--- a/ТЗ EldenWiki.docx
+++ b/ТЗ EldenWiki.docx
@@ -110,7 +110,13 @@
         <w:pStyle w:val="a4"/>
       </w:pPr>
       <w:r>
-        <w:t>Цель разработки — создание системы, обеспечивающей централизованное хранение и предоставление структурированной информации об игре, снижение трудозатрат игрока на поиск и анализ данных, автоматизацию построения и сохранения билдов, а также защиту справочных данных от несанкционированного изменения</w:t>
+        <w:t xml:space="preserve">Цель разработки </w:t>
+      </w:r>
+      <w:r>
+        <w:t>-</w:t>
+      </w:r>
+      <w:r>
+        <w:t xml:space="preserve"> создание системы, обеспечивающей централизованное хранение и предоставление структурированной информации об игре, снижение трудозатрат игрока на поиск и анализ данных, автоматизацию построения и сохранения билдов, а также защиту справочных данных от несанкционированного изменения</w:t>
       </w:r>
       <w:r>
         <w:t>.</w:t>
@@ -141,9 +147,6 @@
       <w:pPr>
         <w:spacing w:after="60" w:line="357" w:lineRule="auto"/>
         <w:ind w:left="562" w:right="3137"/>
-        <w:rPr>
-          <w:lang w:val="en-US"/>
-        </w:rPr>
       </w:pPr>
       <w:r>
         <w:t xml:space="preserve">1.2.1 Требования к интерфейсу (UI/UX) </w:t>
@@ -171,7 +174,15 @@
         <w:t>в</w:t>
       </w:r>
       <w:r>
-        <w:t>нешний вид и стиль интерфейса должны соответствовать тематике игры Elden Ring: тёмная цветовая гамма</w:t>
+        <w:t xml:space="preserve">нешний вид и стиль интерфейса должны соответствовать тематике игры </w:t>
+      </w:r>
+      <w:proofErr w:type="spellStart"/>
+      <w:r>
+        <w:t>Elden</w:t>
+      </w:r>
+      <w:proofErr w:type="spellEnd"/>
+      <w:r>
+        <w:t xml:space="preserve"> Ring: тёмная цветовая гамма</w:t>
       </w:r>
       <w:r>
         <w:t>, единообразие оформления всех страниц</w:t>
@@ -198,12 +209,7 @@
     </w:p>
     <w:p>
       <w:pPr>
-        <w:numPr>
-          <w:ilvl w:val="0"/>
-          <w:numId w:val="2"/>
-        </w:numPr>
-        <w:spacing w:after="0" w:line="380" w:lineRule="auto"/>
-        <w:ind w:left="1276" w:hanging="724"/>
+        <w:pStyle w:val="a"/>
       </w:pPr>
       <w:r>
         <w:lastRenderedPageBreak/>
@@ -213,7 +219,15 @@
         <w:t xml:space="preserve"> </w:t>
       </w:r>
       <w:r>
-        <w:t xml:space="preserve">а также быть совместимым с современными браузерами (Chrome, </w:t>
+        <w:t>а также быть совместимым с современными браузерами (</w:t>
+      </w:r>
+      <w:proofErr w:type="spellStart"/>
+      <w:r>
+        <w:t>Chrome</w:t>
+      </w:r>
+      <w:proofErr w:type="spellEnd"/>
+      <w:r>
+        <w:t xml:space="preserve">, </w:t>
       </w:r>
       <w:r>
         <w:t>Яндекс</w:t>
@@ -232,7 +246,7 @@
     </w:p>
     <w:p>
       <w:pPr>
-        <w:pStyle w:val="1"/>
+        <w:pStyle w:val="a"/>
       </w:pPr>
       <w:r>
         <w:t xml:space="preserve">экран авторизации содержит поля «Логин» и «Пароль», а также кнопки «Войти» и «Зарегистрироваться»; </w:t>
@@ -240,7 +254,7 @@
     </w:p>
     <w:p>
       <w:pPr>
-        <w:pStyle w:val="1"/>
+        <w:pStyle w:val="a"/>
       </w:pPr>
       <w:r>
         <w:t>профиль пользователя</w:t>
@@ -266,7 +280,7 @@
     </w:p>
     <w:p>
       <w:pPr>
-        <w:pStyle w:val="1"/>
+        <w:pStyle w:val="a"/>
       </w:pPr>
       <w:r>
         <w:t xml:space="preserve">основной раздел </w:t>
@@ -308,11 +322,16 @@
         <w:t>просмотра детальных карточек сущностей и их</w:t>
       </w:r>
       <w:r>
-        <w:t xml:space="preserve"> в</w:t>
+        <w:t xml:space="preserve"> </w:t>
+      </w:r>
+      <w:proofErr w:type="gramStart"/>
+      <w:r>
+        <w:t>в</w:t>
       </w:r>
       <w:r>
         <w:t>заимосвязей</w:t>
       </w:r>
+      <w:proofErr w:type="gramEnd"/>
       <w:r>
         <w:t xml:space="preserve"> а также</w:t>
       </w:r>
@@ -322,13 +341,19 @@
     </w:p>
     <w:p>
       <w:pPr>
-        <w:pStyle w:val="1"/>
+        <w:pStyle w:val="a"/>
       </w:pPr>
       <w:r>
         <w:t>основной раздел 2</w:t>
       </w:r>
       <w:r>
-        <w:t xml:space="preserve"> – конструктор билда: содержит конструктор билда с полями для ввода данных и кнопкой </w:t>
+        <w:t xml:space="preserve"> </w:t>
+      </w:r>
+      <w:r>
+        <w:t>-</w:t>
+      </w:r>
+      <w:r>
+        <w:t xml:space="preserve"> конструктор билда: содержит конструктор билда с полями для ввода данных и кнопкой </w:t>
       </w:r>
       <w:r>
         <w:t>«</w:t>
@@ -340,7 +365,15 @@
         <w:t>»</w:t>
       </w:r>
       <w:r>
-        <w:t xml:space="preserve"> и возможностью сгенерировать индивидуальный билд а также скачать его в виде файла</w:t>
+        <w:t xml:space="preserve"> и возможностью сгенерировать индивидуальный </w:t>
+      </w:r>
+      <w:proofErr w:type="gramStart"/>
+      <w:r>
+        <w:t>билд</w:t>
+      </w:r>
+      <w:proofErr w:type="gramEnd"/>
+      <w:r>
+        <w:t xml:space="preserve"> а также скачать его в виде файла</w:t>
       </w:r>
       <w:r>
         <w:t xml:space="preserve">; </w:t>
@@ -348,7 +381,7 @@
     </w:p>
     <w:p>
       <w:pPr>
-        <w:pStyle w:val="1"/>
+        <w:pStyle w:val="a"/>
       </w:pPr>
       <w:r>
         <w:t>раздел администрирования</w:t>
@@ -365,12 +398,7 @@
     </w:p>
     <w:p>
       <w:pPr>
-        <w:numPr>
-          <w:ilvl w:val="0"/>
-          <w:numId w:val="2"/>
-        </w:numPr>
-        <w:spacing w:after="0" w:line="358" w:lineRule="auto"/>
-        <w:ind w:hanging="850"/>
+        <w:pStyle w:val="a"/>
       </w:pPr>
       <w:r>
         <w:rPr>
@@ -386,14 +414,6 @@
       </w:r>
     </w:p>
     <w:p>
-      <w:pPr>
-        <w:numPr>
-          <w:ilvl w:val="0"/>
-          <w:numId w:val="2"/>
-        </w:numPr>
-        <w:spacing w:after="0" w:line="358" w:lineRule="auto"/>
-        <w:ind w:hanging="850"/>
-      </w:pPr>
       <w:r>
         <w:t xml:space="preserve">1.2.2 Требования к реализации </w:t>
       </w:r>
@@ -430,36 +450,106 @@
         </w:rPr>
         <w:t>t</w:t>
       </w:r>
-      <w:r>
-        <w:t>ml, css</w:t>
-      </w:r>
+      <w:proofErr w:type="spellStart"/>
+      <w:r>
+        <w:t>ml</w:t>
+      </w:r>
+      <w:proofErr w:type="spellEnd"/>
+      <w:r>
+        <w:t xml:space="preserve">, </w:t>
+      </w:r>
+      <w:proofErr w:type="spellStart"/>
+      <w:r>
+        <w:t>css</w:t>
+      </w:r>
+      <w:proofErr w:type="spellEnd"/>
       <w:r>
         <w:t>. Технологии и фреймворки:</w:t>
       </w:r>
       <w:r>
         <w:t xml:space="preserve"> </w:t>
       </w:r>
+      <w:proofErr w:type="spellStart"/>
       <w:r>
         <w:t>FastApi</w:t>
       </w:r>
+      <w:proofErr w:type="spellEnd"/>
       <w:r>
         <w:t xml:space="preserve">, </w:t>
       </w:r>
-      <w:r>
-        <w:t>Vue JS, Nuxt, Vuetify</w:t>
-      </w:r>
+      <w:proofErr w:type="spellStart"/>
+      <w:r>
+        <w:t>Vue</w:t>
+      </w:r>
+      <w:proofErr w:type="spellEnd"/>
+      <w:r>
+        <w:t xml:space="preserve"> JS, </w:t>
+      </w:r>
+      <w:proofErr w:type="spellStart"/>
+      <w:r>
+        <w:t>Nuxt</w:t>
+      </w:r>
+      <w:proofErr w:type="spellEnd"/>
       <w:r>
         <w:t xml:space="preserve">, </w:t>
       </w:r>
-      <w:r>
-        <w:t>Scikit-learn, Бустинг (табличные данные): XGBoost, LightGBM и CatBoost</w:t>
-      </w:r>
+      <w:proofErr w:type="spellStart"/>
+      <w:r>
+        <w:t>Vuetify</w:t>
+      </w:r>
+      <w:proofErr w:type="spellEnd"/>
       <w:r>
         <w:t xml:space="preserve">, </w:t>
       </w:r>
+      <w:proofErr w:type="spellStart"/>
+      <w:r>
+        <w:t>Scikit-learn</w:t>
+      </w:r>
+      <w:proofErr w:type="spellEnd"/>
+      <w:r>
+        <w:t xml:space="preserve">, </w:t>
+      </w:r>
+      <w:proofErr w:type="spellStart"/>
+      <w:r>
+        <w:t>Бустинг</w:t>
+      </w:r>
+      <w:proofErr w:type="spellEnd"/>
+      <w:r>
+        <w:t xml:space="preserve"> (табличные </w:t>
+      </w:r>
+      <w:r>
+        <w:lastRenderedPageBreak/>
+        <w:t xml:space="preserve">данные): </w:t>
+      </w:r>
+      <w:proofErr w:type="spellStart"/>
+      <w:r>
+        <w:t>XGBoost</w:t>
+      </w:r>
+      <w:proofErr w:type="spellEnd"/>
+      <w:r>
+        <w:t xml:space="preserve">, </w:t>
+      </w:r>
+      <w:proofErr w:type="spellStart"/>
+      <w:r>
+        <w:t>LightGBM</w:t>
+      </w:r>
+      <w:proofErr w:type="spellEnd"/>
+      <w:r>
+        <w:t xml:space="preserve"> и </w:t>
+      </w:r>
+      <w:proofErr w:type="spellStart"/>
+      <w:r>
+        <w:t>CatBoost</w:t>
+      </w:r>
+      <w:proofErr w:type="spellEnd"/>
+      <w:r>
+        <w:t xml:space="preserve">, </w:t>
+      </w:r>
+      <w:proofErr w:type="spellStart"/>
       <w:r>
         <w:t>docker</w:t>
       </w:r>
+      <w:proofErr w:type="spellEnd"/>
       <w:r>
         <w:t xml:space="preserve">. СУБД: </w:t>
       </w:r>
@@ -479,11 +569,79 @@
         <w:t xml:space="preserve">. Дополнительное ПО: </w:t>
       </w:r>
       <w:r>
-        <w:t xml:space="preserve">Node.js и npm, Git, Postman, DBeaver, MySQL Workbench, Docker Desktop, пакеты Python (Pandas, </w:t>
-      </w:r>
-      <w:r>
-        <w:lastRenderedPageBreak/>
-        <w:t>NumPy), средства модульного тестирования API (pytest) и UI-тестирования, Microsoft Office (для ведения документации)</w:t>
+        <w:t xml:space="preserve">Node.js и </w:t>
+      </w:r>
+      <w:proofErr w:type="spellStart"/>
+      <w:r>
+        <w:t>npm</w:t>
+      </w:r>
+      <w:proofErr w:type="spellEnd"/>
+      <w:r>
+        <w:t xml:space="preserve">, </w:t>
+      </w:r>
+      <w:proofErr w:type="spellStart"/>
+      <w:r>
+        <w:t>Git</w:t>
+      </w:r>
+      <w:proofErr w:type="spellEnd"/>
+      <w:r>
+        <w:t xml:space="preserve">, </w:t>
+      </w:r>
+      <w:proofErr w:type="spellStart"/>
+      <w:r>
+        <w:t>Postman</w:t>
+      </w:r>
+      <w:proofErr w:type="spellEnd"/>
+      <w:r>
+        <w:t xml:space="preserve">, </w:t>
+      </w:r>
+      <w:proofErr w:type="spellStart"/>
+      <w:r>
+        <w:t>DBeaver</w:t>
+      </w:r>
+      <w:proofErr w:type="spellEnd"/>
+      <w:r>
+        <w:t xml:space="preserve">, MySQL </w:t>
+      </w:r>
+      <w:proofErr w:type="spellStart"/>
+      <w:r>
+        <w:t>Workbench</w:t>
+      </w:r>
+      <w:proofErr w:type="spellEnd"/>
+      <w:r>
+        <w:t xml:space="preserve">, </w:t>
+      </w:r>
+      <w:proofErr w:type="spellStart"/>
+      <w:r>
+        <w:t>Docker</w:t>
+      </w:r>
+      <w:proofErr w:type="spellEnd"/>
+      <w:r>
+        <w:t xml:space="preserve"> Desktop, пакеты Python (</w:t>
+      </w:r>
+      <w:proofErr w:type="spellStart"/>
+      <w:r>
+        <w:t>Pandas</w:t>
+      </w:r>
+      <w:proofErr w:type="spellEnd"/>
+      <w:r>
+        <w:t xml:space="preserve">, </w:t>
+      </w:r>
+      <w:proofErr w:type="spellStart"/>
+      <w:r>
+        <w:t>NumPy</w:t>
+      </w:r>
+      <w:proofErr w:type="spellEnd"/>
+      <w:r>
+        <w:t>), средства модульного тестирования API (</w:t>
+      </w:r>
+      <w:proofErr w:type="spellStart"/>
+      <w:r>
+        <w:t>pytest</w:t>
+      </w:r>
+      <w:proofErr w:type="spellEnd"/>
+      <w:r>
+        <w:t>) и UI-тестирования, Microsoft Office (для ведения документации)</w:t>
       </w:r>
       <w:r>
         <w:t xml:space="preserve">. </w:t>
@@ -788,6 +946,7 @@
         <w:ind w:left="1276" w:hanging="724"/>
       </w:pPr>
       <w:r>
+        <w:lastRenderedPageBreak/>
         <w:t>добавлять новые сущности в систему;</w:t>
       </w:r>
     </w:p>
@@ -814,7 +973,6 @@
         <w:ind w:left="1276" w:hanging="724"/>
       </w:pPr>
       <w:r>
-        <w:lastRenderedPageBreak/>
         <w:t>проверять актуальность информации и исправлять неточности.</w:t>
       </w:r>
     </w:p>
@@ -1001,7 +1159,7 @@
           <w:ilvl w:val="1"/>
           <w:numId w:val="3"/>
         </w:numPr>
-        <w:spacing w:after="132"/>
+        <w:spacing w:after="132" w:line="360" w:lineRule="auto"/>
         <w:ind w:hanging="420"/>
       </w:pPr>
       <w:r>
@@ -1010,7 +1168,7 @@
     </w:p>
     <w:p>
       <w:pPr>
-        <w:spacing w:after="136"/>
+        <w:spacing w:after="136" w:line="360" w:lineRule="auto"/>
         <w:ind w:left="562"/>
       </w:pPr>
       <w:r>
@@ -1019,10 +1177,21 @@
     </w:p>
     <w:p>
       <w:pPr>
-        <w:spacing w:after="0"/>
-        <w:ind w:left="937"/>
-      </w:pPr>
-      <w:r>
+        <w:spacing w:after="160" w:line="278" w:lineRule="auto"/>
+        <w:ind w:left="0" w:firstLine="0"/>
+        <w:jc w:val="left"/>
+      </w:pPr>
+      <w:r>
+        <w:br w:type="page"/>
+      </w:r>
+    </w:p>
+    <w:p>
+      <w:pPr>
+        <w:spacing w:after="0" w:line="360" w:lineRule="auto"/>
+        <w:ind w:left="935" w:hanging="11"/>
+      </w:pPr>
+      <w:r>
+        <w:lastRenderedPageBreak/>
         <w:t xml:space="preserve">Таблица 1.4.1 – Стадии и этапы разработки </w:t>
       </w:r>
     </w:p>
@@ -1214,7 +1383,7 @@
           </w:tcPr>
           <w:p>
             <w:pPr>
-              <w:pStyle w:val="a7"/>
+              <w:pStyle w:val="a8"/>
             </w:pPr>
             <w:r>
               <w:t>Анализ предметной области и проектирование</w:t>
@@ -1234,7 +1403,7 @@
           </w:tcPr>
           <w:p>
             <w:pPr>
-              <w:pStyle w:val="a7"/>
+              <w:pStyle w:val="a8"/>
             </w:pPr>
             <w:r>
               <w:t>09.09</w:t>
@@ -1260,7 +1429,7 @@
           </w:tcPr>
           <w:p>
             <w:pPr>
-              <w:pStyle w:val="a7"/>
+              <w:pStyle w:val="a8"/>
             </w:pPr>
             <w:r>
               <w:t>Описание предметной области, входные и выходные данные, документы</w:t>
@@ -1285,10 +1454,18 @@
           </w:tcPr>
           <w:p>
             <w:pPr>
-              <w:pStyle w:val="a7"/>
+              <w:pStyle w:val="a8"/>
             </w:pPr>
             <w:r>
-              <w:t>Разработка макета интерфейса (Wireframe)</w:t>
+              <w:t>Разработка макета интерфейса (</w:t>
+            </w:r>
+            <w:proofErr w:type="spellStart"/>
+            <w:r>
+              <w:t>Wireframe</w:t>
+            </w:r>
+            <w:proofErr w:type="spellEnd"/>
+            <w:r>
+              <w:t>)</w:t>
             </w:r>
           </w:p>
         </w:tc>
@@ -1305,7 +1482,7 @@
           </w:tcPr>
           <w:p>
             <w:pPr>
-              <w:pStyle w:val="a7"/>
+              <w:pStyle w:val="a8"/>
             </w:pPr>
             <w:r>
               <w:t>10.09</w:t>
@@ -1331,10 +1508,15 @@
           </w:tcPr>
           <w:p>
             <w:pPr>
-              <w:pStyle w:val="a7"/>
+              <w:pStyle w:val="a8"/>
             </w:pPr>
-            <w:r>
-              <w:t>Wireframe-макеты ключевых экранов</w:t>
+            <w:proofErr w:type="spellStart"/>
+            <w:r>
+              <w:t>Wireframe</w:t>
+            </w:r>
+            <w:proofErr w:type="spellEnd"/>
+            <w:r>
+              <w:t>-макеты ключевых экранов</w:t>
             </w:r>
           </w:p>
         </w:tc>
@@ -1356,7 +1538,7 @@
           </w:tcPr>
           <w:p>
             <w:pPr>
-              <w:pStyle w:val="a7"/>
+              <w:pStyle w:val="a8"/>
             </w:pPr>
             <w:r>
               <w:t>Разработка технического задания</w:t>
@@ -1376,7 +1558,7 @@
           </w:tcPr>
           <w:p>
             <w:pPr>
-              <w:pStyle w:val="a7"/>
+              <w:pStyle w:val="a8"/>
             </w:pPr>
             <w:r>
               <w:t>22.09</w:t>
@@ -1402,117 +1584,10 @@
           </w:tcPr>
           <w:p>
             <w:pPr>
-              <w:pStyle w:val="a7"/>
+              <w:pStyle w:val="a8"/>
             </w:pPr>
             <w:r>
               <w:t>Техническое задание</w:t>
-            </w:r>
-          </w:p>
-        </w:tc>
-      </w:tr>
-    </w:tbl>
-    <w:p>
-      <w:r>
-        <w:lastRenderedPageBreak/>
-        <w:t>Продолжение таблицы 1.4.1</w:t>
-      </w:r>
-    </w:p>
-    <w:tbl>
-      <w:tblPr>
-        <w:tblStyle w:val="TableGrid"/>
-        <w:tblW w:w="8986" w:type="dxa"/>
-        <w:tblInd w:w="365" w:type="dxa"/>
-        <w:tblCellMar>
-          <w:top w:w="19" w:type="dxa"/>
-          <w:left w:w="115" w:type="dxa"/>
-          <w:right w:w="115" w:type="dxa"/>
-        </w:tblCellMar>
-        <w:tblLook w:val="04A0" w:firstRow="1" w:lastRow="0" w:firstColumn="1" w:lastColumn="0" w:noHBand="0" w:noVBand="1"/>
-      </w:tblPr>
-      <w:tblGrid>
-        <w:gridCol w:w="3466"/>
-        <w:gridCol w:w="1838"/>
-        <w:gridCol w:w="3682"/>
-      </w:tblGrid>
-      <w:tr>
-        <w:trPr>
-          <w:trHeight w:val="397"/>
-        </w:trPr>
-        <w:tc>
-          <w:tcPr>
-            <w:tcW w:w="3466" w:type="dxa"/>
-            <w:tcBorders>
-              <w:top w:val="single" w:sz="4" w:space="0" w:color="000000"/>
-              <w:left w:val="single" w:sz="4" w:space="0" w:color="000000"/>
-              <w:bottom w:val="single" w:sz="4" w:space="0" w:color="000000"/>
-              <w:right w:val="single" w:sz="4" w:space="0" w:color="000000"/>
-            </w:tcBorders>
-            <w:vAlign w:val="center"/>
-          </w:tcPr>
-          <w:p>
-            <w:pPr>
-              <w:pStyle w:val="a7"/>
-              <w:rPr>
-                <w:lang w:val="en-US"/>
-              </w:rPr>
-            </w:pPr>
-            <w:r>
-              <w:rPr>
-                <w:lang w:val="en-US"/>
-              </w:rPr>
-              <w:t>1</w:t>
-            </w:r>
-          </w:p>
-        </w:tc>
-        <w:tc>
-          <w:tcPr>
-            <w:tcW w:w="1838" w:type="dxa"/>
-            <w:tcBorders>
-              <w:top w:val="single" w:sz="4" w:space="0" w:color="000000"/>
-              <w:left w:val="single" w:sz="4" w:space="0" w:color="000000"/>
-              <w:bottom w:val="single" w:sz="4" w:space="0" w:color="000000"/>
-              <w:right w:val="single" w:sz="4" w:space="0" w:color="000000"/>
-            </w:tcBorders>
-            <w:vAlign w:val="center"/>
-          </w:tcPr>
-          <w:p>
-            <w:pPr>
-              <w:pStyle w:val="a7"/>
-              <w:rPr>
-                <w:lang w:val="en-US"/>
-              </w:rPr>
-            </w:pPr>
-            <w:r>
-              <w:rPr>
-                <w:lang w:val="en-US"/>
-              </w:rPr>
-              <w:t>2</w:t>
-            </w:r>
-          </w:p>
-        </w:tc>
-        <w:tc>
-          <w:tcPr>
-            <w:tcW w:w="3682" w:type="dxa"/>
-            <w:tcBorders>
-              <w:top w:val="single" w:sz="4" w:space="0" w:color="000000"/>
-              <w:left w:val="single" w:sz="4" w:space="0" w:color="000000"/>
-              <w:bottom w:val="single" w:sz="4" w:space="0" w:color="000000"/>
-              <w:right w:val="single" w:sz="4" w:space="0" w:color="000000"/>
-            </w:tcBorders>
-            <w:vAlign w:val="center"/>
-          </w:tcPr>
-          <w:p>
-            <w:pPr>
-              <w:pStyle w:val="a7"/>
-              <w:rPr>
-                <w:lang w:val="en-US"/>
-              </w:rPr>
-            </w:pPr>
-            <w:r>
-              <w:rPr>
-                <w:lang w:val="en-US"/>
-              </w:rPr>
-              <w:t>3</w:t>
             </w:r>
           </w:p>
         </w:tc>
@@ -1534,7 +1609,7 @@
           </w:tcPr>
           <w:p>
             <w:pPr>
-              <w:pStyle w:val="a7"/>
+              <w:pStyle w:val="a8"/>
             </w:pPr>
             <w:r>
               <w:t>Проектирование базы данных и её структуры</w:t>
@@ -1554,7 +1629,7 @@
           </w:tcPr>
           <w:p>
             <w:pPr>
-              <w:pStyle w:val="a7"/>
+              <w:pStyle w:val="a8"/>
             </w:pPr>
             <w:r>
               <w:t>01.10</w:t>
@@ -1586,7 +1661,7 @@
           </w:tcPr>
           <w:p>
             <w:pPr>
-              <w:pStyle w:val="a7"/>
+              <w:pStyle w:val="a8"/>
             </w:pPr>
             <w:r>
               <w:t>Схема базы данных, структура таблиц</w:t>
@@ -1611,7 +1686,7 @@
           </w:tcPr>
           <w:p>
             <w:pPr>
-              <w:pStyle w:val="a7"/>
+              <w:pStyle w:val="a8"/>
             </w:pPr>
             <w:r>
               <w:t>Выбор и обучение модели машинного обучения</w:t>
@@ -1631,7 +1706,7 @@
           </w:tcPr>
           <w:p>
             <w:pPr>
-              <w:pStyle w:val="a7"/>
+              <w:pStyle w:val="a8"/>
             </w:pPr>
             <w:r>
               <w:t>05.10-08.10</w:t>
@@ -1651,7 +1726,7 @@
           </w:tcPr>
           <w:p>
             <w:pPr>
-              <w:pStyle w:val="a7"/>
+              <w:pStyle w:val="a8"/>
             </w:pPr>
             <w:r>
               <w:t xml:space="preserve">Обученная модель </w:t>
@@ -1679,7 +1754,7 @@
           </w:tcPr>
           <w:p>
             <w:pPr>
-              <w:pStyle w:val="a7"/>
+              <w:pStyle w:val="a8"/>
             </w:pPr>
             <w:r>
               <w:t>Разработка серверной части и контейнеризация</w:t>
@@ -1699,7 +1774,7 @@
           </w:tcPr>
           <w:p>
             <w:pPr>
-              <w:pStyle w:val="a7"/>
+              <w:pStyle w:val="a8"/>
             </w:pPr>
             <w:r>
               <w:t>0</w:t>
@@ -1725,10 +1800,18 @@
           </w:tcPr>
           <w:p>
             <w:pPr>
-              <w:pStyle w:val="a7"/>
+              <w:pStyle w:val="a8"/>
             </w:pPr>
             <w:r>
-              <w:t>Серверная часть API, Docker-конфигурация</w:t>
+              <w:t xml:space="preserve">Серверная часть API, </w:t>
+            </w:r>
+            <w:proofErr w:type="spellStart"/>
+            <w:r>
+              <w:t>Docker</w:t>
+            </w:r>
+            <w:proofErr w:type="spellEnd"/>
+            <w:r>
+              <w:t>-конфигурация</w:t>
             </w:r>
           </w:p>
         </w:tc>
@@ -1750,7 +1833,7 @@
           </w:tcPr>
           <w:p>
             <w:pPr>
-              <w:pStyle w:val="a7"/>
+              <w:pStyle w:val="a8"/>
             </w:pPr>
             <w:r>
               <w:t>Разработка клиентского приложения</w:t>
@@ -1770,7 +1853,7 @@
           </w:tcPr>
           <w:p>
             <w:pPr>
-              <w:pStyle w:val="a7"/>
+              <w:pStyle w:val="a8"/>
             </w:pPr>
             <w:r>
               <w:t>15.10–25.10</w:t>
@@ -1790,7 +1873,7 @@
           </w:tcPr>
           <w:p>
             <w:pPr>
-              <w:pStyle w:val="a7"/>
+              <w:pStyle w:val="a8"/>
             </w:pPr>
             <w:r>
               <w:t>Клиентское приложение</w:t>
@@ -1815,7 +1898,7 @@
           </w:tcPr>
           <w:p>
             <w:pPr>
-              <w:pStyle w:val="a7"/>
+              <w:pStyle w:val="a8"/>
             </w:pPr>
             <w:r>
               <w:t>Разработка модульной схемы</w:t>
@@ -1835,7 +1918,7 @@
           </w:tcPr>
           <w:p>
             <w:pPr>
-              <w:pStyle w:val="a7"/>
+              <w:pStyle w:val="a8"/>
             </w:pPr>
             <w:r>
               <w:t>25.10–02.11</w:t>
@@ -1855,7 +1938,7 @@
           </w:tcPr>
           <w:p>
             <w:pPr>
-              <w:pStyle w:val="a7"/>
+              <w:pStyle w:val="a8"/>
             </w:pPr>
             <w:r>
               <w:t>Модульная схема системы</w:t>
@@ -1880,7 +1963,7 @@
           </w:tcPr>
           <w:p>
             <w:pPr>
-              <w:pStyle w:val="a7"/>
+              <w:pStyle w:val="a8"/>
             </w:pPr>
             <w:r>
               <w:t>Тестирование системы</w:t>
@@ -1900,7 +1983,7 @@
           </w:tcPr>
           <w:p>
             <w:pPr>
-              <w:pStyle w:val="a7"/>
+              <w:pStyle w:val="a8"/>
             </w:pPr>
             <w:r>
               <w:t>02.11–11.11</w:t>
@@ -1920,7 +2003,7 @@
           </w:tcPr>
           <w:p>
             <w:pPr>
-              <w:pStyle w:val="a7"/>
+              <w:pStyle w:val="a8"/>
             </w:pPr>
             <w:r>
               <w:t>Протокол тестирования</w:t>
@@ -1945,7 +2028,7 @@
           </w:tcPr>
           <w:p>
             <w:pPr>
-              <w:pStyle w:val="a7"/>
+              <w:pStyle w:val="a8"/>
             </w:pPr>
             <w:r>
               <w:t>Разработка руководства пользователя</w:t>
@@ -1965,7 +2048,7 @@
           </w:tcPr>
           <w:p>
             <w:pPr>
-              <w:pStyle w:val="a7"/>
+              <w:pStyle w:val="a8"/>
             </w:pPr>
             <w:r>
               <w:t>11.11–17.11</w:t>
@@ -1985,7 +2068,7 @@
           </w:tcPr>
           <w:p>
             <w:pPr>
-              <w:pStyle w:val="a7"/>
+              <w:pStyle w:val="a8"/>
             </w:pPr>
             <w:r>
               <w:t>Руководство пользователя</w:t>
@@ -2010,7 +2093,7 @@
           </w:tcPr>
           <w:p>
             <w:pPr>
-              <w:pStyle w:val="a7"/>
+              <w:pStyle w:val="a8"/>
             </w:pPr>
             <w:r>
               <w:t>Подготовка презентации работы</w:t>
@@ -2030,7 +2113,7 @@
           </w:tcPr>
           <w:p>
             <w:pPr>
-              <w:pStyle w:val="a7"/>
+              <w:pStyle w:val="a8"/>
             </w:pPr>
             <w:r>
               <w:t>17.11–24.11</w:t>
@@ -2050,7 +2133,7 @@
           </w:tcPr>
           <w:p>
             <w:pPr>
-              <w:pStyle w:val="a7"/>
+              <w:pStyle w:val="a8"/>
             </w:pPr>
             <w:r>
               <w:t>Презентация работы</w:t>
@@ -2075,7 +2158,7 @@
           </w:tcPr>
           <w:p>
             <w:pPr>
-              <w:pStyle w:val="a7"/>
+              <w:pStyle w:val="a8"/>
             </w:pPr>
             <w:r>
               <w:t>Оформление отчёта по производственной практике</w:t>
@@ -2095,7 +2178,7 @@
           </w:tcPr>
           <w:p>
             <w:pPr>
-              <w:pStyle w:val="a7"/>
+              <w:pStyle w:val="a8"/>
             </w:pPr>
             <w:r>
               <w:t>24.11–26.11</w:t>
@@ -2115,7 +2198,7 @@
           </w:tcPr>
           <w:p>
             <w:pPr>
-              <w:pStyle w:val="a7"/>
+              <w:pStyle w:val="a8"/>
             </w:pPr>
             <w:r>
               <w:t>Отчёт по ПП</w:t>
@@ -2174,10 +2257,8 @@
         <w:ind w:left="851" w:hanging="284"/>
       </w:pPr>
       <w:r>
-        <w:t>список предметов;</w:t>
-      </w:r>
-      <w:r>
-        <w:t xml:space="preserve"> </w:t>
+        <w:lastRenderedPageBreak/>
+        <w:t xml:space="preserve">список предметов; </w:t>
       </w:r>
     </w:p>
     <w:p>
@@ -2247,18 +2328,7 @@
         <w:contextualSpacing/>
       </w:pPr>
       <w:r>
-        <w:lastRenderedPageBreak/>
         <w:t xml:space="preserve">Описание выходных документов представлено в таблице 1.6.1. </w:t>
-      </w:r>
-    </w:p>
-    <w:p>
-      <w:pPr>
-        <w:spacing w:after="160" w:line="278" w:lineRule="auto"/>
-        <w:ind w:left="0" w:firstLine="0"/>
-        <w:jc w:val="left"/>
-      </w:pPr>
-      <w:r>
-        <w:br w:type="page"/>
       </w:r>
     </w:p>
     <w:p>
@@ -2268,7 +2338,6 @@
         <w:contextualSpacing/>
       </w:pPr>
       <w:r>
-        <w:lastRenderedPageBreak/>
         <w:t xml:space="preserve">Таблица 1.6.1 – Описание выходных документов </w:t>
       </w:r>
     </w:p>
@@ -2522,7 +2591,7 @@
           </w:tcPr>
           <w:p>
             <w:pPr>
-              <w:pStyle w:val="a7"/>
+              <w:pStyle w:val="a8"/>
             </w:pPr>
             <w:r>
               <w:t>Карточка предмета</w:t>
@@ -2542,7 +2611,7 @@
           </w:tcPr>
           <w:p>
             <w:pPr>
-              <w:pStyle w:val="a7"/>
+              <w:pStyle w:val="a8"/>
             </w:pPr>
             <w:r>
               <w:t>По запросу пользователя</w:t>
@@ -2562,7 +2631,7 @@
           </w:tcPr>
           <w:p>
             <w:pPr>
-              <w:pStyle w:val="a7"/>
+              <w:pStyle w:val="a8"/>
             </w:pPr>
             <w:r>
               <w:t>1</w:t>
@@ -2582,7 +2651,7 @@
           </w:tcPr>
           <w:p>
             <w:pPr>
-              <w:pStyle w:val="a7"/>
+              <w:pStyle w:val="a8"/>
             </w:pPr>
             <w:r>
               <w:t>Пользователю</w:t>
@@ -2607,7 +2676,7 @@
           </w:tcPr>
           <w:p>
             <w:pPr>
-              <w:pStyle w:val="a7"/>
+              <w:pStyle w:val="a8"/>
             </w:pPr>
             <w:r>
               <w:t>Итоговая конфигурация билда</w:t>
@@ -2627,7 +2696,7 @@
           </w:tcPr>
           <w:p>
             <w:pPr>
-              <w:pStyle w:val="a7"/>
+              <w:pStyle w:val="a8"/>
             </w:pPr>
             <w:r>
               <w:t>По запросу пользователя</w:t>
@@ -2647,7 +2716,7 @@
           </w:tcPr>
           <w:p>
             <w:pPr>
-              <w:pStyle w:val="a7"/>
+              <w:pStyle w:val="a8"/>
             </w:pPr>
             <w:r>
               <w:t>1</w:t>
@@ -2667,7 +2736,7 @@
           </w:tcPr>
           <w:p>
             <w:pPr>
-              <w:pStyle w:val="a7"/>
+              <w:pStyle w:val="a8"/>
             </w:pPr>
             <w:r>
               <w:t>Пользователю</w:t>
@@ -2751,7 +2820,7 @@
       </w:pPr>
       <w:r>
         <w:rPr>
-          <w:rStyle w:val="aa"/>
+          <w:rStyle w:val="ab"/>
         </w:rPr>
         <w:t xml:space="preserve">Рисунок 1.6.2 – Шаблон выходного документа – </w:t>
       </w:r>
@@ -2765,7 +2834,7 @@
         <w:ind w:left="0" w:right="335" w:firstLine="0"/>
         <w:jc w:val="center"/>
         <w:rPr>
-          <w:rStyle w:val="aa"/>
+          <w:rStyle w:val="ab"/>
         </w:rPr>
       </w:pPr>
       <w:r>
@@ -2827,7 +2896,7 @@
       </w:r>
       <w:r>
         <w:rPr>
-          <w:rStyle w:val="aa"/>
+          <w:rStyle w:val="ab"/>
         </w:rPr>
         <w:t xml:space="preserve">Рисунок 1.6.2 – Шаблон выходного документа – </w:t>
       </w:r>
@@ -3386,8 +3455,8 @@
   <w:abstractNum w:abstractNumId="3" w15:restartNumberingAfterBreak="0">
     <w:nsid w:val="2DCC2E37"/>
     <w:multiLevelType w:val="hybridMultilevel"/>
-    <w:tmpl w:val="5F6E6108"/>
-    <w:lvl w:ilvl="0" w:tplc="01E615B6">
+    <w:tmpl w:val="37089F90"/>
+    <w:lvl w:ilvl="0" w:tplc="E8B87468">
       <w:start w:val="1"/>
       <w:numFmt w:val="bullet"/>
       <w:pStyle w:val="a"/>
@@ -5810,11 +5879,11 @@
       <w:contextualSpacing/>
     </w:pPr>
   </w:style>
-  <w:style w:type="paragraph" w:styleId="a">
+  <w:style w:type="paragraph" w:styleId="a6">
     <w:name w:val="Title"/>
     <w:basedOn w:val="a0"/>
     <w:next w:val="a0"/>
-    <w:link w:val="a6"/>
+    <w:link w:val="a7"/>
     <w:uiPriority w:val="10"/>
     <w:qFormat/>
     <w:rsid w:val="00C22C8D"/>
@@ -5825,10 +5894,10 @@
       <w:ind w:hanging="850"/>
     </w:pPr>
   </w:style>
-  <w:style w:type="character" w:customStyle="1" w:styleId="a6">
+  <w:style w:type="character" w:customStyle="1" w:styleId="a7">
     <w:name w:val="Заголовок Знак"/>
     <w:basedOn w:val="a1"/>
-    <w:link w:val="a"/>
+    <w:link w:val="a6"/>
     <w:uiPriority w:val="10"/>
     <w:rsid w:val="00C22C8D"/>
     <w:rPr>
@@ -5853,12 +5922,12 @@
       <w14:ligatures w14:val="none"/>
     </w:rPr>
   </w:style>
-  <w:style w:type="paragraph" w:styleId="a7">
+  <w:style w:type="paragraph" w:styleId="a8">
     <w:name w:val="Subtitle"/>
     <w:aliases w:val="ячейка"/>
     <w:basedOn w:val="a0"/>
     <w:next w:val="a0"/>
-    <w:link w:val="a8"/>
+    <w:link w:val="a9"/>
     <w:uiPriority w:val="11"/>
     <w:qFormat/>
     <w:rsid w:val="00894338"/>
@@ -5871,11 +5940,11 @@
       <w:sz w:val="26"/>
     </w:rPr>
   </w:style>
-  <w:style w:type="character" w:customStyle="1" w:styleId="a8">
+  <w:style w:type="character" w:customStyle="1" w:styleId="a9">
     <w:name w:val="Подзаголовок Знак"/>
     <w:aliases w:val="ячейка Знак"/>
     <w:basedOn w:val="a1"/>
-    <w:link w:val="a7"/>
+    <w:link w:val="a8"/>
     <w:uiPriority w:val="11"/>
     <w:rsid w:val="00894338"/>
     <w:rPr>
@@ -5884,7 +5953,7 @@
       <w:sz w:val="26"/>
     </w:rPr>
   </w:style>
-  <w:style w:type="character" w:styleId="a9">
+  <w:style w:type="character" w:styleId="aa">
     <w:name w:val="Subtle Emphasis"/>
     <w:uiPriority w:val="19"/>
     <w:qFormat/>
@@ -5893,11 +5962,36 @@
       <w:rFonts w:ascii="Calibri" w:eastAsia="Calibri" w:hAnsi="Calibri" w:cs="Calibri"/>
     </w:rPr>
   </w:style>
-  <w:style w:type="character" w:styleId="aa">
+  <w:style w:type="character" w:styleId="ab">
     <w:name w:val="Emphasis"/>
     <w:uiPriority w:val="20"/>
     <w:qFormat/>
     <w:rsid w:val="00577145"/>
+  </w:style>
+  <w:style w:type="paragraph" w:customStyle="1" w:styleId="a">
+    <w:name w:val="маркерованый список"/>
+    <w:basedOn w:val="a0"/>
+    <w:link w:val="ac"/>
+    <w:qFormat/>
+    <w:rsid w:val="00BC0F11"/>
+    <w:pPr>
+      <w:numPr>
+        <w:numId w:val="2"/>
+      </w:numPr>
+      <w:spacing w:after="0" w:line="380" w:lineRule="auto"/>
+      <w:ind w:left="1276" w:hanging="724"/>
+    </w:pPr>
+  </w:style>
+  <w:style w:type="character" w:customStyle="1" w:styleId="ac">
+    <w:name w:val="маркерованый список Знак"/>
+    <w:basedOn w:val="a1"/>
+    <w:link w:val="a"/>
+    <w:rsid w:val="00BC0F11"/>
+    <w:rPr>
+      <w:rFonts w:ascii="Times New Roman" w:eastAsia="Times New Roman" w:hAnsi="Times New Roman" w:cs="Times New Roman"/>
+      <w:color w:val="000000"/>
+      <w:sz w:val="28"/>
+    </w:rPr>
   </w:style>
 </w:styles>
 </file>

--- a/ТЗ EldenWiki.docx
+++ b/ТЗ EldenWiki.docx
@@ -322,33 +322,28 @@
         <w:t>просмотра детальных карточек сущностей и их</w:t>
       </w:r>
       <w:r>
+        <w:t xml:space="preserve"> в</w:t>
+      </w:r>
+      <w:r>
+        <w:t>заимосвязей</w:t>
+      </w:r>
+      <w:r>
+        <w:t xml:space="preserve"> а также</w:t>
+      </w:r>
+      <w:r>
+        <w:t xml:space="preserve"> изучения тактик прохождения боссов;</w:t>
+      </w:r>
+    </w:p>
+    <w:p>
+      <w:pPr>
+        <w:pStyle w:val="a"/>
+      </w:pPr>
+      <w:r>
+        <w:t>основной раздел 2</w:t>
+      </w:r>
+      <w:r>
         <w:t xml:space="preserve"> </w:t>
       </w:r>
-      <w:proofErr w:type="gramStart"/>
-      <w:r>
-        <w:t>в</w:t>
-      </w:r>
-      <w:r>
-        <w:t>заимосвязей</w:t>
-      </w:r>
-      <w:proofErr w:type="gramEnd"/>
-      <w:r>
-        <w:t xml:space="preserve"> а также</w:t>
-      </w:r>
-      <w:r>
-        <w:t xml:space="preserve"> изучения тактик прохождения боссов;</w:t>
-      </w:r>
-    </w:p>
-    <w:p>
-      <w:pPr>
-        <w:pStyle w:val="a"/>
-      </w:pPr>
-      <w:r>
-        <w:t>основной раздел 2</w:t>
-      </w:r>
-      <w:r>
-        <w:t xml:space="preserve"> </w:t>
-      </w:r>
       <w:r>
         <w:t>-</w:t>
       </w:r>
@@ -365,15 +360,7 @@
         <w:t>»</w:t>
       </w:r>
       <w:r>
-        <w:t xml:space="preserve"> и возможностью сгенерировать индивидуальный </w:t>
-      </w:r>
-      <w:proofErr w:type="gramStart"/>
-      <w:r>
-        <w:t>билд</w:t>
-      </w:r>
-      <w:proofErr w:type="gramEnd"/>
-      <w:r>
-        <w:t xml:space="preserve"> а также скачать его в виде файла</w:t>
+        <w:t xml:space="preserve"> и возможностью сгенерировать индивидуальный билд а также скачать его в виде файла</w:t>
       </w:r>
       <w:r>
         <w:t xml:space="preserve">; </w:t>
@@ -1291,7 +1278,7 @@
       </w:tr>
       <w:tr>
         <w:trPr>
-          <w:trHeight w:val="456"/>
+          <w:trHeight w:val="907"/>
         </w:trPr>
         <w:tc>
           <w:tcPr>
@@ -1302,18 +1289,14 @@
               <w:bottom w:val="single" w:sz="4" w:space="0" w:color="000000"/>
               <w:right w:val="single" w:sz="4" w:space="0" w:color="000000"/>
             </w:tcBorders>
+            <w:vAlign w:val="center"/>
           </w:tcPr>
           <w:p>
             <w:pPr>
-              <w:spacing w:after="0"/>
-              <w:ind w:left="2" w:firstLine="0"/>
-              <w:jc w:val="center"/>
+              <w:pStyle w:val="a8"/>
             </w:pPr>
             <w:r>
-              <w:rPr>
-                <w:sz w:val="26"/>
-              </w:rPr>
-              <w:t xml:space="preserve">1 </w:t>
+              <w:t>Анализ предметной области и проектирование</w:t>
             </w:r>
           </w:p>
         </w:tc>
@@ -1326,18 +1309,20 @@
               <w:bottom w:val="single" w:sz="4" w:space="0" w:color="000000"/>
               <w:right w:val="single" w:sz="4" w:space="0" w:color="000000"/>
             </w:tcBorders>
+            <w:vAlign w:val="center"/>
           </w:tcPr>
           <w:p>
             <w:pPr>
-              <w:spacing w:after="0"/>
-              <w:ind w:left="0" w:right="2" w:firstLine="0"/>
-              <w:jc w:val="center"/>
+              <w:pStyle w:val="a8"/>
             </w:pPr>
             <w:r>
-              <w:rPr>
-                <w:sz w:val="26"/>
-              </w:rPr>
-              <w:t xml:space="preserve">2 </w:t>
+              <w:t>09.09</w:t>
+            </w:r>
+            <w:r>
+              <w:t>-</w:t>
+            </w:r>
+            <w:r>
+              <w:t>10.09</w:t>
             </w:r>
           </w:p>
         </w:tc>
@@ -1350,18 +1335,14 @@
               <w:bottom w:val="single" w:sz="4" w:space="0" w:color="000000"/>
               <w:right w:val="single" w:sz="4" w:space="0" w:color="000000"/>
             </w:tcBorders>
+            <w:vAlign w:val="center"/>
           </w:tcPr>
           <w:p>
             <w:pPr>
-              <w:spacing w:after="0"/>
-              <w:ind w:left="3" w:firstLine="0"/>
-              <w:jc w:val="center"/>
+              <w:pStyle w:val="a8"/>
             </w:pPr>
             <w:r>
-              <w:rPr>
-                <w:sz w:val="26"/>
-              </w:rPr>
-              <w:t xml:space="preserve">3 </w:t>
+              <w:t>Описание предметной области, входные и выходные данные, документы</w:t>
             </w:r>
           </w:p>
         </w:tc>
@@ -1386,7 +1367,15 @@
               <w:pStyle w:val="a8"/>
             </w:pPr>
             <w:r>
-              <w:t>Анализ предметной области и проектирование</w:t>
+              <w:t>Разработка макета интерфейса (</w:t>
+            </w:r>
+            <w:proofErr w:type="spellStart"/>
+            <w:r>
+              <w:t>Wireframe</w:t>
+            </w:r>
+            <w:proofErr w:type="spellEnd"/>
+            <w:r>
+              <w:t>)</w:t>
             </w:r>
           </w:p>
         </w:tc>
@@ -1406,13 +1395,13 @@
               <w:pStyle w:val="a8"/>
             </w:pPr>
             <w:r>
-              <w:t>09.09</w:t>
+              <w:t>10.09</w:t>
             </w:r>
             <w:r>
               <w:t>-</w:t>
             </w:r>
             <w:r>
-              <w:t>10.09</w:t>
+              <w:t>22.09</w:t>
             </w:r>
           </w:p>
         </w:tc>
@@ -1431,8 +1420,13 @@
             <w:pPr>
               <w:pStyle w:val="a8"/>
             </w:pPr>
-            <w:r>
-              <w:t>Описание предметной области, входные и выходные данные, документы</w:t>
+            <w:proofErr w:type="spellStart"/>
+            <w:r>
+              <w:t>Wireframe</w:t>
+            </w:r>
+            <w:proofErr w:type="spellEnd"/>
+            <w:r>
+              <w:t>-макеты ключевых экранов</w:t>
             </w:r>
           </w:p>
         </w:tc>
@@ -1457,15 +1451,7 @@
               <w:pStyle w:val="a8"/>
             </w:pPr>
             <w:r>
-              <w:t>Разработка макета интерфейса (</w:t>
-            </w:r>
-            <w:proofErr w:type="spellStart"/>
-            <w:r>
-              <w:t>Wireframe</w:t>
-            </w:r>
-            <w:proofErr w:type="spellEnd"/>
-            <w:r>
-              <w:t>)</w:t>
+              <w:t>Разработка технического задания</w:t>
             </w:r>
           </w:p>
         </w:tc>
@@ -1485,13 +1471,13 @@
               <w:pStyle w:val="a8"/>
             </w:pPr>
             <w:r>
-              <w:t>10.09</w:t>
+              <w:t>22.09</w:t>
             </w:r>
             <w:r>
               <w:t>-</w:t>
             </w:r>
             <w:r>
-              <w:t>22.09</w:t>
+              <w:t>01.10</w:t>
             </w:r>
           </w:p>
         </w:tc>
@@ -1510,13 +1496,8 @@
             <w:pPr>
               <w:pStyle w:val="a8"/>
             </w:pPr>
-            <w:proofErr w:type="spellStart"/>
-            <w:r>
-              <w:t>Wireframe</w:t>
-            </w:r>
-            <w:proofErr w:type="spellEnd"/>
-            <w:r>
-              <w:t>-макеты ключевых экранов</w:t>
+            <w:r>
+              <w:t>Техническое задание</w:t>
             </w:r>
           </w:p>
         </w:tc>
@@ -1541,7 +1522,7 @@
               <w:pStyle w:val="a8"/>
             </w:pPr>
             <w:r>
-              <w:t>Разработка технического задания</w:t>
+              <w:t>Проектирование базы данных и её структуры</w:t>
             </w:r>
           </w:p>
         </w:tc>
@@ -1561,13 +1542,19 @@
               <w:pStyle w:val="a8"/>
             </w:pPr>
             <w:r>
-              <w:t>22.09</w:t>
+              <w:t>01.10</w:t>
             </w:r>
             <w:r>
               <w:t>-</w:t>
             </w:r>
             <w:r>
-              <w:t>01.10</w:t>
+              <w:t>0</w:t>
+            </w:r>
+            <w:r>
+              <w:t>5</w:t>
+            </w:r>
+            <w:r>
+              <w:t>.10</w:t>
             </w:r>
           </w:p>
         </w:tc>
@@ -1587,7 +1574,7 @@
               <w:pStyle w:val="a8"/>
             </w:pPr>
             <w:r>
-              <w:t>Техническое задание</w:t>
+              <w:t>Схема базы данных, структура таблиц</w:t>
             </w:r>
           </w:p>
         </w:tc>
@@ -1612,7 +1599,7 @@
               <w:pStyle w:val="a8"/>
             </w:pPr>
             <w:r>
-              <w:t>Проектирование базы данных и её структуры</w:t>
+              <w:t>Выбор и обучение модели машинного обучения</w:t>
             </w:r>
           </w:p>
         </w:tc>
@@ -1632,19 +1619,7 @@
               <w:pStyle w:val="a8"/>
             </w:pPr>
             <w:r>
-              <w:t>01.10</w:t>
-            </w:r>
-            <w:r>
-              <w:t>-</w:t>
-            </w:r>
-            <w:r>
-              <w:t>0</w:t>
-            </w:r>
-            <w:r>
-              <w:t>5</w:t>
-            </w:r>
-            <w:r>
-              <w:t>.10</w:t>
+              <w:t>05.10-08.10</w:t>
             </w:r>
           </w:p>
         </w:tc>
@@ -1664,7 +1639,10 @@
               <w:pStyle w:val="a8"/>
             </w:pPr>
             <w:r>
-              <w:t>Схема базы данных, структура таблиц</w:t>
+              <w:t xml:space="preserve">Обученная модель </w:t>
+            </w:r>
+            <w:r>
+              <w:t>и документ её тестирования</w:t>
             </w:r>
           </w:p>
         </w:tc>
@@ -1689,7 +1667,7 @@
               <w:pStyle w:val="a8"/>
             </w:pPr>
             <w:r>
-              <w:t>Выбор и обучение модели машинного обучения</w:t>
+              <w:t>Разработка серверной части и контейнеризация</w:t>
             </w:r>
           </w:p>
         </w:tc>
@@ -1709,7 +1687,13 @@
               <w:pStyle w:val="a8"/>
             </w:pPr>
             <w:r>
-              <w:t>05.10-08.10</w:t>
+              <w:t>0</w:t>
+            </w:r>
+            <w:r>
+              <w:t>8</w:t>
+            </w:r>
+            <w:r>
+              <w:t>.10–15.10</w:t>
             </w:r>
           </w:p>
         </w:tc>
@@ -1729,10 +1713,15 @@
               <w:pStyle w:val="a8"/>
             </w:pPr>
             <w:r>
-              <w:t xml:space="preserve">Обученная модель </w:t>
-            </w:r>
-            <w:r>
-              <w:t>и документ её тестирования</w:t>
+              <w:t xml:space="preserve">Серверная часть API, </w:t>
+            </w:r>
+            <w:proofErr w:type="spellStart"/>
+            <w:r>
+              <w:t>Docker</w:t>
+            </w:r>
+            <w:proofErr w:type="spellEnd"/>
+            <w:r>
+              <w:t>-конфигурация</w:t>
             </w:r>
           </w:p>
         </w:tc>
@@ -1757,7 +1746,7 @@
               <w:pStyle w:val="a8"/>
             </w:pPr>
             <w:r>
-              <w:t>Разработка серверной части и контейнеризация</w:t>
+              <w:t>Разработка клиентского приложения</w:t>
             </w:r>
           </w:p>
         </w:tc>
@@ -1777,13 +1766,7 @@
               <w:pStyle w:val="a8"/>
             </w:pPr>
             <w:r>
-              <w:t>0</w:t>
-            </w:r>
-            <w:r>
-              <w:t>8</w:t>
-            </w:r>
-            <w:r>
-              <w:t>.10–15.10</w:t>
+              <w:t>15.10–25.10</w:t>
             </w:r>
           </w:p>
         </w:tc>
@@ -1803,15 +1786,7 @@
               <w:pStyle w:val="a8"/>
             </w:pPr>
             <w:r>
-              <w:t xml:space="preserve">Серверная часть API, </w:t>
-            </w:r>
-            <w:proofErr w:type="spellStart"/>
-            <w:r>
-              <w:t>Docker</w:t>
-            </w:r>
-            <w:proofErr w:type="spellEnd"/>
-            <w:r>
-              <w:t>-конфигурация</w:t>
+              <w:t>Клиентское приложение</w:t>
             </w:r>
           </w:p>
         </w:tc>
@@ -1836,7 +1811,7 @@
               <w:pStyle w:val="a8"/>
             </w:pPr>
             <w:r>
-              <w:t>Разработка клиентского приложения</w:t>
+              <w:t>Разработка модульной схемы</w:t>
             </w:r>
           </w:p>
         </w:tc>
@@ -1856,7 +1831,7 @@
               <w:pStyle w:val="a8"/>
             </w:pPr>
             <w:r>
-              <w:t>15.10–25.10</w:t>
+              <w:t>25.10–02.11</w:t>
             </w:r>
           </w:p>
         </w:tc>
@@ -1876,7 +1851,7 @@
               <w:pStyle w:val="a8"/>
             </w:pPr>
             <w:r>
-              <w:t>Клиентское приложение</w:t>
+              <w:t>Модульная схема системы</w:t>
             </w:r>
           </w:p>
         </w:tc>
@@ -1901,7 +1876,7 @@
               <w:pStyle w:val="a8"/>
             </w:pPr>
             <w:r>
-              <w:t>Разработка модульной схемы</w:t>
+              <w:t>Тестирование системы</w:t>
             </w:r>
           </w:p>
         </w:tc>
@@ -1921,7 +1896,7 @@
               <w:pStyle w:val="a8"/>
             </w:pPr>
             <w:r>
-              <w:t>25.10–02.11</w:t>
+              <w:t>02.11–11.11</w:t>
             </w:r>
           </w:p>
         </w:tc>
@@ -1941,7 +1916,7 @@
               <w:pStyle w:val="a8"/>
             </w:pPr>
             <w:r>
-              <w:t>Модульная схема системы</w:t>
+              <w:t>Протокол тестирования</w:t>
             </w:r>
           </w:p>
         </w:tc>
@@ -1966,7 +1941,7 @@
               <w:pStyle w:val="a8"/>
             </w:pPr>
             <w:r>
-              <w:t>Тестирование системы</w:t>
+              <w:t>Разработка руководства пользователя</w:t>
             </w:r>
           </w:p>
         </w:tc>
@@ -1986,7 +1961,7 @@
               <w:pStyle w:val="a8"/>
             </w:pPr>
             <w:r>
-              <w:t>02.11–11.11</w:t>
+              <w:t>11.11–17.11</w:t>
             </w:r>
           </w:p>
         </w:tc>
@@ -2006,7 +1981,7 @@
               <w:pStyle w:val="a8"/>
             </w:pPr>
             <w:r>
-              <w:t>Протокол тестирования</w:t>
+              <w:t>Руководство пользователя</w:t>
             </w:r>
           </w:p>
         </w:tc>
@@ -2031,7 +2006,7 @@
               <w:pStyle w:val="a8"/>
             </w:pPr>
             <w:r>
-              <w:t>Разработка руководства пользователя</w:t>
+              <w:t>Подготовка презентации работы</w:t>
             </w:r>
           </w:p>
         </w:tc>
@@ -2051,7 +2026,7 @@
               <w:pStyle w:val="a8"/>
             </w:pPr>
             <w:r>
-              <w:t>11.11–17.11</w:t>
+              <w:t>17.11–24.11</w:t>
             </w:r>
           </w:p>
         </w:tc>
@@ -2071,7 +2046,7 @@
               <w:pStyle w:val="a8"/>
             </w:pPr>
             <w:r>
-              <w:t>Руководство пользователя</w:t>
+              <w:t>Презентация работы</w:t>
             </w:r>
           </w:p>
         </w:tc>
@@ -2096,7 +2071,7 @@
               <w:pStyle w:val="a8"/>
             </w:pPr>
             <w:r>
-              <w:t>Подготовка презентации работы</w:t>
+              <w:t>Оформление отчёта по производственной практике</w:t>
             </w:r>
           </w:p>
         </w:tc>
@@ -2116,7 +2091,7 @@
               <w:pStyle w:val="a8"/>
             </w:pPr>
             <w:r>
-              <w:t>17.11–24.11</w:t>
+              <w:t>24.11–26.11</w:t>
             </w:r>
           </w:p>
         </w:tc>
@@ -2136,71 +2111,6 @@
               <w:pStyle w:val="a8"/>
             </w:pPr>
             <w:r>
-              <w:t>Презентация работы</w:t>
-            </w:r>
-          </w:p>
-        </w:tc>
-      </w:tr>
-      <w:tr>
-        <w:trPr>
-          <w:trHeight w:val="907"/>
-        </w:trPr>
-        <w:tc>
-          <w:tcPr>
-            <w:tcW w:w="3466" w:type="dxa"/>
-            <w:tcBorders>
-              <w:top w:val="single" w:sz="4" w:space="0" w:color="000000"/>
-              <w:left w:val="single" w:sz="4" w:space="0" w:color="000000"/>
-              <w:bottom w:val="single" w:sz="4" w:space="0" w:color="000000"/>
-              <w:right w:val="single" w:sz="4" w:space="0" w:color="000000"/>
-            </w:tcBorders>
-            <w:vAlign w:val="center"/>
-          </w:tcPr>
-          <w:p>
-            <w:pPr>
-              <w:pStyle w:val="a8"/>
-            </w:pPr>
-            <w:r>
-              <w:t>Оформление отчёта по производственной практике</w:t>
-            </w:r>
-          </w:p>
-        </w:tc>
-        <w:tc>
-          <w:tcPr>
-            <w:tcW w:w="1838" w:type="dxa"/>
-            <w:tcBorders>
-              <w:top w:val="single" w:sz="4" w:space="0" w:color="000000"/>
-              <w:left w:val="single" w:sz="4" w:space="0" w:color="000000"/>
-              <w:bottom w:val="single" w:sz="4" w:space="0" w:color="000000"/>
-              <w:right w:val="single" w:sz="4" w:space="0" w:color="000000"/>
-            </w:tcBorders>
-            <w:vAlign w:val="center"/>
-          </w:tcPr>
-          <w:p>
-            <w:pPr>
-              <w:pStyle w:val="a8"/>
-            </w:pPr>
-            <w:r>
-              <w:t>24.11–26.11</w:t>
-            </w:r>
-          </w:p>
-        </w:tc>
-        <w:tc>
-          <w:tcPr>
-            <w:tcW w:w="3682" w:type="dxa"/>
-            <w:tcBorders>
-              <w:top w:val="single" w:sz="4" w:space="0" w:color="000000"/>
-              <w:left w:val="single" w:sz="4" w:space="0" w:color="000000"/>
-              <w:bottom w:val="single" w:sz="4" w:space="0" w:color="000000"/>
-              <w:right w:val="single" w:sz="4" w:space="0" w:color="000000"/>
-            </w:tcBorders>
-            <w:vAlign w:val="center"/>
-          </w:tcPr>
-          <w:p>
-            <w:pPr>
-              <w:pStyle w:val="a8"/>
-            </w:pPr>
-            <w:r>
               <w:t>Отчёт по ПП</w:t>
             </w:r>
           </w:p>
@@ -2257,7 +2167,6 @@
         <w:ind w:left="851" w:hanging="284"/>
       </w:pPr>
       <w:r>
-        <w:lastRenderedPageBreak/>
         <w:t xml:space="preserve">список предметов; </w:t>
       </w:r>
     </w:p>
@@ -2271,6 +2180,7 @@
         <w:ind w:left="851" w:hanging="284"/>
       </w:pPr>
       <w:r>
+        <w:lastRenderedPageBreak/>
         <w:t>текущие характеристики персонажа</w:t>
       </w:r>
       <w:r>
@@ -2469,107 +2379,6 @@
                 <w:sz w:val="26"/>
               </w:rPr>
               <w:t xml:space="preserve"> </w:t>
-            </w:r>
-          </w:p>
-        </w:tc>
-      </w:tr>
-      <w:tr>
-        <w:trPr>
-          <w:trHeight w:val="456"/>
-        </w:trPr>
-        <w:tc>
-          <w:tcPr>
-            <w:tcW w:w="2391" w:type="dxa"/>
-            <w:tcBorders>
-              <w:top w:val="single" w:sz="4" w:space="0" w:color="000000"/>
-              <w:left w:val="single" w:sz="4" w:space="0" w:color="000000"/>
-              <w:bottom w:val="single" w:sz="4" w:space="0" w:color="000000"/>
-              <w:right w:val="single" w:sz="4" w:space="0" w:color="000000"/>
-            </w:tcBorders>
-          </w:tcPr>
-          <w:p>
-            <w:pPr>
-              <w:spacing w:after="0"/>
-              <w:ind w:left="0" w:right="75" w:firstLine="0"/>
-              <w:jc w:val="center"/>
-            </w:pPr>
-            <w:r>
-              <w:rPr>
-                <w:sz w:val="26"/>
-              </w:rPr>
-              <w:t xml:space="preserve">1 </w:t>
-            </w:r>
-          </w:p>
-        </w:tc>
-        <w:tc>
-          <w:tcPr>
-            <w:tcW w:w="2390" w:type="dxa"/>
-            <w:tcBorders>
-              <w:top w:val="single" w:sz="4" w:space="0" w:color="000000"/>
-              <w:left w:val="single" w:sz="4" w:space="0" w:color="000000"/>
-              <w:bottom w:val="single" w:sz="4" w:space="0" w:color="000000"/>
-              <w:right w:val="single" w:sz="4" w:space="0" w:color="000000"/>
-            </w:tcBorders>
-          </w:tcPr>
-          <w:p>
-            <w:pPr>
-              <w:spacing w:after="0"/>
-              <w:ind w:left="0" w:right="65" w:firstLine="0"/>
-              <w:jc w:val="center"/>
-            </w:pPr>
-            <w:r>
-              <w:rPr>
-                <w:sz w:val="26"/>
-              </w:rPr>
-              <w:t xml:space="preserve">2 </w:t>
-            </w:r>
-          </w:p>
-        </w:tc>
-        <w:tc>
-          <w:tcPr>
-            <w:tcW w:w="2395" w:type="dxa"/>
-            <w:tcBorders>
-              <w:top w:val="single" w:sz="4" w:space="0" w:color="000000"/>
-              <w:left w:val="single" w:sz="4" w:space="0" w:color="000000"/>
-              <w:bottom w:val="single" w:sz="4" w:space="0" w:color="000000"/>
-              <w:right w:val="single" w:sz="4" w:space="0" w:color="000000"/>
-            </w:tcBorders>
-          </w:tcPr>
-          <w:p>
-            <w:pPr>
-              <w:spacing w:after="0"/>
-              <w:ind w:left="0" w:right="69" w:firstLine="0"/>
-              <w:jc w:val="center"/>
-            </w:pPr>
-            <w:r>
-              <w:rPr>
-                <w:sz w:val="26"/>
-              </w:rPr>
-              <w:t xml:space="preserve">3 </w:t>
-            </w:r>
-          </w:p>
-        </w:tc>
-        <w:tc>
-          <w:tcPr>
-            <w:tcW w:w="2390" w:type="dxa"/>
-            <w:tcBorders>
-              <w:top w:val="single" w:sz="4" w:space="0" w:color="000000"/>
-              <w:left w:val="single" w:sz="4" w:space="0" w:color="000000"/>
-              <w:bottom w:val="single" w:sz="4" w:space="0" w:color="000000"/>
-              <w:right w:val="single" w:sz="4" w:space="0" w:color="000000"/>
-            </w:tcBorders>
-          </w:tcPr>
-          <w:p>
-            <w:pPr>
-              <w:spacing w:after="0"/>
-              <w:ind w:left="0" w:right="64" w:firstLine="0"/>
-              <w:jc w:val="center"/>
-            </w:pPr>
-            <w:r>
-              <w:rPr>
-                <w:sz w:val="26"/>
-              </w:rPr>
-              <w:t xml:space="preserve">4 </w:t>
             </w:r>
           </w:p>
         </w:tc>
@@ -5808,6 +5617,7 @@
   <w:style w:type="character" w:default="1" w:styleId="a1">
     <w:name w:val="Default Paragraph Font"/>
     <w:uiPriority w:val="1"/>
+    <w:semiHidden/>
     <w:unhideWhenUsed/>
   </w:style>
   <w:style w:type="table" w:default="1" w:styleId="a2">
@@ -5888,10 +5698,7 @@
     <w:qFormat/>
     <w:rsid w:val="00C22C8D"/>
     <w:pPr>
-      <w:numPr>
-        <w:numId w:val="2"/>
-      </w:numPr>
-      <w:ind w:hanging="850"/>
+      <w:ind w:left="1402" w:hanging="850"/>
     </w:pPr>
   </w:style>
   <w:style w:type="character" w:customStyle="1" w:styleId="a7">

--- a/ТЗ EldenWiki.docx
+++ b/ТЗ EldenWiki.docx
@@ -4,36 +4,345 @@
   <w:body>
     <w:p>
       <w:pPr>
+        <w:spacing w:after="0" w:line="480" w:lineRule="auto"/>
+        <w:ind w:left="0" w:firstLine="567"/>
+      </w:pPr>
+      <w:r>
+        <w:rPr>
+          <w:rFonts w:eastAsiaTheme="minorHAnsi"/>
+          <w:color w:val="auto"/>
+          <w:kern w:val="0"/>
+          <w:szCs w:val="28"/>
+          <w:lang w:eastAsia="en-US"/>
+          <w14:ligatures w14:val="none"/>
+        </w:rPr>
+        <w:t>Техническое</w:t>
+      </w:r>
+      <w:r>
+        <w:t xml:space="preserve"> задание </w:t>
+      </w:r>
+    </w:p>
+    <w:p>
+      <w:pPr>
+        <w:spacing w:after="0" w:line="480" w:lineRule="auto"/>
+        <w:ind w:left="0" w:firstLine="567"/>
+        <w:rPr>
+          <w:szCs w:val="28"/>
+        </w:rPr>
+      </w:pPr>
+      <w:r>
+        <w:rPr>
+          <w:szCs w:val="28"/>
+        </w:rPr>
+        <w:t xml:space="preserve">1. Общие </w:t>
+      </w:r>
+      <w:r>
+        <w:rPr>
+          <w:rFonts w:eastAsiaTheme="minorHAnsi"/>
+          <w:color w:val="auto"/>
+          <w:kern w:val="0"/>
+          <w:szCs w:val="28"/>
+          <w:lang w:eastAsia="en-US"/>
+          <w14:ligatures w14:val="none"/>
+        </w:rPr>
+        <w:t>сведения</w:t>
+      </w:r>
+    </w:p>
+    <w:p>
+      <w:pPr>
+        <w:spacing w:after="0" w:line="360" w:lineRule="auto"/>
+        <w:ind w:left="0" w:firstLine="567"/>
+        <w:rPr>
+          <w:szCs w:val="28"/>
+        </w:rPr>
+      </w:pPr>
+      <w:r>
+        <w:rPr>
+          <w:rFonts w:eastAsiaTheme="minorHAnsi"/>
+          <w:color w:val="auto"/>
+          <w:kern w:val="0"/>
+          <w:szCs w:val="28"/>
+          <w:lang w:eastAsia="en-US"/>
+          <w14:ligatures w14:val="none"/>
+        </w:rPr>
+        <w:t>Наименование</w:t>
+      </w:r>
+      <w:r>
+        <w:rPr>
+          <w:szCs w:val="28"/>
+        </w:rPr>
+        <w:t xml:space="preserve"> проекта: </w:t>
+      </w:r>
+      <w:r>
+        <w:rPr>
+          <w:szCs w:val="28"/>
+        </w:rPr>
+        <w:t xml:space="preserve">Информационная веб-система </w:t>
+      </w:r>
+      <w:r>
+        <w:rPr>
+          <w:szCs w:val="28"/>
+        </w:rPr>
+        <w:t>«</w:t>
+      </w:r>
+      <w:r>
+        <w:rPr>
+          <w:szCs w:val="28"/>
+        </w:rPr>
+        <w:t>EldenWiki</w:t>
+      </w:r>
+      <w:r>
+        <w:rPr>
+          <w:szCs w:val="28"/>
+        </w:rPr>
+        <w:t>».</w:t>
+      </w:r>
+    </w:p>
+    <w:p>
+      <w:pPr>
+        <w:spacing w:after="0" w:line="360" w:lineRule="auto"/>
+        <w:ind w:left="0" w:firstLine="567"/>
+        <w:rPr>
+          <w:szCs w:val="28"/>
+        </w:rPr>
+      </w:pPr>
+      <w:r>
+        <w:rPr>
+          <w:rFonts w:eastAsiaTheme="minorHAnsi"/>
+          <w:color w:val="auto"/>
+          <w:kern w:val="0"/>
+          <w:szCs w:val="28"/>
+          <w:lang w:eastAsia="en-US"/>
+          <w14:ligatures w14:val="none"/>
+        </w:rPr>
+        <w:t>Заказчик</w:t>
+      </w:r>
+      <w:r>
+        <w:rPr>
+          <w:szCs w:val="28"/>
+        </w:rPr>
+        <w:t>: ГАПОУ УКСИВТ «Уфимский колледж статистики, информатики и вычислительной техники», ИНН: 0274013749.</w:t>
+      </w:r>
+    </w:p>
+    <w:p>
+      <w:pPr>
+        <w:spacing w:after="0" w:line="360" w:lineRule="auto"/>
+        <w:ind w:left="0" w:firstLine="567"/>
+        <w:rPr>
+          <w:szCs w:val="28"/>
+        </w:rPr>
+      </w:pPr>
+      <w:r>
+        <w:rPr>
+          <w:rFonts w:eastAsiaTheme="minorHAnsi"/>
+          <w:color w:val="auto"/>
+          <w:kern w:val="0"/>
+          <w:szCs w:val="28"/>
+          <w:lang w:eastAsia="en-US"/>
+          <w14:ligatures w14:val="none"/>
+        </w:rPr>
+        <w:t>Исполнитель</w:t>
+      </w:r>
+      <w:r>
+        <w:rPr>
+          <w:szCs w:val="28"/>
+        </w:rPr>
+        <w:t>: Команда «</w:t>
+      </w:r>
+      <w:r>
+        <w:rPr>
+          <w:szCs w:val="28"/>
+          <w:lang w:val="en-US"/>
+        </w:rPr>
+        <w:t>EldenWiki</w:t>
+      </w:r>
+      <w:r>
+        <w:rPr>
+          <w:szCs w:val="28"/>
+        </w:rPr>
+        <w:t>»:</w:t>
+      </w:r>
+    </w:p>
+    <w:p>
+      <w:pPr>
+        <w:pStyle w:val="a5"/>
         <w:numPr>
           <w:ilvl w:val="0"/>
-          <w:numId w:val="1"/>
+          <w:numId w:val="16"/>
         </w:numPr>
-        <w:spacing w:after="140"/>
-        <w:ind w:hanging="211"/>
-      </w:pPr>
-      <w:r>
-        <w:t xml:space="preserve">Техническое задание </w:t>
-      </w:r>
-    </w:p>
-    <w:p>
-      <w:pPr>
+        <w:tabs>
+          <w:tab w:val="left" w:pos="851"/>
+        </w:tabs>
+        <w:spacing w:after="0" w:line="360" w:lineRule="auto"/>
+        <w:ind w:left="0" w:firstLine="567"/>
+        <w:rPr>
+          <w:szCs w:val="28"/>
+        </w:rPr>
+      </w:pPr>
+      <w:r>
+        <w:rPr>
+          <w:rFonts w:eastAsiaTheme="minorHAnsi"/>
+          <w:color w:val="auto"/>
+          <w:kern w:val="0"/>
+          <w:szCs w:val="28"/>
+          <w:lang w:eastAsia="en-US"/>
+          <w14:ligatures w14:val="none"/>
+        </w:rPr>
+        <w:t>Гумеров</w:t>
+      </w:r>
+      <w:r>
+        <w:rPr>
+          <w:szCs w:val="28"/>
+        </w:rPr>
+        <w:t xml:space="preserve"> Алик Альбертович</w:t>
+      </w:r>
+      <w:r>
+        <w:rPr>
+          <w:szCs w:val="28"/>
+        </w:rPr>
+        <w:t>;</w:t>
+      </w:r>
+    </w:p>
+    <w:p>
+      <w:pPr>
+        <w:pStyle w:val="a5"/>
+        <w:numPr>
+          <w:ilvl w:val="0"/>
+          <w:numId w:val="16"/>
+        </w:numPr>
+        <w:tabs>
+          <w:tab w:val="left" w:pos="851"/>
+        </w:tabs>
+        <w:spacing w:after="0" w:line="360" w:lineRule="auto"/>
+        <w:ind w:left="0" w:firstLine="567"/>
+        <w:rPr>
+          <w:szCs w:val="28"/>
+        </w:rPr>
+      </w:pPr>
+      <w:r>
+        <w:rPr>
+          <w:szCs w:val="28"/>
+        </w:rPr>
+        <w:t>Руднев Илья Сергеевич</w:t>
+      </w:r>
+      <w:r>
+        <w:rPr>
+          <w:szCs w:val="28"/>
+        </w:rPr>
+        <w:t>;</w:t>
+      </w:r>
+    </w:p>
+    <w:p>
+      <w:pPr>
+        <w:pStyle w:val="a5"/>
+        <w:numPr>
+          <w:ilvl w:val="0"/>
+          <w:numId w:val="16"/>
+        </w:numPr>
+        <w:tabs>
+          <w:tab w:val="left" w:pos="851"/>
+        </w:tabs>
+        <w:spacing w:after="0" w:line="360" w:lineRule="auto"/>
+        <w:ind w:left="0" w:firstLine="567"/>
+        <w:rPr>
+          <w:szCs w:val="28"/>
+        </w:rPr>
+      </w:pPr>
+      <w:proofErr w:type="spellStart"/>
+      <w:r>
+        <w:rPr>
+          <w:szCs w:val="28"/>
+        </w:rPr>
+        <w:t>Жеребов</w:t>
+      </w:r>
+      <w:proofErr w:type="spellEnd"/>
+      <w:r>
+        <w:rPr>
+          <w:szCs w:val="28"/>
+        </w:rPr>
+        <w:t xml:space="preserve"> Даниил Артёмович</w:t>
+      </w:r>
+      <w:r>
+        <w:rPr>
+          <w:szCs w:val="28"/>
+          <w:lang w:val="en-US"/>
+        </w:rPr>
+        <w:t>;</w:t>
+      </w:r>
+    </w:p>
+    <w:p>
+      <w:pPr>
+        <w:pStyle w:val="a5"/>
+        <w:numPr>
+          <w:ilvl w:val="0"/>
+          <w:numId w:val="16"/>
+        </w:numPr>
+        <w:tabs>
+          <w:tab w:val="left" w:pos="851"/>
+        </w:tabs>
+        <w:spacing w:after="0" w:line="360" w:lineRule="auto"/>
+        <w:ind w:left="0" w:firstLine="567"/>
+        <w:rPr>
+          <w:szCs w:val="28"/>
+        </w:rPr>
+      </w:pPr>
+      <w:proofErr w:type="spellStart"/>
+      <w:r>
+        <w:rPr>
+          <w:szCs w:val="28"/>
+        </w:rPr>
+        <w:t>Войцехович</w:t>
+      </w:r>
+      <w:proofErr w:type="spellEnd"/>
+      <w:r>
+        <w:rPr>
+          <w:szCs w:val="28"/>
+        </w:rPr>
+        <w:t xml:space="preserve"> Максим Сергеевич.</w:t>
+      </w:r>
+    </w:p>
+    <w:p>
+      <w:pPr>
+        <w:pStyle w:val="a5"/>
         <w:numPr>
           <w:ilvl w:val="1"/>
-          <w:numId w:val="1"/>
+          <w:numId w:val="17"/>
         </w:numPr>
-        <w:spacing w:after="139"/>
-        <w:ind w:hanging="849"/>
-      </w:pPr>
-      <w:r>
-        <w:t xml:space="preserve">Назначение разработки </w:t>
-      </w:r>
-    </w:p>
-    <w:p>
-      <w:pPr>
-        <w:pStyle w:val="a4"/>
-      </w:pPr>
-      <w:r>
-        <w:t>Разрабатывается информационная веб-система справочно-инструментального</w:t>
+        <w:spacing w:after="0" w:line="480" w:lineRule="auto"/>
+      </w:pPr>
+      <w:r>
+        <w:rPr>
+          <w:rFonts w:eastAsiaTheme="minorHAnsi"/>
+          <w:color w:val="auto"/>
+          <w:kern w:val="0"/>
+          <w:szCs w:val="28"/>
+          <w:lang w:eastAsia="en-US"/>
+          <w14:ligatures w14:val="none"/>
+        </w:rPr>
+        <w:t>Назначение</w:t>
+      </w:r>
+      <w:r>
+        <w:t xml:space="preserve"> разработки </w:t>
+      </w:r>
+    </w:p>
+    <w:p>
+      <w:pPr>
+        <w:spacing w:after="0" w:line="360" w:lineRule="auto"/>
+        <w:ind w:left="0" w:firstLine="567"/>
+      </w:pPr>
+      <w:r>
+        <w:rPr>
+          <w:rFonts w:eastAsiaTheme="minorHAnsi"/>
+          <w:color w:val="auto"/>
+          <w:kern w:val="0"/>
+          <w:szCs w:val="28"/>
+          <w:lang w:eastAsia="en-US"/>
+          <w14:ligatures w14:val="none"/>
+        </w:rPr>
+        <w:t>Разрабатывается</w:t>
+      </w:r>
+      <w:r>
+        <w:t xml:space="preserve"> информационная веб-система справочно-инструментального</w:t>
       </w:r>
       <w:r>
         <w:t xml:space="preserve"> типа </w:t>
@@ -132,30 +441,49 @@
     </w:p>
     <w:p>
       <w:pPr>
-        <w:numPr>
-          <w:ilvl w:val="1"/>
-          <w:numId w:val="1"/>
-        </w:numPr>
-        <w:spacing w:after="136"/>
-        <w:ind w:hanging="849"/>
-      </w:pPr>
-      <w:r>
-        <w:t xml:space="preserve">Требования к программе </w:t>
-      </w:r>
-    </w:p>
-    <w:p>
-      <w:pPr>
-        <w:spacing w:after="60" w:line="357" w:lineRule="auto"/>
-        <w:ind w:left="562" w:right="3137"/>
-      </w:pPr>
-      <w:r>
-        <w:t xml:space="preserve">1.2.1 Требования к интерфейсу (UI/UX) </w:t>
-      </w:r>
-    </w:p>
-    <w:p>
-      <w:pPr>
-        <w:spacing w:after="60" w:line="357" w:lineRule="auto"/>
-        <w:ind w:left="562" w:right="3137"/>
+        <w:spacing w:after="0" w:line="480" w:lineRule="auto"/>
+        <w:ind w:left="0" w:firstLine="567"/>
+      </w:pPr>
+      <w:r>
+        <w:rPr>
+          <w:rFonts w:eastAsiaTheme="minorHAnsi"/>
+          <w:color w:val="auto"/>
+          <w:kern w:val="0"/>
+          <w:szCs w:val="28"/>
+          <w:lang w:eastAsia="en-US"/>
+          <w14:ligatures w14:val="none"/>
+        </w:rPr>
+        <w:lastRenderedPageBreak/>
+        <w:t xml:space="preserve">1.2 </w:t>
+      </w:r>
+      <w:r>
+        <w:rPr>
+          <w:rFonts w:eastAsiaTheme="minorHAnsi"/>
+          <w:color w:val="auto"/>
+          <w:kern w:val="0"/>
+          <w:szCs w:val="28"/>
+          <w:lang w:eastAsia="en-US"/>
+          <w14:ligatures w14:val="none"/>
+        </w:rPr>
+        <w:t>Требования</w:t>
+      </w:r>
+      <w:r>
+        <w:t xml:space="preserve"> к программе </w:t>
+      </w:r>
+    </w:p>
+    <w:p>
+      <w:pPr>
+        <w:spacing w:after="0" w:line="480" w:lineRule="auto"/>
+        <w:ind w:left="0" w:firstLine="567"/>
+      </w:pPr>
+      <w:r>
+        <w:t>1.2.1 Требования к интерфейсу (UI/UX)</w:t>
+      </w:r>
+    </w:p>
+    <w:p>
+      <w:pPr>
+        <w:spacing w:after="0" w:line="480" w:lineRule="auto"/>
+        <w:ind w:left="0" w:firstLine="567"/>
       </w:pPr>
       <w:r>
         <w:t xml:space="preserve">Общие принципы: </w:t>
@@ -163,116 +491,203 @@
     </w:p>
     <w:p>
       <w:pPr>
+        <w:pStyle w:val="a"/>
+      </w:pPr>
+      <w:r>
+        <w:t xml:space="preserve">внешний вид и стиль интерфейса должны соответствовать тематике игры </w:t>
+      </w:r>
+      <w:proofErr w:type="spellStart"/>
+      <w:r>
+        <w:t>Elden</w:t>
+      </w:r>
+      <w:proofErr w:type="spellEnd"/>
+      <w:r>
+        <w:t xml:space="preserve"> Ring: тёмная цветовая гамма, единообразие оформления всех страниц</w:t>
+      </w:r>
+      <w:r>
+        <w:t>;</w:t>
+      </w:r>
+    </w:p>
+    <w:p>
+      <w:pPr>
+        <w:pStyle w:val="a5"/>
         <w:numPr>
           <w:ilvl w:val="0"/>
           <w:numId w:val="2"/>
         </w:numPr>
-        <w:spacing w:after="0" w:line="380" w:lineRule="auto"/>
-        <w:ind w:left="1276" w:hanging="709"/>
-      </w:pPr>
-      <w:r>
-        <w:t>в</w:t>
-      </w:r>
-      <w:r>
-        <w:t xml:space="preserve">нешний вид и стиль интерфейса должны соответствовать тематике игры </w:t>
-      </w:r>
-      <w:proofErr w:type="spellStart"/>
-      <w:r>
-        <w:t>Elden</w:t>
-      </w:r>
-      <w:proofErr w:type="spellEnd"/>
-      <w:r>
-        <w:t xml:space="preserve"> Ring: тёмная цветовая гамма</w:t>
-      </w:r>
-      <w:r>
-        <w:t>, единообразие оформления всех страниц</w:t>
-      </w:r>
-      <w:r>
-        <w:t>;</w:t>
-      </w:r>
-    </w:p>
-    <w:p>
-      <w:pPr>
+        <w:tabs>
+          <w:tab w:val="left" w:pos="851"/>
+        </w:tabs>
+        <w:spacing w:after="0" w:line="360" w:lineRule="auto"/>
+        <w:ind w:left="0" w:firstLine="567"/>
+      </w:pPr>
+      <w:r>
+        <w:t>н</w:t>
+      </w:r>
+      <w:r>
+        <w:t>авигация должна быть интуитивно понятной и обеспечивать быстрый доступ к каталогам оружия, брони, щитов, талисманов, магии, регионов и локаций, а также к конструктору билдов;</w:t>
+      </w:r>
+    </w:p>
+    <w:p>
+      <w:pPr>
+        <w:pStyle w:val="a5"/>
         <w:numPr>
           <w:ilvl w:val="0"/>
           <w:numId w:val="2"/>
         </w:numPr>
-        <w:spacing w:after="0" w:line="380" w:lineRule="auto"/>
-        <w:ind w:left="1276" w:hanging="724"/>
-      </w:pPr>
-      <w:r>
-        <w:t>н</w:t>
-      </w:r>
-      <w:r>
-        <w:t>авигация должна быть интуитивно понятной и обеспечивать быстрый доступ к каталогам оружия, брони, щитов, талисманов, магии, регионов и локаций, а также к конструктору билдов;</w:t>
-      </w:r>
-    </w:p>
-    <w:p>
-      <w:pPr>
-        <w:pStyle w:val="a"/>
-      </w:pPr>
-      <w:r>
-        <w:lastRenderedPageBreak/>
-        <w:t>интерфейс должен быть адаптивным и корректно отображаться на персональных компьютерах,</w:t>
+        <w:tabs>
+          <w:tab w:val="left" w:pos="851"/>
+        </w:tabs>
+        <w:spacing w:after="0" w:line="360" w:lineRule="auto"/>
+        <w:ind w:left="0" w:firstLine="567"/>
+      </w:pPr>
+      <w:r>
+        <w:t>интерфейс должен быть адаптивным и корректно отображаться на персональных компьютерах, а также быть совместимым с современными браузерами (</w:t>
+      </w:r>
+      <w:proofErr w:type="spellStart"/>
+      <w:r>
+        <w:t>Chrome</w:t>
+      </w:r>
+      <w:proofErr w:type="spellEnd"/>
+      <w:r>
+        <w:t>, Яндекс, Safari).</w:t>
+      </w:r>
+    </w:p>
+    <w:p>
+      <w:pPr>
+        <w:spacing w:after="0" w:line="480" w:lineRule="auto"/>
+        <w:ind w:left="0" w:firstLine="567"/>
+      </w:pPr>
+      <w:r>
+        <w:t xml:space="preserve">Структура и ключевые экраны: </w:t>
+      </w:r>
+    </w:p>
+    <w:p>
+      <w:pPr>
+        <w:pStyle w:val="a5"/>
+        <w:numPr>
+          <w:ilvl w:val="0"/>
+          <w:numId w:val="2"/>
+        </w:numPr>
+        <w:tabs>
+          <w:tab w:val="left" w:pos="851"/>
+        </w:tabs>
+        <w:spacing w:after="0" w:line="360" w:lineRule="auto"/>
+        <w:ind w:left="0" w:firstLine="567"/>
+      </w:pPr>
+      <w:r>
+        <w:t xml:space="preserve">экран авторизации содержит поля «Логин» и «Пароль», а также кнопки «Войти» и «Зарегистрироваться»; </w:t>
+      </w:r>
+    </w:p>
+    <w:p>
+      <w:pPr>
+        <w:pStyle w:val="a5"/>
+        <w:numPr>
+          <w:ilvl w:val="0"/>
+          <w:numId w:val="2"/>
+        </w:numPr>
+        <w:tabs>
+          <w:tab w:val="left" w:pos="851"/>
+        </w:tabs>
+        <w:spacing w:after="0" w:line="360" w:lineRule="auto"/>
+        <w:ind w:left="0" w:firstLine="567"/>
+      </w:pPr>
+      <w:r>
+        <w:t>профиль пользователя</w:t>
+      </w:r>
+      <w:r>
+        <w:t xml:space="preserve"> отображает данные учётной записи и её роль; игроку доступны действия по смене никнейма и переходу на другие разделы системы;</w:t>
+      </w:r>
+    </w:p>
+    <w:p>
+      <w:pPr>
+        <w:pStyle w:val="a5"/>
+        <w:numPr>
+          <w:ilvl w:val="0"/>
+          <w:numId w:val="2"/>
+        </w:numPr>
+        <w:tabs>
+          <w:tab w:val="left" w:pos="851"/>
+        </w:tabs>
+        <w:spacing w:after="0" w:line="360" w:lineRule="auto"/>
+        <w:ind w:left="0" w:firstLine="567"/>
+      </w:pPr>
+      <w:r>
+        <w:t xml:space="preserve">основной раздел </w:t>
+      </w:r>
+      <w:r>
+        <w:t xml:space="preserve">1 </w:t>
+      </w:r>
+      <w:r>
+        <w:t>-</w:t>
+      </w:r>
+      <w:r>
+        <w:t xml:space="preserve"> вики раздел: содержит структурированную информацию об оружии, броне, щитах, талисманах, чарах, молитвах, регионах, локациях, персонажах, боссах, уникальных и рядовых врагах, а также об обучении и его механиках, с возможностью просмотра детальных карточек сущностей и их </w:t>
+      </w:r>
+      <w:proofErr w:type="gramStart"/>
+      <w:r>
+        <w:t>взаимосвязей</w:t>
+      </w:r>
+      <w:proofErr w:type="gramEnd"/>
+      <w:r>
+        <w:t xml:space="preserve"> а также изучения тактик прохождения боссов;</w:t>
+      </w:r>
+    </w:p>
+    <w:p>
+      <w:pPr>
+        <w:pStyle w:val="a5"/>
+        <w:numPr>
+          <w:ilvl w:val="0"/>
+          <w:numId w:val="2"/>
+        </w:numPr>
+        <w:tabs>
+          <w:tab w:val="left" w:pos="851"/>
+        </w:tabs>
+        <w:spacing w:after="0" w:line="360" w:lineRule="auto"/>
+        <w:ind w:left="0" w:firstLine="567"/>
+      </w:pPr>
+      <w:r>
+        <w:t>основной раздел 2</w:t>
       </w:r>
       <w:r>
         <w:t xml:space="preserve"> </w:t>
       </w:r>
       <w:r>
-        <w:t>а также быть совместимым с современными браузерами (</w:t>
-      </w:r>
-      <w:proofErr w:type="spellStart"/>
-      <w:r>
-        <w:t>Chrome</w:t>
-      </w:r>
-      <w:proofErr w:type="spellEnd"/>
-      <w:r>
-        <w:t xml:space="preserve">, </w:t>
-      </w:r>
-      <w:r>
-        <w:t>Яндекс</w:t>
-      </w:r>
-      <w:r>
-        <w:t>, Safari).</w:t>
-      </w:r>
-    </w:p>
-    <w:p>
-      <w:pPr>
-        <w:ind w:left="562"/>
-      </w:pPr>
-      <w:r>
-        <w:t xml:space="preserve">Структура и ключевые экраны: </w:t>
-      </w:r>
-    </w:p>
-    <w:p>
-      <w:pPr>
-        <w:pStyle w:val="a"/>
-      </w:pPr>
-      <w:r>
-        <w:t xml:space="preserve">экран авторизации содержит поля «Логин» и «Пароль», а также кнопки «Войти» и «Зарегистрироваться»; </w:t>
-      </w:r>
-    </w:p>
-    <w:p>
-      <w:pPr>
-        <w:pStyle w:val="a"/>
-      </w:pPr>
-      <w:r>
-        <w:t>профиль пользователя</w:t>
-      </w:r>
-      <w:r>
-        <w:rPr>
-          <w:rFonts w:ascii="Segoe UI" w:hAnsi="Segoe UI" w:cs="Segoe UI"/>
-          <w:color w:val="F9FAFB"/>
-          <w:kern w:val="0"/>
-          <w14:ligatures w14:val="none"/>
-        </w:rPr>
-        <w:t xml:space="preserve"> </w:t>
-      </w:r>
-      <w:r>
-        <w:t>отображает данные учётной записи и её роль; игроку доступны действия по</w:t>
-      </w:r>
-      <w:r>
-        <w:t xml:space="preserve"> смене никнейма и переходу на другие разделы системы</w:t>
+        <w:t>-</w:t>
+      </w:r>
+      <w:r>
+        <w:t xml:space="preserve"> конструктор билда: содержит конструктор билда с полями для ввода данных и кнопкой «Сгенерировать» и возможностью сгенерировать индивидуальный </w:t>
+      </w:r>
+      <w:proofErr w:type="gramStart"/>
+      <w:r>
+        <w:t>билд</w:t>
+      </w:r>
+      <w:proofErr w:type="gramEnd"/>
+      <w:r>
+        <w:t xml:space="preserve"> а также скачать его в виде файла</w:t>
+      </w:r>
+      <w:r>
+        <w:t xml:space="preserve">; </w:t>
+      </w:r>
+    </w:p>
+    <w:p>
+      <w:pPr>
+        <w:pStyle w:val="a5"/>
+        <w:numPr>
+          <w:ilvl w:val="0"/>
+          <w:numId w:val="2"/>
+        </w:numPr>
+        <w:tabs>
+          <w:tab w:val="left" w:pos="851"/>
+        </w:tabs>
+        <w:spacing w:after="0" w:line="360" w:lineRule="auto"/>
+        <w:ind w:left="0" w:firstLine="567"/>
+      </w:pPr>
+      <w:r>
+        <w:t>раздел администрирования</w:t>
+      </w:r>
+      <w:r>
+        <w:t xml:space="preserve"> доступен модераторам и администраторам</w:t>
       </w:r>
       <w:r>
         <w:t>;</w:t>
@@ -280,134 +695,80 @@
     </w:p>
     <w:p>
       <w:pPr>
-        <w:pStyle w:val="a"/>
-      </w:pPr>
-      <w:r>
-        <w:t xml:space="preserve">основной раздел </w:t>
-      </w:r>
-      <w:r>
-        <w:t xml:space="preserve">1 </w:t>
-      </w:r>
-      <w:r>
-        <w:t>-</w:t>
-      </w:r>
-      <w:r>
-        <w:t xml:space="preserve"> вики раздел</w:t>
-      </w:r>
-      <w:r>
-        <w:t>: содержит структурированную информацию об оружии, броне, щитах, талисманах, чарах</w:t>
-      </w:r>
-      <w:r>
-        <w:t>,</w:t>
-      </w:r>
-      <w:r>
-        <w:t xml:space="preserve"> молитвах</w:t>
-      </w:r>
-      <w:r>
-        <w:t xml:space="preserve">, </w:t>
-      </w:r>
-      <w:r>
-        <w:t>регионах, локациях, персонажах, боссах, уникальных и рядовых врагах, а также об обучении и его механиках,</w:t>
-      </w:r>
-      <w:r>
-        <w:t xml:space="preserve"> </w:t>
-      </w:r>
-      <w:r>
-        <w:t>с возможностью</w:t>
-      </w:r>
-      <w:r>
-        <w:t xml:space="preserve"> </w:t>
-      </w:r>
-      <w:r>
-        <w:t>просмотра детальных карточек сущностей и их</w:t>
-      </w:r>
-      <w:r>
-        <w:t xml:space="preserve"> в</w:t>
-      </w:r>
-      <w:r>
-        <w:t>заимосвязей</w:t>
-      </w:r>
-      <w:r>
-        <w:t xml:space="preserve"> а также</w:t>
-      </w:r>
-      <w:r>
-        <w:t xml:space="preserve"> изучения тактик прохождения боссов;</w:t>
-      </w:r>
-    </w:p>
-    <w:p>
-      <w:pPr>
-        <w:pStyle w:val="a"/>
-      </w:pPr>
-      <w:r>
-        <w:t>основной раздел 2</w:t>
-      </w:r>
-      <w:r>
-        <w:t xml:space="preserve"> </w:t>
-      </w:r>
-      <w:r>
-        <w:t>-</w:t>
-      </w:r>
-      <w:r>
-        <w:t xml:space="preserve"> конструктор билда: содержит конструктор билда с полями для ввода данных и кнопкой </w:t>
-      </w:r>
-      <w:r>
-        <w:t>«</w:t>
-      </w:r>
-      <w:r>
-        <w:t>Сгенерировать</w:t>
-      </w:r>
-      <w:r>
-        <w:t>»</w:t>
-      </w:r>
-      <w:r>
-        <w:t xml:space="preserve"> и возможностью сгенерировать индивидуальный билд а также скачать его в виде файла</w:t>
-      </w:r>
-      <w:r>
-        <w:t xml:space="preserve">; </w:t>
-      </w:r>
-    </w:p>
-    <w:p>
-      <w:pPr>
-        <w:pStyle w:val="a"/>
-      </w:pPr>
-      <w:r>
-        <w:t>раздел администрирования</w:t>
-      </w:r>
-      <w:r>
-        <w:t xml:space="preserve"> </w:t>
-      </w:r>
-      <w:r>
-        <w:t>доступен модераторам и администраторам</w:t>
-      </w:r>
-      <w:r>
-        <w:t>;</w:t>
-      </w:r>
-    </w:p>
-    <w:p>
-      <w:pPr>
-        <w:pStyle w:val="a"/>
+        <w:pStyle w:val="a5"/>
+        <w:numPr>
+          <w:ilvl w:val="0"/>
+          <w:numId w:val="2"/>
+        </w:numPr>
+        <w:tabs>
+          <w:tab w:val="left" w:pos="851"/>
+        </w:tabs>
+        <w:spacing w:after="0" w:line="360" w:lineRule="auto"/>
+        <w:ind w:left="0" w:firstLine="567"/>
       </w:pPr>
       <w:r>
         <w:rPr>
           <w:rStyle w:val="10"/>
         </w:rPr>
-        <w:t>модальные окна и формы</w:t>
+        <w:t xml:space="preserve">модальные </w:t>
+      </w:r>
+      <w:r>
+        <w:t>окна</w:t>
+      </w:r>
+      <w:r>
+        <w:rPr>
+          <w:rStyle w:val="10"/>
+        </w:rPr>
+        <w:t xml:space="preserve"> и формы</w:t>
       </w:r>
       <w:r>
         <w:t xml:space="preserve"> </w:t>
       </w:r>
       <w:r>
-        <w:t>используются для авторизации и регистрации, добавления и редактирования сущностей, настройки требований и бонусов предметов, работы с конструктором билдов, а также для подтверждения действий по удалению или изменению записей.</w:t>
-      </w:r>
-    </w:p>
-    <w:p>
-      <w:r>
-        <w:t xml:space="preserve">1.2.2 Требования к реализации </w:t>
-      </w:r>
-    </w:p>
-    <w:p>
-      <w:pPr>
-        <w:spacing w:after="2" w:line="360" w:lineRule="auto"/>
+        <w:t xml:space="preserve">используются для авторизации и регистрации, добавления и редактирования сущностей, настройки требований и бонусов </w:t>
+      </w:r>
+      <w:r>
+        <w:lastRenderedPageBreak/>
+        <w:t>предметов, работы с конструктором билдов, а также для подтверждения действий по удалению или изменению записей.</w:t>
+      </w:r>
+      <w:r>
+        <w:t xml:space="preserve"> </w:t>
+      </w:r>
+    </w:p>
+    <w:p>
+      <w:pPr>
+        <w:pStyle w:val="a5"/>
+        <w:tabs>
+          <w:tab w:val="left" w:pos="851"/>
+        </w:tabs>
+        <w:spacing w:after="0" w:line="480" w:lineRule="auto"/>
+        <w:ind w:left="567" w:firstLine="0"/>
+      </w:pPr>
+      <w:r>
+        <w:t xml:space="preserve">1.2.2 </w:t>
+      </w:r>
+      <w:r>
+        <w:rPr>
+          <w:rFonts w:eastAsiaTheme="minorHAnsi"/>
+          <w:color w:val="auto"/>
+          <w:kern w:val="0"/>
+          <w:szCs w:val="28"/>
+          <w:lang w:eastAsia="en-US"/>
+          <w14:ligatures w14:val="none"/>
+        </w:rPr>
+        <w:t>Требования</w:t>
+      </w:r>
+      <w:r>
+        <w:t xml:space="preserve"> к реализации </w:t>
+      </w:r>
+    </w:p>
+    <w:p>
+      <w:pPr>
+        <w:pStyle w:val="a5"/>
+        <w:tabs>
+          <w:tab w:val="left" w:pos="851"/>
+        </w:tabs>
+        <w:spacing w:after="0" w:line="360" w:lineRule="auto"/>
         <w:ind w:left="0" w:firstLine="567"/>
       </w:pPr>
       <w:r>
@@ -417,7 +778,21 @@
         <w:t>ки</w:t>
       </w:r>
       <w:r>
-        <w:t xml:space="preserve"> программирования:</w:t>
+        <w:t xml:space="preserve"> </w:t>
+      </w:r>
+      <w:r>
+        <w:rPr>
+          <w:rFonts w:eastAsiaTheme="minorHAnsi"/>
+          <w:color w:val="auto"/>
+          <w:kern w:val="0"/>
+          <w:szCs w:val="28"/>
+          <w:lang w:eastAsia="en-US"/>
+          <w14:ligatures w14:val="none"/>
+        </w:rPr>
+        <w:t>программирования</w:t>
+      </w:r>
+      <w:r>
+        <w:t>:</w:t>
       </w:r>
       <w:r>
         <w:t xml:space="preserve"> </w:t>
@@ -502,11 +877,7 @@
       </w:r>
       <w:proofErr w:type="spellEnd"/>
       <w:r>
-        <w:t xml:space="preserve"> (табличные </w:t>
-      </w:r>
-      <w:r>
-        <w:lastRenderedPageBreak/>
-        <w:t xml:space="preserve">данные): </w:t>
+        <w:t xml:space="preserve"> (табличные данные): </w:t>
       </w:r>
       <w:proofErr w:type="spellStart"/>
       <w:r>
@@ -636,23 +1007,56 @@
     </w:p>
     <w:p>
       <w:pPr>
-        <w:spacing w:after="136"/>
-        <w:ind w:left="562"/>
-      </w:pPr>
-      <w:r>
-        <w:t xml:space="preserve">1.3 Функциональные требования </w:t>
-      </w:r>
-    </w:p>
-    <w:p>
-      <w:pPr>
-        <w:pStyle w:val="a5"/>
-        <w:numPr>
-          <w:ilvl w:val="2"/>
-          <w:numId w:val="11"/>
-        </w:numPr>
-      </w:pPr>
-      <w:r>
-        <w:t>Требования к роли «</w:t>
+        <w:spacing w:after="0" w:line="480" w:lineRule="auto"/>
+        <w:ind w:left="0" w:firstLine="567"/>
+      </w:pPr>
+      <w:r>
+        <w:t xml:space="preserve">1.3 </w:t>
+      </w:r>
+      <w:r>
+        <w:rPr>
+          <w:rFonts w:eastAsiaTheme="minorHAnsi"/>
+          <w:color w:val="auto"/>
+          <w:kern w:val="0"/>
+          <w:szCs w:val="28"/>
+          <w:lang w:eastAsia="en-US"/>
+          <w14:ligatures w14:val="none"/>
+        </w:rPr>
+        <w:t>Функциональные</w:t>
+      </w:r>
+      <w:r>
+        <w:t xml:space="preserve"> требования </w:t>
+      </w:r>
+    </w:p>
+    <w:p>
+      <w:pPr>
+        <w:spacing w:after="0" w:line="480" w:lineRule="auto"/>
+        <w:ind w:left="0" w:firstLine="567"/>
+      </w:pPr>
+      <w:r>
+        <w:rPr>
+          <w:rFonts w:eastAsiaTheme="minorHAnsi"/>
+          <w:color w:val="auto"/>
+          <w:kern w:val="0"/>
+          <w:szCs w:val="28"/>
+          <w:lang w:eastAsia="en-US"/>
+          <w14:ligatures w14:val="none"/>
+        </w:rPr>
+        <w:t xml:space="preserve">1.3.1 </w:t>
+      </w:r>
+      <w:r>
+        <w:rPr>
+          <w:rFonts w:eastAsiaTheme="minorHAnsi"/>
+          <w:color w:val="auto"/>
+          <w:kern w:val="0"/>
+          <w:szCs w:val="28"/>
+          <w:lang w:eastAsia="en-US"/>
+          <w14:ligatures w14:val="none"/>
+        </w:rPr>
+        <w:t>Требования</w:t>
+      </w:r>
+      <w:r>
+        <w:t xml:space="preserve"> к роли «</w:t>
       </w:r>
       <w:r>
         <w:t>Гость</w:t>
@@ -663,12 +1067,7 @@
     </w:p>
     <w:p>
       <w:pPr>
-        <w:numPr>
-          <w:ilvl w:val="0"/>
-          <w:numId w:val="2"/>
-        </w:numPr>
-        <w:spacing w:after="0" w:line="380" w:lineRule="auto"/>
-        <w:ind w:left="1276" w:hanging="724"/>
+        <w:pStyle w:val="a"/>
       </w:pPr>
       <w:r>
         <w:t>просматривать каталоги оружия, брони, магии и локаций;</w:t>
@@ -676,12 +1075,7 @@
     </w:p>
     <w:p>
       <w:pPr>
-        <w:numPr>
-          <w:ilvl w:val="0"/>
-          <w:numId w:val="2"/>
-        </w:numPr>
-        <w:spacing w:after="0" w:line="380" w:lineRule="auto"/>
-        <w:ind w:left="1276" w:hanging="724"/>
+        <w:pStyle w:val="a"/>
       </w:pPr>
       <w:r>
         <w:t>изучать механики игры и тактики прохождения боссов;</w:t>
@@ -689,12 +1083,7 @@
     </w:p>
     <w:p>
       <w:pPr>
-        <w:numPr>
-          <w:ilvl w:val="0"/>
-          <w:numId w:val="2"/>
-        </w:numPr>
-        <w:spacing w:after="0" w:line="380" w:lineRule="auto"/>
-        <w:ind w:left="1276" w:hanging="724"/>
+        <w:pStyle w:val="a"/>
       </w:pPr>
       <w:r>
         <w:t>ознакамливаться с функционалом конструктора билдов;</w:t>
@@ -702,12 +1091,7 @@
     </w:p>
     <w:p>
       <w:pPr>
-        <w:numPr>
-          <w:ilvl w:val="0"/>
-          <w:numId w:val="2"/>
-        </w:numPr>
-        <w:spacing w:after="0" w:line="380" w:lineRule="auto"/>
-        <w:ind w:left="1276" w:hanging="724"/>
+        <w:pStyle w:val="a"/>
       </w:pPr>
       <w:r>
         <w:t>авторизоваться и регистрироваться.</w:t>
@@ -715,10 +1099,25 @@
     </w:p>
     <w:p>
       <w:pPr>
-        <w:ind w:left="562"/>
-      </w:pPr>
-      <w:r>
-        <w:t>1.3.2 Требования к роли «</w:t>
+        <w:spacing w:after="0" w:line="480" w:lineRule="auto"/>
+        <w:ind w:left="0" w:firstLine="567"/>
+      </w:pPr>
+      <w:r>
+        <w:t xml:space="preserve">1.3.2 </w:t>
+      </w:r>
+      <w:r>
+        <w:rPr>
+          <w:rFonts w:eastAsiaTheme="minorHAnsi"/>
+          <w:color w:val="auto"/>
+          <w:kern w:val="0"/>
+          <w:szCs w:val="28"/>
+          <w:lang w:eastAsia="en-US"/>
+          <w14:ligatures w14:val="none"/>
+        </w:rPr>
+        <w:t>Требования</w:t>
+      </w:r>
+      <w:r>
+        <w:t xml:space="preserve"> к роли «</w:t>
       </w:r>
       <w:r>
         <w:t>Игрок</w:t>
@@ -729,12 +1128,7 @@
     </w:p>
     <w:p>
       <w:pPr>
-        <w:numPr>
-          <w:ilvl w:val="0"/>
-          <w:numId w:val="2"/>
-        </w:numPr>
-        <w:spacing w:after="0" w:line="380" w:lineRule="auto"/>
-        <w:ind w:left="1276" w:hanging="724"/>
+        <w:pStyle w:val="a"/>
       </w:pPr>
       <w:r>
         <w:t>просматривать каталоги оружия, брони, магии и локаций;</w:t>
@@ -742,12 +1136,7 @@
     </w:p>
     <w:p>
       <w:pPr>
-        <w:numPr>
-          <w:ilvl w:val="0"/>
-          <w:numId w:val="2"/>
-        </w:numPr>
-        <w:spacing w:after="0" w:line="380" w:lineRule="auto"/>
-        <w:ind w:left="1276" w:hanging="724"/>
+        <w:pStyle w:val="a"/>
       </w:pPr>
       <w:r>
         <w:t>изучать механики игры и тактики прохождения боссов;</w:t>
@@ -755,12 +1144,7 @@
     </w:p>
     <w:p>
       <w:pPr>
-        <w:numPr>
-          <w:ilvl w:val="0"/>
-          <w:numId w:val="2"/>
-        </w:numPr>
-        <w:spacing w:after="0" w:line="380" w:lineRule="auto"/>
-        <w:ind w:left="1276" w:hanging="724"/>
+        <w:pStyle w:val="a"/>
       </w:pPr>
       <w:r>
         <w:t>ознакамливаться с функционалом конструктора билдов;</w:t>
@@ -768,12 +1152,7 @@
     </w:p>
     <w:p>
       <w:pPr>
-        <w:numPr>
-          <w:ilvl w:val="0"/>
-          <w:numId w:val="2"/>
-        </w:numPr>
-        <w:spacing w:after="0" w:line="380" w:lineRule="auto"/>
-        <w:ind w:left="1276" w:hanging="724"/>
+        <w:pStyle w:val="a"/>
       </w:pPr>
       <w:r>
         <w:t>авторизоваться и регистрироваться;</w:t>
@@ -781,12 +1160,7 @@
     </w:p>
     <w:p>
       <w:pPr>
-        <w:numPr>
-          <w:ilvl w:val="0"/>
-          <w:numId w:val="2"/>
-        </w:numPr>
-        <w:spacing w:after="0" w:line="380" w:lineRule="auto"/>
-        <w:ind w:left="1276" w:hanging="724"/>
+        <w:pStyle w:val="a"/>
       </w:pPr>
       <w:r>
         <w:t>использовать конструктор билдов для подбора экипировки и заклинаний;</w:t>
@@ -794,12 +1168,7 @@
     </w:p>
     <w:p>
       <w:pPr>
-        <w:numPr>
-          <w:ilvl w:val="0"/>
-          <w:numId w:val="2"/>
-        </w:numPr>
-        <w:spacing w:after="0" w:line="380" w:lineRule="auto"/>
-        <w:ind w:left="1276" w:hanging="724"/>
+        <w:pStyle w:val="a"/>
       </w:pPr>
       <w:r>
         <w:t>сохранять созданные билды на компьютер;</w:t>
@@ -807,12 +1176,7 @@
     </w:p>
     <w:p>
       <w:pPr>
-        <w:numPr>
-          <w:ilvl w:val="0"/>
-          <w:numId w:val="2"/>
-        </w:numPr>
-        <w:spacing w:after="0" w:line="380" w:lineRule="auto"/>
-        <w:ind w:left="1276" w:hanging="724"/>
+        <w:pStyle w:val="a"/>
       </w:pPr>
       <w:r>
         <w:t>просматривать детальные карточки сущностей и их взаимосвязи.</w:t>
@@ -820,10 +1184,25 @@
     </w:p>
     <w:p>
       <w:pPr>
-        <w:ind w:left="562"/>
-      </w:pPr>
-      <w:r>
-        <w:t>1.3.3 Требования к роли «</w:t>
+        <w:spacing w:after="0" w:line="480" w:lineRule="auto"/>
+        <w:ind w:left="0" w:firstLine="567"/>
+      </w:pPr>
+      <w:r>
+        <w:t xml:space="preserve">1.3.3 Требования к </w:t>
+      </w:r>
+      <w:r>
+        <w:rPr>
+          <w:rFonts w:eastAsiaTheme="minorHAnsi"/>
+          <w:color w:val="auto"/>
+          <w:kern w:val="0"/>
+          <w:szCs w:val="28"/>
+          <w:lang w:eastAsia="en-US"/>
+          <w14:ligatures w14:val="none"/>
+        </w:rPr>
+        <w:t>роли</w:t>
+      </w:r>
+      <w:r>
+        <w:t xml:space="preserve"> «</w:t>
       </w:r>
       <w:r>
         <w:t>Модератор</w:t>
@@ -834,12 +1213,7 @@
     </w:p>
     <w:p>
       <w:pPr>
-        <w:numPr>
-          <w:ilvl w:val="0"/>
-          <w:numId w:val="2"/>
-        </w:numPr>
-        <w:spacing w:after="0" w:line="380" w:lineRule="auto"/>
-        <w:ind w:left="1276" w:hanging="724"/>
+        <w:pStyle w:val="a"/>
       </w:pPr>
       <w:r>
         <w:t>просматривать каталоги оружия, брони, магии и локаций;</w:t>
@@ -847,12 +1221,7 @@
     </w:p>
     <w:p>
       <w:pPr>
-        <w:numPr>
-          <w:ilvl w:val="0"/>
-          <w:numId w:val="2"/>
-        </w:numPr>
-        <w:spacing w:after="0" w:line="380" w:lineRule="auto"/>
-        <w:ind w:left="1276" w:hanging="724"/>
+        <w:pStyle w:val="a"/>
       </w:pPr>
       <w:r>
         <w:t>изучать механики игры и тактики прохождения боссов;</w:t>
@@ -860,12 +1229,7 @@
     </w:p>
     <w:p>
       <w:pPr>
-        <w:numPr>
-          <w:ilvl w:val="0"/>
-          <w:numId w:val="2"/>
-        </w:numPr>
-        <w:spacing w:after="0" w:line="380" w:lineRule="auto"/>
-        <w:ind w:left="1276" w:hanging="724"/>
+        <w:pStyle w:val="a"/>
       </w:pPr>
       <w:r>
         <w:t>ознакамливаться с функционалом конструктора билдов;</w:t>
@@ -873,25 +1237,16 @@
     </w:p>
     <w:p>
       <w:pPr>
-        <w:numPr>
-          <w:ilvl w:val="0"/>
-          <w:numId w:val="2"/>
-        </w:numPr>
-        <w:spacing w:after="0" w:line="380" w:lineRule="auto"/>
-        <w:ind w:left="1276" w:hanging="724"/>
-      </w:pPr>
-      <w:r>
+        <w:pStyle w:val="a"/>
+      </w:pPr>
+      <w:r>
+        <w:lastRenderedPageBreak/>
         <w:t>авторизоваться и регистрироваться;</w:t>
       </w:r>
     </w:p>
     <w:p>
       <w:pPr>
-        <w:numPr>
-          <w:ilvl w:val="0"/>
-          <w:numId w:val="2"/>
-        </w:numPr>
-        <w:spacing w:after="0" w:line="380" w:lineRule="auto"/>
-        <w:ind w:left="1276" w:hanging="724"/>
+        <w:pStyle w:val="a"/>
       </w:pPr>
       <w:r>
         <w:t>использовать конструктор билдов для подбора экипировки и заклинаний;</w:t>
@@ -899,12 +1254,7 @@
     </w:p>
     <w:p>
       <w:pPr>
-        <w:numPr>
-          <w:ilvl w:val="0"/>
-          <w:numId w:val="2"/>
-        </w:numPr>
-        <w:spacing w:after="0" w:line="380" w:lineRule="auto"/>
-        <w:ind w:left="1276" w:hanging="724"/>
+        <w:pStyle w:val="a"/>
       </w:pPr>
       <w:r>
         <w:t>сохранять созданные билды на компьютер;</w:t>
@@ -912,12 +1262,7 @@
     </w:p>
     <w:p>
       <w:pPr>
-        <w:numPr>
-          <w:ilvl w:val="0"/>
-          <w:numId w:val="2"/>
-        </w:numPr>
-        <w:spacing w:after="0" w:line="380" w:lineRule="auto"/>
-        <w:ind w:left="1276" w:hanging="724"/>
+        <w:pStyle w:val="a"/>
       </w:pPr>
       <w:r>
         <w:t>просматривать детальные карточки сущностей и их взаимосвязи;</w:t>
@@ -925,26 +1270,15 @@
     </w:p>
     <w:p>
       <w:pPr>
-        <w:numPr>
-          <w:ilvl w:val="0"/>
-          <w:numId w:val="2"/>
-        </w:numPr>
-        <w:spacing w:after="0" w:line="380" w:lineRule="auto"/>
-        <w:ind w:left="1276" w:hanging="724"/>
-      </w:pPr>
-      <w:r>
-        <w:lastRenderedPageBreak/>
+        <w:pStyle w:val="a"/>
+      </w:pPr>
+      <w:r>
         <w:t>добавлять новые сущности в систему;</w:t>
       </w:r>
     </w:p>
     <w:p>
       <w:pPr>
-        <w:numPr>
-          <w:ilvl w:val="0"/>
-          <w:numId w:val="2"/>
-        </w:numPr>
-        <w:spacing w:after="0" w:line="380" w:lineRule="auto"/>
-        <w:ind w:left="1276" w:hanging="724"/>
+        <w:pStyle w:val="a"/>
       </w:pPr>
       <w:r>
         <w:t>редактировать описания, тактики и подсказки по получению предметов;</w:t>
@@ -952,12 +1286,7 @@
     </w:p>
     <w:p>
       <w:pPr>
-        <w:numPr>
-          <w:ilvl w:val="0"/>
-          <w:numId w:val="2"/>
-        </w:numPr>
-        <w:spacing w:after="0" w:line="380" w:lineRule="auto"/>
-        <w:ind w:left="1276" w:hanging="724"/>
+        <w:pStyle w:val="a"/>
       </w:pPr>
       <w:r>
         <w:t>проверять актуальность информации и исправлять неточности.</w:t>
@@ -965,7 +1294,8 @@
     </w:p>
     <w:p>
       <w:pPr>
-        <w:ind w:left="562"/>
+        <w:spacing w:after="0" w:line="480" w:lineRule="auto"/>
+        <w:ind w:left="0" w:firstLine="567"/>
       </w:pPr>
       <w:r>
         <w:t xml:space="preserve">1.3.4 Требования к роли «Администратор»: </w:t>
@@ -973,12 +1303,7 @@
     </w:p>
     <w:p>
       <w:pPr>
-        <w:numPr>
-          <w:ilvl w:val="0"/>
-          <w:numId w:val="2"/>
-        </w:numPr>
-        <w:spacing w:after="0" w:line="380" w:lineRule="auto"/>
-        <w:ind w:left="1276" w:hanging="724"/>
+        <w:pStyle w:val="a"/>
       </w:pPr>
       <w:r>
         <w:t>просматривать каталоги оружия, брони, магии и локаций;</w:t>
@@ -986,12 +1311,7 @@
     </w:p>
     <w:p>
       <w:pPr>
-        <w:numPr>
-          <w:ilvl w:val="0"/>
-          <w:numId w:val="2"/>
-        </w:numPr>
-        <w:spacing w:after="0" w:line="380" w:lineRule="auto"/>
-        <w:ind w:left="1276" w:hanging="724"/>
+        <w:pStyle w:val="a"/>
       </w:pPr>
       <w:r>
         <w:t>изучать механики игры и тактики прохождения боссов;</w:t>
@@ -999,12 +1319,7 @@
     </w:p>
     <w:p>
       <w:pPr>
-        <w:numPr>
-          <w:ilvl w:val="0"/>
-          <w:numId w:val="2"/>
-        </w:numPr>
-        <w:spacing w:after="0" w:line="380" w:lineRule="auto"/>
-        <w:ind w:left="1276" w:hanging="724"/>
+        <w:pStyle w:val="a"/>
       </w:pPr>
       <w:r>
         <w:t>ознакамливаться с функционалом конструктора билдов;</w:t>
@@ -1012,12 +1327,7 @@
     </w:p>
     <w:p>
       <w:pPr>
-        <w:numPr>
-          <w:ilvl w:val="0"/>
-          <w:numId w:val="2"/>
-        </w:numPr>
-        <w:spacing w:after="0" w:line="380" w:lineRule="auto"/>
-        <w:ind w:left="1276" w:hanging="724"/>
+        <w:pStyle w:val="a"/>
       </w:pPr>
       <w:r>
         <w:t>авторизоваться и регистрироваться;</w:t>
@@ -1025,12 +1335,7 @@
     </w:p>
     <w:p>
       <w:pPr>
-        <w:numPr>
-          <w:ilvl w:val="0"/>
-          <w:numId w:val="2"/>
-        </w:numPr>
-        <w:spacing w:after="0" w:line="380" w:lineRule="auto"/>
-        <w:ind w:left="1276" w:hanging="724"/>
+        <w:pStyle w:val="a"/>
       </w:pPr>
       <w:r>
         <w:t>использовать конструктор билдов для подбора экипировки и заклинаний;</w:t>
@@ -1038,12 +1343,7 @@
     </w:p>
     <w:p>
       <w:pPr>
-        <w:numPr>
-          <w:ilvl w:val="0"/>
-          <w:numId w:val="2"/>
-        </w:numPr>
-        <w:spacing w:after="0" w:line="380" w:lineRule="auto"/>
-        <w:ind w:left="1276" w:hanging="724"/>
+        <w:pStyle w:val="a"/>
       </w:pPr>
       <w:r>
         <w:t>сохранять созданные билды на компьютер;</w:t>
@@ -1051,12 +1351,7 @@
     </w:p>
     <w:p>
       <w:pPr>
-        <w:numPr>
-          <w:ilvl w:val="0"/>
-          <w:numId w:val="2"/>
-        </w:numPr>
-        <w:spacing w:after="0" w:line="380" w:lineRule="auto"/>
-        <w:ind w:left="1276" w:hanging="724"/>
+        <w:pStyle w:val="a"/>
       </w:pPr>
       <w:r>
         <w:t>просматривать детальные карточки сущностей и их взаимосвязи;</w:t>
@@ -1064,12 +1359,7 @@
     </w:p>
     <w:p>
       <w:pPr>
-        <w:numPr>
-          <w:ilvl w:val="0"/>
-          <w:numId w:val="2"/>
-        </w:numPr>
-        <w:spacing w:after="0" w:line="380" w:lineRule="auto"/>
-        <w:ind w:left="1276" w:hanging="724"/>
+        <w:pStyle w:val="a"/>
       </w:pPr>
       <w:r>
         <w:t>добавлять новые сущности в систему;</w:t>
@@ -1077,12 +1367,7 @@
     </w:p>
     <w:p>
       <w:pPr>
-        <w:numPr>
-          <w:ilvl w:val="0"/>
-          <w:numId w:val="2"/>
-        </w:numPr>
-        <w:spacing w:after="0" w:line="380" w:lineRule="auto"/>
-        <w:ind w:left="1276" w:hanging="724"/>
+        <w:pStyle w:val="a"/>
       </w:pPr>
       <w:r>
         <w:t>редактировать описания, тактики и подсказки по получению предметов;</w:t>
@@ -1090,12 +1375,7 @@
     </w:p>
     <w:p>
       <w:pPr>
-        <w:numPr>
-          <w:ilvl w:val="0"/>
-          <w:numId w:val="2"/>
-        </w:numPr>
-        <w:spacing w:after="0" w:line="380" w:lineRule="auto"/>
-        <w:ind w:left="1276" w:hanging="724"/>
+        <w:pStyle w:val="a"/>
       </w:pPr>
       <w:r>
         <w:t>проверять актуальность информации и исправлять неточности;</w:t>
@@ -1103,12 +1383,7 @@
     </w:p>
     <w:p>
       <w:pPr>
-        <w:numPr>
-          <w:ilvl w:val="0"/>
-          <w:numId w:val="2"/>
-        </w:numPr>
-        <w:spacing w:after="0" w:line="380" w:lineRule="auto"/>
-        <w:ind w:left="1276" w:hanging="724"/>
+        <w:pStyle w:val="a"/>
       </w:pPr>
       <w:r>
         <w:t>управлять учетными записями пользователей и разграничением прав доступа;</w:t>
@@ -1116,12 +1391,7 @@
     </w:p>
     <w:p>
       <w:pPr>
-        <w:numPr>
-          <w:ilvl w:val="0"/>
-          <w:numId w:val="2"/>
-        </w:numPr>
-        <w:spacing w:after="0" w:line="380" w:lineRule="auto"/>
-        <w:ind w:left="1276" w:hanging="724"/>
+        <w:pStyle w:val="a"/>
       </w:pPr>
       <w:r>
         <w:t>вести системные каталоги (виды урона, виды магии, регионы);</w:t>
@@ -1129,12 +1399,7 @@
     </w:p>
     <w:p>
       <w:pPr>
-        <w:numPr>
-          <w:ilvl w:val="0"/>
-          <w:numId w:val="2"/>
-        </w:numPr>
-        <w:spacing w:after="0" w:line="380" w:lineRule="auto"/>
-        <w:ind w:left="1276" w:hanging="724"/>
+        <w:pStyle w:val="a"/>
       </w:pPr>
       <w:r>
         <w:t>контролировать целостность базы данных и работоспособность системы.</w:t>
@@ -1146,20 +1411,45 @@
           <w:ilvl w:val="1"/>
           <w:numId w:val="3"/>
         </w:numPr>
-        <w:spacing w:after="132" w:line="360" w:lineRule="auto"/>
-        <w:ind w:hanging="420"/>
-      </w:pPr>
-      <w:r>
-        <w:t xml:space="preserve">Стадии и этапы разработки </w:t>
-      </w:r>
-    </w:p>
-    <w:p>
-      <w:pPr>
-        <w:spacing w:after="136" w:line="360" w:lineRule="auto"/>
-        <w:ind w:left="562"/>
-      </w:pPr>
-      <w:r>
-        <w:t xml:space="preserve">Стадии и этапы разработки представлены в таблице 1.4.1. </w:t>
+        <w:spacing w:after="0" w:line="480" w:lineRule="auto"/>
+        <w:ind w:left="0" w:firstLine="567"/>
+      </w:pPr>
+      <w:r>
+        <w:rPr>
+          <w:rFonts w:eastAsiaTheme="minorHAnsi"/>
+          <w:color w:val="auto"/>
+          <w:kern w:val="0"/>
+          <w:szCs w:val="28"/>
+          <w:lang w:eastAsia="en-US"/>
+          <w14:ligatures w14:val="none"/>
+        </w:rPr>
+        <w:t>Стадии</w:t>
+      </w:r>
+      <w:r>
+        <w:t xml:space="preserve"> и этапы разработки </w:t>
+      </w:r>
+    </w:p>
+    <w:p>
+      <w:pPr>
+        <w:spacing w:after="0" w:line="360" w:lineRule="auto"/>
+        <w:ind w:left="0" w:firstLine="567"/>
+      </w:pPr>
+      <w:r>
+        <w:t xml:space="preserve">Стадии и этапы </w:t>
+      </w:r>
+      <w:r>
+        <w:rPr>
+          <w:rFonts w:eastAsiaTheme="minorHAnsi"/>
+          <w:color w:val="auto"/>
+          <w:kern w:val="0"/>
+          <w:szCs w:val="28"/>
+          <w:lang w:eastAsia="en-US"/>
+          <w14:ligatures w14:val="none"/>
+        </w:rPr>
+        <w:t>разработки</w:t>
+      </w:r>
+      <w:r>
+        <w:t xml:space="preserve"> представлены в таблице 1.4.1. </w:t>
       </w:r>
     </w:p>
     <w:p>
@@ -1175,11 +1465,23 @@
     <w:p>
       <w:pPr>
         <w:spacing w:after="0" w:line="360" w:lineRule="auto"/>
-        <w:ind w:left="935" w:hanging="11"/>
-      </w:pPr>
-      <w:r>
+        <w:ind w:left="0" w:firstLine="567"/>
+        <w:jc w:val="left"/>
+      </w:pPr>
+      <w:r>
+        <w:rPr>
+          <w:rFonts w:eastAsiaTheme="minorHAnsi"/>
+          <w:color w:val="auto"/>
+          <w:kern w:val="0"/>
+          <w:szCs w:val="28"/>
+          <w:lang w:eastAsia="en-US"/>
+          <w14:ligatures w14:val="none"/>
+        </w:rPr>
         <w:lastRenderedPageBreak/>
-        <w:t xml:space="preserve">Таблица 1.4.1 – Стадии и этапы разработки </w:t>
+        <w:t>Таблица</w:t>
+      </w:r>
+      <w:r>
+        <w:t xml:space="preserve"> 1.4.1 – Стадии и этапы разработки </w:t>
       </w:r>
     </w:p>
     <w:tbl>
@@ -1215,15 +1517,32 @@
           </w:tcPr>
           <w:p>
             <w:pPr>
-              <w:spacing w:after="0"/>
-              <w:ind w:left="2" w:firstLine="0"/>
+              <w:spacing w:after="0" w:line="360" w:lineRule="auto"/>
+              <w:ind w:left="0" w:firstLine="0"/>
               <w:jc w:val="center"/>
+              <w:rPr>
+                <w:sz w:val="26"/>
+                <w:szCs w:val="26"/>
+              </w:rPr>
             </w:pPr>
             <w:r>
               <w:rPr>
+                <w:rFonts w:eastAsiaTheme="minorHAnsi"/>
+                <w:color w:val="auto"/>
+                <w:kern w:val="0"/>
                 <w:sz w:val="26"/>
-              </w:rPr>
-              <w:t xml:space="preserve">Название этапа </w:t>
+                <w:szCs w:val="26"/>
+                <w:lang w:eastAsia="en-US"/>
+                <w14:ligatures w14:val="none"/>
+              </w:rPr>
+              <w:t>Название</w:t>
+            </w:r>
+            <w:r>
+              <w:rPr>
+                <w:sz w:val="26"/>
+                <w:szCs w:val="26"/>
+              </w:rPr>
+              <w:t xml:space="preserve"> этапа </w:t>
             </w:r>
           </w:p>
         </w:tc>
@@ -1242,10 +1561,15 @@
               <w:spacing w:after="0"/>
               <w:ind w:left="0" w:right="2" w:firstLine="0"/>
               <w:jc w:val="center"/>
+              <w:rPr>
+                <w:sz w:val="26"/>
+                <w:szCs w:val="26"/>
+              </w:rPr>
             </w:pPr>
             <w:r>
               <w:rPr>
                 <w:sz w:val="26"/>
+                <w:szCs w:val="26"/>
               </w:rPr>
               <w:t xml:space="preserve">Срок </w:t>
             </w:r>
@@ -1266,10 +1590,15 @@
               <w:spacing w:after="0"/>
               <w:ind w:left="3" w:firstLine="0"/>
               <w:jc w:val="center"/>
+              <w:rPr>
+                <w:sz w:val="26"/>
+                <w:szCs w:val="26"/>
+              </w:rPr>
             </w:pPr>
             <w:r>
               <w:rPr>
                 <w:sz w:val="26"/>
+                <w:szCs w:val="26"/>
               </w:rPr>
               <w:t xml:space="preserve">Отчетность </w:t>
             </w:r>
@@ -1294,8 +1623,14 @@
           <w:p>
             <w:pPr>
               <w:pStyle w:val="a8"/>
+              <w:rPr>
+                <w:szCs w:val="26"/>
+              </w:rPr>
             </w:pPr>
             <w:r>
+              <w:rPr>
+                <w:szCs w:val="26"/>
+              </w:rPr>
               <w:t>Анализ предметной области и проектирование</w:t>
             </w:r>
           </w:p>
@@ -1314,14 +1649,26 @@
           <w:p>
             <w:pPr>
               <w:pStyle w:val="a8"/>
+              <w:rPr>
+                <w:szCs w:val="26"/>
+              </w:rPr>
             </w:pPr>
             <w:r>
+              <w:rPr>
+                <w:szCs w:val="26"/>
+              </w:rPr>
               <w:t>09.09</w:t>
             </w:r>
             <w:r>
+              <w:rPr>
+                <w:szCs w:val="26"/>
+              </w:rPr>
               <w:t>-</w:t>
             </w:r>
             <w:r>
+              <w:rPr>
+                <w:szCs w:val="26"/>
+              </w:rPr>
               <w:t>10.09</w:t>
             </w:r>
           </w:p>
@@ -1340,8 +1687,14 @@
           <w:p>
             <w:pPr>
               <w:pStyle w:val="a8"/>
+              <w:rPr>
+                <w:szCs w:val="26"/>
+              </w:rPr>
             </w:pPr>
             <w:r>
+              <w:rPr>
+                <w:szCs w:val="26"/>
+              </w:rPr>
               <w:t>Описание предметной области, входные и выходные данные, документы</w:t>
             </w:r>
           </w:p>
@@ -1365,16 +1718,28 @@
           <w:p>
             <w:pPr>
               <w:pStyle w:val="a8"/>
+              <w:rPr>
+                <w:szCs w:val="26"/>
+              </w:rPr>
             </w:pPr>
             <w:r>
+              <w:rPr>
+                <w:szCs w:val="26"/>
+              </w:rPr>
               <w:t>Разработка макета интерфейса (</w:t>
             </w:r>
             <w:proofErr w:type="spellStart"/>
             <w:r>
+              <w:rPr>
+                <w:szCs w:val="26"/>
+              </w:rPr>
               <w:t>Wireframe</w:t>
             </w:r>
             <w:proofErr w:type="spellEnd"/>
             <w:r>
+              <w:rPr>
+                <w:szCs w:val="26"/>
+              </w:rPr>
               <w:t>)</w:t>
             </w:r>
           </w:p>
@@ -1393,14 +1758,26 @@
           <w:p>
             <w:pPr>
               <w:pStyle w:val="a8"/>
+              <w:rPr>
+                <w:szCs w:val="26"/>
+              </w:rPr>
             </w:pPr>
             <w:r>
+              <w:rPr>
+                <w:szCs w:val="26"/>
+              </w:rPr>
               <w:t>10.09</w:t>
             </w:r>
             <w:r>
+              <w:rPr>
+                <w:szCs w:val="26"/>
+              </w:rPr>
               <w:t>-</w:t>
             </w:r>
             <w:r>
+              <w:rPr>
+                <w:szCs w:val="26"/>
+              </w:rPr>
               <w:t>22.09</w:t>
             </w:r>
           </w:p>
@@ -1419,13 +1796,22 @@
           <w:p>
             <w:pPr>
               <w:pStyle w:val="a8"/>
+              <w:rPr>
+                <w:szCs w:val="26"/>
+              </w:rPr>
             </w:pPr>
             <w:proofErr w:type="spellStart"/>
             <w:r>
+              <w:rPr>
+                <w:szCs w:val="26"/>
+              </w:rPr>
               <w:t>Wireframe</w:t>
             </w:r>
             <w:proofErr w:type="spellEnd"/>
             <w:r>
+              <w:rPr>
+                <w:szCs w:val="26"/>
+              </w:rPr>
               <w:t>-макеты ключевых экранов</w:t>
             </w:r>
           </w:p>
@@ -1449,8 +1835,14 @@
           <w:p>
             <w:pPr>
               <w:pStyle w:val="a8"/>
+              <w:rPr>
+                <w:szCs w:val="26"/>
+              </w:rPr>
             </w:pPr>
             <w:r>
+              <w:rPr>
+                <w:szCs w:val="26"/>
+              </w:rPr>
               <w:t>Разработка технического задания</w:t>
             </w:r>
           </w:p>
@@ -1469,14 +1861,26 @@
           <w:p>
             <w:pPr>
               <w:pStyle w:val="a8"/>
+              <w:rPr>
+                <w:szCs w:val="26"/>
+              </w:rPr>
             </w:pPr>
             <w:r>
+              <w:rPr>
+                <w:szCs w:val="26"/>
+              </w:rPr>
               <w:t>22.09</w:t>
             </w:r>
             <w:r>
+              <w:rPr>
+                <w:szCs w:val="26"/>
+              </w:rPr>
               <w:t>-</w:t>
             </w:r>
             <w:r>
+              <w:rPr>
+                <w:szCs w:val="26"/>
+              </w:rPr>
               <w:t>01.10</w:t>
             </w:r>
           </w:p>
@@ -1495,8 +1899,14 @@
           <w:p>
             <w:pPr>
               <w:pStyle w:val="a8"/>
+              <w:rPr>
+                <w:szCs w:val="26"/>
+              </w:rPr>
             </w:pPr>
             <w:r>
+              <w:rPr>
+                <w:szCs w:val="26"/>
+              </w:rPr>
               <w:t>Техническое задание</w:t>
             </w:r>
           </w:p>
@@ -1520,8 +1930,14 @@
           <w:p>
             <w:pPr>
               <w:pStyle w:val="a8"/>
+              <w:rPr>
+                <w:szCs w:val="26"/>
+              </w:rPr>
             </w:pPr>
             <w:r>
+              <w:rPr>
+                <w:szCs w:val="26"/>
+              </w:rPr>
               <w:t>Проектирование базы данных и её структуры</w:t>
             </w:r>
           </w:p>
@@ -1540,20 +1956,38 @@
           <w:p>
             <w:pPr>
               <w:pStyle w:val="a8"/>
+              <w:rPr>
+                <w:szCs w:val="26"/>
+              </w:rPr>
             </w:pPr>
             <w:r>
+              <w:rPr>
+                <w:szCs w:val="26"/>
+              </w:rPr>
               <w:t>01.10</w:t>
             </w:r>
             <w:r>
+              <w:rPr>
+                <w:szCs w:val="26"/>
+              </w:rPr>
               <w:t>-</w:t>
             </w:r>
             <w:r>
+              <w:rPr>
+                <w:szCs w:val="26"/>
+              </w:rPr>
               <w:t>0</w:t>
             </w:r>
             <w:r>
+              <w:rPr>
+                <w:szCs w:val="26"/>
+              </w:rPr>
               <w:t>5</w:t>
             </w:r>
             <w:r>
+              <w:rPr>
+                <w:szCs w:val="26"/>
+              </w:rPr>
               <w:t>.10</w:t>
             </w:r>
           </w:p>
@@ -1572,8 +2006,14 @@
           <w:p>
             <w:pPr>
               <w:pStyle w:val="a8"/>
+              <w:rPr>
+                <w:szCs w:val="26"/>
+              </w:rPr>
             </w:pPr>
             <w:r>
+              <w:rPr>
+                <w:szCs w:val="26"/>
+              </w:rPr>
               <w:t>Схема базы данных, структура таблиц</w:t>
             </w:r>
           </w:p>
@@ -1597,8 +2037,14 @@
           <w:p>
             <w:pPr>
               <w:pStyle w:val="a8"/>
+              <w:rPr>
+                <w:szCs w:val="26"/>
+              </w:rPr>
             </w:pPr>
             <w:r>
+              <w:rPr>
+                <w:szCs w:val="26"/>
+              </w:rPr>
               <w:t>Выбор и обучение модели машинного обучения</w:t>
             </w:r>
           </w:p>
@@ -1617,8 +2063,14 @@
           <w:p>
             <w:pPr>
               <w:pStyle w:val="a8"/>
+              <w:rPr>
+                <w:szCs w:val="26"/>
+              </w:rPr>
             </w:pPr>
             <w:r>
+              <w:rPr>
+                <w:szCs w:val="26"/>
+              </w:rPr>
               <w:t>05.10-08.10</w:t>
             </w:r>
           </w:p>
@@ -1637,11 +2089,20 @@
           <w:p>
             <w:pPr>
               <w:pStyle w:val="a8"/>
+              <w:rPr>
+                <w:szCs w:val="26"/>
+              </w:rPr>
             </w:pPr>
             <w:r>
+              <w:rPr>
+                <w:szCs w:val="26"/>
+              </w:rPr>
               <w:t xml:space="preserve">Обученная модель </w:t>
             </w:r>
             <w:r>
+              <w:rPr>
+                <w:szCs w:val="26"/>
+              </w:rPr>
               <w:t>и документ её тестирования</w:t>
             </w:r>
           </w:p>
@@ -1665,8 +2126,14 @@
           <w:p>
             <w:pPr>
               <w:pStyle w:val="a8"/>
+              <w:rPr>
+                <w:szCs w:val="26"/>
+              </w:rPr>
             </w:pPr>
             <w:r>
+              <w:rPr>
+                <w:szCs w:val="26"/>
+              </w:rPr>
               <w:t>Разработка серверной части и контейнеризация</w:t>
             </w:r>
           </w:p>
@@ -1685,14 +2152,26 @@
           <w:p>
             <w:pPr>
               <w:pStyle w:val="a8"/>
+              <w:rPr>
+                <w:szCs w:val="26"/>
+              </w:rPr>
             </w:pPr>
             <w:r>
+              <w:rPr>
+                <w:szCs w:val="26"/>
+              </w:rPr>
               <w:t>0</w:t>
             </w:r>
             <w:r>
+              <w:rPr>
+                <w:szCs w:val="26"/>
+              </w:rPr>
               <w:t>8</w:t>
             </w:r>
             <w:r>
+              <w:rPr>
+                <w:szCs w:val="26"/>
+              </w:rPr>
               <w:t>.10–15.10</w:t>
             </w:r>
           </w:p>
@@ -1711,16 +2190,28 @@
           <w:p>
             <w:pPr>
               <w:pStyle w:val="a8"/>
+              <w:rPr>
+                <w:szCs w:val="26"/>
+              </w:rPr>
             </w:pPr>
             <w:r>
+              <w:rPr>
+                <w:szCs w:val="26"/>
+              </w:rPr>
               <w:t xml:space="preserve">Серверная часть API, </w:t>
             </w:r>
             <w:proofErr w:type="spellStart"/>
             <w:r>
+              <w:rPr>
+                <w:szCs w:val="26"/>
+              </w:rPr>
               <w:t>Docker</w:t>
             </w:r>
             <w:proofErr w:type="spellEnd"/>
             <w:r>
+              <w:rPr>
+                <w:szCs w:val="26"/>
+              </w:rPr>
               <w:t>-конфигурация</w:t>
             </w:r>
           </w:p>
@@ -1744,8 +2235,14 @@
           <w:p>
             <w:pPr>
               <w:pStyle w:val="a8"/>
+              <w:rPr>
+                <w:szCs w:val="26"/>
+              </w:rPr>
             </w:pPr>
             <w:r>
+              <w:rPr>
+                <w:szCs w:val="26"/>
+              </w:rPr>
               <w:t>Разработка клиентского приложения</w:t>
             </w:r>
           </w:p>
@@ -1764,8 +2261,14 @@
           <w:p>
             <w:pPr>
               <w:pStyle w:val="a8"/>
+              <w:rPr>
+                <w:szCs w:val="26"/>
+              </w:rPr>
             </w:pPr>
             <w:r>
+              <w:rPr>
+                <w:szCs w:val="26"/>
+              </w:rPr>
               <w:t>15.10–25.10</w:t>
             </w:r>
           </w:p>
@@ -1784,8 +2287,14 @@
           <w:p>
             <w:pPr>
               <w:pStyle w:val="a8"/>
+              <w:rPr>
+                <w:szCs w:val="26"/>
+              </w:rPr>
             </w:pPr>
             <w:r>
+              <w:rPr>
+                <w:szCs w:val="26"/>
+              </w:rPr>
               <w:t>Клиентское приложение</w:t>
             </w:r>
           </w:p>
@@ -1809,8 +2318,14 @@
           <w:p>
             <w:pPr>
               <w:pStyle w:val="a8"/>
+              <w:rPr>
+                <w:szCs w:val="26"/>
+              </w:rPr>
             </w:pPr>
             <w:r>
+              <w:rPr>
+                <w:szCs w:val="26"/>
+              </w:rPr>
               <w:t>Разработка модульной схемы</w:t>
             </w:r>
           </w:p>
@@ -1829,8 +2344,14 @@
           <w:p>
             <w:pPr>
               <w:pStyle w:val="a8"/>
+              <w:rPr>
+                <w:szCs w:val="26"/>
+              </w:rPr>
             </w:pPr>
             <w:r>
+              <w:rPr>
+                <w:szCs w:val="26"/>
+              </w:rPr>
               <w:t>25.10–02.11</w:t>
             </w:r>
           </w:p>
@@ -1849,8 +2370,14 @@
           <w:p>
             <w:pPr>
               <w:pStyle w:val="a8"/>
+              <w:rPr>
+                <w:szCs w:val="26"/>
+              </w:rPr>
             </w:pPr>
             <w:r>
+              <w:rPr>
+                <w:szCs w:val="26"/>
+              </w:rPr>
               <w:t>Модульная схема системы</w:t>
             </w:r>
           </w:p>
@@ -1874,8 +2401,14 @@
           <w:p>
             <w:pPr>
               <w:pStyle w:val="a8"/>
+              <w:rPr>
+                <w:szCs w:val="26"/>
+              </w:rPr>
             </w:pPr>
             <w:r>
+              <w:rPr>
+                <w:szCs w:val="26"/>
+              </w:rPr>
               <w:t>Тестирование системы</w:t>
             </w:r>
           </w:p>
@@ -1894,8 +2427,14 @@
           <w:p>
             <w:pPr>
               <w:pStyle w:val="a8"/>
+              <w:rPr>
+                <w:szCs w:val="26"/>
+              </w:rPr>
             </w:pPr>
             <w:r>
+              <w:rPr>
+                <w:szCs w:val="26"/>
+              </w:rPr>
               <w:t>02.11–11.11</w:t>
             </w:r>
           </w:p>
@@ -1914,8 +2453,14 @@
           <w:p>
             <w:pPr>
               <w:pStyle w:val="a8"/>
+              <w:rPr>
+                <w:szCs w:val="26"/>
+              </w:rPr>
             </w:pPr>
             <w:r>
+              <w:rPr>
+                <w:szCs w:val="26"/>
+              </w:rPr>
               <w:t>Протокол тестирования</w:t>
             </w:r>
           </w:p>
@@ -1939,8 +2484,14 @@
           <w:p>
             <w:pPr>
               <w:pStyle w:val="a8"/>
+              <w:rPr>
+                <w:szCs w:val="26"/>
+              </w:rPr>
             </w:pPr>
             <w:r>
+              <w:rPr>
+                <w:szCs w:val="26"/>
+              </w:rPr>
               <w:t>Разработка руководства пользователя</w:t>
             </w:r>
           </w:p>
@@ -1959,8 +2510,14 @@
           <w:p>
             <w:pPr>
               <w:pStyle w:val="a8"/>
+              <w:rPr>
+                <w:szCs w:val="26"/>
+              </w:rPr>
             </w:pPr>
             <w:r>
+              <w:rPr>
+                <w:szCs w:val="26"/>
+              </w:rPr>
               <w:t>11.11–17.11</w:t>
             </w:r>
           </w:p>
@@ -1979,8 +2536,14 @@
           <w:p>
             <w:pPr>
               <w:pStyle w:val="a8"/>
+              <w:rPr>
+                <w:szCs w:val="26"/>
+              </w:rPr>
             </w:pPr>
             <w:r>
+              <w:rPr>
+                <w:szCs w:val="26"/>
+              </w:rPr>
               <w:t>Руководство пользователя</w:t>
             </w:r>
           </w:p>
@@ -2004,8 +2567,14 @@
           <w:p>
             <w:pPr>
               <w:pStyle w:val="a8"/>
+              <w:rPr>
+                <w:szCs w:val="26"/>
+              </w:rPr>
             </w:pPr>
             <w:r>
+              <w:rPr>
+                <w:szCs w:val="26"/>
+              </w:rPr>
               <w:t>Подготовка презентации работы</w:t>
             </w:r>
           </w:p>
@@ -2024,8 +2593,14 @@
           <w:p>
             <w:pPr>
               <w:pStyle w:val="a8"/>
+              <w:rPr>
+                <w:szCs w:val="26"/>
+              </w:rPr>
             </w:pPr>
             <w:r>
+              <w:rPr>
+                <w:szCs w:val="26"/>
+              </w:rPr>
               <w:t>17.11–24.11</w:t>
             </w:r>
           </w:p>
@@ -2044,8 +2619,14 @@
           <w:p>
             <w:pPr>
               <w:pStyle w:val="a8"/>
+              <w:rPr>
+                <w:szCs w:val="26"/>
+              </w:rPr>
             </w:pPr>
             <w:r>
+              <w:rPr>
+                <w:szCs w:val="26"/>
+              </w:rPr>
               <w:t>Презентация работы</w:t>
             </w:r>
           </w:p>
@@ -2069,8 +2650,14 @@
           <w:p>
             <w:pPr>
               <w:pStyle w:val="a8"/>
+              <w:rPr>
+                <w:szCs w:val="26"/>
+              </w:rPr>
             </w:pPr>
             <w:r>
+              <w:rPr>
+                <w:szCs w:val="26"/>
+              </w:rPr>
               <w:t>Оформление отчёта по производственной практике</w:t>
             </w:r>
           </w:p>
@@ -2089,8 +2676,14 @@
           <w:p>
             <w:pPr>
               <w:pStyle w:val="a8"/>
+              <w:rPr>
+                <w:szCs w:val="26"/>
+              </w:rPr>
             </w:pPr>
             <w:r>
+              <w:rPr>
+                <w:szCs w:val="26"/>
+              </w:rPr>
               <w:t>24.11–26.11</w:t>
             </w:r>
           </w:p>
@@ -2109,8 +2702,14 @@
           <w:p>
             <w:pPr>
               <w:pStyle w:val="a8"/>
+              <w:rPr>
+                <w:szCs w:val="26"/>
+              </w:rPr>
             </w:pPr>
             <w:r>
+              <w:rPr>
+                <w:szCs w:val="26"/>
+              </w:rPr>
               <w:t>Отчёт по ПП</w:t>
             </w:r>
           </w:p>
@@ -2129,59 +2728,98 @@
     </w:p>
     <w:p>
       <w:pPr>
-        <w:numPr>
-          <w:ilvl w:val="1"/>
-          <w:numId w:val="3"/>
-        </w:numPr>
-        <w:spacing w:after="136"/>
-        <w:ind w:hanging="420"/>
-      </w:pPr>
-      <w:r>
-        <w:t xml:space="preserve">Описание входной информации </w:t>
-      </w:r>
-    </w:p>
-    <w:p>
-      <w:pPr>
-        <w:spacing w:after="5" w:line="357" w:lineRule="auto"/>
+        <w:spacing w:after="0" w:line="480" w:lineRule="auto"/>
         <w:ind w:left="0" w:firstLine="567"/>
       </w:pPr>
       <w:r>
+        <w:t xml:space="preserve">1.5 </w:t>
+      </w:r>
+      <w:r>
+        <w:rPr>
+          <w:rFonts w:eastAsiaTheme="minorHAnsi"/>
+          <w:color w:val="auto"/>
+          <w:kern w:val="0"/>
+          <w:szCs w:val="28"/>
+          <w:lang w:eastAsia="en-US"/>
+          <w14:ligatures w14:val="none"/>
+        </w:rPr>
+        <w:t>Описание</w:t>
+      </w:r>
+      <w:r>
+        <w:t xml:space="preserve"> </w:t>
+      </w:r>
+      <w:r>
+        <w:rPr>
+          <w:rFonts w:eastAsiaTheme="minorHAnsi"/>
+          <w:color w:val="auto"/>
+          <w:kern w:val="0"/>
+          <w:szCs w:val="28"/>
+          <w:lang w:eastAsia="en-US"/>
+          <w14:ligatures w14:val="none"/>
+        </w:rPr>
+        <w:t>входной</w:t>
+      </w:r>
+      <w:r>
+        <w:t xml:space="preserve"> информации </w:t>
+      </w:r>
+    </w:p>
+    <w:p>
+      <w:pPr>
+        <w:tabs>
+          <w:tab w:val="left" w:pos="851"/>
+        </w:tabs>
+        <w:spacing w:after="0" w:line="360" w:lineRule="auto"/>
+        <w:ind w:left="0" w:firstLine="567"/>
+      </w:pPr>
+      <w:r>
         <w:t xml:space="preserve">Входные данные – это информация, поступающая в систему, чтобы она могла с ними работать.  </w:t>
       </w:r>
     </w:p>
     <w:p>
       <w:pPr>
-        <w:ind w:left="562"/>
-      </w:pPr>
-      <w:r>
-        <w:t xml:space="preserve">К входной информации относятся:  </w:t>
-      </w:r>
-    </w:p>
-    <w:p>
-      <w:pPr>
-        <w:numPr>
-          <w:ilvl w:val="0"/>
-          <w:numId w:val="2"/>
-        </w:numPr>
-        <w:spacing w:after="0" w:line="380" w:lineRule="auto"/>
-        <w:ind w:left="851" w:hanging="284"/>
-      </w:pPr>
-      <w:r>
-        <w:t xml:space="preserve">список предметов; </w:t>
-      </w:r>
-    </w:p>
-    <w:p>
-      <w:pPr>
-        <w:numPr>
-          <w:ilvl w:val="0"/>
-          <w:numId w:val="2"/>
-        </w:numPr>
-        <w:spacing w:after="0" w:line="380" w:lineRule="auto"/>
-        <w:ind w:left="851" w:hanging="284"/>
+        <w:tabs>
+          <w:tab w:val="left" w:pos="851"/>
+        </w:tabs>
+        <w:spacing w:after="0" w:line="360" w:lineRule="auto"/>
+        <w:ind w:left="0" w:firstLine="567"/>
       </w:pPr>
       <w:r>
         <w:lastRenderedPageBreak/>
-        <w:t>текущие характеристики персонажа</w:t>
+        <w:t xml:space="preserve">К входной </w:t>
+      </w:r>
+      <w:r>
+        <w:rPr>
+          <w:rFonts w:eastAsiaTheme="minorHAnsi"/>
+          <w:color w:val="auto"/>
+          <w:kern w:val="0"/>
+          <w:szCs w:val="28"/>
+          <w:lang w:eastAsia="en-US"/>
+          <w14:ligatures w14:val="none"/>
+        </w:rPr>
+        <w:t>информации</w:t>
+      </w:r>
+      <w:r>
+        <w:t xml:space="preserve"> относятся:  </w:t>
+      </w:r>
+    </w:p>
+    <w:p>
+      <w:pPr>
+        <w:pStyle w:val="a"/>
+      </w:pPr>
+      <w:r>
+        <w:rPr>
+          <w:rFonts w:eastAsia="Calibri"/>
+        </w:rPr>
+        <w:t>список</w:t>
+      </w:r>
+      <w:r>
+        <w:t xml:space="preserve"> </w:t>
+      </w:r>
+      <w:r>
+        <w:rPr>
+          <w:rFonts w:eastAsia="Calibri"/>
+        </w:rPr>
+        <w:t>предметов</w:t>
       </w:r>
       <w:r>
         <w:t xml:space="preserve">; </w:t>
@@ -2189,12 +2827,21 @@
     </w:p>
     <w:p>
       <w:pPr>
-        <w:numPr>
-          <w:ilvl w:val="0"/>
-          <w:numId w:val="2"/>
-        </w:numPr>
-        <w:spacing w:after="0" w:line="380" w:lineRule="auto"/>
-        <w:ind w:left="851" w:hanging="284"/>
+        <w:pStyle w:val="a"/>
+      </w:pPr>
+      <w:r>
+        <w:rPr>
+          <w:rFonts w:eastAsia="Calibri"/>
+        </w:rPr>
+        <w:t>текущие</w:t>
+      </w:r>
+      <w:r>
+        <w:t xml:space="preserve"> характеристики персонажа; </w:t>
+      </w:r>
+    </w:p>
+    <w:p>
+      <w:pPr>
+        <w:pStyle w:val="a"/>
       </w:pPr>
       <w:r>
         <w:t>логин и пароль для авторизации</w:t>
@@ -2205,50 +2852,111 @@
     </w:p>
     <w:p>
       <w:pPr>
-        <w:numPr>
-          <w:ilvl w:val="1"/>
-          <w:numId w:val="3"/>
-        </w:numPr>
-        <w:spacing w:after="132"/>
-        <w:ind w:hanging="420"/>
-      </w:pPr>
-      <w:r>
-        <w:t xml:space="preserve">Описание выходной информации </w:t>
-      </w:r>
-    </w:p>
-    <w:p>
-      <w:pPr>
-        <w:spacing w:after="0" w:line="361" w:lineRule="auto"/>
+        <w:pStyle w:val="a5"/>
+        <w:tabs>
+          <w:tab w:val="left" w:pos="851"/>
+        </w:tabs>
+        <w:spacing w:after="0" w:line="480" w:lineRule="auto"/>
+        <w:ind w:left="567" w:firstLine="0"/>
+      </w:pPr>
+      <w:r>
+        <w:t xml:space="preserve">1.6 </w:t>
+      </w:r>
+      <w:r>
+        <w:t xml:space="preserve">Описание </w:t>
+      </w:r>
+      <w:r>
+        <w:rPr>
+          <w:rFonts w:eastAsiaTheme="minorHAnsi"/>
+          <w:color w:val="auto"/>
+          <w:kern w:val="0"/>
+          <w:szCs w:val="28"/>
+          <w:lang w:eastAsia="en-US"/>
+          <w14:ligatures w14:val="none"/>
+        </w:rPr>
+        <w:t>выходной</w:t>
+      </w:r>
+      <w:r>
+        <w:t xml:space="preserve"> информации </w:t>
+      </w:r>
+    </w:p>
+    <w:p>
+      <w:pPr>
+        <w:tabs>
+          <w:tab w:val="left" w:pos="851"/>
+        </w:tabs>
+        <w:spacing w:after="0" w:line="360" w:lineRule="auto"/>
         <w:ind w:left="0" w:firstLine="567"/>
       </w:pPr>
       <w:r>
-        <w:t xml:space="preserve">В процессе работы системы выходной информацией будут являться </w:t>
-      </w:r>
-      <w:r>
-        <w:t>карточки предметов, итоговая конфигурация билда.</w:t>
-      </w:r>
-      <w:r>
-        <w:t xml:space="preserve"> </w:t>
-      </w:r>
-    </w:p>
-    <w:p>
-      <w:pPr>
+        <w:t xml:space="preserve">В процессе </w:t>
+      </w:r>
+      <w:r>
+        <w:rPr>
+          <w:rFonts w:eastAsiaTheme="minorHAnsi"/>
+          <w:color w:val="auto"/>
+          <w:kern w:val="0"/>
+          <w:szCs w:val="28"/>
+          <w:lang w:eastAsia="en-US"/>
+          <w14:ligatures w14:val="none"/>
+        </w:rPr>
+        <w:t>работы</w:t>
+      </w:r>
+      <w:r>
+        <w:t xml:space="preserve"> системы выходной информацией будут являться </w:t>
+      </w:r>
+      <w:r>
+        <w:t xml:space="preserve">карточки предметов, </w:t>
+      </w:r>
+      <w:r>
+        <w:rPr>
+          <w:rFonts w:eastAsiaTheme="minorHAnsi"/>
+          <w:color w:val="auto"/>
+          <w:kern w:val="0"/>
+          <w:szCs w:val="28"/>
+          <w:lang w:eastAsia="en-US"/>
+          <w14:ligatures w14:val="none"/>
+        </w:rPr>
+        <w:t>итоговая</w:t>
+      </w:r>
+      <w:r>
+        <w:t xml:space="preserve"> конфигурация билда.</w:t>
+      </w:r>
+      <w:r>
+        <w:t xml:space="preserve"> Описание выходных документов представлено в таблице 1.6.1. </w:t>
+      </w:r>
+    </w:p>
+    <w:p>
+      <w:pPr>
+        <w:tabs>
+          <w:tab w:val="left" w:pos="851"/>
+        </w:tabs>
         <w:spacing w:after="0" w:line="360" w:lineRule="auto"/>
-        <w:ind w:left="567" w:right="737" w:hanging="567"/>
-        <w:contextualSpacing/>
-      </w:pPr>
-      <w:r>
-        <w:t xml:space="preserve">Описание выходных документов представлено в таблице 1.6.1. </w:t>
-      </w:r>
+        <w:ind w:left="0" w:firstLine="567"/>
+      </w:pPr>
     </w:p>
     <w:p>
       <w:pPr>
         <w:spacing w:after="0" w:line="360" w:lineRule="auto"/>
-        <w:ind w:left="567" w:right="737" w:hanging="567"/>
-        <w:contextualSpacing/>
-      </w:pPr>
-      <w:r>
-        <w:t xml:space="preserve">Таблица 1.6.1 – Описание выходных документов </w:t>
+        <w:ind w:left="0" w:firstLine="567"/>
+        <w:jc w:val="left"/>
+      </w:pPr>
+      <w:r>
+        <w:t xml:space="preserve">Таблица 1.6.1 – Описание </w:t>
+      </w:r>
+      <w:r>
+        <w:rPr>
+          <w:rFonts w:eastAsiaTheme="minorHAnsi"/>
+          <w:color w:val="auto"/>
+          <w:kern w:val="0"/>
+          <w:szCs w:val="28"/>
+          <w:lang w:eastAsia="en-US"/>
+          <w14:ligatures w14:val="none"/>
+        </w:rPr>
+        <w:t>выходных</w:t>
+      </w:r>
+      <w:r>
+        <w:t xml:space="preserve"> документов </w:t>
       </w:r>
     </w:p>
     <w:tbl>
@@ -2293,7 +3001,7 @@
               <w:rPr>
                 <w:sz w:val="26"/>
               </w:rPr>
-              <w:t xml:space="preserve">Наименование документа </w:t>
+              <w:t>Наименование документа</w:t>
             </w:r>
           </w:p>
         </w:tc>
@@ -2317,7 +3025,7 @@
               <w:rPr>
                 <w:sz w:val="26"/>
               </w:rPr>
-              <w:t xml:space="preserve">Периодичность выдачи документа </w:t>
+              <w:t>Периодичность выдачи документа</w:t>
             </w:r>
           </w:p>
         </w:tc>
@@ -2341,7 +3049,7 @@
               <w:rPr>
                 <w:sz w:val="26"/>
               </w:rPr>
-              <w:t xml:space="preserve">Кол-во экз. </w:t>
+              <w:t>Кол-во экз.</w:t>
             </w:r>
           </w:p>
         </w:tc>
@@ -2359,13 +3067,13 @@
             <w:pPr>
               <w:spacing w:after="122"/>
               <w:ind w:left="71" w:firstLine="0"/>
-              <w:jc w:val="left"/>
+              <w:jc w:val="center"/>
             </w:pPr>
             <w:r>
               <w:rPr>
                 <w:sz w:val="26"/>
               </w:rPr>
-              <w:t xml:space="preserve">Куда передаются </w:t>
+              <w:t>Куда передаются</w:t>
             </w:r>
           </w:p>
           <w:p>
@@ -2374,12 +3082,6 @@
               <w:ind w:left="1" w:firstLine="0"/>
               <w:jc w:val="center"/>
             </w:pPr>
-            <w:r>
-              <w:rPr>
-                <w:sz w:val="26"/>
-              </w:rPr>
-              <w:t xml:space="preserve"> </w:t>
-            </w:r>
           </w:p>
         </w:tc>
       </w:tr>
@@ -2556,10 +3258,31 @@
     </w:tbl>
     <w:p>
       <w:pPr>
-        <w:ind w:left="562"/>
-      </w:pPr>
-      <w:r>
-        <w:t>Шаблоны выходных документов представлены на рисунках 1.6.2 – 1.6.</w:t>
+        <w:spacing w:after="0" w:line="360" w:lineRule="auto"/>
+        <w:ind w:left="0" w:firstLine="567"/>
+      </w:pPr>
+    </w:p>
+    <w:p>
+      <w:pPr>
+        <w:spacing w:after="0" w:line="360" w:lineRule="auto"/>
+        <w:ind w:left="0" w:firstLine="567"/>
+      </w:pPr>
+      <w:r>
+        <w:t xml:space="preserve">Шаблоны </w:t>
+      </w:r>
+      <w:r>
+        <w:rPr>
+          <w:rFonts w:eastAsiaTheme="minorHAnsi"/>
+          <w:color w:val="auto"/>
+          <w:kern w:val="0"/>
+          <w:szCs w:val="28"/>
+          <w:lang w:eastAsia="en-US"/>
+          <w14:ligatures w14:val="none"/>
+        </w:rPr>
+        <w:t>выходных</w:t>
+      </w:r>
+      <w:r>
+        <w:t xml:space="preserve"> документов представлены на рисунках 1.6.2 – 1.6.</w:t>
       </w:r>
       <w:r>
         <w:t>3</w:t>
@@ -2570,8 +3293,8 @@
     </w:p>
     <w:p>
       <w:pPr>
-        <w:spacing w:after="11"/>
-        <w:ind w:left="0" w:firstLine="0"/>
+        <w:spacing w:after="0" w:line="360" w:lineRule="auto"/>
+        <w:ind w:left="0" w:firstLine="567"/>
         <w:jc w:val="center"/>
       </w:pPr>
       <w:r>
@@ -2579,9 +3302,9 @@
           <w:noProof/>
         </w:rPr>
         <w:drawing>
-          <wp:inline distT="0" distB="0" distL="0" distR="0" wp14:anchorId="14887B0B" wp14:editId="36E1E2DF">
-            <wp:extent cx="2044700" cy="3543300"/>
-            <wp:effectExtent l="0" t="0" r="0" b="0"/>
+          <wp:inline distT="0" distB="0" distL="0" distR="0" wp14:anchorId="14887B0B" wp14:editId="735C4C72">
+            <wp:extent cx="1702291" cy="2949933"/>
+            <wp:effectExtent l="0" t="0" r="0" b="3175"/>
             <wp:docPr id="1558838592" name="Рисунок 62"/>
             <wp:cNvGraphicFramePr>
               <a:graphicFrameLocks xmlns:a="http://schemas.openxmlformats.org/drawingml/2006/main" noChangeAspect="1"/>
@@ -2594,7 +3317,7 @@
                     <pic:cNvPicPr/>
                   </pic:nvPicPr>
                   <pic:blipFill>
-                    <a:blip r:embed="rId6">
+                    <a:blip r:embed="rId8">
                       <a:extLst>
                         <a:ext uri="{28A0092B-C50C-407E-A947-70E740481C1C}">
                           <a14:useLocalDpi xmlns:a14="http://schemas.microsoft.com/office/drawing/2010/main" val="0"/>
@@ -2608,7 +3331,7 @@
                   <pic:spPr>
                     <a:xfrm>
                       <a:off x="0" y="0"/>
-                      <a:ext cx="2044700" cy="3543300"/>
+                      <a:ext cx="1716385" cy="2974357"/>
                     </a:xfrm>
                     <a:prstGeom prst="rect">
                       <a:avLst/>
@@ -2623,15 +3346,35 @@
     </w:p>
     <w:p>
       <w:pPr>
-        <w:spacing w:after="132"/>
-        <w:ind w:left="0" w:right="335" w:firstLine="0"/>
+        <w:tabs>
+          <w:tab w:val="left" w:pos="851"/>
+        </w:tabs>
+        <w:spacing w:after="0" w:line="360" w:lineRule="auto"/>
+        <w:ind w:left="0" w:firstLine="567"/>
         <w:jc w:val="center"/>
       </w:pPr>
       <w:r>
         <w:rPr>
           <w:rStyle w:val="ab"/>
         </w:rPr>
-        <w:t xml:space="preserve">Рисунок 1.6.2 – Шаблон выходного документа – </w:t>
+        <w:t xml:space="preserve">Рисунок 1.6.2 – </w:t>
+      </w:r>
+      <w:r>
+        <w:rPr>
+          <w:rFonts w:eastAsiaTheme="minorHAnsi"/>
+          <w:color w:val="auto"/>
+          <w:kern w:val="0"/>
+          <w:szCs w:val="28"/>
+          <w:lang w:eastAsia="en-US"/>
+          <w14:ligatures w14:val="none"/>
+        </w:rPr>
+        <w:t>Шаблон</w:t>
+      </w:r>
+      <w:r>
+        <w:rPr>
+          <w:rStyle w:val="ab"/>
+        </w:rPr>
+        <w:t xml:space="preserve"> выходного документа – </w:t>
       </w:r>
       <w:r>
         <w:t>Карточка предмета</w:t>
@@ -2639,8 +3382,8 @@
     </w:p>
     <w:p>
       <w:pPr>
-        <w:spacing w:after="132"/>
-        <w:ind w:left="0" w:right="335" w:firstLine="0"/>
+        <w:spacing w:after="0" w:line="360" w:lineRule="auto"/>
+        <w:ind w:left="0" w:firstLine="567"/>
         <w:jc w:val="center"/>
         <w:rPr>
           <w:rStyle w:val="ab"/>
@@ -2667,7 +3410,7 @@
                     <pic:cNvPicPr/>
                   </pic:nvPicPr>
                   <pic:blipFill>
-                    <a:blip r:embed="rId7">
+                    <a:blip r:embed="rId9">
                       <a:extLst>
                         <a:ext uri="{28A0092B-C50C-407E-A947-70E740481C1C}">
                           <a14:useLocalDpi xmlns:a14="http://schemas.microsoft.com/office/drawing/2010/main" val="0"/>
@@ -2696,13 +3439,13 @@
     </w:p>
     <w:p>
       <w:pPr>
-        <w:spacing w:after="132"/>
-        <w:ind w:left="0" w:right="335" w:firstLine="0"/>
+        <w:tabs>
+          <w:tab w:val="left" w:pos="851"/>
+        </w:tabs>
+        <w:spacing w:after="0" w:line="360" w:lineRule="auto"/>
+        <w:ind w:left="0" w:firstLine="567"/>
         <w:jc w:val="center"/>
       </w:pPr>
-      <w:r>
-        <w:t xml:space="preserve"> </w:t>
-      </w:r>
       <w:r>
         <w:rPr>
           <w:rStyle w:val="ab"/>
@@ -2722,30 +3465,63 @@
         <w:t>а</w:t>
       </w:r>
     </w:p>
-    <w:p>
-      <w:pPr>
-        <w:spacing w:after="0"/>
-        <w:ind w:left="0" w:firstLine="0"/>
-        <w:jc w:val="left"/>
-      </w:pPr>
-    </w:p>
-    <w:p>
-      <w:pPr>
-        <w:spacing w:after="0"/>
-        <w:ind w:left="0" w:firstLine="0"/>
-        <w:jc w:val="left"/>
-      </w:pPr>
-      <w:r>
-        <w:t xml:space="preserve"> </w:t>
-      </w:r>
-    </w:p>
     <w:sectPr>
       <w:pgSz w:w="11904" w:h="16838"/>
-      <w:pgMar w:top="707" w:right="848" w:bottom="1154" w:left="1699" w:header="720" w:footer="720" w:gutter="0"/>
+      <w:pgMar w:top="1418" w:right="848" w:bottom="1154" w:left="1418" w:header="720" w:footer="720" w:gutter="0"/>
       <w:cols w:space="720"/>
     </w:sectPr>
   </w:body>
 </w:document>
+</file>
+
+<file path=word/endnotes.xml><?xml version="1.0" encoding="utf-8"?>
+<w:endnotes xmlns:wpc="http://schemas.microsoft.com/office/word/2010/wordprocessingCanvas" xmlns:cx="http://schemas.microsoft.com/office/drawing/2014/chartex" xmlns:cx1="http://schemas.microsoft.com/office/drawing/2015/9/8/chartex" xmlns:cx2="http://schemas.microsoft.com/office/drawing/2015/10/21/chartex" xmlns:cx3="http://schemas.microsoft.com/office/drawing/2016/5/9/chartex" xmlns:cx4="http://schemas.microsoft.com/office/drawing/2016/5/10/chartex" xmlns:cx5="http://schemas.microsoft.com/office/drawing/2016/5/11/chartex" xmlns:cx6="http://schemas.microsoft.com/office/drawing/2016/5/12/chartex" xmlns:cx7="http://schemas.microsoft.com/office/drawing/2016/5/13/chartex" xmlns:cx8="http://schemas.microsoft.com/office/drawing/2016/5/14/chartex" xmlns:mc="http://schemas.openxmlformats.org/markup-compatibility/2006" xmlns:aink="http://schemas.microsoft.com/office/drawing/2016/ink" xmlns:am3d="http://schemas.microsoft.com/office/drawing/2017/model3d" xmlns:o="urn:schemas-microsoft-com:office:office" xmlns:oel="http://schemas.microsoft.com/office/2019/extlst" xmlns:r="http://schemas.openxmlformats.org/officeDocument/2006/relationships" xmlns:m="http://schemas.openxmlformats.org/officeDocument/2006/math" xmlns:v="urn:schemas-microsoft-com:vml" xmlns:wp14="http://schemas.microsoft.com/office/word/2010/wordprocessingDrawing" xmlns:wp="http://schemas.openxmlformats.org/drawingml/2006/wordprocessingDrawing" xmlns:w10="urn:schemas-microsoft-com:office:word" xmlns:w="http://schemas.openxmlformats.org/wordprocessingml/2006/main" xmlns:w14="http://schemas.microsoft.com/office/word/2010/wordml" xmlns:w15="http://schemas.microsoft.com/office/word/2012/wordml" xmlns:w16cex="http://schemas.microsoft.com/office/word/2018/wordml/cex" xmlns:w16cid="http://schemas.microsoft.com/office/word/2016/wordml/cid" xmlns:w16="http://schemas.microsoft.com/office/word/2018/wordml" xmlns:w16du="http://schemas.microsoft.com/office/word/2023/wordml/word16du" xmlns:w16sdtdh="http://schemas.microsoft.com/office/word/2020/wordml/sdtdatahash" xmlns:w16sdtfl="http://schemas.microsoft.com/office/word/2024/wordml/sdtformatlock" xmlns:w16se="http://schemas.microsoft.com/office/word/2015/wordml/symex" xmlns:wpg="http://schemas.microsoft.com/office/word/2010/wordprocessingGroup" xmlns:wpi="http://schemas.microsoft.com/office/word/2010/wordprocessingInk" xmlns:wne="http://schemas.microsoft.com/office/word/2006/wordml" xmlns:wps="http://schemas.microsoft.com/office/word/2010/wordprocessingShape" mc:Ignorable="w14 w15 w16se w16cid w16 w16cex w16sdtdh w16sdtfl w16du wp14">
+  <w:endnote w:type="separator" w:id="-1">
+    <w:p>
+      <w:pPr>
+        <w:spacing w:after="0" w:line="240" w:lineRule="auto"/>
+      </w:pPr>
+      <w:r>
+        <w:separator/>
+      </w:r>
+    </w:p>
+  </w:endnote>
+  <w:endnote w:type="continuationSeparator" w:id="0">
+    <w:p>
+      <w:pPr>
+        <w:spacing w:after="0" w:line="240" w:lineRule="auto"/>
+      </w:pPr>
+      <w:r>
+        <w:continuationSeparator/>
+      </w:r>
+    </w:p>
+  </w:endnote>
+</w:endnotes>
+</file>
+
+<file path=word/footnotes.xml><?xml version="1.0" encoding="utf-8"?>
+<w:footnotes xmlns:wpc="http://schemas.microsoft.com/office/word/2010/wordprocessingCanvas" xmlns:cx="http://schemas.microsoft.com/office/drawing/2014/chartex" xmlns:cx1="http://schemas.microsoft.com/office/drawing/2015/9/8/chartex" xmlns:cx2="http://schemas.microsoft.com/office/drawing/2015/10/21/chartex" xmlns:cx3="http://schemas.microsoft.com/office/drawing/2016/5/9/chartex" xmlns:cx4="http://schemas.microsoft.com/office/drawing/2016/5/10/chartex" xmlns:cx5="http://schemas.microsoft.com/office/drawing/2016/5/11/chartex" xmlns:cx6="http://schemas.microsoft.com/office/drawing/2016/5/12/chartex" xmlns:cx7="http://schemas.microsoft.com/office/drawing/2016/5/13/chartex" xmlns:cx8="http://schemas.microsoft.com/office/drawing/2016/5/14/chartex" xmlns:mc="http://schemas.openxmlformats.org/markup-compatibility/2006" xmlns:aink="http://schemas.microsoft.com/office/drawing/2016/ink" xmlns:am3d="http://schemas.microsoft.com/office/drawing/2017/model3d" xmlns:o="urn:schemas-microsoft-com:office:office" xmlns:oel="http://schemas.microsoft.com/office/2019/extlst" xmlns:r="http://schemas.openxmlformats.org/officeDocument/2006/relationships" xmlns:m="http://schemas.openxmlformats.org/officeDocument/2006/math" xmlns:v="urn:schemas-microsoft-com:vml" xmlns:wp14="http://schemas.microsoft.com/office/word/2010/wordprocessingDrawing" xmlns:wp="http://schemas.openxmlformats.org/drawingml/2006/wordprocessingDrawing" xmlns:w10="urn:schemas-microsoft-com:office:word" xmlns:w="http://schemas.openxmlformats.org/wordprocessingml/2006/main" xmlns:w14="http://schemas.microsoft.com/office/word/2010/wordml" xmlns:w15="http://schemas.microsoft.com/office/word/2012/wordml" xmlns:w16cex="http://schemas.microsoft.com/office/word/2018/wordml/cex" xmlns:w16cid="http://schemas.microsoft.com/office/word/2016/wordml/cid" xmlns:w16="http://schemas.microsoft.com/office/word/2018/wordml" xmlns:w16du="http://schemas.microsoft.com/office/word/2023/wordml/word16du" xmlns:w16sdtdh="http://schemas.microsoft.com/office/word/2020/wordml/sdtdatahash" xmlns:w16sdtfl="http://schemas.microsoft.com/office/word/2024/wordml/sdtformatlock" xmlns:w16se="http://schemas.microsoft.com/office/word/2015/wordml/symex" xmlns:wpg="http://schemas.microsoft.com/office/word/2010/wordprocessingGroup" xmlns:wpi="http://schemas.microsoft.com/office/word/2010/wordprocessingInk" xmlns:wne="http://schemas.microsoft.com/office/word/2006/wordml" xmlns:wps="http://schemas.microsoft.com/office/word/2010/wordprocessingShape" mc:Ignorable="w14 w15 w16se w16cid w16 w16cex w16sdtdh w16sdtfl w16du wp14">
+  <w:footnote w:type="separator" w:id="-1">
+    <w:p>
+      <w:pPr>
+        <w:spacing w:after="0" w:line="240" w:lineRule="auto"/>
+      </w:pPr>
+      <w:r>
+        <w:separator/>
+      </w:r>
+    </w:p>
+  </w:footnote>
+  <w:footnote w:type="continuationSeparator" w:id="0">
+    <w:p>
+      <w:pPr>
+        <w:spacing w:after="0" w:line="240" w:lineRule="auto"/>
+      </w:pPr>
+      <w:r>
+        <w:continuationSeparator/>
+      </w:r>
+    </w:p>
+  </w:footnote>
+</w:footnotes>
 </file>
 
 <file path=word/numbering.xml><?xml version="1.0" encoding="utf-8"?>
@@ -3264,8 +4040,8 @@
   <w:abstractNum w:abstractNumId="3" w15:restartNumberingAfterBreak="0">
     <w:nsid w:val="2DCC2E37"/>
     <w:multiLevelType w:val="hybridMultilevel"/>
-    <w:tmpl w:val="37089F90"/>
-    <w:lvl w:ilvl="0" w:tplc="E8B87468">
+    <w:tmpl w:val="2AEAA3D0"/>
+    <w:lvl w:ilvl="0" w:tplc="CB16996E">
       <w:start w:val="1"/>
       <w:numFmt w:val="bullet"/>
       <w:pStyle w:val="a"/>
@@ -4581,6 +5357,128 @@
     </w:lvl>
   </w:abstractNum>
   <w:abstractNum w:abstractNumId="11" w15:restartNumberingAfterBreak="0">
+    <w:nsid w:val="52F83103"/>
+    <w:multiLevelType w:val="multilevel"/>
+    <w:tmpl w:val="11880BE8"/>
+    <w:lvl w:ilvl="0">
+      <w:start w:val="1"/>
+      <w:numFmt w:val="decimal"/>
+      <w:lvlText w:val="%1"/>
+      <w:lvlJc w:val="left"/>
+      <w:pPr>
+        <w:ind w:left="375" w:hanging="375"/>
+      </w:pPr>
+      <w:rPr>
+        <w:rFonts w:eastAsiaTheme="minorHAnsi" w:hint="default"/>
+        <w:color w:val="auto"/>
+      </w:rPr>
+    </w:lvl>
+    <w:lvl w:ilvl="1">
+      <w:start w:val="1"/>
+      <w:numFmt w:val="decimal"/>
+      <w:lvlText w:val="%1.%2"/>
+      <w:lvlJc w:val="left"/>
+      <w:pPr>
+        <w:ind w:left="942" w:hanging="375"/>
+      </w:pPr>
+      <w:rPr>
+        <w:rFonts w:eastAsiaTheme="minorHAnsi" w:hint="default"/>
+        <w:color w:val="auto"/>
+      </w:rPr>
+    </w:lvl>
+    <w:lvl w:ilvl="2">
+      <w:start w:val="1"/>
+      <w:numFmt w:val="decimal"/>
+      <w:lvlText w:val="%1.%2.%3"/>
+      <w:lvlJc w:val="left"/>
+      <w:pPr>
+        <w:ind w:left="1854" w:hanging="720"/>
+      </w:pPr>
+      <w:rPr>
+        <w:rFonts w:eastAsiaTheme="minorHAnsi" w:hint="default"/>
+        <w:color w:val="auto"/>
+      </w:rPr>
+    </w:lvl>
+    <w:lvl w:ilvl="3">
+      <w:start w:val="1"/>
+      <w:numFmt w:val="decimal"/>
+      <w:lvlText w:val="%1.%2.%3.%4"/>
+      <w:lvlJc w:val="left"/>
+      <w:pPr>
+        <w:ind w:left="2781" w:hanging="1080"/>
+      </w:pPr>
+      <w:rPr>
+        <w:rFonts w:eastAsiaTheme="minorHAnsi" w:hint="default"/>
+        <w:color w:val="auto"/>
+      </w:rPr>
+    </w:lvl>
+    <w:lvl w:ilvl="4">
+      <w:start w:val="1"/>
+      <w:numFmt w:val="decimal"/>
+      <w:lvlText w:val="%1.%2.%3.%4.%5"/>
+      <w:lvlJc w:val="left"/>
+      <w:pPr>
+        <w:ind w:left="3348" w:hanging="1080"/>
+      </w:pPr>
+      <w:rPr>
+        <w:rFonts w:eastAsiaTheme="minorHAnsi" w:hint="default"/>
+        <w:color w:val="auto"/>
+      </w:rPr>
+    </w:lvl>
+    <w:lvl w:ilvl="5">
+      <w:start w:val="1"/>
+      <w:numFmt w:val="decimal"/>
+      <w:lvlText w:val="%1.%2.%3.%4.%5.%6"/>
+      <w:lvlJc w:val="left"/>
+      <w:pPr>
+        <w:ind w:left="4275" w:hanging="1440"/>
+      </w:pPr>
+      <w:rPr>
+        <w:rFonts w:eastAsiaTheme="minorHAnsi" w:hint="default"/>
+        <w:color w:val="auto"/>
+      </w:rPr>
+    </w:lvl>
+    <w:lvl w:ilvl="6">
+      <w:start w:val="1"/>
+      <w:numFmt w:val="decimal"/>
+      <w:lvlText w:val="%1.%2.%3.%4.%5.%6.%7"/>
+      <w:lvlJc w:val="left"/>
+      <w:pPr>
+        <w:ind w:left="4842" w:hanging="1440"/>
+      </w:pPr>
+      <w:rPr>
+        <w:rFonts w:eastAsiaTheme="minorHAnsi" w:hint="default"/>
+        <w:color w:val="auto"/>
+      </w:rPr>
+    </w:lvl>
+    <w:lvl w:ilvl="7">
+      <w:start w:val="1"/>
+      <w:numFmt w:val="decimal"/>
+      <w:lvlText w:val="%1.%2.%3.%4.%5.%6.%7.%8"/>
+      <w:lvlJc w:val="left"/>
+      <w:pPr>
+        <w:ind w:left="5769" w:hanging="1800"/>
+      </w:pPr>
+      <w:rPr>
+        <w:rFonts w:eastAsiaTheme="minorHAnsi" w:hint="default"/>
+        <w:color w:val="auto"/>
+      </w:rPr>
+    </w:lvl>
+    <w:lvl w:ilvl="8">
+      <w:start w:val="1"/>
+      <w:numFmt w:val="decimal"/>
+      <w:lvlText w:val="%1.%2.%3.%4.%5.%6.%7.%8.%9"/>
+      <w:lvlJc w:val="left"/>
+      <w:pPr>
+        <w:ind w:left="6696" w:hanging="2160"/>
+      </w:pPr>
+      <w:rPr>
+        <w:rFonts w:eastAsiaTheme="minorHAnsi" w:hint="default"/>
+        <w:color w:val="auto"/>
+      </w:rPr>
+    </w:lvl>
+  </w:abstractNum>
+  <w:abstractNum w:abstractNumId="12" w15:restartNumberingAfterBreak="0">
     <w:nsid w:val="54A03E50"/>
     <w:multiLevelType w:val="multilevel"/>
     <w:tmpl w:val="7CE0297A"/>
@@ -4729,7 +5627,7 @@
       </w:rPr>
     </w:lvl>
   </w:abstractNum>
-  <w:abstractNum w:abstractNumId="12" w15:restartNumberingAfterBreak="0">
+  <w:abstractNum w:abstractNumId="13" w15:restartNumberingAfterBreak="0">
     <w:nsid w:val="56CE5A40"/>
     <w:multiLevelType w:val="multilevel"/>
     <w:tmpl w:val="25A0C03C"/>
@@ -4878,7 +5776,120 @@
       </w:rPr>
     </w:lvl>
   </w:abstractNum>
-  <w:abstractNum w:abstractNumId="13" w15:restartNumberingAfterBreak="0">
+  <w:abstractNum w:abstractNumId="14" w15:restartNumberingAfterBreak="0">
+    <w:nsid w:val="60BB3E1A"/>
+    <w:multiLevelType w:val="hybridMultilevel"/>
+    <w:tmpl w:val="48266E98"/>
+    <w:lvl w:ilvl="0" w:tplc="CEFAC100">
+      <w:start w:val="1"/>
+      <w:numFmt w:val="bullet"/>
+      <w:lvlText w:val=""/>
+      <w:lvlJc w:val="left"/>
+      <w:pPr>
+        <w:ind w:left="1287" w:hanging="360"/>
+      </w:pPr>
+      <w:rPr>
+        <w:rFonts w:ascii="Symbol" w:hAnsi="Symbol" w:hint="default"/>
+      </w:rPr>
+    </w:lvl>
+    <w:lvl w:ilvl="1" w:tplc="04190003" w:tentative="1">
+      <w:start w:val="1"/>
+      <w:numFmt w:val="bullet"/>
+      <w:lvlText w:val="o"/>
+      <w:lvlJc w:val="left"/>
+      <w:pPr>
+        <w:ind w:left="2007" w:hanging="360"/>
+      </w:pPr>
+      <w:rPr>
+        <w:rFonts w:ascii="Courier New" w:hAnsi="Courier New" w:cs="Courier New" w:hint="default"/>
+      </w:rPr>
+    </w:lvl>
+    <w:lvl w:ilvl="2" w:tplc="04190005" w:tentative="1">
+      <w:start w:val="1"/>
+      <w:numFmt w:val="bullet"/>
+      <w:lvlText w:val=""/>
+      <w:lvlJc w:val="left"/>
+      <w:pPr>
+        <w:ind w:left="2727" w:hanging="360"/>
+      </w:pPr>
+      <w:rPr>
+        <w:rFonts w:ascii="Wingdings" w:hAnsi="Wingdings" w:hint="default"/>
+      </w:rPr>
+    </w:lvl>
+    <w:lvl w:ilvl="3" w:tplc="04190001" w:tentative="1">
+      <w:start w:val="1"/>
+      <w:numFmt w:val="bullet"/>
+      <w:lvlText w:val=""/>
+      <w:lvlJc w:val="left"/>
+      <w:pPr>
+        <w:ind w:left="3447" w:hanging="360"/>
+      </w:pPr>
+      <w:rPr>
+        <w:rFonts w:ascii="Symbol" w:hAnsi="Symbol" w:hint="default"/>
+      </w:rPr>
+    </w:lvl>
+    <w:lvl w:ilvl="4" w:tplc="04190003" w:tentative="1">
+      <w:start w:val="1"/>
+      <w:numFmt w:val="bullet"/>
+      <w:lvlText w:val="o"/>
+      <w:lvlJc w:val="left"/>
+      <w:pPr>
+        <w:ind w:left="4167" w:hanging="360"/>
+      </w:pPr>
+      <w:rPr>
+        <w:rFonts w:ascii="Courier New" w:hAnsi="Courier New" w:cs="Courier New" w:hint="default"/>
+      </w:rPr>
+    </w:lvl>
+    <w:lvl w:ilvl="5" w:tplc="04190005" w:tentative="1">
+      <w:start w:val="1"/>
+      <w:numFmt w:val="bullet"/>
+      <w:lvlText w:val=""/>
+      <w:lvlJc w:val="left"/>
+      <w:pPr>
+        <w:ind w:left="4887" w:hanging="360"/>
+      </w:pPr>
+      <w:rPr>
+        <w:rFonts w:ascii="Wingdings" w:hAnsi="Wingdings" w:hint="default"/>
+      </w:rPr>
+    </w:lvl>
+    <w:lvl w:ilvl="6" w:tplc="04190001" w:tentative="1">
+      <w:start w:val="1"/>
+      <w:numFmt w:val="bullet"/>
+      <w:lvlText w:val=""/>
+      <w:lvlJc w:val="left"/>
+      <w:pPr>
+        <w:ind w:left="5607" w:hanging="360"/>
+      </w:pPr>
+      <w:rPr>
+        <w:rFonts w:ascii="Symbol" w:hAnsi="Symbol" w:hint="default"/>
+      </w:rPr>
+    </w:lvl>
+    <w:lvl w:ilvl="7" w:tplc="04190003" w:tentative="1">
+      <w:start w:val="1"/>
+      <w:numFmt w:val="bullet"/>
+      <w:lvlText w:val="o"/>
+      <w:lvlJc w:val="left"/>
+      <w:pPr>
+        <w:ind w:left="6327" w:hanging="360"/>
+      </w:pPr>
+      <w:rPr>
+        <w:rFonts w:ascii="Courier New" w:hAnsi="Courier New" w:cs="Courier New" w:hint="default"/>
+      </w:rPr>
+    </w:lvl>
+    <w:lvl w:ilvl="8" w:tplc="04190005" w:tentative="1">
+      <w:start w:val="1"/>
+      <w:numFmt w:val="bullet"/>
+      <w:lvlText w:val=""/>
+      <w:lvlJc w:val="left"/>
+      <w:pPr>
+        <w:ind w:left="7047" w:hanging="360"/>
+      </w:pPr>
+      <w:rPr>
+        <w:rFonts w:ascii="Wingdings" w:hAnsi="Wingdings" w:hint="default"/>
+      </w:rPr>
+    </w:lvl>
+  </w:abstractNum>
+  <w:abstractNum w:abstractNumId="15" w15:restartNumberingAfterBreak="0">
     <w:nsid w:val="666A42EF"/>
     <w:multiLevelType w:val="multilevel"/>
     <w:tmpl w:val="FA623C5A"/>
@@ -5027,7 +6038,7 @@
       </w:rPr>
     </w:lvl>
   </w:abstractNum>
-  <w:abstractNum w:abstractNumId="14" w15:restartNumberingAfterBreak="0">
+  <w:abstractNum w:abstractNumId="16" w15:restartNumberingAfterBreak="0">
     <w:nsid w:val="6FB25444"/>
     <w:multiLevelType w:val="multilevel"/>
     <w:tmpl w:val="FFCA7380"/>
@@ -5150,19 +6161,19 @@
     <w:abstractNumId w:val="0"/>
   </w:num>
   <w:num w:numId="4" w16cid:durableId="1279263866">
-    <w:abstractNumId w:val="11"/>
+    <w:abstractNumId w:val="12"/>
   </w:num>
   <w:num w:numId="5" w16cid:durableId="1451506829">
     <w:abstractNumId w:val="1"/>
   </w:num>
   <w:num w:numId="6" w16cid:durableId="1811901548">
-    <w:abstractNumId w:val="13"/>
+    <w:abstractNumId w:val="15"/>
   </w:num>
   <w:num w:numId="7" w16cid:durableId="139618826">
     <w:abstractNumId w:val="8"/>
   </w:num>
   <w:num w:numId="8" w16cid:durableId="937174288">
-    <w:abstractNumId w:val="12"/>
+    <w:abstractNumId w:val="13"/>
   </w:num>
   <w:num w:numId="9" w16cid:durableId="891574740">
     <w:abstractNumId w:val="7"/>
@@ -5171,7 +6182,7 @@
     <w:abstractNumId w:val="5"/>
   </w:num>
   <w:num w:numId="11" w16cid:durableId="870339628">
-    <w:abstractNumId w:val="14"/>
+    <w:abstractNumId w:val="16"/>
   </w:num>
   <w:num w:numId="12" w16cid:durableId="1680499649">
     <w:abstractNumId w:val="10"/>
@@ -5184,6 +6195,12 @@
   </w:num>
   <w:num w:numId="15" w16cid:durableId="642277943">
     <w:abstractNumId w:val="2"/>
+  </w:num>
+  <w:num w:numId="16" w16cid:durableId="420106173">
+    <w:abstractNumId w:val="14"/>
+  </w:num>
+  <w:num w:numId="17" w16cid:durableId="431246683">
+    <w:abstractNumId w:val="11"/>
   </w:num>
 </w:numbering>
 </file>
@@ -5617,7 +6634,6 @@
   <w:style w:type="character" w:default="1" w:styleId="a1">
     <w:name w:val="Default Paragraph Font"/>
     <w:uiPriority w:val="1"/>
-    <w:semiHidden/>
     <w:unhideWhenUsed/>
   </w:style>
   <w:style w:type="table" w:default="1" w:styleId="a2">
@@ -5777,23 +6793,80 @@
   </w:style>
   <w:style w:type="paragraph" w:customStyle="1" w:styleId="a">
     <w:name w:val="маркерованый список"/>
-    <w:basedOn w:val="a0"/>
+    <w:basedOn w:val="a5"/>
     <w:link w:val="ac"/>
     <w:qFormat/>
-    <w:rsid w:val="00BC0F11"/>
+    <w:rsid w:val="00BC6843"/>
     <w:pPr>
       <w:numPr>
         <w:numId w:val="2"/>
       </w:numPr>
-      <w:spacing w:after="0" w:line="380" w:lineRule="auto"/>
-      <w:ind w:left="1276" w:hanging="724"/>
+      <w:tabs>
+        <w:tab w:val="left" w:pos="851"/>
+      </w:tabs>
+      <w:spacing w:after="0" w:line="360" w:lineRule="auto"/>
+      <w:ind w:left="0" w:firstLine="567"/>
     </w:pPr>
   </w:style>
   <w:style w:type="character" w:customStyle="1" w:styleId="ac">
     <w:name w:val="маркерованый список Знак"/>
     <w:basedOn w:val="a1"/>
     <w:link w:val="a"/>
-    <w:rsid w:val="00BC0F11"/>
+    <w:rsid w:val="00BC6843"/>
+    <w:rPr>
+      <w:rFonts w:ascii="Times New Roman" w:eastAsia="Times New Roman" w:hAnsi="Times New Roman" w:cs="Times New Roman"/>
+      <w:color w:val="000000"/>
+      <w:sz w:val="28"/>
+    </w:rPr>
+  </w:style>
+  <w:style w:type="paragraph" w:styleId="ad">
+    <w:name w:val="header"/>
+    <w:basedOn w:val="a0"/>
+    <w:link w:val="ae"/>
+    <w:uiPriority w:val="99"/>
+    <w:unhideWhenUsed/>
+    <w:rsid w:val="00D775FD"/>
+    <w:pPr>
+      <w:tabs>
+        <w:tab w:val="center" w:pos="4677"/>
+        <w:tab w:val="right" w:pos="9355"/>
+      </w:tabs>
+      <w:spacing w:after="0" w:line="240" w:lineRule="auto"/>
+    </w:pPr>
+  </w:style>
+  <w:style w:type="character" w:customStyle="1" w:styleId="ae">
+    <w:name w:val="Верхний колонтитул Знак"/>
+    <w:basedOn w:val="a1"/>
+    <w:link w:val="ad"/>
+    <w:uiPriority w:val="99"/>
+    <w:rsid w:val="00D775FD"/>
+    <w:rPr>
+      <w:rFonts w:ascii="Times New Roman" w:eastAsia="Times New Roman" w:hAnsi="Times New Roman" w:cs="Times New Roman"/>
+      <w:color w:val="000000"/>
+      <w:sz w:val="28"/>
+    </w:rPr>
+  </w:style>
+  <w:style w:type="paragraph" w:styleId="af">
+    <w:name w:val="footer"/>
+    <w:basedOn w:val="a0"/>
+    <w:link w:val="af0"/>
+    <w:uiPriority w:val="99"/>
+    <w:unhideWhenUsed/>
+    <w:rsid w:val="00D775FD"/>
+    <w:pPr>
+      <w:tabs>
+        <w:tab w:val="center" w:pos="4677"/>
+        <w:tab w:val="right" w:pos="9355"/>
+      </w:tabs>
+      <w:spacing w:after="0" w:line="240" w:lineRule="auto"/>
+    </w:pPr>
+  </w:style>
+  <w:style w:type="character" w:customStyle="1" w:styleId="af0">
+    <w:name w:val="Нижний колонтитул Знак"/>
+    <w:basedOn w:val="a1"/>
+    <w:link w:val="af"/>
+    <w:uiPriority w:val="99"/>
+    <w:rsid w:val="00D775FD"/>
     <w:rPr>
       <w:rFonts w:ascii="Times New Roman" w:eastAsia="Times New Roman" w:hAnsi="Times New Roman" w:cs="Times New Roman"/>
       <w:color w:val="000000"/>

--- a/ТЗ EldenWiki.docx
+++ b/ТЗ EldenWiki.docx
@@ -274,37 +274,6 @@
       <w:pPr>
         <w:pStyle w:val="a5"/>
         <w:numPr>
-          <w:ilvl w:val="0"/>
-          <w:numId w:val="16"/>
-        </w:numPr>
-        <w:tabs>
-          <w:tab w:val="left" w:pos="851"/>
-        </w:tabs>
-        <w:spacing w:after="0" w:line="360" w:lineRule="auto"/>
-        <w:ind w:left="0" w:firstLine="567"/>
-        <w:rPr>
-          <w:szCs w:val="28"/>
-        </w:rPr>
-      </w:pPr>
-      <w:proofErr w:type="spellStart"/>
-      <w:r>
-        <w:rPr>
-          <w:szCs w:val="28"/>
-        </w:rPr>
-        <w:t>Войцехович</w:t>
-      </w:r>
-      <w:proofErr w:type="spellEnd"/>
-      <w:r>
-        <w:rPr>
-          <w:szCs w:val="28"/>
-        </w:rPr>
-        <w:t xml:space="preserve"> Максим Сергеевич.</w:t>
-      </w:r>
-    </w:p>
-    <w:p>
-      <w:pPr>
-        <w:pStyle w:val="a5"/>
-        <w:numPr>
           <w:ilvl w:val="1"/>
           <w:numId w:val="17"/>
         </w:numPr>
@@ -434,9 +403,38 @@
     <w:p>
       <w:pPr>
         <w:pStyle w:val="a4"/>
+        <w:rPr>
+          <w:lang w:val="en-US"/>
+        </w:rPr>
       </w:pPr>
       <w:r>
         <w:t>Основными задачами системы являются ведение каталогов, обеспечение взаимосвязей между сущностями, работа конструктора билдов, формирование карточки предмета и итоговой конфигурации билда по запросу пользователя, аутентификация и авторизация с разграничением прав доступа, администрирование учётных записей и системных каталогов, а также соблюдение ограничений целостности данных.</w:t>
+      </w:r>
+    </w:p>
+    <w:p>
+      <w:pPr>
+        <w:spacing w:after="160" w:line="278" w:lineRule="auto"/>
+        <w:ind w:left="0" w:firstLine="0"/>
+        <w:jc w:val="left"/>
+        <w:rPr>
+          <w:rFonts w:eastAsiaTheme="minorHAnsi"/>
+          <w:color w:val="auto"/>
+          <w:kern w:val="0"/>
+          <w:szCs w:val="28"/>
+          <w:lang w:eastAsia="en-US"/>
+          <w14:ligatures w14:val="none"/>
+        </w:rPr>
+      </w:pPr>
+      <w:r>
+        <w:rPr>
+          <w:rFonts w:eastAsiaTheme="minorHAnsi"/>
+          <w:color w:val="auto"/>
+          <w:kern w:val="0"/>
+          <w:szCs w:val="28"/>
+          <w:lang w:eastAsia="en-US"/>
+          <w14:ligatures w14:val="none"/>
+        </w:rPr>
+        <w:br w:type="page"/>
       </w:r>
     </w:p>
     <w:p>
@@ -622,15 +620,7 @@
         <w:t>-</w:t>
       </w:r>
       <w:r>
-        <w:t xml:space="preserve"> вики раздел: содержит структурированную информацию об оружии, броне, щитах, талисманах, чарах, молитвах, регионах, локациях, персонажах, боссах, уникальных и рядовых врагах, а также об обучении и его механиках, с возможностью просмотра детальных карточек сущностей и их </w:t>
-      </w:r>
-      <w:proofErr w:type="gramStart"/>
-      <w:r>
-        <w:t>взаимосвязей</w:t>
-      </w:r>
-      <w:proofErr w:type="gramEnd"/>
-      <w:r>
-        <w:t xml:space="preserve"> а также изучения тактик прохождения боссов;</w:t>
+        <w:t xml:space="preserve"> вики раздел: содержит структурированную информацию об оружии, броне, щитах, талисманах, чарах, молитвах, регионах, локациях, персонажах, боссах, уникальных и рядовых врагах, а также об обучении и его механиках, с возможностью просмотра детальных карточек сущностей и их взаимосвязей а также изучения тактик прохождения боссов;</w:t>
       </w:r>
     </w:p>
     <w:p>
@@ -656,15 +646,7 @@
         <w:t>-</w:t>
       </w:r>
       <w:r>
-        <w:t xml:space="preserve"> конструктор билда: содержит конструктор билда с полями для ввода данных и кнопкой «Сгенерировать» и возможностью сгенерировать индивидуальный </w:t>
-      </w:r>
-      <w:proofErr w:type="gramStart"/>
-      <w:r>
-        <w:t>билд</w:t>
-      </w:r>
-      <w:proofErr w:type="gramEnd"/>
-      <w:r>
-        <w:t xml:space="preserve"> а также скачать его в виде файла</w:t>
+        <w:t xml:space="preserve"> конструктор билда: содержит конструктор билда с полями для ввода данных и кнопкой «Сгенерировать» и возможностью сгенерировать индивидуальный билд а также скачать его в виде файла</w:t>
       </w:r>
       <w:r>
         <w:t xml:space="preserve">; </w:t>
@@ -2860,10 +2842,7 @@
         <w:ind w:left="567" w:firstLine="0"/>
       </w:pPr>
       <w:r>
-        <w:t xml:space="preserve">1.6 </w:t>
-      </w:r>
-      <w:r>
-        <w:t xml:space="preserve">Описание </w:t>
+        <w:t xml:space="preserve">1.6 Описание </w:t>
       </w:r>
       <w:r>
         <w:rPr>
@@ -2887,6 +2866,9 @@
         </w:tabs>
         <w:spacing w:after="0" w:line="360" w:lineRule="auto"/>
         <w:ind w:left="0" w:firstLine="567"/>
+        <w:rPr>
+          <w:lang w:val="en-US"/>
+        </w:rPr>
       </w:pPr>
       <w:r>
         <w:t xml:space="preserve">В процессе </w:t>
@@ -2925,15 +2907,6 @@
       <w:r>
         <w:t xml:space="preserve"> Описание выходных документов представлено в таблице 1.6.1. </w:t>
       </w:r>
-    </w:p>
-    <w:p>
-      <w:pPr>
-        <w:tabs>
-          <w:tab w:val="left" w:pos="851"/>
-        </w:tabs>
-        <w:spacing w:after="0" w:line="360" w:lineRule="auto"/>
-        <w:ind w:left="0" w:firstLine="567"/>
-      </w:pPr>
     </w:p>
     <w:p>
       <w:pPr>
@@ -6634,6 +6607,7 @@
   <w:style w:type="character" w:default="1" w:styleId="a1">
     <w:name w:val="Default Paragraph Font"/>
     <w:uiPriority w:val="1"/>
+    <w:semiHidden/>
     <w:unhideWhenUsed/>
   </w:style>
   <w:style w:type="table" w:default="1" w:styleId="a2">

--- a/ТЗ EldenWiki.docx
+++ b/ТЗ EldenWiki.docx
@@ -403,9 +403,6 @@
     <w:p>
       <w:pPr>
         <w:pStyle w:val="a4"/>
-        <w:rPr>
-          <w:lang w:val="en-US"/>
-        </w:rPr>
       </w:pPr>
       <w:r>
         <w:t>Основными задачами системы являются ведение каталогов, обеспечение взаимосвязей между сущностями, работа конструктора билдов, формирование карточки предмета и итоговой конфигурации билда по запросу пользователя, аутентификация и авторизация с разграничением прав доступа, администрирование учётных записей и системных каталогов, а также соблюдение ограничений целостности данных.</w:t>
@@ -620,7 +617,15 @@
         <w:t>-</w:t>
       </w:r>
       <w:r>
-        <w:t xml:space="preserve"> вики раздел: содержит структурированную информацию об оружии, броне, щитах, талисманах, чарах, молитвах, регионах, локациях, персонажах, боссах, уникальных и рядовых врагах, а также об обучении и его механиках, с возможностью просмотра детальных карточек сущностей и их взаимосвязей а также изучения тактик прохождения боссов;</w:t>
+        <w:t xml:space="preserve"> вики раздел: содержит структурированную информацию об оружии, броне, щитах, талисманах, чарах, молитвах, регионах, локациях, персонажах, боссах, уникальных и рядовых врагах, а также об обучении и его механиках, с возможностью просмотра детальных карточек сущностей и их </w:t>
+      </w:r>
+      <w:proofErr w:type="gramStart"/>
+      <w:r>
+        <w:t>взаимосвязей</w:t>
+      </w:r>
+      <w:proofErr w:type="gramEnd"/>
+      <w:r>
+        <w:t xml:space="preserve"> а также изучения тактик прохождения боссов;</w:t>
       </w:r>
     </w:p>
     <w:p>
@@ -646,7 +651,15 @@
         <w:t>-</w:t>
       </w:r>
       <w:r>
-        <w:t xml:space="preserve"> конструктор билда: содержит конструктор билда с полями для ввода данных и кнопкой «Сгенерировать» и возможностью сгенерировать индивидуальный билд а также скачать его в виде файла</w:t>
+        <w:t xml:space="preserve"> конструктор билда: содержит конструктор билда с полями для ввода данных и кнопкой «Сгенерировать» и возможностью сгенерировать индивидуальный </w:t>
+      </w:r>
+      <w:proofErr w:type="gramStart"/>
+      <w:r>
+        <w:t>билд</w:t>
+      </w:r>
+      <w:proofErr w:type="gramEnd"/>
+      <w:r>
+        <w:t xml:space="preserve"> а также скачать его в виде файла</w:t>
       </w:r>
       <w:r>
         <w:t xml:space="preserve">; </w:t>
@@ -1604,7 +1617,7 @@
           </w:tcPr>
           <w:p>
             <w:pPr>
-              <w:pStyle w:val="a8"/>
+              <w:pStyle w:val="a9"/>
               <w:rPr>
                 <w:szCs w:val="26"/>
               </w:rPr>
@@ -1630,7 +1643,7 @@
           </w:tcPr>
           <w:p>
             <w:pPr>
-              <w:pStyle w:val="a8"/>
+              <w:pStyle w:val="a9"/>
               <w:rPr>
                 <w:szCs w:val="26"/>
               </w:rPr>
@@ -1668,7 +1681,7 @@
           </w:tcPr>
           <w:p>
             <w:pPr>
-              <w:pStyle w:val="a8"/>
+              <w:pStyle w:val="a9"/>
               <w:rPr>
                 <w:szCs w:val="26"/>
               </w:rPr>
@@ -1699,7 +1712,7 @@
           </w:tcPr>
           <w:p>
             <w:pPr>
-              <w:pStyle w:val="a8"/>
+              <w:pStyle w:val="a9"/>
               <w:rPr>
                 <w:szCs w:val="26"/>
               </w:rPr>
@@ -1739,7 +1752,7 @@
           </w:tcPr>
           <w:p>
             <w:pPr>
-              <w:pStyle w:val="a8"/>
+              <w:pStyle w:val="a9"/>
               <w:rPr>
                 <w:szCs w:val="26"/>
               </w:rPr>
@@ -1777,7 +1790,7 @@
           </w:tcPr>
           <w:p>
             <w:pPr>
-              <w:pStyle w:val="a8"/>
+              <w:pStyle w:val="a9"/>
               <w:rPr>
                 <w:szCs w:val="26"/>
               </w:rPr>
@@ -1816,7 +1829,7 @@
           </w:tcPr>
           <w:p>
             <w:pPr>
-              <w:pStyle w:val="a8"/>
+              <w:pStyle w:val="a9"/>
               <w:rPr>
                 <w:szCs w:val="26"/>
               </w:rPr>
@@ -1842,7 +1855,7 @@
           </w:tcPr>
           <w:p>
             <w:pPr>
-              <w:pStyle w:val="a8"/>
+              <w:pStyle w:val="a9"/>
               <w:rPr>
                 <w:szCs w:val="26"/>
               </w:rPr>
@@ -1880,7 +1893,7 @@
           </w:tcPr>
           <w:p>
             <w:pPr>
-              <w:pStyle w:val="a8"/>
+              <w:pStyle w:val="a9"/>
               <w:rPr>
                 <w:szCs w:val="26"/>
               </w:rPr>
@@ -1911,7 +1924,7 @@
           </w:tcPr>
           <w:p>
             <w:pPr>
-              <w:pStyle w:val="a8"/>
+              <w:pStyle w:val="a9"/>
               <w:rPr>
                 <w:szCs w:val="26"/>
               </w:rPr>
@@ -1937,7 +1950,7 @@
           </w:tcPr>
           <w:p>
             <w:pPr>
-              <w:pStyle w:val="a8"/>
+              <w:pStyle w:val="a9"/>
               <w:rPr>
                 <w:szCs w:val="26"/>
               </w:rPr>
@@ -1987,7 +2000,7 @@
           </w:tcPr>
           <w:p>
             <w:pPr>
-              <w:pStyle w:val="a8"/>
+              <w:pStyle w:val="a9"/>
               <w:rPr>
                 <w:szCs w:val="26"/>
               </w:rPr>
@@ -2018,7 +2031,7 @@
           </w:tcPr>
           <w:p>
             <w:pPr>
-              <w:pStyle w:val="a8"/>
+              <w:pStyle w:val="a9"/>
               <w:rPr>
                 <w:szCs w:val="26"/>
               </w:rPr>
@@ -2044,7 +2057,7 @@
           </w:tcPr>
           <w:p>
             <w:pPr>
-              <w:pStyle w:val="a8"/>
+              <w:pStyle w:val="a9"/>
               <w:rPr>
                 <w:szCs w:val="26"/>
               </w:rPr>
@@ -2070,7 +2083,7 @@
           </w:tcPr>
           <w:p>
             <w:pPr>
-              <w:pStyle w:val="a8"/>
+              <w:pStyle w:val="a9"/>
               <w:rPr>
                 <w:szCs w:val="26"/>
               </w:rPr>
@@ -2107,7 +2120,7 @@
           </w:tcPr>
           <w:p>
             <w:pPr>
-              <w:pStyle w:val="a8"/>
+              <w:pStyle w:val="a9"/>
               <w:rPr>
                 <w:szCs w:val="26"/>
               </w:rPr>
@@ -2133,7 +2146,7 @@
           </w:tcPr>
           <w:p>
             <w:pPr>
-              <w:pStyle w:val="a8"/>
+              <w:pStyle w:val="a9"/>
               <w:rPr>
                 <w:szCs w:val="26"/>
               </w:rPr>
@@ -2171,7 +2184,7 @@
           </w:tcPr>
           <w:p>
             <w:pPr>
-              <w:pStyle w:val="a8"/>
+              <w:pStyle w:val="a9"/>
               <w:rPr>
                 <w:szCs w:val="26"/>
               </w:rPr>
@@ -2216,7 +2229,7 @@
           </w:tcPr>
           <w:p>
             <w:pPr>
-              <w:pStyle w:val="a8"/>
+              <w:pStyle w:val="a9"/>
               <w:rPr>
                 <w:szCs w:val="26"/>
               </w:rPr>
@@ -2242,7 +2255,7 @@
           </w:tcPr>
           <w:p>
             <w:pPr>
-              <w:pStyle w:val="a8"/>
+              <w:pStyle w:val="a9"/>
               <w:rPr>
                 <w:szCs w:val="26"/>
               </w:rPr>
@@ -2268,7 +2281,7 @@
           </w:tcPr>
           <w:p>
             <w:pPr>
-              <w:pStyle w:val="a8"/>
+              <w:pStyle w:val="a9"/>
               <w:rPr>
                 <w:szCs w:val="26"/>
               </w:rPr>
@@ -2299,7 +2312,7 @@
           </w:tcPr>
           <w:p>
             <w:pPr>
-              <w:pStyle w:val="a8"/>
+              <w:pStyle w:val="a9"/>
               <w:rPr>
                 <w:szCs w:val="26"/>
               </w:rPr>
@@ -2325,7 +2338,7 @@
           </w:tcPr>
           <w:p>
             <w:pPr>
-              <w:pStyle w:val="a8"/>
+              <w:pStyle w:val="a9"/>
               <w:rPr>
                 <w:szCs w:val="26"/>
               </w:rPr>
@@ -2351,7 +2364,7 @@
           </w:tcPr>
           <w:p>
             <w:pPr>
-              <w:pStyle w:val="a8"/>
+              <w:pStyle w:val="a9"/>
               <w:rPr>
                 <w:szCs w:val="26"/>
               </w:rPr>
@@ -2382,7 +2395,7 @@
           </w:tcPr>
           <w:p>
             <w:pPr>
-              <w:pStyle w:val="a8"/>
+              <w:pStyle w:val="a9"/>
               <w:rPr>
                 <w:szCs w:val="26"/>
               </w:rPr>
@@ -2408,7 +2421,7 @@
           </w:tcPr>
           <w:p>
             <w:pPr>
-              <w:pStyle w:val="a8"/>
+              <w:pStyle w:val="a9"/>
               <w:rPr>
                 <w:szCs w:val="26"/>
               </w:rPr>
@@ -2434,7 +2447,7 @@
           </w:tcPr>
           <w:p>
             <w:pPr>
-              <w:pStyle w:val="a8"/>
+              <w:pStyle w:val="a9"/>
               <w:rPr>
                 <w:szCs w:val="26"/>
               </w:rPr>
@@ -2465,7 +2478,7 @@
           </w:tcPr>
           <w:p>
             <w:pPr>
-              <w:pStyle w:val="a8"/>
+              <w:pStyle w:val="a9"/>
               <w:rPr>
                 <w:szCs w:val="26"/>
               </w:rPr>
@@ -2491,7 +2504,7 @@
           </w:tcPr>
           <w:p>
             <w:pPr>
-              <w:pStyle w:val="a8"/>
+              <w:pStyle w:val="a9"/>
               <w:rPr>
                 <w:szCs w:val="26"/>
               </w:rPr>
@@ -2517,7 +2530,7 @@
           </w:tcPr>
           <w:p>
             <w:pPr>
-              <w:pStyle w:val="a8"/>
+              <w:pStyle w:val="a9"/>
               <w:rPr>
                 <w:szCs w:val="26"/>
               </w:rPr>
@@ -2548,7 +2561,7 @@
           </w:tcPr>
           <w:p>
             <w:pPr>
-              <w:pStyle w:val="a8"/>
+              <w:pStyle w:val="a9"/>
               <w:rPr>
                 <w:szCs w:val="26"/>
               </w:rPr>
@@ -2574,7 +2587,7 @@
           </w:tcPr>
           <w:p>
             <w:pPr>
-              <w:pStyle w:val="a8"/>
+              <w:pStyle w:val="a9"/>
               <w:rPr>
                 <w:szCs w:val="26"/>
               </w:rPr>
@@ -2600,7 +2613,7 @@
           </w:tcPr>
           <w:p>
             <w:pPr>
-              <w:pStyle w:val="a8"/>
+              <w:pStyle w:val="a9"/>
               <w:rPr>
                 <w:szCs w:val="26"/>
               </w:rPr>
@@ -2631,7 +2644,7 @@
           </w:tcPr>
           <w:p>
             <w:pPr>
-              <w:pStyle w:val="a8"/>
+              <w:pStyle w:val="a9"/>
               <w:rPr>
                 <w:szCs w:val="26"/>
               </w:rPr>
@@ -2657,7 +2670,7 @@
           </w:tcPr>
           <w:p>
             <w:pPr>
-              <w:pStyle w:val="a8"/>
+              <w:pStyle w:val="a9"/>
               <w:rPr>
                 <w:szCs w:val="26"/>
               </w:rPr>
@@ -2683,7 +2696,7 @@
           </w:tcPr>
           <w:p>
             <w:pPr>
-              <w:pStyle w:val="a8"/>
+              <w:pStyle w:val="a9"/>
               <w:rPr>
                 <w:szCs w:val="26"/>
               </w:rPr>
@@ -2759,11 +2772,7 @@
     </w:p>
     <w:p>
       <w:pPr>
-        <w:tabs>
-          <w:tab w:val="left" w:pos="851"/>
-        </w:tabs>
-        <w:spacing w:after="0" w:line="360" w:lineRule="auto"/>
-        <w:ind w:left="0" w:firstLine="567"/>
+        <w:pStyle w:val="11"/>
       </w:pPr>
       <w:r>
         <w:lastRenderedPageBreak/>
@@ -2834,12 +2843,7 @@
     </w:p>
     <w:p>
       <w:pPr>
-        <w:pStyle w:val="a5"/>
-        <w:tabs>
-          <w:tab w:val="left" w:pos="851"/>
-        </w:tabs>
-        <w:spacing w:after="0" w:line="480" w:lineRule="auto"/>
-        <w:ind w:left="567" w:firstLine="0"/>
+        <w:pStyle w:val="21"/>
       </w:pPr>
       <w:r>
         <w:t xml:space="preserve">1.6 Описание </w:t>
@@ -3075,7 +3079,7 @@
           </w:tcPr>
           <w:p>
             <w:pPr>
-              <w:pStyle w:val="a8"/>
+              <w:pStyle w:val="a9"/>
             </w:pPr>
             <w:r>
               <w:t>Карточка предмета</w:t>
@@ -3095,7 +3099,7 @@
           </w:tcPr>
           <w:p>
             <w:pPr>
-              <w:pStyle w:val="a8"/>
+              <w:pStyle w:val="a9"/>
             </w:pPr>
             <w:r>
               <w:t>По запросу пользователя</w:t>
@@ -3115,7 +3119,7 @@
           </w:tcPr>
           <w:p>
             <w:pPr>
-              <w:pStyle w:val="a8"/>
+              <w:pStyle w:val="a9"/>
             </w:pPr>
             <w:r>
               <w:t>1</w:t>
@@ -3135,9 +3139,14 @@
           </w:tcPr>
           <w:p>
             <w:pPr>
-              <w:pStyle w:val="a8"/>
-            </w:pPr>
-            <w:r>
+              <w:spacing w:after="0"/>
+              <w:ind w:left="0" w:firstLine="0"/>
+              <w:jc w:val="center"/>
+            </w:pPr>
+            <w:r>
+              <w:rPr>
+                <w:sz w:val="26"/>
+              </w:rPr>
               <w:t>Пользователю</w:t>
             </w:r>
           </w:p>
@@ -3160,7 +3169,7 @@
           </w:tcPr>
           <w:p>
             <w:pPr>
-              <w:pStyle w:val="a8"/>
+              <w:pStyle w:val="a9"/>
             </w:pPr>
             <w:r>
               <w:t>Итоговая конфигурация билда</w:t>
@@ -3180,7 +3189,7 @@
           </w:tcPr>
           <w:p>
             <w:pPr>
-              <w:pStyle w:val="a8"/>
+              <w:pStyle w:val="a9"/>
             </w:pPr>
             <w:r>
               <w:t>По запросу пользователя</w:t>
@@ -3200,7 +3209,7 @@
           </w:tcPr>
           <w:p>
             <w:pPr>
-              <w:pStyle w:val="a8"/>
+              <w:pStyle w:val="a9"/>
             </w:pPr>
             <w:r>
               <w:t>1</w:t>
@@ -3220,7 +3229,7 @@
           </w:tcPr>
           <w:p>
             <w:pPr>
-              <w:pStyle w:val="a8"/>
+              <w:pStyle w:val="a9"/>
             </w:pPr>
             <w:r>
               <w:t>Пользователю</w:t>
@@ -3328,7 +3337,7 @@
       </w:pPr>
       <w:r>
         <w:rPr>
-          <w:rStyle w:val="ab"/>
+          <w:rStyle w:val="ac"/>
         </w:rPr>
         <w:t xml:space="preserve">Рисунок 1.6.2 – </w:t>
       </w:r>
@@ -3345,7 +3354,7 @@
       </w:r>
       <w:r>
         <w:rPr>
-          <w:rStyle w:val="ab"/>
+          <w:rStyle w:val="ac"/>
         </w:rPr>
         <w:t xml:space="preserve"> выходного документа – </w:t>
       </w:r>
@@ -3359,7 +3368,7 @@
         <w:ind w:left="0" w:firstLine="567"/>
         <w:jc w:val="center"/>
         <w:rPr>
-          <w:rStyle w:val="ab"/>
+          <w:rStyle w:val="ac"/>
         </w:rPr>
       </w:pPr>
       <w:r>
@@ -3421,7 +3430,7 @@
       </w:pPr>
       <w:r>
         <w:rPr>
-          <w:rStyle w:val="ab"/>
+          <w:rStyle w:val="ac"/>
         </w:rPr>
         <w:t xml:space="preserve">Рисунок 1.6.2 – Шаблон выходного документа – </w:t>
       </w:r>
@@ -3437,6 +3446,8729 @@
       <w:r>
         <w:t>а</w:t>
       </w:r>
+    </w:p>
+    <w:p>
+      <w:pPr>
+        <w:spacing w:after="160" w:line="278" w:lineRule="auto"/>
+        <w:ind w:left="0" w:firstLine="0"/>
+        <w:jc w:val="left"/>
+      </w:pPr>
+      <w:r>
+        <w:br w:type="page"/>
+      </w:r>
+    </w:p>
+    <w:p>
+      <w:pPr>
+        <w:pStyle w:val="21"/>
+      </w:pPr>
+      <w:r>
+        <w:lastRenderedPageBreak/>
+        <w:t>1.7 Описание структуры базы данных</w:t>
+      </w:r>
+    </w:p>
+    <w:p>
+      <w:pPr>
+        <w:pStyle w:val="11"/>
+      </w:pPr>
+      <w:r>
+        <w:t>Для создания базы данных будет использована СУБД MySQL. Описание структуры базы данных приведено в таблицах 1.</w:t>
+      </w:r>
+      <w:r>
+        <w:t>7</w:t>
+      </w:r>
+      <w:r>
+        <w:t>.1 – 1.</w:t>
+      </w:r>
+      <w:r>
+        <w:t>7</w:t>
+      </w:r>
+      <w:r>
+        <w:t>.1</w:t>
+      </w:r>
+      <w:r>
+        <w:t>8</w:t>
+      </w:r>
+      <w:r>
+        <w:t>.</w:t>
+      </w:r>
+    </w:p>
+    <w:p>
+      <w:pPr>
+        <w:pStyle w:val="11"/>
+      </w:pPr>
+      <w:r>
+        <w:t>Таблица 1.</w:t>
+      </w:r>
+      <w:r>
+        <w:t>7</w:t>
+      </w:r>
+      <w:r>
+        <w:t xml:space="preserve">.1 – </w:t>
+      </w:r>
+      <w:r>
+        <w:rPr>
+          <w:lang w:val="en-US"/>
+        </w:rPr>
+        <w:t>Roles</w:t>
+      </w:r>
+      <w:r>
+        <w:t xml:space="preserve"> (</w:t>
+      </w:r>
+      <w:r>
+        <w:t>Роли</w:t>
+      </w:r>
+      <w:r>
+        <w:t>)</w:t>
+      </w:r>
+    </w:p>
+    <w:tbl>
+      <w:tblPr>
+        <w:tblStyle w:val="TableGrid"/>
+        <w:tblW w:w="9566" w:type="dxa"/>
+        <w:tblInd w:w="-101" w:type="dxa"/>
+        <w:tblCellMar>
+          <w:top w:w="19" w:type="dxa"/>
+          <w:left w:w="175" w:type="dxa"/>
+          <w:right w:w="104" w:type="dxa"/>
+        </w:tblCellMar>
+        <w:tblLook w:val="04A0" w:firstRow="1" w:lastRow="0" w:firstColumn="1" w:lastColumn="0" w:noHBand="0" w:noVBand="1"/>
+      </w:tblPr>
+      <w:tblGrid>
+        <w:gridCol w:w="2391"/>
+        <w:gridCol w:w="2390"/>
+        <w:gridCol w:w="2395"/>
+        <w:gridCol w:w="2390"/>
+      </w:tblGrid>
+      <w:tr>
+        <w:trPr>
+          <w:trHeight w:val="420"/>
+        </w:trPr>
+        <w:tc>
+          <w:tcPr>
+            <w:tcW w:w="2391" w:type="dxa"/>
+            <w:tcBorders>
+              <w:top w:val="single" w:sz="4" w:space="0" w:color="000000"/>
+              <w:left w:val="single" w:sz="4" w:space="0" w:color="000000"/>
+              <w:bottom w:val="single" w:sz="4" w:space="0" w:color="000000"/>
+              <w:right w:val="single" w:sz="4" w:space="0" w:color="000000"/>
+            </w:tcBorders>
+          </w:tcPr>
+          <w:p>
+            <w:pPr>
+              <w:spacing w:after="0"/>
+              <w:ind w:left="0" w:firstLine="0"/>
+              <w:jc w:val="center"/>
+            </w:pPr>
+            <w:r>
+              <w:t>Содержание поля</w:t>
+            </w:r>
+          </w:p>
+        </w:tc>
+        <w:tc>
+          <w:tcPr>
+            <w:tcW w:w="2390" w:type="dxa"/>
+            <w:tcBorders>
+              <w:top w:val="single" w:sz="4" w:space="0" w:color="000000"/>
+              <w:left w:val="single" w:sz="4" w:space="0" w:color="000000"/>
+              <w:bottom w:val="single" w:sz="4" w:space="0" w:color="000000"/>
+              <w:right w:val="single" w:sz="4" w:space="0" w:color="000000"/>
+            </w:tcBorders>
+          </w:tcPr>
+          <w:p>
+            <w:pPr>
+              <w:spacing w:after="0"/>
+              <w:ind w:left="0" w:firstLine="0"/>
+              <w:jc w:val="center"/>
+            </w:pPr>
+            <w:r>
+              <w:t>Имя поля</w:t>
+            </w:r>
+          </w:p>
+        </w:tc>
+        <w:tc>
+          <w:tcPr>
+            <w:tcW w:w="2395" w:type="dxa"/>
+            <w:tcBorders>
+              <w:top w:val="single" w:sz="4" w:space="0" w:color="000000"/>
+              <w:left w:val="single" w:sz="4" w:space="0" w:color="000000"/>
+              <w:bottom w:val="single" w:sz="4" w:space="0" w:color="000000"/>
+              <w:right w:val="single" w:sz="4" w:space="0" w:color="000000"/>
+            </w:tcBorders>
+          </w:tcPr>
+          <w:p>
+            <w:pPr>
+              <w:spacing w:after="0"/>
+              <w:ind w:left="0" w:right="69" w:firstLine="0"/>
+              <w:jc w:val="center"/>
+            </w:pPr>
+            <w:r>
+              <w:t>Тип, длина</w:t>
+            </w:r>
+          </w:p>
+        </w:tc>
+        <w:tc>
+          <w:tcPr>
+            <w:tcW w:w="2390" w:type="dxa"/>
+            <w:tcBorders>
+              <w:top w:val="single" w:sz="4" w:space="0" w:color="000000"/>
+              <w:left w:val="single" w:sz="4" w:space="0" w:color="000000"/>
+              <w:bottom w:val="single" w:sz="4" w:space="0" w:color="000000"/>
+              <w:right w:val="single" w:sz="4" w:space="0" w:color="000000"/>
+            </w:tcBorders>
+          </w:tcPr>
+          <w:p>
+            <w:pPr>
+              <w:spacing w:after="0"/>
+              <w:ind w:left="1" w:firstLine="0"/>
+              <w:jc w:val="center"/>
+            </w:pPr>
+            <w:r>
+              <w:t>Примечания</w:t>
+            </w:r>
+          </w:p>
+        </w:tc>
+      </w:tr>
+      <w:tr>
+        <w:trPr>
+          <w:trHeight w:val="907"/>
+        </w:trPr>
+        <w:tc>
+          <w:tcPr>
+            <w:tcW w:w="2391" w:type="dxa"/>
+            <w:tcBorders>
+              <w:top w:val="single" w:sz="4" w:space="0" w:color="000000"/>
+              <w:left w:val="single" w:sz="4" w:space="0" w:color="000000"/>
+              <w:bottom w:val="single" w:sz="4" w:space="0" w:color="000000"/>
+              <w:right w:val="single" w:sz="4" w:space="0" w:color="000000"/>
+            </w:tcBorders>
+          </w:tcPr>
+          <w:p>
+            <w:pPr>
+              <w:pStyle w:val="a9"/>
+            </w:pPr>
+            <w:r>
+              <w:t>Идентификатор роли</w:t>
+            </w:r>
+          </w:p>
+        </w:tc>
+        <w:tc>
+          <w:tcPr>
+            <w:tcW w:w="2390" w:type="dxa"/>
+            <w:tcBorders>
+              <w:top w:val="single" w:sz="4" w:space="0" w:color="000000"/>
+              <w:left w:val="single" w:sz="4" w:space="0" w:color="000000"/>
+              <w:bottom w:val="single" w:sz="4" w:space="0" w:color="000000"/>
+              <w:right w:val="single" w:sz="4" w:space="0" w:color="000000"/>
+            </w:tcBorders>
+          </w:tcPr>
+          <w:p>
+            <w:pPr>
+              <w:pStyle w:val="a9"/>
+            </w:pPr>
+            <w:proofErr w:type="spellStart"/>
+            <w:r>
+              <w:t>id</w:t>
+            </w:r>
+            <w:proofErr w:type="spellEnd"/>
+          </w:p>
+        </w:tc>
+        <w:tc>
+          <w:tcPr>
+            <w:tcW w:w="2395" w:type="dxa"/>
+            <w:tcBorders>
+              <w:top w:val="single" w:sz="4" w:space="0" w:color="000000"/>
+              <w:left w:val="single" w:sz="4" w:space="0" w:color="000000"/>
+              <w:bottom w:val="single" w:sz="4" w:space="0" w:color="000000"/>
+              <w:right w:val="single" w:sz="4" w:space="0" w:color="000000"/>
+            </w:tcBorders>
+          </w:tcPr>
+          <w:p>
+            <w:pPr>
+              <w:pStyle w:val="a9"/>
+            </w:pPr>
+            <w:r>
+              <w:t>TINYINT</w:t>
+            </w:r>
+          </w:p>
+        </w:tc>
+        <w:tc>
+          <w:tcPr>
+            <w:tcW w:w="2390" w:type="dxa"/>
+            <w:tcBorders>
+              <w:top w:val="single" w:sz="4" w:space="0" w:color="000000"/>
+              <w:left w:val="single" w:sz="4" w:space="0" w:color="000000"/>
+              <w:bottom w:val="single" w:sz="4" w:space="0" w:color="000000"/>
+              <w:right w:val="single" w:sz="4" w:space="0" w:color="000000"/>
+            </w:tcBorders>
+          </w:tcPr>
+          <w:p>
+            <w:pPr>
+              <w:pStyle w:val="a9"/>
+            </w:pPr>
+            <w:r>
+              <w:t>Обязательное поле, первичный ключ</w:t>
+            </w:r>
+          </w:p>
+        </w:tc>
+      </w:tr>
+      <w:tr>
+        <w:trPr>
+          <w:trHeight w:val="398"/>
+        </w:trPr>
+        <w:tc>
+          <w:tcPr>
+            <w:tcW w:w="2391" w:type="dxa"/>
+            <w:tcBorders>
+              <w:top w:val="single" w:sz="4" w:space="0" w:color="000000"/>
+              <w:left w:val="single" w:sz="4" w:space="0" w:color="000000"/>
+              <w:bottom w:val="single" w:sz="4" w:space="0" w:color="000000"/>
+              <w:right w:val="single" w:sz="4" w:space="0" w:color="000000"/>
+            </w:tcBorders>
+          </w:tcPr>
+          <w:p>
+            <w:pPr>
+              <w:pStyle w:val="a9"/>
+            </w:pPr>
+            <w:r>
+              <w:t>Название роли</w:t>
+            </w:r>
+          </w:p>
+        </w:tc>
+        <w:tc>
+          <w:tcPr>
+            <w:tcW w:w="2390" w:type="dxa"/>
+            <w:tcBorders>
+              <w:top w:val="single" w:sz="4" w:space="0" w:color="000000"/>
+              <w:left w:val="single" w:sz="4" w:space="0" w:color="000000"/>
+              <w:bottom w:val="single" w:sz="4" w:space="0" w:color="000000"/>
+              <w:right w:val="single" w:sz="4" w:space="0" w:color="000000"/>
+            </w:tcBorders>
+          </w:tcPr>
+          <w:p>
+            <w:pPr>
+              <w:pStyle w:val="a9"/>
+            </w:pPr>
+            <w:proofErr w:type="spellStart"/>
+            <w:r>
+              <w:t>name</w:t>
+            </w:r>
+            <w:proofErr w:type="spellEnd"/>
+          </w:p>
+        </w:tc>
+        <w:tc>
+          <w:tcPr>
+            <w:tcW w:w="2395" w:type="dxa"/>
+            <w:tcBorders>
+              <w:top w:val="single" w:sz="4" w:space="0" w:color="000000"/>
+              <w:left w:val="single" w:sz="4" w:space="0" w:color="000000"/>
+              <w:bottom w:val="single" w:sz="4" w:space="0" w:color="000000"/>
+              <w:right w:val="single" w:sz="4" w:space="0" w:color="000000"/>
+            </w:tcBorders>
+          </w:tcPr>
+          <w:p>
+            <w:pPr>
+              <w:pStyle w:val="a9"/>
+            </w:pPr>
+            <w:proofErr w:type="gramStart"/>
+            <w:r>
+              <w:t>VARCHAR(</w:t>
+            </w:r>
+            <w:proofErr w:type="gramEnd"/>
+            <w:r>
+              <w:t>30)</w:t>
+            </w:r>
+          </w:p>
+        </w:tc>
+        <w:tc>
+          <w:tcPr>
+            <w:tcW w:w="2390" w:type="dxa"/>
+            <w:tcBorders>
+              <w:top w:val="single" w:sz="4" w:space="0" w:color="000000"/>
+              <w:left w:val="single" w:sz="4" w:space="0" w:color="000000"/>
+              <w:bottom w:val="single" w:sz="4" w:space="0" w:color="000000"/>
+              <w:right w:val="single" w:sz="4" w:space="0" w:color="000000"/>
+            </w:tcBorders>
+          </w:tcPr>
+          <w:p>
+            <w:pPr>
+              <w:pStyle w:val="a9"/>
+            </w:pPr>
+            <w:r>
+              <w:t>Обязательное поле, уникальное</w:t>
+            </w:r>
+          </w:p>
+        </w:tc>
+      </w:tr>
+    </w:tbl>
+    <w:p>
+      <w:pPr>
+        <w:pStyle w:val="11"/>
+      </w:pPr>
+      <w:r>
+        <w:t>Таблица 1.</w:t>
+      </w:r>
+      <w:r>
+        <w:t>7</w:t>
+      </w:r>
+      <w:r>
+        <w:t>.</w:t>
+      </w:r>
+      <w:r>
+        <w:t>2</w:t>
+      </w:r>
+      <w:r>
+        <w:t xml:space="preserve"> – </w:t>
+      </w:r>
+      <w:r>
+        <w:rPr>
+          <w:lang w:val="en-US"/>
+        </w:rPr>
+        <w:t xml:space="preserve">Users </w:t>
+      </w:r>
+      <w:r>
+        <w:t>(</w:t>
+      </w:r>
+      <w:r>
+        <w:t>Пользователи</w:t>
+      </w:r>
+      <w:r>
+        <w:t>)</w:t>
+      </w:r>
+    </w:p>
+    <w:tbl>
+      <w:tblPr>
+        <w:tblStyle w:val="TableGrid"/>
+        <w:tblW w:w="9566" w:type="dxa"/>
+        <w:tblInd w:w="-101" w:type="dxa"/>
+        <w:tblLayout w:type="fixed"/>
+        <w:tblCellMar>
+          <w:top w:w="19" w:type="dxa"/>
+          <w:left w:w="175" w:type="dxa"/>
+          <w:right w:w="104" w:type="dxa"/>
+        </w:tblCellMar>
+        <w:tblLook w:val="04A0" w:firstRow="1" w:lastRow="0" w:firstColumn="1" w:lastColumn="0" w:noHBand="0" w:noVBand="1"/>
+      </w:tblPr>
+      <w:tblGrid>
+        <w:gridCol w:w="2385"/>
+        <w:gridCol w:w="2403"/>
+        <w:gridCol w:w="2403"/>
+        <w:gridCol w:w="2375"/>
+      </w:tblGrid>
+      <w:tr>
+        <w:trPr>
+          <w:trHeight w:val="390"/>
+        </w:trPr>
+        <w:tc>
+          <w:tcPr>
+            <w:tcW w:w="2393" w:type="dxa"/>
+            <w:tcBorders>
+              <w:top w:val="single" w:sz="4" w:space="0" w:color="000000"/>
+              <w:left w:val="single" w:sz="4" w:space="0" w:color="000000"/>
+              <w:bottom w:val="single" w:sz="4" w:space="0" w:color="000000"/>
+              <w:right w:val="single" w:sz="4" w:space="0" w:color="000000"/>
+            </w:tcBorders>
+          </w:tcPr>
+          <w:p>
+            <w:pPr>
+              <w:spacing w:after="0"/>
+              <w:ind w:left="0" w:firstLine="0"/>
+              <w:jc w:val="center"/>
+            </w:pPr>
+            <w:r>
+              <w:t>Содержание поля</w:t>
+            </w:r>
+          </w:p>
+        </w:tc>
+        <w:tc>
+          <w:tcPr>
+            <w:tcW w:w="2410" w:type="dxa"/>
+            <w:tcBorders>
+              <w:top w:val="single" w:sz="4" w:space="0" w:color="000000"/>
+              <w:left w:val="single" w:sz="4" w:space="0" w:color="000000"/>
+              <w:bottom w:val="single" w:sz="4" w:space="0" w:color="000000"/>
+              <w:right w:val="single" w:sz="4" w:space="0" w:color="000000"/>
+            </w:tcBorders>
+          </w:tcPr>
+          <w:p>
+            <w:pPr>
+              <w:spacing w:after="0"/>
+              <w:ind w:left="0" w:firstLine="0"/>
+              <w:jc w:val="center"/>
+            </w:pPr>
+            <w:r>
+              <w:t>Имя поля</w:t>
+            </w:r>
+          </w:p>
+        </w:tc>
+        <w:tc>
+          <w:tcPr>
+            <w:tcW w:w="2410" w:type="dxa"/>
+            <w:tcBorders>
+              <w:top w:val="single" w:sz="4" w:space="0" w:color="000000"/>
+              <w:left w:val="single" w:sz="4" w:space="0" w:color="000000"/>
+              <w:bottom w:val="single" w:sz="4" w:space="0" w:color="000000"/>
+              <w:right w:val="single" w:sz="4" w:space="0" w:color="000000"/>
+            </w:tcBorders>
+          </w:tcPr>
+          <w:p>
+            <w:pPr>
+              <w:spacing w:after="0"/>
+              <w:ind w:left="0" w:right="69" w:firstLine="0"/>
+              <w:jc w:val="center"/>
+            </w:pPr>
+            <w:r>
+              <w:t>Тип, длина</w:t>
+            </w:r>
+          </w:p>
+        </w:tc>
+        <w:tc>
+          <w:tcPr>
+            <w:tcW w:w="2382" w:type="dxa"/>
+            <w:tcBorders>
+              <w:top w:val="single" w:sz="4" w:space="0" w:color="000000"/>
+              <w:left w:val="single" w:sz="4" w:space="0" w:color="000000"/>
+              <w:bottom w:val="single" w:sz="4" w:space="0" w:color="000000"/>
+              <w:right w:val="single" w:sz="4" w:space="0" w:color="000000"/>
+            </w:tcBorders>
+          </w:tcPr>
+          <w:p>
+            <w:pPr>
+              <w:spacing w:after="0"/>
+              <w:ind w:left="1" w:firstLine="0"/>
+              <w:jc w:val="center"/>
+            </w:pPr>
+            <w:r>
+              <w:t>Примечания</w:t>
+            </w:r>
+          </w:p>
+        </w:tc>
+      </w:tr>
+      <w:tr>
+        <w:trPr>
+          <w:trHeight w:val="907"/>
+        </w:trPr>
+        <w:tc>
+          <w:tcPr>
+            <w:tcW w:w="2364" w:type="dxa"/>
+            <w:tcBorders>
+              <w:top w:val="single" w:sz="4" w:space="0" w:color="000000"/>
+              <w:left w:val="single" w:sz="4" w:space="0" w:color="000000"/>
+              <w:bottom w:val="single" w:sz="4" w:space="0" w:color="000000"/>
+              <w:right w:val="single" w:sz="4" w:space="0" w:color="000000"/>
+            </w:tcBorders>
+          </w:tcPr>
+          <w:p>
+            <w:pPr>
+              <w:pStyle w:val="a9"/>
+            </w:pPr>
+            <w:r>
+              <w:t>Идентификатор пользователя</w:t>
+            </w:r>
+          </w:p>
+        </w:tc>
+        <w:tc>
+          <w:tcPr>
+            <w:tcW w:w="2410" w:type="dxa"/>
+            <w:tcBorders>
+              <w:top w:val="single" w:sz="4" w:space="0" w:color="000000"/>
+              <w:left w:val="single" w:sz="4" w:space="0" w:color="000000"/>
+              <w:bottom w:val="single" w:sz="4" w:space="0" w:color="000000"/>
+              <w:right w:val="single" w:sz="4" w:space="0" w:color="000000"/>
+            </w:tcBorders>
+          </w:tcPr>
+          <w:p>
+            <w:pPr>
+              <w:pStyle w:val="a9"/>
+            </w:pPr>
+            <w:proofErr w:type="spellStart"/>
+            <w:r>
+              <w:t>id</w:t>
+            </w:r>
+            <w:proofErr w:type="spellEnd"/>
+          </w:p>
+        </w:tc>
+        <w:tc>
+          <w:tcPr>
+            <w:tcW w:w="2410" w:type="dxa"/>
+            <w:tcBorders>
+              <w:top w:val="single" w:sz="4" w:space="0" w:color="000000"/>
+              <w:left w:val="single" w:sz="4" w:space="0" w:color="000000"/>
+              <w:bottom w:val="single" w:sz="4" w:space="0" w:color="000000"/>
+              <w:right w:val="single" w:sz="4" w:space="0" w:color="000000"/>
+            </w:tcBorders>
+          </w:tcPr>
+          <w:p>
+            <w:pPr>
+              <w:pStyle w:val="a9"/>
+            </w:pPr>
+            <w:r>
+              <w:t>INT</w:t>
+            </w:r>
+          </w:p>
+        </w:tc>
+        <w:tc>
+          <w:tcPr>
+            <w:tcW w:w="2382" w:type="dxa"/>
+            <w:tcBorders>
+              <w:top w:val="single" w:sz="4" w:space="0" w:color="000000"/>
+              <w:left w:val="single" w:sz="4" w:space="0" w:color="000000"/>
+              <w:bottom w:val="single" w:sz="4" w:space="0" w:color="000000"/>
+              <w:right w:val="single" w:sz="4" w:space="0" w:color="000000"/>
+            </w:tcBorders>
+          </w:tcPr>
+          <w:p>
+            <w:pPr>
+              <w:pStyle w:val="a9"/>
+            </w:pPr>
+            <w:r>
+              <w:t>Обязательное поле, первичный ключ</w:t>
+            </w:r>
+          </w:p>
+        </w:tc>
+      </w:tr>
+      <w:tr>
+        <w:trPr>
+          <w:trHeight w:val="729"/>
+        </w:trPr>
+        <w:tc>
+          <w:tcPr>
+            <w:tcW w:w="2364" w:type="dxa"/>
+            <w:tcBorders>
+              <w:top w:val="single" w:sz="4" w:space="0" w:color="000000"/>
+              <w:left w:val="single" w:sz="4" w:space="0" w:color="000000"/>
+              <w:bottom w:val="single" w:sz="4" w:space="0" w:color="000000"/>
+              <w:right w:val="single" w:sz="4" w:space="0" w:color="000000"/>
+            </w:tcBorders>
+          </w:tcPr>
+          <w:p>
+            <w:pPr>
+              <w:pStyle w:val="a9"/>
+            </w:pPr>
+            <w:r>
+              <w:t>Логин</w:t>
+            </w:r>
+          </w:p>
+        </w:tc>
+        <w:tc>
+          <w:tcPr>
+            <w:tcW w:w="2410" w:type="dxa"/>
+            <w:tcBorders>
+              <w:top w:val="single" w:sz="4" w:space="0" w:color="000000"/>
+              <w:left w:val="single" w:sz="4" w:space="0" w:color="000000"/>
+              <w:bottom w:val="single" w:sz="4" w:space="0" w:color="000000"/>
+              <w:right w:val="single" w:sz="4" w:space="0" w:color="000000"/>
+            </w:tcBorders>
+          </w:tcPr>
+          <w:p>
+            <w:pPr>
+              <w:pStyle w:val="a9"/>
+            </w:pPr>
+            <w:proofErr w:type="spellStart"/>
+            <w:r>
+              <w:t>login</w:t>
+            </w:r>
+            <w:proofErr w:type="spellEnd"/>
+          </w:p>
+        </w:tc>
+        <w:tc>
+          <w:tcPr>
+            <w:tcW w:w="2410" w:type="dxa"/>
+            <w:tcBorders>
+              <w:top w:val="single" w:sz="4" w:space="0" w:color="000000"/>
+              <w:left w:val="single" w:sz="4" w:space="0" w:color="000000"/>
+              <w:bottom w:val="single" w:sz="4" w:space="0" w:color="000000"/>
+              <w:right w:val="single" w:sz="4" w:space="0" w:color="000000"/>
+            </w:tcBorders>
+          </w:tcPr>
+          <w:p>
+            <w:pPr>
+              <w:pStyle w:val="a9"/>
+            </w:pPr>
+            <w:proofErr w:type="gramStart"/>
+            <w:r>
+              <w:t>VARCHAR(</w:t>
+            </w:r>
+            <w:proofErr w:type="gramEnd"/>
+            <w:r>
+              <w:t>50)</w:t>
+            </w:r>
+          </w:p>
+        </w:tc>
+        <w:tc>
+          <w:tcPr>
+            <w:tcW w:w="2382" w:type="dxa"/>
+            <w:tcBorders>
+              <w:top w:val="single" w:sz="4" w:space="0" w:color="000000"/>
+              <w:left w:val="single" w:sz="4" w:space="0" w:color="000000"/>
+              <w:bottom w:val="single" w:sz="4" w:space="0" w:color="000000"/>
+              <w:right w:val="single" w:sz="4" w:space="0" w:color="000000"/>
+            </w:tcBorders>
+          </w:tcPr>
+          <w:p>
+            <w:pPr>
+              <w:pStyle w:val="a9"/>
+            </w:pPr>
+            <w:r>
+              <w:t>Обязательное поле, уникальное</w:t>
+            </w:r>
+          </w:p>
+        </w:tc>
+      </w:tr>
+      <w:tr>
+        <w:trPr>
+          <w:trHeight w:val="386"/>
+        </w:trPr>
+        <w:tc>
+          <w:tcPr>
+            <w:tcW w:w="2364" w:type="dxa"/>
+            <w:tcBorders>
+              <w:top w:val="single" w:sz="4" w:space="0" w:color="000000"/>
+              <w:left w:val="single" w:sz="4" w:space="0" w:color="000000"/>
+              <w:bottom w:val="single" w:sz="4" w:space="0" w:color="000000"/>
+              <w:right w:val="single" w:sz="4" w:space="0" w:color="000000"/>
+            </w:tcBorders>
+          </w:tcPr>
+          <w:p>
+            <w:pPr>
+              <w:pStyle w:val="a9"/>
+            </w:pPr>
+            <w:r>
+              <w:t>Пароль</w:t>
+            </w:r>
+          </w:p>
+        </w:tc>
+        <w:tc>
+          <w:tcPr>
+            <w:tcW w:w="2410" w:type="dxa"/>
+            <w:tcBorders>
+              <w:top w:val="single" w:sz="4" w:space="0" w:color="000000"/>
+              <w:left w:val="single" w:sz="4" w:space="0" w:color="000000"/>
+              <w:bottom w:val="single" w:sz="4" w:space="0" w:color="000000"/>
+              <w:right w:val="single" w:sz="4" w:space="0" w:color="000000"/>
+            </w:tcBorders>
+          </w:tcPr>
+          <w:p>
+            <w:pPr>
+              <w:pStyle w:val="a9"/>
+            </w:pPr>
+            <w:proofErr w:type="spellStart"/>
+            <w:r>
+              <w:t>password</w:t>
+            </w:r>
+            <w:proofErr w:type="spellEnd"/>
+          </w:p>
+        </w:tc>
+        <w:tc>
+          <w:tcPr>
+            <w:tcW w:w="2410" w:type="dxa"/>
+            <w:tcBorders>
+              <w:top w:val="single" w:sz="4" w:space="0" w:color="000000"/>
+              <w:left w:val="single" w:sz="4" w:space="0" w:color="000000"/>
+              <w:bottom w:val="single" w:sz="4" w:space="0" w:color="000000"/>
+              <w:right w:val="single" w:sz="4" w:space="0" w:color="000000"/>
+            </w:tcBorders>
+          </w:tcPr>
+          <w:p>
+            <w:pPr>
+              <w:pStyle w:val="a9"/>
+            </w:pPr>
+            <w:proofErr w:type="gramStart"/>
+            <w:r>
+              <w:t>VARCHAR(</w:t>
+            </w:r>
+            <w:proofErr w:type="gramEnd"/>
+            <w:r>
+              <w:t>100)</w:t>
+            </w:r>
+          </w:p>
+        </w:tc>
+        <w:tc>
+          <w:tcPr>
+            <w:tcW w:w="2382" w:type="dxa"/>
+            <w:tcBorders>
+              <w:top w:val="single" w:sz="4" w:space="0" w:color="000000"/>
+              <w:left w:val="single" w:sz="4" w:space="0" w:color="000000"/>
+              <w:bottom w:val="single" w:sz="4" w:space="0" w:color="000000"/>
+              <w:right w:val="single" w:sz="4" w:space="0" w:color="000000"/>
+            </w:tcBorders>
+          </w:tcPr>
+          <w:p>
+            <w:pPr>
+              <w:pStyle w:val="a9"/>
+            </w:pPr>
+            <w:r>
+              <w:t>Обязательное поле</w:t>
+            </w:r>
+          </w:p>
+        </w:tc>
+      </w:tr>
+      <w:tr>
+        <w:trPr>
+          <w:trHeight w:val="907"/>
+        </w:trPr>
+        <w:tc>
+          <w:tcPr>
+            <w:tcW w:w="2364" w:type="dxa"/>
+            <w:tcBorders>
+              <w:top w:val="single" w:sz="4" w:space="0" w:color="000000"/>
+              <w:left w:val="single" w:sz="4" w:space="0" w:color="000000"/>
+              <w:bottom w:val="single" w:sz="4" w:space="0" w:color="000000"/>
+              <w:right w:val="single" w:sz="4" w:space="0" w:color="000000"/>
+            </w:tcBorders>
+          </w:tcPr>
+          <w:p>
+            <w:pPr>
+              <w:pStyle w:val="a9"/>
+            </w:pPr>
+            <w:r>
+              <w:t>Идентификатор роли</w:t>
+            </w:r>
+          </w:p>
+        </w:tc>
+        <w:tc>
+          <w:tcPr>
+            <w:tcW w:w="2410" w:type="dxa"/>
+            <w:tcBorders>
+              <w:top w:val="single" w:sz="4" w:space="0" w:color="000000"/>
+              <w:left w:val="single" w:sz="4" w:space="0" w:color="000000"/>
+              <w:bottom w:val="single" w:sz="4" w:space="0" w:color="000000"/>
+              <w:right w:val="single" w:sz="4" w:space="0" w:color="000000"/>
+            </w:tcBorders>
+          </w:tcPr>
+          <w:p>
+            <w:pPr>
+              <w:pStyle w:val="a9"/>
+            </w:pPr>
+            <w:proofErr w:type="spellStart"/>
+            <w:r>
+              <w:t>role_id</w:t>
+            </w:r>
+            <w:proofErr w:type="spellEnd"/>
+          </w:p>
+        </w:tc>
+        <w:tc>
+          <w:tcPr>
+            <w:tcW w:w="2410" w:type="dxa"/>
+            <w:tcBorders>
+              <w:top w:val="single" w:sz="4" w:space="0" w:color="000000"/>
+              <w:left w:val="single" w:sz="4" w:space="0" w:color="000000"/>
+              <w:bottom w:val="single" w:sz="4" w:space="0" w:color="000000"/>
+              <w:right w:val="single" w:sz="4" w:space="0" w:color="000000"/>
+            </w:tcBorders>
+          </w:tcPr>
+          <w:p>
+            <w:pPr>
+              <w:pStyle w:val="a9"/>
+            </w:pPr>
+            <w:r>
+              <w:t>TINYINT</w:t>
+            </w:r>
+          </w:p>
+        </w:tc>
+        <w:tc>
+          <w:tcPr>
+            <w:tcW w:w="2382" w:type="dxa"/>
+            <w:tcBorders>
+              <w:top w:val="single" w:sz="4" w:space="0" w:color="000000"/>
+              <w:left w:val="single" w:sz="4" w:space="0" w:color="000000"/>
+              <w:bottom w:val="single" w:sz="4" w:space="0" w:color="000000"/>
+              <w:right w:val="single" w:sz="4" w:space="0" w:color="000000"/>
+            </w:tcBorders>
+          </w:tcPr>
+          <w:p>
+            <w:pPr>
+              <w:pStyle w:val="a9"/>
+            </w:pPr>
+            <w:r>
+              <w:t xml:space="preserve">Обязательное поле, внешний ключ (к </w:t>
+            </w:r>
+            <w:proofErr w:type="spellStart"/>
+            <w:r>
+              <w:t>Roles</w:t>
+            </w:r>
+            <w:proofErr w:type="spellEnd"/>
+            <w:r>
+              <w:t>)</w:t>
+            </w:r>
+          </w:p>
+        </w:tc>
+      </w:tr>
+      <w:tr>
+        <w:trPr>
+          <w:trHeight w:val="907"/>
+        </w:trPr>
+        <w:tc>
+          <w:tcPr>
+            <w:tcW w:w="2364" w:type="dxa"/>
+            <w:tcBorders>
+              <w:top w:val="single" w:sz="4" w:space="0" w:color="000000"/>
+              <w:left w:val="single" w:sz="4" w:space="0" w:color="000000"/>
+              <w:bottom w:val="single" w:sz="4" w:space="0" w:color="000000"/>
+              <w:right w:val="single" w:sz="4" w:space="0" w:color="000000"/>
+            </w:tcBorders>
+          </w:tcPr>
+          <w:p>
+            <w:pPr>
+              <w:pStyle w:val="a9"/>
+            </w:pPr>
+            <w:r>
+              <w:t>Дата создания</w:t>
+            </w:r>
+          </w:p>
+        </w:tc>
+        <w:tc>
+          <w:tcPr>
+            <w:tcW w:w="2410" w:type="dxa"/>
+            <w:tcBorders>
+              <w:top w:val="single" w:sz="4" w:space="0" w:color="000000"/>
+              <w:left w:val="single" w:sz="4" w:space="0" w:color="000000"/>
+              <w:bottom w:val="single" w:sz="4" w:space="0" w:color="000000"/>
+              <w:right w:val="single" w:sz="4" w:space="0" w:color="000000"/>
+            </w:tcBorders>
+          </w:tcPr>
+          <w:p>
+            <w:pPr>
+              <w:pStyle w:val="a9"/>
+            </w:pPr>
+            <w:proofErr w:type="spellStart"/>
+            <w:r>
+              <w:t>created_at</w:t>
+            </w:r>
+            <w:proofErr w:type="spellEnd"/>
+          </w:p>
+        </w:tc>
+        <w:tc>
+          <w:tcPr>
+            <w:tcW w:w="2410" w:type="dxa"/>
+            <w:tcBorders>
+              <w:top w:val="single" w:sz="4" w:space="0" w:color="000000"/>
+              <w:left w:val="single" w:sz="4" w:space="0" w:color="000000"/>
+              <w:bottom w:val="single" w:sz="4" w:space="0" w:color="000000"/>
+              <w:right w:val="single" w:sz="4" w:space="0" w:color="000000"/>
+            </w:tcBorders>
+          </w:tcPr>
+          <w:p>
+            <w:pPr>
+              <w:pStyle w:val="a9"/>
+            </w:pPr>
+            <w:r>
+              <w:t>TIMESTAMP</w:t>
+            </w:r>
+          </w:p>
+        </w:tc>
+        <w:tc>
+          <w:tcPr>
+            <w:tcW w:w="2382" w:type="dxa"/>
+            <w:tcBorders>
+              <w:top w:val="single" w:sz="4" w:space="0" w:color="000000"/>
+              <w:left w:val="single" w:sz="4" w:space="0" w:color="000000"/>
+              <w:bottom w:val="single" w:sz="4" w:space="0" w:color="000000"/>
+              <w:right w:val="single" w:sz="4" w:space="0" w:color="000000"/>
+            </w:tcBorders>
+          </w:tcPr>
+          <w:p>
+            <w:pPr>
+              <w:pStyle w:val="a9"/>
+            </w:pPr>
+            <w:r>
+              <w:t>Обязательное поле, по умолчанию CURRENT_TIMESTAMP</w:t>
+            </w:r>
+          </w:p>
+        </w:tc>
+      </w:tr>
+    </w:tbl>
+    <w:p>
+      <w:pPr>
+        <w:spacing w:after="160" w:line="278" w:lineRule="auto"/>
+        <w:ind w:left="0" w:firstLine="0"/>
+        <w:jc w:val="left"/>
+      </w:pPr>
+      <w:r>
+        <w:t>Таблица 1.</w:t>
+      </w:r>
+      <w:r>
+        <w:t>7</w:t>
+      </w:r>
+      <w:r>
+        <w:t>.</w:t>
+      </w:r>
+      <w:r>
+        <w:t>3</w:t>
+      </w:r>
+      <w:r>
+        <w:t xml:space="preserve"> – </w:t>
+      </w:r>
+      <w:r>
+        <w:rPr>
+          <w:lang w:val="en-US"/>
+        </w:rPr>
+        <w:t>Builds</w:t>
+      </w:r>
+      <w:r>
+        <w:rPr>
+          <w:lang w:val="en-US"/>
+        </w:rPr>
+        <w:t xml:space="preserve"> </w:t>
+      </w:r>
+      <w:r>
+        <w:t>(</w:t>
+      </w:r>
+      <w:r>
+        <w:t>Билды</w:t>
+      </w:r>
+      <w:r>
+        <w:t>)</w:t>
+      </w:r>
+    </w:p>
+    <w:tbl>
+      <w:tblPr>
+        <w:tblStyle w:val="TableGrid"/>
+        <w:tblW w:w="9566" w:type="dxa"/>
+        <w:tblInd w:w="-101" w:type="dxa"/>
+        <w:tblLayout w:type="fixed"/>
+        <w:tblCellMar>
+          <w:top w:w="19" w:type="dxa"/>
+          <w:left w:w="175" w:type="dxa"/>
+          <w:right w:w="104" w:type="dxa"/>
+        </w:tblCellMar>
+        <w:tblLook w:val="04A0" w:firstRow="1" w:lastRow="0" w:firstColumn="1" w:lastColumn="0" w:noHBand="0" w:noVBand="1"/>
+      </w:tblPr>
+      <w:tblGrid>
+        <w:gridCol w:w="2385"/>
+        <w:gridCol w:w="2403"/>
+        <w:gridCol w:w="2403"/>
+        <w:gridCol w:w="2375"/>
+      </w:tblGrid>
+      <w:tr>
+        <w:trPr>
+          <w:trHeight w:val="341"/>
+        </w:trPr>
+        <w:tc>
+          <w:tcPr>
+            <w:tcW w:w="2393" w:type="dxa"/>
+            <w:tcBorders>
+              <w:top w:val="single" w:sz="4" w:space="0" w:color="000000"/>
+              <w:left w:val="single" w:sz="4" w:space="0" w:color="000000"/>
+              <w:bottom w:val="single" w:sz="4" w:space="0" w:color="000000"/>
+              <w:right w:val="single" w:sz="4" w:space="0" w:color="000000"/>
+            </w:tcBorders>
+          </w:tcPr>
+          <w:p>
+            <w:pPr>
+              <w:spacing w:after="0"/>
+              <w:ind w:left="0" w:firstLine="0"/>
+              <w:jc w:val="center"/>
+            </w:pPr>
+            <w:r>
+              <w:t>Содержание поля</w:t>
+            </w:r>
+          </w:p>
+        </w:tc>
+        <w:tc>
+          <w:tcPr>
+            <w:tcW w:w="2410" w:type="dxa"/>
+            <w:tcBorders>
+              <w:top w:val="single" w:sz="4" w:space="0" w:color="000000"/>
+              <w:left w:val="single" w:sz="4" w:space="0" w:color="000000"/>
+              <w:bottom w:val="single" w:sz="4" w:space="0" w:color="000000"/>
+              <w:right w:val="single" w:sz="4" w:space="0" w:color="000000"/>
+            </w:tcBorders>
+          </w:tcPr>
+          <w:p>
+            <w:pPr>
+              <w:spacing w:after="0"/>
+              <w:ind w:left="0" w:firstLine="0"/>
+              <w:jc w:val="center"/>
+            </w:pPr>
+            <w:r>
+              <w:t>Имя поля</w:t>
+            </w:r>
+          </w:p>
+        </w:tc>
+        <w:tc>
+          <w:tcPr>
+            <w:tcW w:w="2410" w:type="dxa"/>
+            <w:tcBorders>
+              <w:top w:val="single" w:sz="4" w:space="0" w:color="000000"/>
+              <w:left w:val="single" w:sz="4" w:space="0" w:color="000000"/>
+              <w:bottom w:val="single" w:sz="4" w:space="0" w:color="000000"/>
+              <w:right w:val="single" w:sz="4" w:space="0" w:color="000000"/>
+            </w:tcBorders>
+          </w:tcPr>
+          <w:p>
+            <w:pPr>
+              <w:spacing w:after="0"/>
+              <w:ind w:left="0" w:right="69" w:firstLine="0"/>
+              <w:jc w:val="center"/>
+            </w:pPr>
+            <w:r>
+              <w:t>Тип, длина</w:t>
+            </w:r>
+          </w:p>
+        </w:tc>
+        <w:tc>
+          <w:tcPr>
+            <w:tcW w:w="2382" w:type="dxa"/>
+            <w:tcBorders>
+              <w:top w:val="single" w:sz="4" w:space="0" w:color="000000"/>
+              <w:left w:val="single" w:sz="4" w:space="0" w:color="000000"/>
+              <w:bottom w:val="single" w:sz="4" w:space="0" w:color="000000"/>
+              <w:right w:val="single" w:sz="4" w:space="0" w:color="000000"/>
+            </w:tcBorders>
+          </w:tcPr>
+          <w:p>
+            <w:pPr>
+              <w:spacing w:after="0"/>
+              <w:ind w:left="1" w:firstLine="0"/>
+              <w:jc w:val="center"/>
+            </w:pPr>
+            <w:r>
+              <w:t>Примечания</w:t>
+            </w:r>
+          </w:p>
+        </w:tc>
+      </w:tr>
+      <w:tr>
+        <w:trPr>
+          <w:trHeight w:val="907"/>
+        </w:trPr>
+        <w:tc>
+          <w:tcPr>
+            <w:tcW w:w="2364" w:type="dxa"/>
+            <w:tcBorders>
+              <w:top w:val="single" w:sz="4" w:space="0" w:color="000000"/>
+              <w:left w:val="single" w:sz="4" w:space="0" w:color="000000"/>
+              <w:bottom w:val="single" w:sz="4" w:space="0" w:color="000000"/>
+              <w:right w:val="single" w:sz="4" w:space="0" w:color="000000"/>
+            </w:tcBorders>
+          </w:tcPr>
+          <w:p>
+            <w:pPr>
+              <w:pStyle w:val="a9"/>
+            </w:pPr>
+            <w:r>
+              <w:t>Идентификатор билда</w:t>
+            </w:r>
+          </w:p>
+        </w:tc>
+        <w:tc>
+          <w:tcPr>
+            <w:tcW w:w="2410" w:type="dxa"/>
+            <w:tcBorders>
+              <w:top w:val="single" w:sz="4" w:space="0" w:color="000000"/>
+              <w:left w:val="single" w:sz="4" w:space="0" w:color="000000"/>
+              <w:bottom w:val="single" w:sz="4" w:space="0" w:color="000000"/>
+              <w:right w:val="single" w:sz="4" w:space="0" w:color="000000"/>
+            </w:tcBorders>
+          </w:tcPr>
+          <w:p>
+            <w:pPr>
+              <w:pStyle w:val="a9"/>
+            </w:pPr>
+            <w:proofErr w:type="spellStart"/>
+            <w:r>
+              <w:t>id</w:t>
+            </w:r>
+            <w:proofErr w:type="spellEnd"/>
+          </w:p>
+        </w:tc>
+        <w:tc>
+          <w:tcPr>
+            <w:tcW w:w="2410" w:type="dxa"/>
+            <w:tcBorders>
+              <w:top w:val="single" w:sz="4" w:space="0" w:color="000000"/>
+              <w:left w:val="single" w:sz="4" w:space="0" w:color="000000"/>
+              <w:bottom w:val="single" w:sz="4" w:space="0" w:color="000000"/>
+              <w:right w:val="single" w:sz="4" w:space="0" w:color="000000"/>
+            </w:tcBorders>
+          </w:tcPr>
+          <w:p>
+            <w:pPr>
+              <w:pStyle w:val="a9"/>
+            </w:pPr>
+            <w:r>
+              <w:t>INT</w:t>
+            </w:r>
+          </w:p>
+        </w:tc>
+        <w:tc>
+          <w:tcPr>
+            <w:tcW w:w="2382" w:type="dxa"/>
+            <w:tcBorders>
+              <w:top w:val="single" w:sz="4" w:space="0" w:color="000000"/>
+              <w:left w:val="single" w:sz="4" w:space="0" w:color="000000"/>
+              <w:bottom w:val="single" w:sz="4" w:space="0" w:color="000000"/>
+              <w:right w:val="single" w:sz="4" w:space="0" w:color="000000"/>
+            </w:tcBorders>
+          </w:tcPr>
+          <w:p>
+            <w:pPr>
+              <w:pStyle w:val="a9"/>
+            </w:pPr>
+            <w:r>
+              <w:t>Обязательное поле, первичный ключ</w:t>
+            </w:r>
+          </w:p>
+        </w:tc>
+      </w:tr>
+      <w:tr>
+        <w:trPr>
+          <w:trHeight w:val="907"/>
+        </w:trPr>
+        <w:tc>
+          <w:tcPr>
+            <w:tcW w:w="2364" w:type="dxa"/>
+            <w:tcBorders>
+              <w:top w:val="single" w:sz="4" w:space="0" w:color="000000"/>
+              <w:left w:val="single" w:sz="4" w:space="0" w:color="000000"/>
+              <w:bottom w:val="single" w:sz="4" w:space="0" w:color="000000"/>
+              <w:right w:val="single" w:sz="4" w:space="0" w:color="000000"/>
+            </w:tcBorders>
+          </w:tcPr>
+          <w:p>
+            <w:pPr>
+              <w:pStyle w:val="a9"/>
+            </w:pPr>
+            <w:r>
+              <w:t>Идентификатор пользователя</w:t>
+            </w:r>
+          </w:p>
+        </w:tc>
+        <w:tc>
+          <w:tcPr>
+            <w:tcW w:w="2410" w:type="dxa"/>
+            <w:tcBorders>
+              <w:top w:val="single" w:sz="4" w:space="0" w:color="000000"/>
+              <w:left w:val="single" w:sz="4" w:space="0" w:color="000000"/>
+              <w:bottom w:val="single" w:sz="4" w:space="0" w:color="000000"/>
+              <w:right w:val="single" w:sz="4" w:space="0" w:color="000000"/>
+            </w:tcBorders>
+          </w:tcPr>
+          <w:p>
+            <w:pPr>
+              <w:pStyle w:val="a9"/>
+            </w:pPr>
+            <w:proofErr w:type="spellStart"/>
+            <w:r>
+              <w:t>user_id</w:t>
+            </w:r>
+            <w:proofErr w:type="spellEnd"/>
+          </w:p>
+        </w:tc>
+        <w:tc>
+          <w:tcPr>
+            <w:tcW w:w="2410" w:type="dxa"/>
+            <w:tcBorders>
+              <w:top w:val="single" w:sz="4" w:space="0" w:color="000000"/>
+              <w:left w:val="single" w:sz="4" w:space="0" w:color="000000"/>
+              <w:bottom w:val="single" w:sz="4" w:space="0" w:color="000000"/>
+              <w:right w:val="single" w:sz="4" w:space="0" w:color="000000"/>
+            </w:tcBorders>
+          </w:tcPr>
+          <w:p>
+            <w:pPr>
+              <w:pStyle w:val="a9"/>
+            </w:pPr>
+            <w:r>
+              <w:t>INT</w:t>
+            </w:r>
+          </w:p>
+        </w:tc>
+        <w:tc>
+          <w:tcPr>
+            <w:tcW w:w="2382" w:type="dxa"/>
+            <w:tcBorders>
+              <w:top w:val="single" w:sz="4" w:space="0" w:color="000000"/>
+              <w:left w:val="single" w:sz="4" w:space="0" w:color="000000"/>
+              <w:bottom w:val="single" w:sz="4" w:space="0" w:color="000000"/>
+              <w:right w:val="single" w:sz="4" w:space="0" w:color="000000"/>
+            </w:tcBorders>
+          </w:tcPr>
+          <w:p>
+            <w:pPr>
+              <w:pStyle w:val="a9"/>
+            </w:pPr>
+            <w:r>
+              <w:t xml:space="preserve">Обязательное поле, внешний ключ (к </w:t>
+            </w:r>
+            <w:proofErr w:type="spellStart"/>
+            <w:r>
+              <w:t>Users</w:t>
+            </w:r>
+            <w:proofErr w:type="spellEnd"/>
+            <w:r>
+              <w:t>)</w:t>
+            </w:r>
+          </w:p>
+        </w:tc>
+      </w:tr>
+      <w:tr>
+        <w:trPr>
+          <w:trHeight w:val="308"/>
+        </w:trPr>
+        <w:tc>
+          <w:tcPr>
+            <w:tcW w:w="2364" w:type="dxa"/>
+            <w:tcBorders>
+              <w:top w:val="single" w:sz="4" w:space="0" w:color="000000"/>
+              <w:left w:val="single" w:sz="4" w:space="0" w:color="000000"/>
+              <w:bottom w:val="single" w:sz="4" w:space="0" w:color="000000"/>
+              <w:right w:val="single" w:sz="4" w:space="0" w:color="000000"/>
+            </w:tcBorders>
+          </w:tcPr>
+          <w:p>
+            <w:pPr>
+              <w:pStyle w:val="a9"/>
+            </w:pPr>
+            <w:r>
+              <w:t>Название билда</w:t>
+            </w:r>
+          </w:p>
+        </w:tc>
+        <w:tc>
+          <w:tcPr>
+            <w:tcW w:w="2410" w:type="dxa"/>
+            <w:tcBorders>
+              <w:top w:val="single" w:sz="4" w:space="0" w:color="000000"/>
+              <w:left w:val="single" w:sz="4" w:space="0" w:color="000000"/>
+              <w:bottom w:val="single" w:sz="4" w:space="0" w:color="000000"/>
+              <w:right w:val="single" w:sz="4" w:space="0" w:color="000000"/>
+            </w:tcBorders>
+          </w:tcPr>
+          <w:p>
+            <w:pPr>
+              <w:pStyle w:val="a9"/>
+            </w:pPr>
+            <w:proofErr w:type="spellStart"/>
+            <w:r>
+              <w:t>name</w:t>
+            </w:r>
+            <w:proofErr w:type="spellEnd"/>
+          </w:p>
+        </w:tc>
+        <w:tc>
+          <w:tcPr>
+            <w:tcW w:w="2410" w:type="dxa"/>
+            <w:tcBorders>
+              <w:top w:val="single" w:sz="4" w:space="0" w:color="000000"/>
+              <w:left w:val="single" w:sz="4" w:space="0" w:color="000000"/>
+              <w:bottom w:val="single" w:sz="4" w:space="0" w:color="000000"/>
+              <w:right w:val="single" w:sz="4" w:space="0" w:color="000000"/>
+            </w:tcBorders>
+          </w:tcPr>
+          <w:p>
+            <w:pPr>
+              <w:pStyle w:val="a9"/>
+            </w:pPr>
+            <w:proofErr w:type="gramStart"/>
+            <w:r>
+              <w:t>VARCHAR(</w:t>
+            </w:r>
+            <w:proofErr w:type="gramEnd"/>
+            <w:r>
+              <w:t>80)</w:t>
+            </w:r>
+          </w:p>
+        </w:tc>
+        <w:tc>
+          <w:tcPr>
+            <w:tcW w:w="2382" w:type="dxa"/>
+            <w:tcBorders>
+              <w:top w:val="single" w:sz="4" w:space="0" w:color="000000"/>
+              <w:left w:val="single" w:sz="4" w:space="0" w:color="000000"/>
+              <w:bottom w:val="single" w:sz="4" w:space="0" w:color="000000"/>
+              <w:right w:val="single" w:sz="4" w:space="0" w:color="000000"/>
+            </w:tcBorders>
+          </w:tcPr>
+          <w:p>
+            <w:pPr>
+              <w:pStyle w:val="a9"/>
+            </w:pPr>
+            <w:r>
+              <w:t>Обязательное поле</w:t>
+            </w:r>
+          </w:p>
+        </w:tc>
+      </w:tr>
+    </w:tbl>
+    <w:p>
+      <w:pPr>
+        <w:spacing w:after="160" w:line="278" w:lineRule="auto"/>
+        <w:ind w:left="0" w:firstLine="0"/>
+        <w:jc w:val="left"/>
+      </w:pPr>
+      <w:r>
+        <w:br w:type="page"/>
+      </w:r>
+    </w:p>
+    <w:p>
+      <w:pPr>
+        <w:pStyle w:val="11"/>
+      </w:pPr>
+      <w:r>
+        <w:lastRenderedPageBreak/>
+        <w:t>Таблица 1.</w:t>
+      </w:r>
+      <w:r>
+        <w:t>7</w:t>
+      </w:r>
+      <w:r>
+        <w:t>.</w:t>
+      </w:r>
+      <w:r>
+        <w:t>4</w:t>
+      </w:r>
+      <w:r>
+        <w:t xml:space="preserve"> – </w:t>
+      </w:r>
+      <w:r>
+        <w:rPr>
+          <w:lang w:val="en-US"/>
+        </w:rPr>
+        <w:t>Build</w:t>
+      </w:r>
+      <w:r>
+        <w:t>_</w:t>
+      </w:r>
+      <w:r>
+        <w:rPr>
+          <w:lang w:val="en-US"/>
+        </w:rPr>
+        <w:t>items</w:t>
+      </w:r>
+      <w:r>
+        <w:t xml:space="preserve"> </w:t>
+      </w:r>
+      <w:r>
+        <w:t>(</w:t>
+      </w:r>
+      <w:r>
+        <w:t>Предметы билда</w:t>
+      </w:r>
+      <w:r>
+        <w:t>)</w:t>
+      </w:r>
+    </w:p>
+    <w:tbl>
+      <w:tblPr>
+        <w:tblStyle w:val="TableGrid"/>
+        <w:tblW w:w="9566" w:type="dxa"/>
+        <w:tblInd w:w="-101" w:type="dxa"/>
+        <w:tblCellMar>
+          <w:top w:w="19" w:type="dxa"/>
+          <w:left w:w="175" w:type="dxa"/>
+          <w:right w:w="104" w:type="dxa"/>
+        </w:tblCellMar>
+        <w:tblLook w:val="04A0" w:firstRow="1" w:lastRow="0" w:firstColumn="1" w:lastColumn="0" w:noHBand="0" w:noVBand="1"/>
+      </w:tblPr>
+      <w:tblGrid>
+        <w:gridCol w:w="2391"/>
+        <w:gridCol w:w="2390"/>
+        <w:gridCol w:w="2395"/>
+        <w:gridCol w:w="2390"/>
+      </w:tblGrid>
+      <w:tr>
+        <w:trPr>
+          <w:trHeight w:val="320"/>
+        </w:trPr>
+        <w:tc>
+          <w:tcPr>
+            <w:tcW w:w="2391" w:type="dxa"/>
+            <w:tcBorders>
+              <w:top w:val="single" w:sz="4" w:space="0" w:color="000000"/>
+              <w:left w:val="single" w:sz="4" w:space="0" w:color="000000"/>
+              <w:bottom w:val="single" w:sz="4" w:space="0" w:color="000000"/>
+              <w:right w:val="single" w:sz="4" w:space="0" w:color="000000"/>
+            </w:tcBorders>
+          </w:tcPr>
+          <w:p>
+            <w:pPr>
+              <w:spacing w:after="0"/>
+              <w:ind w:left="0" w:firstLine="0"/>
+              <w:jc w:val="center"/>
+            </w:pPr>
+            <w:r>
+              <w:t>Содержание поля</w:t>
+            </w:r>
+          </w:p>
+        </w:tc>
+        <w:tc>
+          <w:tcPr>
+            <w:tcW w:w="2390" w:type="dxa"/>
+            <w:tcBorders>
+              <w:top w:val="single" w:sz="4" w:space="0" w:color="000000"/>
+              <w:left w:val="single" w:sz="4" w:space="0" w:color="000000"/>
+              <w:bottom w:val="single" w:sz="4" w:space="0" w:color="000000"/>
+              <w:right w:val="single" w:sz="4" w:space="0" w:color="000000"/>
+            </w:tcBorders>
+          </w:tcPr>
+          <w:p>
+            <w:pPr>
+              <w:spacing w:after="0"/>
+              <w:ind w:left="0" w:firstLine="0"/>
+              <w:jc w:val="center"/>
+            </w:pPr>
+            <w:r>
+              <w:t>Имя поля</w:t>
+            </w:r>
+          </w:p>
+        </w:tc>
+        <w:tc>
+          <w:tcPr>
+            <w:tcW w:w="2395" w:type="dxa"/>
+            <w:tcBorders>
+              <w:top w:val="single" w:sz="4" w:space="0" w:color="000000"/>
+              <w:left w:val="single" w:sz="4" w:space="0" w:color="000000"/>
+              <w:bottom w:val="single" w:sz="4" w:space="0" w:color="000000"/>
+              <w:right w:val="single" w:sz="4" w:space="0" w:color="000000"/>
+            </w:tcBorders>
+          </w:tcPr>
+          <w:p>
+            <w:pPr>
+              <w:spacing w:after="0"/>
+              <w:ind w:left="0" w:right="69" w:firstLine="0"/>
+              <w:jc w:val="center"/>
+            </w:pPr>
+            <w:r>
+              <w:t>Тип, длина</w:t>
+            </w:r>
+          </w:p>
+        </w:tc>
+        <w:tc>
+          <w:tcPr>
+            <w:tcW w:w="2390" w:type="dxa"/>
+            <w:tcBorders>
+              <w:top w:val="single" w:sz="4" w:space="0" w:color="000000"/>
+              <w:left w:val="single" w:sz="4" w:space="0" w:color="000000"/>
+              <w:bottom w:val="single" w:sz="4" w:space="0" w:color="000000"/>
+              <w:right w:val="single" w:sz="4" w:space="0" w:color="000000"/>
+            </w:tcBorders>
+          </w:tcPr>
+          <w:p>
+            <w:pPr>
+              <w:spacing w:after="0"/>
+              <w:ind w:left="1" w:firstLine="0"/>
+              <w:jc w:val="center"/>
+            </w:pPr>
+            <w:r>
+              <w:t>Примечания</w:t>
+            </w:r>
+          </w:p>
+        </w:tc>
+      </w:tr>
+      <w:tr>
+        <w:trPr>
+          <w:trHeight w:val="907"/>
+        </w:trPr>
+        <w:tc>
+          <w:tcPr>
+            <w:tcW w:w="2391" w:type="dxa"/>
+            <w:tcBorders>
+              <w:top w:val="single" w:sz="4" w:space="0" w:color="000000"/>
+              <w:left w:val="single" w:sz="4" w:space="0" w:color="000000"/>
+              <w:bottom w:val="single" w:sz="4" w:space="0" w:color="000000"/>
+              <w:right w:val="single" w:sz="4" w:space="0" w:color="000000"/>
+            </w:tcBorders>
+          </w:tcPr>
+          <w:p>
+            <w:pPr>
+              <w:pStyle w:val="a9"/>
+            </w:pPr>
+            <w:r>
+              <w:t>Идентификатор билда</w:t>
+            </w:r>
+          </w:p>
+        </w:tc>
+        <w:tc>
+          <w:tcPr>
+            <w:tcW w:w="2390" w:type="dxa"/>
+            <w:tcBorders>
+              <w:top w:val="single" w:sz="4" w:space="0" w:color="000000"/>
+              <w:left w:val="single" w:sz="4" w:space="0" w:color="000000"/>
+              <w:bottom w:val="single" w:sz="4" w:space="0" w:color="000000"/>
+              <w:right w:val="single" w:sz="4" w:space="0" w:color="000000"/>
+            </w:tcBorders>
+          </w:tcPr>
+          <w:p>
+            <w:pPr>
+              <w:pStyle w:val="a9"/>
+            </w:pPr>
+            <w:proofErr w:type="spellStart"/>
+            <w:r>
+              <w:t>build_id</w:t>
+            </w:r>
+            <w:proofErr w:type="spellEnd"/>
+          </w:p>
+        </w:tc>
+        <w:tc>
+          <w:tcPr>
+            <w:tcW w:w="2395" w:type="dxa"/>
+            <w:tcBorders>
+              <w:top w:val="single" w:sz="4" w:space="0" w:color="000000"/>
+              <w:left w:val="single" w:sz="4" w:space="0" w:color="000000"/>
+              <w:bottom w:val="single" w:sz="4" w:space="0" w:color="000000"/>
+              <w:right w:val="single" w:sz="4" w:space="0" w:color="000000"/>
+            </w:tcBorders>
+          </w:tcPr>
+          <w:p>
+            <w:pPr>
+              <w:pStyle w:val="a9"/>
+            </w:pPr>
+            <w:r>
+              <w:t>INT</w:t>
+            </w:r>
+          </w:p>
+        </w:tc>
+        <w:tc>
+          <w:tcPr>
+            <w:tcW w:w="2390" w:type="dxa"/>
+            <w:tcBorders>
+              <w:top w:val="single" w:sz="4" w:space="0" w:color="000000"/>
+              <w:left w:val="single" w:sz="4" w:space="0" w:color="000000"/>
+              <w:bottom w:val="single" w:sz="4" w:space="0" w:color="000000"/>
+              <w:right w:val="single" w:sz="4" w:space="0" w:color="000000"/>
+            </w:tcBorders>
+          </w:tcPr>
+          <w:p>
+            <w:pPr>
+              <w:pStyle w:val="a9"/>
+            </w:pPr>
+            <w:r>
+              <w:t xml:space="preserve">Обязательное поле, первичный ключ, внешний ключ (к </w:t>
+            </w:r>
+            <w:proofErr w:type="spellStart"/>
+            <w:r>
+              <w:t>Builds</w:t>
+            </w:r>
+            <w:proofErr w:type="spellEnd"/>
+            <w:r>
+              <w:t>)</w:t>
+            </w:r>
+          </w:p>
+        </w:tc>
+      </w:tr>
+      <w:tr>
+        <w:trPr>
+          <w:trHeight w:val="907"/>
+        </w:trPr>
+        <w:tc>
+          <w:tcPr>
+            <w:tcW w:w="2391" w:type="dxa"/>
+            <w:tcBorders>
+              <w:top w:val="single" w:sz="4" w:space="0" w:color="000000"/>
+              <w:left w:val="single" w:sz="4" w:space="0" w:color="000000"/>
+              <w:bottom w:val="single" w:sz="4" w:space="0" w:color="000000"/>
+              <w:right w:val="single" w:sz="4" w:space="0" w:color="000000"/>
+            </w:tcBorders>
+          </w:tcPr>
+          <w:p>
+            <w:pPr>
+              <w:pStyle w:val="a9"/>
+            </w:pPr>
+            <w:r>
+              <w:t>Идентификатор предмета</w:t>
+            </w:r>
+          </w:p>
+        </w:tc>
+        <w:tc>
+          <w:tcPr>
+            <w:tcW w:w="2390" w:type="dxa"/>
+            <w:tcBorders>
+              <w:top w:val="single" w:sz="4" w:space="0" w:color="000000"/>
+              <w:left w:val="single" w:sz="4" w:space="0" w:color="000000"/>
+              <w:bottom w:val="single" w:sz="4" w:space="0" w:color="000000"/>
+              <w:right w:val="single" w:sz="4" w:space="0" w:color="000000"/>
+            </w:tcBorders>
+          </w:tcPr>
+          <w:p>
+            <w:pPr>
+              <w:pStyle w:val="a9"/>
+            </w:pPr>
+            <w:proofErr w:type="spellStart"/>
+            <w:r>
+              <w:t>item_id</w:t>
+            </w:r>
+            <w:proofErr w:type="spellEnd"/>
+          </w:p>
+        </w:tc>
+        <w:tc>
+          <w:tcPr>
+            <w:tcW w:w="2395" w:type="dxa"/>
+            <w:tcBorders>
+              <w:top w:val="single" w:sz="4" w:space="0" w:color="000000"/>
+              <w:left w:val="single" w:sz="4" w:space="0" w:color="000000"/>
+              <w:bottom w:val="single" w:sz="4" w:space="0" w:color="000000"/>
+              <w:right w:val="single" w:sz="4" w:space="0" w:color="000000"/>
+            </w:tcBorders>
+          </w:tcPr>
+          <w:p>
+            <w:pPr>
+              <w:pStyle w:val="a9"/>
+            </w:pPr>
+            <w:r>
+              <w:t>INT</w:t>
+            </w:r>
+          </w:p>
+        </w:tc>
+        <w:tc>
+          <w:tcPr>
+            <w:tcW w:w="2390" w:type="dxa"/>
+            <w:tcBorders>
+              <w:top w:val="single" w:sz="4" w:space="0" w:color="000000"/>
+              <w:left w:val="single" w:sz="4" w:space="0" w:color="000000"/>
+              <w:bottom w:val="single" w:sz="4" w:space="0" w:color="000000"/>
+              <w:right w:val="single" w:sz="4" w:space="0" w:color="000000"/>
+            </w:tcBorders>
+          </w:tcPr>
+          <w:p>
+            <w:pPr>
+              <w:pStyle w:val="a9"/>
+            </w:pPr>
+            <w:r>
+              <w:t xml:space="preserve">Обязательное поле, первичный ключ, внешний ключ (к </w:t>
+            </w:r>
+            <w:proofErr w:type="spellStart"/>
+            <w:r>
+              <w:t>Items</w:t>
+            </w:r>
+            <w:proofErr w:type="spellEnd"/>
+            <w:r>
+              <w:t>)</w:t>
+            </w:r>
+          </w:p>
+        </w:tc>
+      </w:tr>
+    </w:tbl>
+    <w:p>
+      <w:pPr>
+        <w:pStyle w:val="11"/>
+      </w:pPr>
+      <w:r>
+        <w:t>Таблица 1.</w:t>
+      </w:r>
+      <w:r>
+        <w:t>7</w:t>
+      </w:r>
+      <w:r>
+        <w:t>.</w:t>
+      </w:r>
+      <w:r>
+        <w:t>5</w:t>
+      </w:r>
+      <w:r>
+        <w:t xml:space="preserve"> – </w:t>
+      </w:r>
+      <w:r>
+        <w:rPr>
+          <w:lang w:val="en-US"/>
+        </w:rPr>
+        <w:t>Build</w:t>
+      </w:r>
+      <w:r>
+        <w:t>_</w:t>
+      </w:r>
+      <w:r>
+        <w:rPr>
+          <w:lang w:val="en-US"/>
+        </w:rPr>
+        <w:t>stats</w:t>
+      </w:r>
+      <w:r>
+        <w:t xml:space="preserve"> (Характеристики билда)</w:t>
+      </w:r>
+    </w:p>
+    <w:tbl>
+      <w:tblPr>
+        <w:tblStyle w:val="TableGrid"/>
+        <w:tblW w:w="9566" w:type="dxa"/>
+        <w:tblInd w:w="-101" w:type="dxa"/>
+        <w:tblLayout w:type="fixed"/>
+        <w:tblCellMar>
+          <w:top w:w="19" w:type="dxa"/>
+          <w:left w:w="175" w:type="dxa"/>
+          <w:right w:w="104" w:type="dxa"/>
+        </w:tblCellMar>
+        <w:tblLook w:val="04A0" w:firstRow="1" w:lastRow="0" w:firstColumn="1" w:lastColumn="0" w:noHBand="0" w:noVBand="1"/>
+      </w:tblPr>
+      <w:tblGrid>
+        <w:gridCol w:w="2385"/>
+        <w:gridCol w:w="2403"/>
+        <w:gridCol w:w="2403"/>
+        <w:gridCol w:w="2375"/>
+      </w:tblGrid>
+      <w:tr>
+        <w:trPr>
+          <w:trHeight w:val="280"/>
+        </w:trPr>
+        <w:tc>
+          <w:tcPr>
+            <w:tcW w:w="2393" w:type="dxa"/>
+            <w:tcBorders>
+              <w:top w:val="single" w:sz="4" w:space="0" w:color="000000"/>
+              <w:left w:val="single" w:sz="4" w:space="0" w:color="000000"/>
+              <w:bottom w:val="single" w:sz="4" w:space="0" w:color="000000"/>
+              <w:right w:val="single" w:sz="4" w:space="0" w:color="000000"/>
+            </w:tcBorders>
+          </w:tcPr>
+          <w:p>
+            <w:pPr>
+              <w:spacing w:after="0"/>
+              <w:ind w:left="0" w:firstLine="0"/>
+              <w:jc w:val="center"/>
+            </w:pPr>
+            <w:r>
+              <w:t>Содержание поля</w:t>
+            </w:r>
+          </w:p>
+        </w:tc>
+        <w:tc>
+          <w:tcPr>
+            <w:tcW w:w="2410" w:type="dxa"/>
+            <w:tcBorders>
+              <w:top w:val="single" w:sz="4" w:space="0" w:color="000000"/>
+              <w:left w:val="single" w:sz="4" w:space="0" w:color="000000"/>
+              <w:bottom w:val="single" w:sz="4" w:space="0" w:color="000000"/>
+              <w:right w:val="single" w:sz="4" w:space="0" w:color="000000"/>
+            </w:tcBorders>
+          </w:tcPr>
+          <w:p>
+            <w:pPr>
+              <w:spacing w:after="0"/>
+              <w:ind w:left="0" w:firstLine="0"/>
+              <w:jc w:val="center"/>
+            </w:pPr>
+            <w:r>
+              <w:t>Имя поля</w:t>
+            </w:r>
+          </w:p>
+        </w:tc>
+        <w:tc>
+          <w:tcPr>
+            <w:tcW w:w="2410" w:type="dxa"/>
+            <w:tcBorders>
+              <w:top w:val="single" w:sz="4" w:space="0" w:color="000000"/>
+              <w:left w:val="single" w:sz="4" w:space="0" w:color="000000"/>
+              <w:bottom w:val="single" w:sz="4" w:space="0" w:color="000000"/>
+              <w:right w:val="single" w:sz="4" w:space="0" w:color="000000"/>
+            </w:tcBorders>
+          </w:tcPr>
+          <w:p>
+            <w:pPr>
+              <w:spacing w:after="0"/>
+              <w:ind w:left="0" w:right="69" w:firstLine="0"/>
+              <w:jc w:val="center"/>
+            </w:pPr>
+            <w:r>
+              <w:t>Тип, длина</w:t>
+            </w:r>
+          </w:p>
+        </w:tc>
+        <w:tc>
+          <w:tcPr>
+            <w:tcW w:w="2382" w:type="dxa"/>
+            <w:tcBorders>
+              <w:top w:val="single" w:sz="4" w:space="0" w:color="000000"/>
+              <w:left w:val="single" w:sz="4" w:space="0" w:color="000000"/>
+              <w:bottom w:val="single" w:sz="4" w:space="0" w:color="000000"/>
+              <w:right w:val="single" w:sz="4" w:space="0" w:color="000000"/>
+            </w:tcBorders>
+          </w:tcPr>
+          <w:p>
+            <w:pPr>
+              <w:spacing w:after="0"/>
+              <w:ind w:left="1" w:firstLine="0"/>
+              <w:jc w:val="center"/>
+            </w:pPr>
+            <w:r>
+              <w:t>Примечания</w:t>
+            </w:r>
+          </w:p>
+        </w:tc>
+      </w:tr>
+      <w:tr>
+        <w:trPr>
+          <w:trHeight w:val="907"/>
+        </w:trPr>
+        <w:tc>
+          <w:tcPr>
+            <w:tcW w:w="2364" w:type="dxa"/>
+            <w:tcBorders>
+              <w:top w:val="single" w:sz="4" w:space="0" w:color="000000"/>
+              <w:left w:val="single" w:sz="4" w:space="0" w:color="000000"/>
+              <w:bottom w:val="single" w:sz="4" w:space="0" w:color="000000"/>
+              <w:right w:val="single" w:sz="4" w:space="0" w:color="000000"/>
+            </w:tcBorders>
+          </w:tcPr>
+          <w:p>
+            <w:pPr>
+              <w:pStyle w:val="a9"/>
+            </w:pPr>
+            <w:r>
+              <w:t>Идентификатор билда</w:t>
+            </w:r>
+          </w:p>
+        </w:tc>
+        <w:tc>
+          <w:tcPr>
+            <w:tcW w:w="2410" w:type="dxa"/>
+            <w:tcBorders>
+              <w:top w:val="single" w:sz="4" w:space="0" w:color="000000"/>
+              <w:left w:val="single" w:sz="4" w:space="0" w:color="000000"/>
+              <w:bottom w:val="single" w:sz="4" w:space="0" w:color="000000"/>
+              <w:right w:val="single" w:sz="4" w:space="0" w:color="000000"/>
+            </w:tcBorders>
+          </w:tcPr>
+          <w:p>
+            <w:pPr>
+              <w:pStyle w:val="a9"/>
+            </w:pPr>
+            <w:proofErr w:type="spellStart"/>
+            <w:r>
+              <w:t>build_id</w:t>
+            </w:r>
+            <w:proofErr w:type="spellEnd"/>
+          </w:p>
+        </w:tc>
+        <w:tc>
+          <w:tcPr>
+            <w:tcW w:w="2410" w:type="dxa"/>
+            <w:tcBorders>
+              <w:top w:val="single" w:sz="4" w:space="0" w:color="000000"/>
+              <w:left w:val="single" w:sz="4" w:space="0" w:color="000000"/>
+              <w:bottom w:val="single" w:sz="4" w:space="0" w:color="000000"/>
+              <w:right w:val="single" w:sz="4" w:space="0" w:color="000000"/>
+            </w:tcBorders>
+          </w:tcPr>
+          <w:p>
+            <w:pPr>
+              <w:pStyle w:val="a9"/>
+            </w:pPr>
+            <w:r>
+              <w:t>INT</w:t>
+            </w:r>
+          </w:p>
+        </w:tc>
+        <w:tc>
+          <w:tcPr>
+            <w:tcW w:w="2382" w:type="dxa"/>
+            <w:tcBorders>
+              <w:top w:val="single" w:sz="4" w:space="0" w:color="000000"/>
+              <w:left w:val="single" w:sz="4" w:space="0" w:color="000000"/>
+              <w:bottom w:val="single" w:sz="4" w:space="0" w:color="000000"/>
+              <w:right w:val="single" w:sz="4" w:space="0" w:color="000000"/>
+            </w:tcBorders>
+          </w:tcPr>
+          <w:p>
+            <w:pPr>
+              <w:pStyle w:val="a9"/>
+            </w:pPr>
+            <w:r>
+              <w:t xml:space="preserve">Обязательное поле, первичный ключ, внешний ключ (к </w:t>
+            </w:r>
+            <w:proofErr w:type="spellStart"/>
+            <w:r>
+              <w:t>Builds</w:t>
+            </w:r>
+            <w:proofErr w:type="spellEnd"/>
+            <w:r>
+              <w:t>)</w:t>
+            </w:r>
+          </w:p>
+        </w:tc>
+      </w:tr>
+      <w:tr>
+        <w:trPr>
+          <w:trHeight w:val="907"/>
+        </w:trPr>
+        <w:tc>
+          <w:tcPr>
+            <w:tcW w:w="2364" w:type="dxa"/>
+            <w:tcBorders>
+              <w:top w:val="single" w:sz="4" w:space="0" w:color="000000"/>
+              <w:left w:val="single" w:sz="4" w:space="0" w:color="000000"/>
+              <w:bottom w:val="single" w:sz="4" w:space="0" w:color="000000"/>
+              <w:right w:val="single" w:sz="4" w:space="0" w:color="000000"/>
+            </w:tcBorders>
+          </w:tcPr>
+          <w:p>
+            <w:pPr>
+              <w:pStyle w:val="a9"/>
+            </w:pPr>
+            <w:r>
+              <w:t>Идентификатор характеристики</w:t>
+            </w:r>
+          </w:p>
+        </w:tc>
+        <w:tc>
+          <w:tcPr>
+            <w:tcW w:w="2410" w:type="dxa"/>
+            <w:tcBorders>
+              <w:top w:val="single" w:sz="4" w:space="0" w:color="000000"/>
+              <w:left w:val="single" w:sz="4" w:space="0" w:color="000000"/>
+              <w:bottom w:val="single" w:sz="4" w:space="0" w:color="000000"/>
+              <w:right w:val="single" w:sz="4" w:space="0" w:color="000000"/>
+            </w:tcBorders>
+          </w:tcPr>
+          <w:p>
+            <w:pPr>
+              <w:pStyle w:val="a9"/>
+            </w:pPr>
+            <w:proofErr w:type="spellStart"/>
+            <w:r>
+              <w:t>stat_id</w:t>
+            </w:r>
+            <w:proofErr w:type="spellEnd"/>
+          </w:p>
+        </w:tc>
+        <w:tc>
+          <w:tcPr>
+            <w:tcW w:w="2410" w:type="dxa"/>
+            <w:tcBorders>
+              <w:top w:val="single" w:sz="4" w:space="0" w:color="000000"/>
+              <w:left w:val="single" w:sz="4" w:space="0" w:color="000000"/>
+              <w:bottom w:val="single" w:sz="4" w:space="0" w:color="000000"/>
+              <w:right w:val="single" w:sz="4" w:space="0" w:color="000000"/>
+            </w:tcBorders>
+          </w:tcPr>
+          <w:p>
+            <w:pPr>
+              <w:pStyle w:val="a9"/>
+            </w:pPr>
+            <w:r>
+              <w:t>SMALLINT</w:t>
+            </w:r>
+          </w:p>
+        </w:tc>
+        <w:tc>
+          <w:tcPr>
+            <w:tcW w:w="2382" w:type="dxa"/>
+            <w:tcBorders>
+              <w:top w:val="single" w:sz="4" w:space="0" w:color="000000"/>
+              <w:left w:val="single" w:sz="4" w:space="0" w:color="000000"/>
+              <w:bottom w:val="single" w:sz="4" w:space="0" w:color="000000"/>
+              <w:right w:val="single" w:sz="4" w:space="0" w:color="000000"/>
+            </w:tcBorders>
+          </w:tcPr>
+          <w:p>
+            <w:pPr>
+              <w:pStyle w:val="a9"/>
+            </w:pPr>
+            <w:r>
+              <w:t xml:space="preserve">Обязательное поле, первичный ключ, внешний ключ (к </w:t>
+            </w:r>
+            <w:proofErr w:type="spellStart"/>
+            <w:r>
+              <w:t>Stats</w:t>
+            </w:r>
+            <w:proofErr w:type="spellEnd"/>
+            <w:r>
+              <w:t>)</w:t>
+            </w:r>
+          </w:p>
+        </w:tc>
+      </w:tr>
+      <w:tr>
+        <w:trPr>
+          <w:trHeight w:val="380"/>
+        </w:trPr>
+        <w:tc>
+          <w:tcPr>
+            <w:tcW w:w="2364" w:type="dxa"/>
+            <w:tcBorders>
+              <w:top w:val="single" w:sz="4" w:space="0" w:color="000000"/>
+              <w:left w:val="single" w:sz="4" w:space="0" w:color="000000"/>
+              <w:bottom w:val="single" w:sz="4" w:space="0" w:color="000000"/>
+              <w:right w:val="single" w:sz="4" w:space="0" w:color="000000"/>
+            </w:tcBorders>
+          </w:tcPr>
+          <w:p>
+            <w:pPr>
+              <w:pStyle w:val="a9"/>
+            </w:pPr>
+            <w:r>
+              <w:t>Значение</w:t>
+            </w:r>
+          </w:p>
+        </w:tc>
+        <w:tc>
+          <w:tcPr>
+            <w:tcW w:w="2410" w:type="dxa"/>
+            <w:tcBorders>
+              <w:top w:val="single" w:sz="4" w:space="0" w:color="000000"/>
+              <w:left w:val="single" w:sz="4" w:space="0" w:color="000000"/>
+              <w:bottom w:val="single" w:sz="4" w:space="0" w:color="000000"/>
+              <w:right w:val="single" w:sz="4" w:space="0" w:color="000000"/>
+            </w:tcBorders>
+          </w:tcPr>
+          <w:p>
+            <w:pPr>
+              <w:pStyle w:val="a9"/>
+            </w:pPr>
+            <w:proofErr w:type="spellStart"/>
+            <w:r>
+              <w:t>value</w:t>
+            </w:r>
+            <w:proofErr w:type="spellEnd"/>
+          </w:p>
+        </w:tc>
+        <w:tc>
+          <w:tcPr>
+            <w:tcW w:w="2410" w:type="dxa"/>
+            <w:tcBorders>
+              <w:top w:val="single" w:sz="4" w:space="0" w:color="000000"/>
+              <w:left w:val="single" w:sz="4" w:space="0" w:color="000000"/>
+              <w:bottom w:val="single" w:sz="4" w:space="0" w:color="000000"/>
+              <w:right w:val="single" w:sz="4" w:space="0" w:color="000000"/>
+            </w:tcBorders>
+          </w:tcPr>
+          <w:p>
+            <w:pPr>
+              <w:pStyle w:val="a9"/>
+            </w:pPr>
+            <w:r>
+              <w:t>SMALLINT</w:t>
+            </w:r>
+          </w:p>
+        </w:tc>
+        <w:tc>
+          <w:tcPr>
+            <w:tcW w:w="2382" w:type="dxa"/>
+            <w:tcBorders>
+              <w:top w:val="single" w:sz="4" w:space="0" w:color="000000"/>
+              <w:left w:val="single" w:sz="4" w:space="0" w:color="000000"/>
+              <w:bottom w:val="single" w:sz="4" w:space="0" w:color="000000"/>
+              <w:right w:val="single" w:sz="4" w:space="0" w:color="000000"/>
+            </w:tcBorders>
+          </w:tcPr>
+          <w:p>
+            <w:pPr>
+              <w:pStyle w:val="a9"/>
+            </w:pPr>
+            <w:r>
+              <w:t>Обязательное поле</w:t>
+            </w:r>
+          </w:p>
+        </w:tc>
+      </w:tr>
+    </w:tbl>
+    <w:p>
+      <w:pPr>
+        <w:pStyle w:val="11"/>
+      </w:pPr>
+      <w:r>
+        <w:t>Таблица 1.</w:t>
+      </w:r>
+      <w:r>
+        <w:t>7</w:t>
+      </w:r>
+      <w:r>
+        <w:t>.</w:t>
+      </w:r>
+      <w:r>
+        <w:t>6</w:t>
+      </w:r>
+      <w:r>
+        <w:t xml:space="preserve"> –</w:t>
+      </w:r>
+      <w:r>
+        <w:rPr>
+          <w:lang w:val="en-US"/>
+        </w:rPr>
+        <w:t xml:space="preserve"> Stats </w:t>
+      </w:r>
+      <w:r>
+        <w:t>(</w:t>
+      </w:r>
+      <w:r>
+        <w:t>Характеристики</w:t>
+      </w:r>
+      <w:r>
+        <w:t>)</w:t>
+      </w:r>
+    </w:p>
+    <w:tbl>
+      <w:tblPr>
+        <w:tblStyle w:val="TableGrid"/>
+        <w:tblW w:w="9566" w:type="dxa"/>
+        <w:tblInd w:w="-101" w:type="dxa"/>
+        <w:tblLayout w:type="fixed"/>
+        <w:tblCellMar>
+          <w:top w:w="19" w:type="dxa"/>
+          <w:left w:w="175" w:type="dxa"/>
+          <w:right w:w="104" w:type="dxa"/>
+        </w:tblCellMar>
+        <w:tblLook w:val="04A0" w:firstRow="1" w:lastRow="0" w:firstColumn="1" w:lastColumn="0" w:noHBand="0" w:noVBand="1"/>
+      </w:tblPr>
+      <w:tblGrid>
+        <w:gridCol w:w="2385"/>
+        <w:gridCol w:w="2403"/>
+        <w:gridCol w:w="2403"/>
+        <w:gridCol w:w="2375"/>
+      </w:tblGrid>
+      <w:tr>
+        <w:trPr>
+          <w:trHeight w:val="199"/>
+        </w:trPr>
+        <w:tc>
+          <w:tcPr>
+            <w:tcW w:w="2393" w:type="dxa"/>
+            <w:tcBorders>
+              <w:top w:val="single" w:sz="4" w:space="0" w:color="000000"/>
+              <w:left w:val="single" w:sz="4" w:space="0" w:color="000000"/>
+              <w:bottom w:val="single" w:sz="4" w:space="0" w:color="000000"/>
+              <w:right w:val="single" w:sz="4" w:space="0" w:color="000000"/>
+            </w:tcBorders>
+          </w:tcPr>
+          <w:p>
+            <w:pPr>
+              <w:spacing w:after="0"/>
+              <w:ind w:left="0" w:firstLine="0"/>
+              <w:jc w:val="center"/>
+            </w:pPr>
+            <w:r>
+              <w:t>Содержание поля</w:t>
+            </w:r>
+          </w:p>
+        </w:tc>
+        <w:tc>
+          <w:tcPr>
+            <w:tcW w:w="2410" w:type="dxa"/>
+            <w:tcBorders>
+              <w:top w:val="single" w:sz="4" w:space="0" w:color="000000"/>
+              <w:left w:val="single" w:sz="4" w:space="0" w:color="000000"/>
+              <w:bottom w:val="single" w:sz="4" w:space="0" w:color="000000"/>
+              <w:right w:val="single" w:sz="4" w:space="0" w:color="000000"/>
+            </w:tcBorders>
+          </w:tcPr>
+          <w:p>
+            <w:pPr>
+              <w:spacing w:after="0"/>
+              <w:ind w:left="0" w:firstLine="0"/>
+              <w:jc w:val="center"/>
+            </w:pPr>
+            <w:r>
+              <w:t>Имя поля</w:t>
+            </w:r>
+          </w:p>
+        </w:tc>
+        <w:tc>
+          <w:tcPr>
+            <w:tcW w:w="2410" w:type="dxa"/>
+            <w:tcBorders>
+              <w:top w:val="single" w:sz="4" w:space="0" w:color="000000"/>
+              <w:left w:val="single" w:sz="4" w:space="0" w:color="000000"/>
+              <w:bottom w:val="single" w:sz="4" w:space="0" w:color="000000"/>
+              <w:right w:val="single" w:sz="4" w:space="0" w:color="000000"/>
+            </w:tcBorders>
+          </w:tcPr>
+          <w:p>
+            <w:pPr>
+              <w:spacing w:after="0"/>
+              <w:ind w:left="0" w:right="69" w:firstLine="0"/>
+              <w:jc w:val="center"/>
+            </w:pPr>
+            <w:r>
+              <w:t>Тип, длина</w:t>
+            </w:r>
+          </w:p>
+        </w:tc>
+        <w:tc>
+          <w:tcPr>
+            <w:tcW w:w="2382" w:type="dxa"/>
+            <w:tcBorders>
+              <w:top w:val="single" w:sz="4" w:space="0" w:color="000000"/>
+              <w:left w:val="single" w:sz="4" w:space="0" w:color="000000"/>
+              <w:bottom w:val="single" w:sz="4" w:space="0" w:color="000000"/>
+              <w:right w:val="single" w:sz="4" w:space="0" w:color="000000"/>
+            </w:tcBorders>
+          </w:tcPr>
+          <w:p>
+            <w:pPr>
+              <w:spacing w:after="0"/>
+              <w:ind w:left="1" w:firstLine="0"/>
+              <w:jc w:val="center"/>
+            </w:pPr>
+            <w:r>
+              <w:t>Примечания</w:t>
+            </w:r>
+          </w:p>
+        </w:tc>
+      </w:tr>
+      <w:tr>
+        <w:trPr>
+          <w:trHeight w:val="907"/>
+        </w:trPr>
+        <w:tc>
+          <w:tcPr>
+            <w:tcW w:w="2364" w:type="dxa"/>
+            <w:tcBorders>
+              <w:top w:val="single" w:sz="4" w:space="0" w:color="000000"/>
+              <w:left w:val="single" w:sz="4" w:space="0" w:color="000000"/>
+              <w:bottom w:val="single" w:sz="4" w:space="0" w:color="000000"/>
+              <w:right w:val="single" w:sz="4" w:space="0" w:color="000000"/>
+            </w:tcBorders>
+          </w:tcPr>
+          <w:p>
+            <w:pPr>
+              <w:pStyle w:val="a9"/>
+            </w:pPr>
+            <w:r>
+              <w:t>Идентификатор характеристики</w:t>
+            </w:r>
+          </w:p>
+        </w:tc>
+        <w:tc>
+          <w:tcPr>
+            <w:tcW w:w="2410" w:type="dxa"/>
+            <w:tcBorders>
+              <w:top w:val="single" w:sz="4" w:space="0" w:color="000000"/>
+              <w:left w:val="single" w:sz="4" w:space="0" w:color="000000"/>
+              <w:bottom w:val="single" w:sz="4" w:space="0" w:color="000000"/>
+              <w:right w:val="single" w:sz="4" w:space="0" w:color="000000"/>
+            </w:tcBorders>
+          </w:tcPr>
+          <w:p>
+            <w:pPr>
+              <w:pStyle w:val="a9"/>
+            </w:pPr>
+            <w:proofErr w:type="spellStart"/>
+            <w:r>
+              <w:t>id</w:t>
+            </w:r>
+            <w:proofErr w:type="spellEnd"/>
+          </w:p>
+        </w:tc>
+        <w:tc>
+          <w:tcPr>
+            <w:tcW w:w="2410" w:type="dxa"/>
+            <w:tcBorders>
+              <w:top w:val="single" w:sz="4" w:space="0" w:color="000000"/>
+              <w:left w:val="single" w:sz="4" w:space="0" w:color="000000"/>
+              <w:bottom w:val="single" w:sz="4" w:space="0" w:color="000000"/>
+              <w:right w:val="single" w:sz="4" w:space="0" w:color="000000"/>
+            </w:tcBorders>
+          </w:tcPr>
+          <w:p>
+            <w:pPr>
+              <w:pStyle w:val="a9"/>
+            </w:pPr>
+            <w:r>
+              <w:t>SMALLINT</w:t>
+            </w:r>
+          </w:p>
+        </w:tc>
+        <w:tc>
+          <w:tcPr>
+            <w:tcW w:w="2382" w:type="dxa"/>
+            <w:tcBorders>
+              <w:top w:val="single" w:sz="4" w:space="0" w:color="000000"/>
+              <w:left w:val="single" w:sz="4" w:space="0" w:color="000000"/>
+              <w:bottom w:val="single" w:sz="4" w:space="0" w:color="000000"/>
+              <w:right w:val="single" w:sz="4" w:space="0" w:color="000000"/>
+            </w:tcBorders>
+          </w:tcPr>
+          <w:p>
+            <w:pPr>
+              <w:pStyle w:val="a9"/>
+            </w:pPr>
+            <w:r>
+              <w:t>Обязательное поле, первичный ключ</w:t>
+            </w:r>
+          </w:p>
+        </w:tc>
+      </w:tr>
+      <w:tr>
+        <w:trPr>
+          <w:trHeight w:val="671"/>
+        </w:trPr>
+        <w:tc>
+          <w:tcPr>
+            <w:tcW w:w="2364" w:type="dxa"/>
+            <w:tcBorders>
+              <w:top w:val="single" w:sz="4" w:space="0" w:color="000000"/>
+              <w:left w:val="single" w:sz="4" w:space="0" w:color="000000"/>
+              <w:bottom w:val="single" w:sz="4" w:space="0" w:color="000000"/>
+              <w:right w:val="single" w:sz="4" w:space="0" w:color="000000"/>
+            </w:tcBorders>
+          </w:tcPr>
+          <w:p>
+            <w:pPr>
+              <w:pStyle w:val="a9"/>
+            </w:pPr>
+            <w:r>
+              <w:t>Название характеристики</w:t>
+            </w:r>
+          </w:p>
+        </w:tc>
+        <w:tc>
+          <w:tcPr>
+            <w:tcW w:w="2410" w:type="dxa"/>
+            <w:tcBorders>
+              <w:top w:val="single" w:sz="4" w:space="0" w:color="000000"/>
+              <w:left w:val="single" w:sz="4" w:space="0" w:color="000000"/>
+              <w:bottom w:val="single" w:sz="4" w:space="0" w:color="000000"/>
+              <w:right w:val="single" w:sz="4" w:space="0" w:color="000000"/>
+            </w:tcBorders>
+          </w:tcPr>
+          <w:p>
+            <w:pPr>
+              <w:pStyle w:val="a9"/>
+            </w:pPr>
+            <w:proofErr w:type="spellStart"/>
+            <w:r>
+              <w:t>name</w:t>
+            </w:r>
+            <w:proofErr w:type="spellEnd"/>
+          </w:p>
+        </w:tc>
+        <w:tc>
+          <w:tcPr>
+            <w:tcW w:w="2410" w:type="dxa"/>
+            <w:tcBorders>
+              <w:top w:val="single" w:sz="4" w:space="0" w:color="000000"/>
+              <w:left w:val="single" w:sz="4" w:space="0" w:color="000000"/>
+              <w:bottom w:val="single" w:sz="4" w:space="0" w:color="000000"/>
+              <w:right w:val="single" w:sz="4" w:space="0" w:color="000000"/>
+            </w:tcBorders>
+          </w:tcPr>
+          <w:p>
+            <w:pPr>
+              <w:pStyle w:val="a9"/>
+            </w:pPr>
+            <w:proofErr w:type="gramStart"/>
+            <w:r>
+              <w:t>VARCHAR(</w:t>
+            </w:r>
+            <w:proofErr w:type="gramEnd"/>
+            <w:r>
+              <w:t>80)</w:t>
+            </w:r>
+          </w:p>
+        </w:tc>
+        <w:tc>
+          <w:tcPr>
+            <w:tcW w:w="2382" w:type="dxa"/>
+            <w:tcBorders>
+              <w:top w:val="single" w:sz="4" w:space="0" w:color="000000"/>
+              <w:left w:val="single" w:sz="4" w:space="0" w:color="000000"/>
+              <w:bottom w:val="single" w:sz="4" w:space="0" w:color="000000"/>
+              <w:right w:val="single" w:sz="4" w:space="0" w:color="000000"/>
+            </w:tcBorders>
+          </w:tcPr>
+          <w:p>
+            <w:pPr>
+              <w:pStyle w:val="a9"/>
+            </w:pPr>
+            <w:r>
+              <w:t>Обязательное поле, уникальное</w:t>
+            </w:r>
+          </w:p>
+        </w:tc>
+      </w:tr>
+      <w:tr>
+        <w:trPr>
+          <w:trHeight w:val="907"/>
+        </w:trPr>
+        <w:tc>
+          <w:tcPr>
+            <w:tcW w:w="2364" w:type="dxa"/>
+            <w:tcBorders>
+              <w:top w:val="single" w:sz="4" w:space="0" w:color="000000"/>
+              <w:left w:val="single" w:sz="4" w:space="0" w:color="000000"/>
+              <w:bottom w:val="single" w:sz="4" w:space="0" w:color="000000"/>
+              <w:right w:val="single" w:sz="4" w:space="0" w:color="000000"/>
+            </w:tcBorders>
+          </w:tcPr>
+          <w:p>
+            <w:pPr>
+              <w:pStyle w:val="a9"/>
+            </w:pPr>
+            <w:r>
+              <w:t>Вид характеристики</w:t>
+            </w:r>
+          </w:p>
+        </w:tc>
+        <w:tc>
+          <w:tcPr>
+            <w:tcW w:w="2410" w:type="dxa"/>
+            <w:tcBorders>
+              <w:top w:val="single" w:sz="4" w:space="0" w:color="000000"/>
+              <w:left w:val="single" w:sz="4" w:space="0" w:color="000000"/>
+              <w:bottom w:val="single" w:sz="4" w:space="0" w:color="000000"/>
+              <w:right w:val="single" w:sz="4" w:space="0" w:color="000000"/>
+            </w:tcBorders>
+          </w:tcPr>
+          <w:p>
+            <w:pPr>
+              <w:pStyle w:val="a9"/>
+            </w:pPr>
+            <w:proofErr w:type="spellStart"/>
+            <w:r>
+              <w:t>kind</w:t>
+            </w:r>
+            <w:proofErr w:type="spellEnd"/>
+          </w:p>
+        </w:tc>
+        <w:tc>
+          <w:tcPr>
+            <w:tcW w:w="2410" w:type="dxa"/>
+            <w:tcBorders>
+              <w:top w:val="single" w:sz="4" w:space="0" w:color="000000"/>
+              <w:left w:val="single" w:sz="4" w:space="0" w:color="000000"/>
+              <w:bottom w:val="single" w:sz="4" w:space="0" w:color="000000"/>
+              <w:right w:val="single" w:sz="4" w:space="0" w:color="000000"/>
+            </w:tcBorders>
+          </w:tcPr>
+          <w:p>
+            <w:pPr>
+              <w:pStyle w:val="a9"/>
+              <w:rPr>
+                <w:lang w:val="en-US"/>
+              </w:rPr>
+            </w:pPr>
+            <w:r>
+              <w:rPr>
+                <w:lang w:val="en-US"/>
+              </w:rPr>
+              <w:t>ENUM('</w:t>
+            </w:r>
+            <w:proofErr w:type="spellStart"/>
+            <w:r>
+              <w:rPr>
+                <w:lang w:val="en-US"/>
+              </w:rPr>
+              <w:t>attribute','damage','resistance','other</w:t>
+            </w:r>
+            <w:proofErr w:type="spellEnd"/>
+            <w:r>
+              <w:rPr>
+                <w:lang w:val="en-US"/>
+              </w:rPr>
+              <w:t>')</w:t>
+            </w:r>
+          </w:p>
+        </w:tc>
+        <w:tc>
+          <w:tcPr>
+            <w:tcW w:w="2382" w:type="dxa"/>
+            <w:tcBorders>
+              <w:top w:val="single" w:sz="4" w:space="0" w:color="000000"/>
+              <w:left w:val="single" w:sz="4" w:space="0" w:color="000000"/>
+              <w:bottom w:val="single" w:sz="4" w:space="0" w:color="000000"/>
+              <w:right w:val="single" w:sz="4" w:space="0" w:color="000000"/>
+            </w:tcBorders>
+          </w:tcPr>
+          <w:p>
+            <w:pPr>
+              <w:pStyle w:val="a9"/>
+            </w:pPr>
+            <w:r>
+              <w:t>Обязательное поле</w:t>
+            </w:r>
+          </w:p>
+        </w:tc>
+      </w:tr>
+      <w:tr>
+        <w:trPr>
+          <w:trHeight w:val="572"/>
+        </w:trPr>
+        <w:tc>
+          <w:tcPr>
+            <w:tcW w:w="2364" w:type="dxa"/>
+            <w:tcBorders>
+              <w:top w:val="single" w:sz="4" w:space="0" w:color="000000"/>
+              <w:left w:val="single" w:sz="4" w:space="0" w:color="000000"/>
+              <w:bottom w:val="single" w:sz="4" w:space="0" w:color="000000"/>
+              <w:right w:val="single" w:sz="4" w:space="0" w:color="000000"/>
+            </w:tcBorders>
+          </w:tcPr>
+          <w:p>
+            <w:pPr>
+              <w:pStyle w:val="a9"/>
+            </w:pPr>
+            <w:r>
+              <w:t>Описание</w:t>
+            </w:r>
+          </w:p>
+        </w:tc>
+        <w:tc>
+          <w:tcPr>
+            <w:tcW w:w="2410" w:type="dxa"/>
+            <w:tcBorders>
+              <w:top w:val="single" w:sz="4" w:space="0" w:color="000000"/>
+              <w:left w:val="single" w:sz="4" w:space="0" w:color="000000"/>
+              <w:bottom w:val="single" w:sz="4" w:space="0" w:color="000000"/>
+              <w:right w:val="single" w:sz="4" w:space="0" w:color="000000"/>
+            </w:tcBorders>
+          </w:tcPr>
+          <w:p>
+            <w:pPr>
+              <w:pStyle w:val="a9"/>
+            </w:pPr>
+            <w:proofErr w:type="spellStart"/>
+            <w:r>
+              <w:t>description</w:t>
+            </w:r>
+            <w:proofErr w:type="spellEnd"/>
+          </w:p>
+        </w:tc>
+        <w:tc>
+          <w:tcPr>
+            <w:tcW w:w="2410" w:type="dxa"/>
+            <w:tcBorders>
+              <w:top w:val="single" w:sz="4" w:space="0" w:color="000000"/>
+              <w:left w:val="single" w:sz="4" w:space="0" w:color="000000"/>
+              <w:bottom w:val="single" w:sz="4" w:space="0" w:color="000000"/>
+              <w:right w:val="single" w:sz="4" w:space="0" w:color="000000"/>
+            </w:tcBorders>
+          </w:tcPr>
+          <w:p>
+            <w:pPr>
+              <w:pStyle w:val="a9"/>
+            </w:pPr>
+            <w:r>
+              <w:t>TEXT</w:t>
+            </w:r>
+          </w:p>
+        </w:tc>
+        <w:tc>
+          <w:tcPr>
+            <w:tcW w:w="2382" w:type="dxa"/>
+            <w:tcBorders>
+              <w:top w:val="single" w:sz="4" w:space="0" w:color="000000"/>
+              <w:left w:val="single" w:sz="4" w:space="0" w:color="000000"/>
+              <w:bottom w:val="single" w:sz="4" w:space="0" w:color="000000"/>
+              <w:right w:val="single" w:sz="4" w:space="0" w:color="000000"/>
+            </w:tcBorders>
+          </w:tcPr>
+          <w:p>
+            <w:pPr>
+              <w:pStyle w:val="a9"/>
+            </w:pPr>
+            <w:r>
+              <w:t>Необязательное поле</w:t>
+            </w:r>
+          </w:p>
+        </w:tc>
+      </w:tr>
+    </w:tbl>
+    <w:p>
+      <w:pPr>
+        <w:pStyle w:val="11"/>
+      </w:pPr>
+      <w:r>
+        <w:t>Таблица 1.</w:t>
+      </w:r>
+      <w:r>
+        <w:t>7</w:t>
+      </w:r>
+      <w:r>
+        <w:t>.</w:t>
+      </w:r>
+      <w:r>
+        <w:t>7</w:t>
+      </w:r>
+      <w:r>
+        <w:t xml:space="preserve"> – </w:t>
+      </w:r>
+      <w:r>
+        <w:rPr>
+          <w:lang w:val="en-US"/>
+        </w:rPr>
+        <w:t>Item</w:t>
+      </w:r>
+      <w:r>
+        <w:t>_</w:t>
+      </w:r>
+      <w:r>
+        <w:rPr>
+          <w:lang w:val="en-US"/>
+        </w:rPr>
+        <w:t>types</w:t>
+      </w:r>
+      <w:r>
+        <w:t xml:space="preserve"> (Виды предметов)</w:t>
+      </w:r>
+    </w:p>
+    <w:tbl>
+      <w:tblPr>
+        <w:tblStyle w:val="TableGrid"/>
+        <w:tblW w:w="9566" w:type="dxa"/>
+        <w:tblInd w:w="-101" w:type="dxa"/>
+        <w:tblLayout w:type="fixed"/>
+        <w:tblCellMar>
+          <w:top w:w="19" w:type="dxa"/>
+          <w:left w:w="175" w:type="dxa"/>
+          <w:right w:w="104" w:type="dxa"/>
+        </w:tblCellMar>
+        <w:tblLook w:val="04A0" w:firstRow="1" w:lastRow="0" w:firstColumn="1" w:lastColumn="0" w:noHBand="0" w:noVBand="1"/>
+      </w:tblPr>
+      <w:tblGrid>
+        <w:gridCol w:w="2385"/>
+        <w:gridCol w:w="2403"/>
+        <w:gridCol w:w="2403"/>
+        <w:gridCol w:w="2375"/>
+      </w:tblGrid>
+      <w:tr>
+        <w:trPr>
+          <w:trHeight w:val="280"/>
+        </w:trPr>
+        <w:tc>
+          <w:tcPr>
+            <w:tcW w:w="2385" w:type="dxa"/>
+            <w:tcBorders>
+              <w:top w:val="single" w:sz="4" w:space="0" w:color="000000"/>
+              <w:left w:val="single" w:sz="4" w:space="0" w:color="000000"/>
+              <w:bottom w:val="single" w:sz="4" w:space="0" w:color="000000"/>
+              <w:right w:val="single" w:sz="4" w:space="0" w:color="000000"/>
+            </w:tcBorders>
+          </w:tcPr>
+          <w:p>
+            <w:pPr>
+              <w:spacing w:after="0"/>
+              <w:ind w:left="0" w:firstLine="0"/>
+              <w:jc w:val="center"/>
+            </w:pPr>
+            <w:r>
+              <w:t>Содержание поля</w:t>
+            </w:r>
+          </w:p>
+        </w:tc>
+        <w:tc>
+          <w:tcPr>
+            <w:tcW w:w="2403" w:type="dxa"/>
+            <w:tcBorders>
+              <w:top w:val="single" w:sz="4" w:space="0" w:color="000000"/>
+              <w:left w:val="single" w:sz="4" w:space="0" w:color="000000"/>
+              <w:bottom w:val="single" w:sz="4" w:space="0" w:color="000000"/>
+              <w:right w:val="single" w:sz="4" w:space="0" w:color="000000"/>
+            </w:tcBorders>
+          </w:tcPr>
+          <w:p>
+            <w:pPr>
+              <w:spacing w:after="0"/>
+              <w:ind w:left="0" w:firstLine="0"/>
+              <w:jc w:val="center"/>
+            </w:pPr>
+            <w:r>
+              <w:t>Имя поля</w:t>
+            </w:r>
+          </w:p>
+        </w:tc>
+        <w:tc>
+          <w:tcPr>
+            <w:tcW w:w="2403" w:type="dxa"/>
+            <w:tcBorders>
+              <w:top w:val="single" w:sz="4" w:space="0" w:color="000000"/>
+              <w:left w:val="single" w:sz="4" w:space="0" w:color="000000"/>
+              <w:bottom w:val="single" w:sz="4" w:space="0" w:color="000000"/>
+              <w:right w:val="single" w:sz="4" w:space="0" w:color="000000"/>
+            </w:tcBorders>
+          </w:tcPr>
+          <w:p>
+            <w:pPr>
+              <w:spacing w:after="0"/>
+              <w:ind w:left="0" w:right="69" w:firstLine="0"/>
+              <w:jc w:val="center"/>
+            </w:pPr>
+            <w:r>
+              <w:t>Тип, длина</w:t>
+            </w:r>
+          </w:p>
+        </w:tc>
+        <w:tc>
+          <w:tcPr>
+            <w:tcW w:w="2375" w:type="dxa"/>
+            <w:tcBorders>
+              <w:top w:val="single" w:sz="4" w:space="0" w:color="000000"/>
+              <w:left w:val="single" w:sz="4" w:space="0" w:color="000000"/>
+              <w:bottom w:val="single" w:sz="4" w:space="0" w:color="000000"/>
+              <w:right w:val="single" w:sz="4" w:space="0" w:color="000000"/>
+            </w:tcBorders>
+          </w:tcPr>
+          <w:p>
+            <w:pPr>
+              <w:spacing w:after="0"/>
+              <w:ind w:left="1" w:firstLine="0"/>
+              <w:jc w:val="center"/>
+            </w:pPr>
+            <w:r>
+              <w:t>Примечания</w:t>
+            </w:r>
+          </w:p>
+        </w:tc>
+      </w:tr>
+      <w:tr>
+        <w:trPr>
+          <w:trHeight w:val="280"/>
+        </w:trPr>
+        <w:tc>
+          <w:tcPr>
+            <w:tcW w:w="2385" w:type="dxa"/>
+            <w:tcBorders>
+              <w:top w:val="single" w:sz="4" w:space="0" w:color="000000"/>
+              <w:left w:val="single" w:sz="4" w:space="0" w:color="000000"/>
+              <w:bottom w:val="single" w:sz="4" w:space="0" w:color="000000"/>
+              <w:right w:val="single" w:sz="4" w:space="0" w:color="000000"/>
+            </w:tcBorders>
+          </w:tcPr>
+          <w:p>
+            <w:pPr>
+              <w:spacing w:after="0"/>
+              <w:ind w:left="0" w:firstLine="0"/>
+              <w:jc w:val="center"/>
+            </w:pPr>
+            <w:r>
+              <w:t>1</w:t>
+            </w:r>
+          </w:p>
+        </w:tc>
+        <w:tc>
+          <w:tcPr>
+            <w:tcW w:w="2403" w:type="dxa"/>
+            <w:tcBorders>
+              <w:top w:val="single" w:sz="4" w:space="0" w:color="000000"/>
+              <w:left w:val="single" w:sz="4" w:space="0" w:color="000000"/>
+              <w:bottom w:val="single" w:sz="4" w:space="0" w:color="000000"/>
+              <w:right w:val="single" w:sz="4" w:space="0" w:color="000000"/>
+            </w:tcBorders>
+          </w:tcPr>
+          <w:p>
+            <w:pPr>
+              <w:spacing w:after="0"/>
+              <w:ind w:left="0" w:firstLine="0"/>
+              <w:jc w:val="center"/>
+            </w:pPr>
+            <w:r>
+              <w:t>2</w:t>
+            </w:r>
+          </w:p>
+        </w:tc>
+        <w:tc>
+          <w:tcPr>
+            <w:tcW w:w="2403" w:type="dxa"/>
+            <w:tcBorders>
+              <w:top w:val="single" w:sz="4" w:space="0" w:color="000000"/>
+              <w:left w:val="single" w:sz="4" w:space="0" w:color="000000"/>
+              <w:bottom w:val="single" w:sz="4" w:space="0" w:color="000000"/>
+              <w:right w:val="single" w:sz="4" w:space="0" w:color="000000"/>
+            </w:tcBorders>
+          </w:tcPr>
+          <w:p>
+            <w:pPr>
+              <w:spacing w:after="0"/>
+              <w:ind w:left="0" w:right="69" w:firstLine="0"/>
+              <w:jc w:val="center"/>
+            </w:pPr>
+            <w:r>
+              <w:t>3</w:t>
+            </w:r>
+          </w:p>
+        </w:tc>
+        <w:tc>
+          <w:tcPr>
+            <w:tcW w:w="2375" w:type="dxa"/>
+            <w:tcBorders>
+              <w:top w:val="single" w:sz="4" w:space="0" w:color="000000"/>
+              <w:left w:val="single" w:sz="4" w:space="0" w:color="000000"/>
+              <w:bottom w:val="single" w:sz="4" w:space="0" w:color="000000"/>
+              <w:right w:val="single" w:sz="4" w:space="0" w:color="000000"/>
+            </w:tcBorders>
+          </w:tcPr>
+          <w:p>
+            <w:pPr>
+              <w:spacing w:after="0"/>
+              <w:ind w:left="1" w:firstLine="0"/>
+              <w:jc w:val="center"/>
+            </w:pPr>
+            <w:r>
+              <w:t>4</w:t>
+            </w:r>
+          </w:p>
+        </w:tc>
+      </w:tr>
+      <w:tr>
+        <w:trPr>
+          <w:trHeight w:val="907"/>
+        </w:trPr>
+        <w:tc>
+          <w:tcPr>
+            <w:tcW w:w="2385" w:type="dxa"/>
+            <w:tcBorders>
+              <w:top w:val="single" w:sz="4" w:space="0" w:color="000000"/>
+              <w:left w:val="single" w:sz="4" w:space="0" w:color="000000"/>
+              <w:bottom w:val="single" w:sz="4" w:space="0" w:color="000000"/>
+              <w:right w:val="single" w:sz="4" w:space="0" w:color="000000"/>
+            </w:tcBorders>
+          </w:tcPr>
+          <w:p>
+            <w:pPr>
+              <w:pStyle w:val="a9"/>
+            </w:pPr>
+            <w:r>
+              <w:t>Идентификатор вида</w:t>
+            </w:r>
+          </w:p>
+        </w:tc>
+        <w:tc>
+          <w:tcPr>
+            <w:tcW w:w="2403" w:type="dxa"/>
+            <w:tcBorders>
+              <w:top w:val="single" w:sz="4" w:space="0" w:color="000000"/>
+              <w:left w:val="single" w:sz="4" w:space="0" w:color="000000"/>
+              <w:bottom w:val="single" w:sz="4" w:space="0" w:color="000000"/>
+              <w:right w:val="single" w:sz="4" w:space="0" w:color="000000"/>
+            </w:tcBorders>
+          </w:tcPr>
+          <w:p>
+            <w:pPr>
+              <w:pStyle w:val="a9"/>
+            </w:pPr>
+            <w:proofErr w:type="spellStart"/>
+            <w:r>
+              <w:t>id</w:t>
+            </w:r>
+            <w:proofErr w:type="spellEnd"/>
+          </w:p>
+        </w:tc>
+        <w:tc>
+          <w:tcPr>
+            <w:tcW w:w="2403" w:type="dxa"/>
+            <w:tcBorders>
+              <w:top w:val="single" w:sz="4" w:space="0" w:color="000000"/>
+              <w:left w:val="single" w:sz="4" w:space="0" w:color="000000"/>
+              <w:bottom w:val="single" w:sz="4" w:space="0" w:color="000000"/>
+              <w:right w:val="single" w:sz="4" w:space="0" w:color="000000"/>
+            </w:tcBorders>
+          </w:tcPr>
+          <w:p>
+            <w:pPr>
+              <w:pStyle w:val="a9"/>
+            </w:pPr>
+            <w:r>
+              <w:t>INT</w:t>
+            </w:r>
+          </w:p>
+        </w:tc>
+        <w:tc>
+          <w:tcPr>
+            <w:tcW w:w="2375" w:type="dxa"/>
+            <w:tcBorders>
+              <w:top w:val="single" w:sz="4" w:space="0" w:color="000000"/>
+              <w:left w:val="single" w:sz="4" w:space="0" w:color="000000"/>
+              <w:bottom w:val="single" w:sz="4" w:space="0" w:color="000000"/>
+              <w:right w:val="single" w:sz="4" w:space="0" w:color="000000"/>
+            </w:tcBorders>
+          </w:tcPr>
+          <w:p>
+            <w:pPr>
+              <w:pStyle w:val="a9"/>
+            </w:pPr>
+            <w:r>
+              <w:t>Обязательное поле, первичный ключ</w:t>
+            </w:r>
+          </w:p>
+        </w:tc>
+      </w:tr>
+    </w:tbl>
+    <w:p>
+      <w:pPr>
+        <w:spacing w:after="160" w:line="278" w:lineRule="auto"/>
+        <w:ind w:left="0" w:firstLine="0"/>
+        <w:jc w:val="left"/>
+      </w:pPr>
+      <w:r>
+        <w:br w:type="page"/>
+      </w:r>
+    </w:p>
+    <w:tbl>
+      <w:tblPr>
+        <w:tblStyle w:val="TableGrid"/>
+        <w:tblW w:w="9566" w:type="dxa"/>
+        <w:tblInd w:w="-101" w:type="dxa"/>
+        <w:tblLayout w:type="fixed"/>
+        <w:tblCellMar>
+          <w:top w:w="19" w:type="dxa"/>
+          <w:left w:w="175" w:type="dxa"/>
+          <w:right w:w="104" w:type="dxa"/>
+        </w:tblCellMar>
+        <w:tblLook w:val="04A0" w:firstRow="1" w:lastRow="0" w:firstColumn="1" w:lastColumn="0" w:noHBand="0" w:noVBand="1"/>
+      </w:tblPr>
+      <w:tblGrid>
+        <w:gridCol w:w="2385"/>
+        <w:gridCol w:w="2403"/>
+        <w:gridCol w:w="2403"/>
+        <w:gridCol w:w="2375"/>
+      </w:tblGrid>
+      <w:tr>
+        <w:trPr>
+          <w:trHeight w:val="250"/>
+        </w:trPr>
+        <w:tc>
+          <w:tcPr>
+            <w:tcW w:w="2385" w:type="dxa"/>
+            <w:tcBorders>
+              <w:top w:val="single" w:sz="4" w:space="0" w:color="000000"/>
+              <w:left w:val="single" w:sz="4" w:space="0" w:color="000000"/>
+              <w:bottom w:val="single" w:sz="4" w:space="0" w:color="000000"/>
+              <w:right w:val="single" w:sz="4" w:space="0" w:color="000000"/>
+            </w:tcBorders>
+          </w:tcPr>
+          <w:p>
+            <w:pPr>
+              <w:pStyle w:val="a9"/>
+            </w:pPr>
+            <w:r>
+              <w:lastRenderedPageBreak/>
+              <w:t>1</w:t>
+            </w:r>
+          </w:p>
+        </w:tc>
+        <w:tc>
+          <w:tcPr>
+            <w:tcW w:w="2403" w:type="dxa"/>
+            <w:tcBorders>
+              <w:top w:val="single" w:sz="4" w:space="0" w:color="000000"/>
+              <w:left w:val="single" w:sz="4" w:space="0" w:color="000000"/>
+              <w:bottom w:val="single" w:sz="4" w:space="0" w:color="000000"/>
+              <w:right w:val="single" w:sz="4" w:space="0" w:color="000000"/>
+            </w:tcBorders>
+          </w:tcPr>
+          <w:p>
+            <w:pPr>
+              <w:pStyle w:val="a9"/>
+            </w:pPr>
+            <w:r>
+              <w:t>2</w:t>
+            </w:r>
+          </w:p>
+        </w:tc>
+        <w:tc>
+          <w:tcPr>
+            <w:tcW w:w="2403" w:type="dxa"/>
+            <w:tcBorders>
+              <w:top w:val="single" w:sz="4" w:space="0" w:color="000000"/>
+              <w:left w:val="single" w:sz="4" w:space="0" w:color="000000"/>
+              <w:bottom w:val="single" w:sz="4" w:space="0" w:color="000000"/>
+              <w:right w:val="single" w:sz="4" w:space="0" w:color="000000"/>
+            </w:tcBorders>
+          </w:tcPr>
+          <w:p>
+            <w:pPr>
+              <w:pStyle w:val="a9"/>
+            </w:pPr>
+            <w:r>
+              <w:t>3</w:t>
+            </w:r>
+          </w:p>
+        </w:tc>
+        <w:tc>
+          <w:tcPr>
+            <w:tcW w:w="2375" w:type="dxa"/>
+            <w:tcBorders>
+              <w:top w:val="single" w:sz="4" w:space="0" w:color="000000"/>
+              <w:left w:val="single" w:sz="4" w:space="0" w:color="000000"/>
+              <w:bottom w:val="single" w:sz="4" w:space="0" w:color="000000"/>
+              <w:right w:val="single" w:sz="4" w:space="0" w:color="000000"/>
+            </w:tcBorders>
+          </w:tcPr>
+          <w:p>
+            <w:pPr>
+              <w:pStyle w:val="a9"/>
+            </w:pPr>
+            <w:r>
+              <w:t>4</w:t>
+            </w:r>
+          </w:p>
+        </w:tc>
+      </w:tr>
+      <w:tr>
+        <w:trPr>
+          <w:trHeight w:val="263"/>
+        </w:trPr>
+        <w:tc>
+          <w:tcPr>
+            <w:tcW w:w="2385" w:type="dxa"/>
+            <w:tcBorders>
+              <w:top w:val="single" w:sz="4" w:space="0" w:color="000000"/>
+              <w:left w:val="single" w:sz="4" w:space="0" w:color="000000"/>
+              <w:bottom w:val="single" w:sz="4" w:space="0" w:color="000000"/>
+              <w:right w:val="single" w:sz="4" w:space="0" w:color="000000"/>
+            </w:tcBorders>
+          </w:tcPr>
+          <w:p>
+            <w:pPr>
+              <w:pStyle w:val="a9"/>
+            </w:pPr>
+            <w:r>
+              <w:t>Название вида</w:t>
+            </w:r>
+          </w:p>
+        </w:tc>
+        <w:tc>
+          <w:tcPr>
+            <w:tcW w:w="2403" w:type="dxa"/>
+            <w:tcBorders>
+              <w:top w:val="single" w:sz="4" w:space="0" w:color="000000"/>
+              <w:left w:val="single" w:sz="4" w:space="0" w:color="000000"/>
+              <w:bottom w:val="single" w:sz="4" w:space="0" w:color="000000"/>
+              <w:right w:val="single" w:sz="4" w:space="0" w:color="000000"/>
+            </w:tcBorders>
+          </w:tcPr>
+          <w:p>
+            <w:pPr>
+              <w:pStyle w:val="a9"/>
+            </w:pPr>
+            <w:proofErr w:type="spellStart"/>
+            <w:r>
+              <w:t>name</w:t>
+            </w:r>
+            <w:proofErr w:type="spellEnd"/>
+          </w:p>
+        </w:tc>
+        <w:tc>
+          <w:tcPr>
+            <w:tcW w:w="2403" w:type="dxa"/>
+            <w:tcBorders>
+              <w:top w:val="single" w:sz="4" w:space="0" w:color="000000"/>
+              <w:left w:val="single" w:sz="4" w:space="0" w:color="000000"/>
+              <w:bottom w:val="single" w:sz="4" w:space="0" w:color="000000"/>
+              <w:right w:val="single" w:sz="4" w:space="0" w:color="000000"/>
+            </w:tcBorders>
+          </w:tcPr>
+          <w:p>
+            <w:pPr>
+              <w:pStyle w:val="a9"/>
+            </w:pPr>
+            <w:proofErr w:type="gramStart"/>
+            <w:r>
+              <w:t>VARCHAR(</w:t>
+            </w:r>
+            <w:proofErr w:type="gramEnd"/>
+            <w:r>
+              <w:t>80)</w:t>
+            </w:r>
+          </w:p>
+        </w:tc>
+        <w:tc>
+          <w:tcPr>
+            <w:tcW w:w="2375" w:type="dxa"/>
+            <w:tcBorders>
+              <w:top w:val="single" w:sz="4" w:space="0" w:color="000000"/>
+              <w:left w:val="single" w:sz="4" w:space="0" w:color="000000"/>
+              <w:bottom w:val="single" w:sz="4" w:space="0" w:color="000000"/>
+              <w:right w:val="single" w:sz="4" w:space="0" w:color="000000"/>
+            </w:tcBorders>
+          </w:tcPr>
+          <w:p>
+            <w:pPr>
+              <w:pStyle w:val="a9"/>
+            </w:pPr>
+            <w:r>
+              <w:t>Обязательное поле</w:t>
+            </w:r>
+          </w:p>
+        </w:tc>
+      </w:tr>
+      <w:tr>
+        <w:trPr>
+          <w:trHeight w:val="907"/>
+        </w:trPr>
+        <w:tc>
+          <w:tcPr>
+            <w:tcW w:w="2385" w:type="dxa"/>
+            <w:tcBorders>
+              <w:top w:val="single" w:sz="4" w:space="0" w:color="000000"/>
+              <w:left w:val="single" w:sz="4" w:space="0" w:color="000000"/>
+              <w:bottom w:val="single" w:sz="4" w:space="0" w:color="000000"/>
+              <w:right w:val="single" w:sz="4" w:space="0" w:color="000000"/>
+            </w:tcBorders>
+          </w:tcPr>
+          <w:p>
+            <w:pPr>
+              <w:pStyle w:val="a9"/>
+            </w:pPr>
+            <w:r>
+              <w:t>Категория</w:t>
+            </w:r>
+          </w:p>
+        </w:tc>
+        <w:tc>
+          <w:tcPr>
+            <w:tcW w:w="2403" w:type="dxa"/>
+            <w:tcBorders>
+              <w:top w:val="single" w:sz="4" w:space="0" w:color="000000"/>
+              <w:left w:val="single" w:sz="4" w:space="0" w:color="000000"/>
+              <w:bottom w:val="single" w:sz="4" w:space="0" w:color="000000"/>
+              <w:right w:val="single" w:sz="4" w:space="0" w:color="000000"/>
+            </w:tcBorders>
+          </w:tcPr>
+          <w:p>
+            <w:pPr>
+              <w:pStyle w:val="a9"/>
+            </w:pPr>
+            <w:proofErr w:type="spellStart"/>
+            <w:r>
+              <w:t>category</w:t>
+            </w:r>
+            <w:proofErr w:type="spellEnd"/>
+          </w:p>
+        </w:tc>
+        <w:tc>
+          <w:tcPr>
+            <w:tcW w:w="2403" w:type="dxa"/>
+            <w:tcBorders>
+              <w:top w:val="single" w:sz="4" w:space="0" w:color="000000"/>
+              <w:left w:val="single" w:sz="4" w:space="0" w:color="000000"/>
+              <w:bottom w:val="single" w:sz="4" w:space="0" w:color="000000"/>
+              <w:right w:val="single" w:sz="4" w:space="0" w:color="000000"/>
+            </w:tcBorders>
+          </w:tcPr>
+          <w:p>
+            <w:pPr>
+              <w:pStyle w:val="a9"/>
+              <w:rPr>
+                <w:lang w:val="en-US"/>
+              </w:rPr>
+            </w:pPr>
+            <w:r>
+              <w:rPr>
+                <w:lang w:val="en-US"/>
+              </w:rPr>
+              <w:t>ENUM('</w:t>
+            </w:r>
+            <w:proofErr w:type="spellStart"/>
+            <w:r>
+              <w:rPr>
+                <w:lang w:val="en-US"/>
+              </w:rPr>
+              <w:t>weapon','shield','armor','talisman','spell','material</w:t>
+            </w:r>
+            <w:proofErr w:type="spellEnd"/>
+            <w:r>
+              <w:rPr>
+                <w:lang w:val="en-US"/>
+              </w:rPr>
+              <w:t>')</w:t>
+            </w:r>
+          </w:p>
+        </w:tc>
+        <w:tc>
+          <w:tcPr>
+            <w:tcW w:w="2375" w:type="dxa"/>
+            <w:tcBorders>
+              <w:top w:val="single" w:sz="4" w:space="0" w:color="000000"/>
+              <w:left w:val="single" w:sz="4" w:space="0" w:color="000000"/>
+              <w:bottom w:val="single" w:sz="4" w:space="0" w:color="000000"/>
+              <w:right w:val="single" w:sz="4" w:space="0" w:color="000000"/>
+            </w:tcBorders>
+          </w:tcPr>
+          <w:p>
+            <w:pPr>
+              <w:pStyle w:val="a9"/>
+            </w:pPr>
+            <w:r>
+              <w:t>Обязательное поле</w:t>
+            </w:r>
+          </w:p>
+        </w:tc>
+      </w:tr>
+    </w:tbl>
+    <w:p>
+      <w:pPr>
+        <w:pStyle w:val="11"/>
+      </w:pPr>
+      <w:r>
+        <w:t>Таблица 1.</w:t>
+      </w:r>
+      <w:r>
+        <w:t>7</w:t>
+      </w:r>
+      <w:r>
+        <w:t>.</w:t>
+      </w:r>
+      <w:r>
+        <w:t>8</w:t>
+      </w:r>
+      <w:r>
+        <w:t xml:space="preserve"> – </w:t>
+      </w:r>
+      <w:r>
+        <w:rPr>
+          <w:lang w:val="en-US"/>
+        </w:rPr>
+        <w:t>Items (</w:t>
+      </w:r>
+      <w:proofErr w:type="spellStart"/>
+      <w:r>
+        <w:rPr>
+          <w:lang w:val="en-US"/>
+        </w:rPr>
+        <w:t>Предметы</w:t>
+      </w:r>
+      <w:proofErr w:type="spellEnd"/>
+      <w:r>
+        <w:rPr>
+          <w:lang w:val="en-US"/>
+        </w:rPr>
+        <w:t>)</w:t>
+      </w:r>
+    </w:p>
+    <w:tbl>
+      <w:tblPr>
+        <w:tblStyle w:val="TableGrid"/>
+        <w:tblW w:w="9566" w:type="dxa"/>
+        <w:tblInd w:w="-101" w:type="dxa"/>
+        <w:tblLayout w:type="fixed"/>
+        <w:tblCellMar>
+          <w:top w:w="19" w:type="dxa"/>
+          <w:left w:w="175" w:type="dxa"/>
+          <w:right w:w="104" w:type="dxa"/>
+        </w:tblCellMar>
+        <w:tblLook w:val="04A0" w:firstRow="1" w:lastRow="0" w:firstColumn="1" w:lastColumn="0" w:noHBand="0" w:noVBand="1"/>
+      </w:tblPr>
+      <w:tblGrid>
+        <w:gridCol w:w="2385"/>
+        <w:gridCol w:w="2403"/>
+        <w:gridCol w:w="2403"/>
+        <w:gridCol w:w="2375"/>
+      </w:tblGrid>
+      <w:tr>
+        <w:trPr>
+          <w:trHeight w:val="242"/>
+        </w:trPr>
+        <w:tc>
+          <w:tcPr>
+            <w:tcW w:w="2385" w:type="dxa"/>
+            <w:tcBorders>
+              <w:top w:val="single" w:sz="4" w:space="0" w:color="000000"/>
+              <w:left w:val="single" w:sz="4" w:space="0" w:color="000000"/>
+              <w:bottom w:val="single" w:sz="4" w:space="0" w:color="000000"/>
+              <w:right w:val="single" w:sz="4" w:space="0" w:color="000000"/>
+            </w:tcBorders>
+          </w:tcPr>
+          <w:p>
+            <w:pPr>
+              <w:spacing w:after="0"/>
+              <w:ind w:left="0" w:firstLine="0"/>
+              <w:jc w:val="center"/>
+            </w:pPr>
+            <w:r>
+              <w:t>Содержание поля</w:t>
+            </w:r>
+          </w:p>
+        </w:tc>
+        <w:tc>
+          <w:tcPr>
+            <w:tcW w:w="2403" w:type="dxa"/>
+            <w:tcBorders>
+              <w:top w:val="single" w:sz="4" w:space="0" w:color="000000"/>
+              <w:left w:val="single" w:sz="4" w:space="0" w:color="000000"/>
+              <w:bottom w:val="single" w:sz="4" w:space="0" w:color="000000"/>
+              <w:right w:val="single" w:sz="4" w:space="0" w:color="000000"/>
+            </w:tcBorders>
+          </w:tcPr>
+          <w:p>
+            <w:pPr>
+              <w:spacing w:after="0"/>
+              <w:ind w:left="0" w:firstLine="0"/>
+              <w:jc w:val="center"/>
+            </w:pPr>
+            <w:r>
+              <w:t>Имя поля</w:t>
+            </w:r>
+          </w:p>
+        </w:tc>
+        <w:tc>
+          <w:tcPr>
+            <w:tcW w:w="2403" w:type="dxa"/>
+            <w:tcBorders>
+              <w:top w:val="single" w:sz="4" w:space="0" w:color="000000"/>
+              <w:left w:val="single" w:sz="4" w:space="0" w:color="000000"/>
+              <w:bottom w:val="single" w:sz="4" w:space="0" w:color="000000"/>
+              <w:right w:val="single" w:sz="4" w:space="0" w:color="000000"/>
+            </w:tcBorders>
+          </w:tcPr>
+          <w:p>
+            <w:pPr>
+              <w:spacing w:after="0"/>
+              <w:ind w:left="0" w:right="69" w:firstLine="0"/>
+              <w:jc w:val="center"/>
+            </w:pPr>
+            <w:r>
+              <w:t>Тип, длина</w:t>
+            </w:r>
+          </w:p>
+        </w:tc>
+        <w:tc>
+          <w:tcPr>
+            <w:tcW w:w="2375" w:type="dxa"/>
+            <w:tcBorders>
+              <w:top w:val="single" w:sz="4" w:space="0" w:color="000000"/>
+              <w:left w:val="single" w:sz="4" w:space="0" w:color="000000"/>
+              <w:bottom w:val="single" w:sz="4" w:space="0" w:color="000000"/>
+              <w:right w:val="single" w:sz="4" w:space="0" w:color="000000"/>
+            </w:tcBorders>
+          </w:tcPr>
+          <w:p>
+            <w:pPr>
+              <w:spacing w:after="0"/>
+              <w:ind w:left="1" w:firstLine="0"/>
+              <w:jc w:val="center"/>
+            </w:pPr>
+            <w:r>
+              <w:t>Примечания</w:t>
+            </w:r>
+          </w:p>
+        </w:tc>
+      </w:tr>
+      <w:tr>
+        <w:trPr>
+          <w:trHeight w:val="907"/>
+        </w:trPr>
+        <w:tc>
+          <w:tcPr>
+            <w:tcW w:w="2385" w:type="dxa"/>
+            <w:tcBorders>
+              <w:top w:val="single" w:sz="4" w:space="0" w:color="000000"/>
+              <w:left w:val="single" w:sz="4" w:space="0" w:color="000000"/>
+              <w:bottom w:val="single" w:sz="4" w:space="0" w:color="000000"/>
+              <w:right w:val="single" w:sz="4" w:space="0" w:color="000000"/>
+            </w:tcBorders>
+          </w:tcPr>
+          <w:p>
+            <w:pPr>
+              <w:pStyle w:val="a9"/>
+            </w:pPr>
+            <w:r>
+              <w:t>Идентификатор предмета</w:t>
+            </w:r>
+          </w:p>
+        </w:tc>
+        <w:tc>
+          <w:tcPr>
+            <w:tcW w:w="2403" w:type="dxa"/>
+            <w:tcBorders>
+              <w:top w:val="single" w:sz="4" w:space="0" w:color="000000"/>
+              <w:left w:val="single" w:sz="4" w:space="0" w:color="000000"/>
+              <w:bottom w:val="single" w:sz="4" w:space="0" w:color="000000"/>
+              <w:right w:val="single" w:sz="4" w:space="0" w:color="000000"/>
+            </w:tcBorders>
+          </w:tcPr>
+          <w:p>
+            <w:pPr>
+              <w:pStyle w:val="a9"/>
+            </w:pPr>
+            <w:proofErr w:type="spellStart"/>
+            <w:r>
+              <w:t>id</w:t>
+            </w:r>
+            <w:proofErr w:type="spellEnd"/>
+          </w:p>
+        </w:tc>
+        <w:tc>
+          <w:tcPr>
+            <w:tcW w:w="2403" w:type="dxa"/>
+            <w:tcBorders>
+              <w:top w:val="single" w:sz="4" w:space="0" w:color="000000"/>
+              <w:left w:val="single" w:sz="4" w:space="0" w:color="000000"/>
+              <w:bottom w:val="single" w:sz="4" w:space="0" w:color="000000"/>
+              <w:right w:val="single" w:sz="4" w:space="0" w:color="000000"/>
+            </w:tcBorders>
+          </w:tcPr>
+          <w:p>
+            <w:pPr>
+              <w:pStyle w:val="a9"/>
+            </w:pPr>
+            <w:r>
+              <w:t>INT</w:t>
+            </w:r>
+          </w:p>
+        </w:tc>
+        <w:tc>
+          <w:tcPr>
+            <w:tcW w:w="2375" w:type="dxa"/>
+            <w:tcBorders>
+              <w:top w:val="single" w:sz="4" w:space="0" w:color="000000"/>
+              <w:left w:val="single" w:sz="4" w:space="0" w:color="000000"/>
+              <w:bottom w:val="single" w:sz="4" w:space="0" w:color="000000"/>
+              <w:right w:val="single" w:sz="4" w:space="0" w:color="000000"/>
+            </w:tcBorders>
+          </w:tcPr>
+          <w:p>
+            <w:pPr>
+              <w:pStyle w:val="a9"/>
+            </w:pPr>
+            <w:r>
+              <w:t>Обязательное поле, первичный ключ</w:t>
+            </w:r>
+          </w:p>
+        </w:tc>
+      </w:tr>
+      <w:tr>
+        <w:trPr>
+          <w:trHeight w:val="635"/>
+        </w:trPr>
+        <w:tc>
+          <w:tcPr>
+            <w:tcW w:w="2385" w:type="dxa"/>
+            <w:tcBorders>
+              <w:top w:val="single" w:sz="4" w:space="0" w:color="000000"/>
+              <w:left w:val="single" w:sz="4" w:space="0" w:color="000000"/>
+              <w:bottom w:val="single" w:sz="4" w:space="0" w:color="000000"/>
+              <w:right w:val="single" w:sz="4" w:space="0" w:color="000000"/>
+            </w:tcBorders>
+          </w:tcPr>
+          <w:p>
+            <w:pPr>
+              <w:pStyle w:val="a9"/>
+            </w:pPr>
+            <w:r>
+              <w:t>Название предмета</w:t>
+            </w:r>
+          </w:p>
+        </w:tc>
+        <w:tc>
+          <w:tcPr>
+            <w:tcW w:w="2403" w:type="dxa"/>
+            <w:tcBorders>
+              <w:top w:val="single" w:sz="4" w:space="0" w:color="000000"/>
+              <w:left w:val="single" w:sz="4" w:space="0" w:color="000000"/>
+              <w:bottom w:val="single" w:sz="4" w:space="0" w:color="000000"/>
+              <w:right w:val="single" w:sz="4" w:space="0" w:color="000000"/>
+            </w:tcBorders>
+          </w:tcPr>
+          <w:p>
+            <w:pPr>
+              <w:pStyle w:val="a9"/>
+            </w:pPr>
+            <w:proofErr w:type="spellStart"/>
+            <w:r>
+              <w:t>name</w:t>
+            </w:r>
+            <w:proofErr w:type="spellEnd"/>
+          </w:p>
+        </w:tc>
+        <w:tc>
+          <w:tcPr>
+            <w:tcW w:w="2403" w:type="dxa"/>
+            <w:tcBorders>
+              <w:top w:val="single" w:sz="4" w:space="0" w:color="000000"/>
+              <w:left w:val="single" w:sz="4" w:space="0" w:color="000000"/>
+              <w:bottom w:val="single" w:sz="4" w:space="0" w:color="000000"/>
+              <w:right w:val="single" w:sz="4" w:space="0" w:color="000000"/>
+            </w:tcBorders>
+          </w:tcPr>
+          <w:p>
+            <w:pPr>
+              <w:pStyle w:val="a9"/>
+              <w:rPr>
+                <w:lang w:val="en-US"/>
+              </w:rPr>
+            </w:pPr>
+            <w:proofErr w:type="gramStart"/>
+            <w:r>
+              <w:t>VARCHAR(</w:t>
+            </w:r>
+            <w:proofErr w:type="gramEnd"/>
+            <w:r>
+              <w:t>80)</w:t>
+            </w:r>
+          </w:p>
+        </w:tc>
+        <w:tc>
+          <w:tcPr>
+            <w:tcW w:w="2375" w:type="dxa"/>
+            <w:tcBorders>
+              <w:top w:val="single" w:sz="4" w:space="0" w:color="000000"/>
+              <w:left w:val="single" w:sz="4" w:space="0" w:color="000000"/>
+              <w:bottom w:val="single" w:sz="4" w:space="0" w:color="000000"/>
+              <w:right w:val="single" w:sz="4" w:space="0" w:color="000000"/>
+            </w:tcBorders>
+          </w:tcPr>
+          <w:p>
+            <w:pPr>
+              <w:pStyle w:val="a9"/>
+            </w:pPr>
+            <w:r>
+              <w:t>Обязательное поле, уникальное</w:t>
+            </w:r>
+          </w:p>
+        </w:tc>
+      </w:tr>
+      <w:tr>
+        <w:trPr>
+          <w:trHeight w:val="907"/>
+        </w:trPr>
+        <w:tc>
+          <w:tcPr>
+            <w:tcW w:w="2385" w:type="dxa"/>
+            <w:tcBorders>
+              <w:top w:val="single" w:sz="4" w:space="0" w:color="000000"/>
+              <w:left w:val="single" w:sz="4" w:space="0" w:color="000000"/>
+              <w:bottom w:val="single" w:sz="4" w:space="0" w:color="000000"/>
+              <w:right w:val="single" w:sz="4" w:space="0" w:color="000000"/>
+            </w:tcBorders>
+          </w:tcPr>
+          <w:p>
+            <w:pPr>
+              <w:pStyle w:val="a9"/>
+            </w:pPr>
+            <w:r>
+              <w:t>Идентификатор вида</w:t>
+            </w:r>
+          </w:p>
+        </w:tc>
+        <w:tc>
+          <w:tcPr>
+            <w:tcW w:w="2403" w:type="dxa"/>
+            <w:tcBorders>
+              <w:top w:val="single" w:sz="4" w:space="0" w:color="000000"/>
+              <w:left w:val="single" w:sz="4" w:space="0" w:color="000000"/>
+              <w:bottom w:val="single" w:sz="4" w:space="0" w:color="000000"/>
+              <w:right w:val="single" w:sz="4" w:space="0" w:color="000000"/>
+            </w:tcBorders>
+          </w:tcPr>
+          <w:p>
+            <w:pPr>
+              <w:pStyle w:val="a9"/>
+            </w:pPr>
+            <w:proofErr w:type="spellStart"/>
+            <w:r>
+              <w:t>type_id</w:t>
+            </w:r>
+            <w:proofErr w:type="spellEnd"/>
+          </w:p>
+        </w:tc>
+        <w:tc>
+          <w:tcPr>
+            <w:tcW w:w="2403" w:type="dxa"/>
+            <w:tcBorders>
+              <w:top w:val="single" w:sz="4" w:space="0" w:color="000000"/>
+              <w:left w:val="single" w:sz="4" w:space="0" w:color="000000"/>
+              <w:bottom w:val="single" w:sz="4" w:space="0" w:color="000000"/>
+              <w:right w:val="single" w:sz="4" w:space="0" w:color="000000"/>
+            </w:tcBorders>
+          </w:tcPr>
+          <w:p>
+            <w:pPr>
+              <w:pStyle w:val="a9"/>
+              <w:rPr>
+                <w:lang w:val="en-US"/>
+              </w:rPr>
+            </w:pPr>
+            <w:r>
+              <w:t>INT</w:t>
+            </w:r>
+          </w:p>
+        </w:tc>
+        <w:tc>
+          <w:tcPr>
+            <w:tcW w:w="2375" w:type="dxa"/>
+            <w:tcBorders>
+              <w:top w:val="single" w:sz="4" w:space="0" w:color="000000"/>
+              <w:left w:val="single" w:sz="4" w:space="0" w:color="000000"/>
+              <w:bottom w:val="single" w:sz="4" w:space="0" w:color="000000"/>
+              <w:right w:val="single" w:sz="4" w:space="0" w:color="000000"/>
+            </w:tcBorders>
+          </w:tcPr>
+          <w:p>
+            <w:pPr>
+              <w:pStyle w:val="a9"/>
+            </w:pPr>
+            <w:r>
+              <w:t xml:space="preserve">Обязательное поле, внешний ключ (к </w:t>
+            </w:r>
+            <w:proofErr w:type="spellStart"/>
+            <w:r>
+              <w:t>Item_types</w:t>
+            </w:r>
+            <w:proofErr w:type="spellEnd"/>
+            <w:r>
+              <w:t>)</w:t>
+            </w:r>
+          </w:p>
+        </w:tc>
+      </w:tr>
+      <w:tr>
+        <w:trPr>
+          <w:trHeight w:val="907"/>
+        </w:trPr>
+        <w:tc>
+          <w:tcPr>
+            <w:tcW w:w="2385" w:type="dxa"/>
+            <w:tcBorders>
+              <w:top w:val="single" w:sz="4" w:space="0" w:color="000000"/>
+              <w:left w:val="single" w:sz="4" w:space="0" w:color="000000"/>
+              <w:bottom w:val="single" w:sz="4" w:space="0" w:color="000000"/>
+              <w:right w:val="single" w:sz="4" w:space="0" w:color="000000"/>
+            </w:tcBorders>
+          </w:tcPr>
+          <w:p>
+            <w:pPr>
+              <w:pStyle w:val="a9"/>
+            </w:pPr>
+            <w:r>
+              <w:t>Вес</w:t>
+            </w:r>
+          </w:p>
+        </w:tc>
+        <w:tc>
+          <w:tcPr>
+            <w:tcW w:w="2403" w:type="dxa"/>
+            <w:tcBorders>
+              <w:top w:val="single" w:sz="4" w:space="0" w:color="000000"/>
+              <w:left w:val="single" w:sz="4" w:space="0" w:color="000000"/>
+              <w:bottom w:val="single" w:sz="4" w:space="0" w:color="000000"/>
+              <w:right w:val="single" w:sz="4" w:space="0" w:color="000000"/>
+            </w:tcBorders>
+          </w:tcPr>
+          <w:p>
+            <w:pPr>
+              <w:pStyle w:val="a9"/>
+            </w:pPr>
+            <w:proofErr w:type="spellStart"/>
+            <w:r>
+              <w:t>weight</w:t>
+            </w:r>
+            <w:proofErr w:type="spellEnd"/>
+          </w:p>
+        </w:tc>
+        <w:tc>
+          <w:tcPr>
+            <w:tcW w:w="2403" w:type="dxa"/>
+            <w:tcBorders>
+              <w:top w:val="single" w:sz="4" w:space="0" w:color="000000"/>
+              <w:left w:val="single" w:sz="4" w:space="0" w:color="000000"/>
+              <w:bottom w:val="single" w:sz="4" w:space="0" w:color="000000"/>
+              <w:right w:val="single" w:sz="4" w:space="0" w:color="000000"/>
+            </w:tcBorders>
+          </w:tcPr>
+          <w:p>
+            <w:pPr>
+              <w:pStyle w:val="a9"/>
+              <w:rPr>
+                <w:lang w:val="en-US"/>
+              </w:rPr>
+            </w:pPr>
+            <w:proofErr w:type="gramStart"/>
+            <w:r>
+              <w:t>DECIMAL(</w:t>
+            </w:r>
+            <w:proofErr w:type="gramEnd"/>
+            <w:r>
+              <w:t>5,1)</w:t>
+            </w:r>
+          </w:p>
+        </w:tc>
+        <w:tc>
+          <w:tcPr>
+            <w:tcW w:w="2375" w:type="dxa"/>
+            <w:tcBorders>
+              <w:top w:val="single" w:sz="4" w:space="0" w:color="000000"/>
+              <w:left w:val="single" w:sz="4" w:space="0" w:color="000000"/>
+              <w:bottom w:val="single" w:sz="4" w:space="0" w:color="000000"/>
+              <w:right w:val="single" w:sz="4" w:space="0" w:color="000000"/>
+            </w:tcBorders>
+          </w:tcPr>
+          <w:p>
+            <w:pPr>
+              <w:pStyle w:val="a9"/>
+            </w:pPr>
+            <w:r>
+              <w:t>Обязательное поле, по умолчанию 0.0</w:t>
+            </w:r>
+          </w:p>
+        </w:tc>
+      </w:tr>
+      <w:tr>
+        <w:trPr>
+          <w:trHeight w:val="907"/>
+        </w:trPr>
+        <w:tc>
+          <w:tcPr>
+            <w:tcW w:w="2385" w:type="dxa"/>
+            <w:tcBorders>
+              <w:top w:val="single" w:sz="4" w:space="0" w:color="000000"/>
+              <w:left w:val="single" w:sz="4" w:space="0" w:color="000000"/>
+              <w:bottom w:val="single" w:sz="4" w:space="0" w:color="000000"/>
+              <w:right w:val="single" w:sz="4" w:space="0" w:color="000000"/>
+            </w:tcBorders>
+          </w:tcPr>
+          <w:p>
+            <w:pPr>
+              <w:pStyle w:val="a9"/>
+            </w:pPr>
+            <w:r>
+              <w:t>Идентификатор типа повреждений</w:t>
+            </w:r>
+          </w:p>
+        </w:tc>
+        <w:tc>
+          <w:tcPr>
+            <w:tcW w:w="2403" w:type="dxa"/>
+            <w:tcBorders>
+              <w:top w:val="single" w:sz="4" w:space="0" w:color="000000"/>
+              <w:left w:val="single" w:sz="4" w:space="0" w:color="000000"/>
+              <w:bottom w:val="single" w:sz="4" w:space="0" w:color="000000"/>
+              <w:right w:val="single" w:sz="4" w:space="0" w:color="000000"/>
+            </w:tcBorders>
+          </w:tcPr>
+          <w:p>
+            <w:pPr>
+              <w:pStyle w:val="a9"/>
+            </w:pPr>
+            <w:proofErr w:type="spellStart"/>
+            <w:r>
+              <w:t>damage_type_id</w:t>
+            </w:r>
+            <w:proofErr w:type="spellEnd"/>
+          </w:p>
+        </w:tc>
+        <w:tc>
+          <w:tcPr>
+            <w:tcW w:w="2403" w:type="dxa"/>
+            <w:tcBorders>
+              <w:top w:val="single" w:sz="4" w:space="0" w:color="000000"/>
+              <w:left w:val="single" w:sz="4" w:space="0" w:color="000000"/>
+              <w:bottom w:val="single" w:sz="4" w:space="0" w:color="000000"/>
+              <w:right w:val="single" w:sz="4" w:space="0" w:color="000000"/>
+            </w:tcBorders>
+          </w:tcPr>
+          <w:p>
+            <w:pPr>
+              <w:pStyle w:val="a9"/>
+              <w:rPr>
+                <w:lang w:val="en-US"/>
+              </w:rPr>
+            </w:pPr>
+            <w:r>
+              <w:t>SMALLINT</w:t>
+            </w:r>
+          </w:p>
+        </w:tc>
+        <w:tc>
+          <w:tcPr>
+            <w:tcW w:w="2375" w:type="dxa"/>
+            <w:tcBorders>
+              <w:top w:val="single" w:sz="4" w:space="0" w:color="000000"/>
+              <w:left w:val="single" w:sz="4" w:space="0" w:color="000000"/>
+              <w:bottom w:val="single" w:sz="4" w:space="0" w:color="000000"/>
+              <w:right w:val="single" w:sz="4" w:space="0" w:color="000000"/>
+            </w:tcBorders>
+          </w:tcPr>
+          <w:p>
+            <w:pPr>
+              <w:pStyle w:val="a9"/>
+            </w:pPr>
+            <w:r>
+              <w:t>Необязательное поле, внешний ключ (к Stats)</w:t>
+            </w:r>
+          </w:p>
+        </w:tc>
+      </w:tr>
+      <w:tr>
+        <w:trPr>
+          <w:trHeight w:val="121"/>
+        </w:trPr>
+        <w:tc>
+          <w:tcPr>
+            <w:tcW w:w="2385" w:type="dxa"/>
+            <w:tcBorders>
+              <w:top w:val="single" w:sz="4" w:space="0" w:color="000000"/>
+              <w:left w:val="single" w:sz="4" w:space="0" w:color="000000"/>
+              <w:bottom w:val="single" w:sz="4" w:space="0" w:color="000000"/>
+              <w:right w:val="single" w:sz="4" w:space="0" w:color="000000"/>
+            </w:tcBorders>
+          </w:tcPr>
+          <w:p>
+            <w:pPr>
+              <w:pStyle w:val="a9"/>
+            </w:pPr>
+            <w:r>
+              <w:t>Идентификатор навыка</w:t>
+            </w:r>
+          </w:p>
+        </w:tc>
+        <w:tc>
+          <w:tcPr>
+            <w:tcW w:w="2403" w:type="dxa"/>
+            <w:tcBorders>
+              <w:top w:val="single" w:sz="4" w:space="0" w:color="000000"/>
+              <w:left w:val="single" w:sz="4" w:space="0" w:color="000000"/>
+              <w:bottom w:val="single" w:sz="4" w:space="0" w:color="000000"/>
+              <w:right w:val="single" w:sz="4" w:space="0" w:color="000000"/>
+            </w:tcBorders>
+          </w:tcPr>
+          <w:p>
+            <w:pPr>
+              <w:pStyle w:val="a9"/>
+            </w:pPr>
+            <w:proofErr w:type="spellStart"/>
+            <w:r>
+              <w:t>skill_id</w:t>
+            </w:r>
+            <w:proofErr w:type="spellEnd"/>
+          </w:p>
+        </w:tc>
+        <w:tc>
+          <w:tcPr>
+            <w:tcW w:w="2403" w:type="dxa"/>
+            <w:tcBorders>
+              <w:top w:val="single" w:sz="4" w:space="0" w:color="000000"/>
+              <w:left w:val="single" w:sz="4" w:space="0" w:color="000000"/>
+              <w:bottom w:val="single" w:sz="4" w:space="0" w:color="000000"/>
+              <w:right w:val="single" w:sz="4" w:space="0" w:color="000000"/>
+            </w:tcBorders>
+          </w:tcPr>
+          <w:p>
+            <w:pPr>
+              <w:pStyle w:val="a9"/>
+            </w:pPr>
+            <w:r>
+              <w:t>INT</w:t>
+            </w:r>
+          </w:p>
+        </w:tc>
+        <w:tc>
+          <w:tcPr>
+            <w:tcW w:w="2375" w:type="dxa"/>
+            <w:tcBorders>
+              <w:top w:val="single" w:sz="4" w:space="0" w:color="000000"/>
+              <w:left w:val="single" w:sz="4" w:space="0" w:color="000000"/>
+              <w:bottom w:val="single" w:sz="4" w:space="0" w:color="000000"/>
+              <w:right w:val="single" w:sz="4" w:space="0" w:color="000000"/>
+            </w:tcBorders>
+          </w:tcPr>
+          <w:p>
+            <w:pPr>
+              <w:pStyle w:val="a9"/>
+            </w:pPr>
+            <w:r>
+              <w:t xml:space="preserve">Необязательное поле, внешний ключ (к </w:t>
+            </w:r>
+            <w:proofErr w:type="spellStart"/>
+            <w:r>
+              <w:t>Skills</w:t>
+            </w:r>
+            <w:proofErr w:type="spellEnd"/>
+            <w:r>
+              <w:t>)</w:t>
+            </w:r>
+          </w:p>
+        </w:tc>
+      </w:tr>
+      <w:tr>
+        <w:trPr>
+          <w:trHeight w:val="121"/>
+        </w:trPr>
+        <w:tc>
+          <w:tcPr>
+            <w:tcW w:w="2385" w:type="dxa"/>
+            <w:tcBorders>
+              <w:top w:val="single" w:sz="4" w:space="0" w:color="000000"/>
+              <w:left w:val="single" w:sz="4" w:space="0" w:color="000000"/>
+              <w:bottom w:val="single" w:sz="4" w:space="0" w:color="000000"/>
+              <w:right w:val="single" w:sz="4" w:space="0" w:color="000000"/>
+            </w:tcBorders>
+          </w:tcPr>
+          <w:p>
+            <w:pPr>
+              <w:pStyle w:val="a9"/>
+            </w:pPr>
+            <w:r>
+              <w:t>Эффект</w:t>
+            </w:r>
+          </w:p>
+        </w:tc>
+        <w:tc>
+          <w:tcPr>
+            <w:tcW w:w="2403" w:type="dxa"/>
+            <w:tcBorders>
+              <w:top w:val="single" w:sz="4" w:space="0" w:color="000000"/>
+              <w:left w:val="single" w:sz="4" w:space="0" w:color="000000"/>
+              <w:bottom w:val="single" w:sz="4" w:space="0" w:color="000000"/>
+              <w:right w:val="single" w:sz="4" w:space="0" w:color="000000"/>
+            </w:tcBorders>
+          </w:tcPr>
+          <w:p>
+            <w:pPr>
+              <w:pStyle w:val="a9"/>
+            </w:pPr>
+            <w:proofErr w:type="spellStart"/>
+            <w:r>
+              <w:t>effect</w:t>
+            </w:r>
+            <w:proofErr w:type="spellEnd"/>
+          </w:p>
+        </w:tc>
+        <w:tc>
+          <w:tcPr>
+            <w:tcW w:w="2403" w:type="dxa"/>
+            <w:tcBorders>
+              <w:top w:val="single" w:sz="4" w:space="0" w:color="000000"/>
+              <w:left w:val="single" w:sz="4" w:space="0" w:color="000000"/>
+              <w:bottom w:val="single" w:sz="4" w:space="0" w:color="000000"/>
+              <w:right w:val="single" w:sz="4" w:space="0" w:color="000000"/>
+            </w:tcBorders>
+          </w:tcPr>
+          <w:p>
+            <w:pPr>
+              <w:pStyle w:val="a9"/>
+            </w:pPr>
+            <w:r>
+              <w:t>TEXT</w:t>
+            </w:r>
+          </w:p>
+        </w:tc>
+        <w:tc>
+          <w:tcPr>
+            <w:tcW w:w="2375" w:type="dxa"/>
+            <w:tcBorders>
+              <w:top w:val="single" w:sz="4" w:space="0" w:color="000000"/>
+              <w:left w:val="single" w:sz="4" w:space="0" w:color="000000"/>
+              <w:bottom w:val="single" w:sz="4" w:space="0" w:color="000000"/>
+              <w:right w:val="single" w:sz="4" w:space="0" w:color="000000"/>
+            </w:tcBorders>
+          </w:tcPr>
+          <w:p>
+            <w:pPr>
+              <w:pStyle w:val="a9"/>
+            </w:pPr>
+            <w:r>
+              <w:t>Необязательное поле</w:t>
+            </w:r>
+          </w:p>
+        </w:tc>
+      </w:tr>
+      <w:tr>
+        <w:trPr>
+          <w:trHeight w:val="121"/>
+        </w:trPr>
+        <w:tc>
+          <w:tcPr>
+            <w:tcW w:w="2385" w:type="dxa"/>
+            <w:tcBorders>
+              <w:top w:val="single" w:sz="4" w:space="0" w:color="000000"/>
+              <w:left w:val="single" w:sz="4" w:space="0" w:color="000000"/>
+              <w:bottom w:val="single" w:sz="4" w:space="0" w:color="000000"/>
+              <w:right w:val="single" w:sz="4" w:space="0" w:color="000000"/>
+            </w:tcBorders>
+          </w:tcPr>
+          <w:p>
+            <w:pPr>
+              <w:pStyle w:val="a9"/>
+            </w:pPr>
+            <w:r>
+              <w:t>Способ получения</w:t>
+            </w:r>
+          </w:p>
+        </w:tc>
+        <w:tc>
+          <w:tcPr>
+            <w:tcW w:w="2403" w:type="dxa"/>
+            <w:tcBorders>
+              <w:top w:val="single" w:sz="4" w:space="0" w:color="000000"/>
+              <w:left w:val="single" w:sz="4" w:space="0" w:color="000000"/>
+              <w:bottom w:val="single" w:sz="4" w:space="0" w:color="000000"/>
+              <w:right w:val="single" w:sz="4" w:space="0" w:color="000000"/>
+            </w:tcBorders>
+          </w:tcPr>
+          <w:p>
+            <w:pPr>
+              <w:pStyle w:val="a9"/>
+            </w:pPr>
+            <w:proofErr w:type="spellStart"/>
+            <w:r>
+              <w:t>obtain</w:t>
+            </w:r>
+            <w:proofErr w:type="spellEnd"/>
+          </w:p>
+        </w:tc>
+        <w:tc>
+          <w:tcPr>
+            <w:tcW w:w="2403" w:type="dxa"/>
+            <w:tcBorders>
+              <w:top w:val="single" w:sz="4" w:space="0" w:color="000000"/>
+              <w:left w:val="single" w:sz="4" w:space="0" w:color="000000"/>
+              <w:bottom w:val="single" w:sz="4" w:space="0" w:color="000000"/>
+              <w:right w:val="single" w:sz="4" w:space="0" w:color="000000"/>
+            </w:tcBorders>
+          </w:tcPr>
+          <w:p>
+            <w:pPr>
+              <w:pStyle w:val="a9"/>
+            </w:pPr>
+            <w:r>
+              <w:t>TEXT</w:t>
+            </w:r>
+          </w:p>
+        </w:tc>
+        <w:tc>
+          <w:tcPr>
+            <w:tcW w:w="2375" w:type="dxa"/>
+            <w:tcBorders>
+              <w:top w:val="single" w:sz="4" w:space="0" w:color="000000"/>
+              <w:left w:val="single" w:sz="4" w:space="0" w:color="000000"/>
+              <w:bottom w:val="single" w:sz="4" w:space="0" w:color="000000"/>
+              <w:right w:val="single" w:sz="4" w:space="0" w:color="000000"/>
+            </w:tcBorders>
+          </w:tcPr>
+          <w:p>
+            <w:pPr>
+              <w:pStyle w:val="a9"/>
+            </w:pPr>
+            <w:r>
+              <w:t>Необязательное поле</w:t>
+            </w:r>
+          </w:p>
+        </w:tc>
+      </w:tr>
+    </w:tbl>
+    <w:p>
+      <w:pPr>
+        <w:pStyle w:val="11"/>
+      </w:pPr>
+      <w:r>
+        <w:t>Таблица 1.</w:t>
+      </w:r>
+      <w:r>
+        <w:t>7</w:t>
+      </w:r>
+      <w:r>
+        <w:t>.</w:t>
+      </w:r>
+      <w:r>
+        <w:t>9</w:t>
+      </w:r>
+      <w:r>
+        <w:t xml:space="preserve"> –</w:t>
+      </w:r>
+      <w:r>
+        <w:t xml:space="preserve"> </w:t>
+      </w:r>
+      <w:r>
+        <w:rPr>
+          <w:lang w:val="en-US"/>
+        </w:rPr>
+        <w:t>Item</w:t>
+      </w:r>
+      <w:r>
+        <w:t>_</w:t>
+      </w:r>
+      <w:r>
+        <w:rPr>
+          <w:lang w:val="en-US"/>
+        </w:rPr>
+        <w:t>stats</w:t>
+      </w:r>
+      <w:r>
+        <w:t xml:space="preserve"> (Характеристики предметов)</w:t>
+      </w:r>
+    </w:p>
+    <w:tbl>
+      <w:tblPr>
+        <w:tblStyle w:val="TableGrid"/>
+        <w:tblW w:w="9566" w:type="dxa"/>
+        <w:tblInd w:w="-101" w:type="dxa"/>
+        <w:tblLayout w:type="fixed"/>
+        <w:tblCellMar>
+          <w:top w:w="19" w:type="dxa"/>
+          <w:left w:w="175" w:type="dxa"/>
+          <w:right w:w="104" w:type="dxa"/>
+        </w:tblCellMar>
+        <w:tblLook w:val="04A0" w:firstRow="1" w:lastRow="0" w:firstColumn="1" w:lastColumn="0" w:noHBand="0" w:noVBand="1"/>
+      </w:tblPr>
+      <w:tblGrid>
+        <w:gridCol w:w="2385"/>
+        <w:gridCol w:w="2403"/>
+        <w:gridCol w:w="2403"/>
+        <w:gridCol w:w="2375"/>
+      </w:tblGrid>
+      <w:tr>
+        <w:trPr>
+          <w:trHeight w:val="199"/>
+        </w:trPr>
+        <w:tc>
+          <w:tcPr>
+            <w:tcW w:w="2385" w:type="dxa"/>
+            <w:tcBorders>
+              <w:top w:val="single" w:sz="4" w:space="0" w:color="000000"/>
+              <w:left w:val="single" w:sz="4" w:space="0" w:color="000000"/>
+              <w:bottom w:val="single" w:sz="4" w:space="0" w:color="000000"/>
+              <w:right w:val="single" w:sz="4" w:space="0" w:color="000000"/>
+            </w:tcBorders>
+          </w:tcPr>
+          <w:p>
+            <w:pPr>
+              <w:spacing w:after="0"/>
+              <w:ind w:left="0" w:firstLine="0"/>
+              <w:jc w:val="center"/>
+            </w:pPr>
+            <w:r>
+              <w:t>Содержание поля</w:t>
+            </w:r>
+          </w:p>
+        </w:tc>
+        <w:tc>
+          <w:tcPr>
+            <w:tcW w:w="2403" w:type="dxa"/>
+            <w:tcBorders>
+              <w:top w:val="single" w:sz="4" w:space="0" w:color="000000"/>
+              <w:left w:val="single" w:sz="4" w:space="0" w:color="000000"/>
+              <w:bottom w:val="single" w:sz="4" w:space="0" w:color="000000"/>
+              <w:right w:val="single" w:sz="4" w:space="0" w:color="000000"/>
+            </w:tcBorders>
+          </w:tcPr>
+          <w:p>
+            <w:pPr>
+              <w:spacing w:after="0"/>
+              <w:ind w:left="0" w:firstLine="0"/>
+              <w:jc w:val="center"/>
+            </w:pPr>
+            <w:r>
+              <w:t>Имя поля</w:t>
+            </w:r>
+          </w:p>
+        </w:tc>
+        <w:tc>
+          <w:tcPr>
+            <w:tcW w:w="2403" w:type="dxa"/>
+            <w:tcBorders>
+              <w:top w:val="single" w:sz="4" w:space="0" w:color="000000"/>
+              <w:left w:val="single" w:sz="4" w:space="0" w:color="000000"/>
+              <w:bottom w:val="single" w:sz="4" w:space="0" w:color="000000"/>
+              <w:right w:val="single" w:sz="4" w:space="0" w:color="000000"/>
+            </w:tcBorders>
+          </w:tcPr>
+          <w:p>
+            <w:pPr>
+              <w:spacing w:after="0"/>
+              <w:ind w:left="0" w:right="69" w:firstLine="0"/>
+              <w:jc w:val="center"/>
+            </w:pPr>
+            <w:r>
+              <w:t>Тип, длина</w:t>
+            </w:r>
+          </w:p>
+        </w:tc>
+        <w:tc>
+          <w:tcPr>
+            <w:tcW w:w="2375" w:type="dxa"/>
+            <w:tcBorders>
+              <w:top w:val="single" w:sz="4" w:space="0" w:color="000000"/>
+              <w:left w:val="single" w:sz="4" w:space="0" w:color="000000"/>
+              <w:bottom w:val="single" w:sz="4" w:space="0" w:color="000000"/>
+              <w:right w:val="single" w:sz="4" w:space="0" w:color="000000"/>
+            </w:tcBorders>
+          </w:tcPr>
+          <w:p>
+            <w:pPr>
+              <w:spacing w:after="0"/>
+              <w:ind w:left="1" w:firstLine="0"/>
+              <w:jc w:val="center"/>
+            </w:pPr>
+            <w:r>
+              <w:t>Примечания</w:t>
+            </w:r>
+          </w:p>
+        </w:tc>
+      </w:tr>
+      <w:tr>
+        <w:trPr>
+          <w:trHeight w:val="260"/>
+        </w:trPr>
+        <w:tc>
+          <w:tcPr>
+            <w:tcW w:w="2385" w:type="dxa"/>
+            <w:tcBorders>
+              <w:top w:val="single" w:sz="4" w:space="0" w:color="000000"/>
+              <w:left w:val="single" w:sz="4" w:space="0" w:color="000000"/>
+              <w:bottom w:val="single" w:sz="4" w:space="0" w:color="000000"/>
+              <w:right w:val="single" w:sz="4" w:space="0" w:color="000000"/>
+            </w:tcBorders>
+          </w:tcPr>
+          <w:p>
+            <w:pPr>
+              <w:pStyle w:val="a9"/>
+            </w:pPr>
+            <w:r>
+              <w:t>1</w:t>
+            </w:r>
+          </w:p>
+        </w:tc>
+        <w:tc>
+          <w:tcPr>
+            <w:tcW w:w="2403" w:type="dxa"/>
+            <w:tcBorders>
+              <w:top w:val="single" w:sz="4" w:space="0" w:color="000000"/>
+              <w:left w:val="single" w:sz="4" w:space="0" w:color="000000"/>
+              <w:bottom w:val="single" w:sz="4" w:space="0" w:color="000000"/>
+              <w:right w:val="single" w:sz="4" w:space="0" w:color="000000"/>
+            </w:tcBorders>
+          </w:tcPr>
+          <w:p>
+            <w:pPr>
+              <w:pStyle w:val="a9"/>
+            </w:pPr>
+            <w:r>
+              <w:t>2</w:t>
+            </w:r>
+          </w:p>
+        </w:tc>
+        <w:tc>
+          <w:tcPr>
+            <w:tcW w:w="2403" w:type="dxa"/>
+            <w:tcBorders>
+              <w:top w:val="single" w:sz="4" w:space="0" w:color="000000"/>
+              <w:left w:val="single" w:sz="4" w:space="0" w:color="000000"/>
+              <w:bottom w:val="single" w:sz="4" w:space="0" w:color="000000"/>
+              <w:right w:val="single" w:sz="4" w:space="0" w:color="000000"/>
+            </w:tcBorders>
+          </w:tcPr>
+          <w:p>
+            <w:pPr>
+              <w:pStyle w:val="a9"/>
+            </w:pPr>
+            <w:r>
+              <w:t>3</w:t>
+            </w:r>
+          </w:p>
+        </w:tc>
+        <w:tc>
+          <w:tcPr>
+            <w:tcW w:w="2375" w:type="dxa"/>
+            <w:tcBorders>
+              <w:top w:val="single" w:sz="4" w:space="0" w:color="000000"/>
+              <w:left w:val="single" w:sz="4" w:space="0" w:color="000000"/>
+              <w:bottom w:val="single" w:sz="4" w:space="0" w:color="000000"/>
+              <w:right w:val="single" w:sz="4" w:space="0" w:color="000000"/>
+            </w:tcBorders>
+          </w:tcPr>
+          <w:p>
+            <w:pPr>
+              <w:pStyle w:val="a9"/>
+            </w:pPr>
+            <w:r>
+              <w:t>4</w:t>
+            </w:r>
+          </w:p>
+        </w:tc>
+      </w:tr>
+      <w:tr>
+        <w:trPr>
+          <w:trHeight w:val="907"/>
+        </w:trPr>
+        <w:tc>
+          <w:tcPr>
+            <w:tcW w:w="2385" w:type="dxa"/>
+            <w:tcBorders>
+              <w:top w:val="single" w:sz="4" w:space="0" w:color="000000"/>
+              <w:left w:val="single" w:sz="4" w:space="0" w:color="000000"/>
+              <w:bottom w:val="single" w:sz="4" w:space="0" w:color="000000"/>
+              <w:right w:val="single" w:sz="4" w:space="0" w:color="000000"/>
+            </w:tcBorders>
+          </w:tcPr>
+          <w:p>
+            <w:pPr>
+              <w:pStyle w:val="a9"/>
+            </w:pPr>
+            <w:r>
+              <w:t>Идентификатор предмета</w:t>
+            </w:r>
+          </w:p>
+        </w:tc>
+        <w:tc>
+          <w:tcPr>
+            <w:tcW w:w="2403" w:type="dxa"/>
+            <w:tcBorders>
+              <w:top w:val="single" w:sz="4" w:space="0" w:color="000000"/>
+              <w:left w:val="single" w:sz="4" w:space="0" w:color="000000"/>
+              <w:bottom w:val="single" w:sz="4" w:space="0" w:color="000000"/>
+              <w:right w:val="single" w:sz="4" w:space="0" w:color="000000"/>
+            </w:tcBorders>
+          </w:tcPr>
+          <w:p>
+            <w:pPr>
+              <w:pStyle w:val="a9"/>
+            </w:pPr>
+            <w:proofErr w:type="spellStart"/>
+            <w:r>
+              <w:t>item_id</w:t>
+            </w:r>
+            <w:proofErr w:type="spellEnd"/>
+          </w:p>
+        </w:tc>
+        <w:tc>
+          <w:tcPr>
+            <w:tcW w:w="2403" w:type="dxa"/>
+            <w:tcBorders>
+              <w:top w:val="single" w:sz="4" w:space="0" w:color="000000"/>
+              <w:left w:val="single" w:sz="4" w:space="0" w:color="000000"/>
+              <w:bottom w:val="single" w:sz="4" w:space="0" w:color="000000"/>
+              <w:right w:val="single" w:sz="4" w:space="0" w:color="000000"/>
+            </w:tcBorders>
+          </w:tcPr>
+          <w:p>
+            <w:pPr>
+              <w:pStyle w:val="a9"/>
+            </w:pPr>
+            <w:r>
+              <w:t>INT</w:t>
+            </w:r>
+          </w:p>
+        </w:tc>
+        <w:tc>
+          <w:tcPr>
+            <w:tcW w:w="2375" w:type="dxa"/>
+            <w:tcBorders>
+              <w:top w:val="single" w:sz="4" w:space="0" w:color="000000"/>
+              <w:left w:val="single" w:sz="4" w:space="0" w:color="000000"/>
+              <w:bottom w:val="single" w:sz="4" w:space="0" w:color="000000"/>
+              <w:right w:val="single" w:sz="4" w:space="0" w:color="000000"/>
+            </w:tcBorders>
+          </w:tcPr>
+          <w:p>
+            <w:pPr>
+              <w:pStyle w:val="a9"/>
+            </w:pPr>
+            <w:r>
+              <w:t xml:space="preserve">Обязательное поле, первичный ключ, внешний ключ (к </w:t>
+            </w:r>
+            <w:proofErr w:type="spellStart"/>
+            <w:r>
+              <w:t>Items</w:t>
+            </w:r>
+            <w:proofErr w:type="spellEnd"/>
+            <w:r>
+              <w:t>)</w:t>
+            </w:r>
+          </w:p>
+        </w:tc>
+      </w:tr>
+      <w:tr>
+        <w:trPr>
+          <w:trHeight w:val="671"/>
+        </w:trPr>
+        <w:tc>
+          <w:tcPr>
+            <w:tcW w:w="2385" w:type="dxa"/>
+            <w:tcBorders>
+              <w:top w:val="single" w:sz="4" w:space="0" w:color="000000"/>
+              <w:left w:val="single" w:sz="4" w:space="0" w:color="000000"/>
+              <w:bottom w:val="single" w:sz="4" w:space="0" w:color="000000"/>
+              <w:right w:val="single" w:sz="4" w:space="0" w:color="000000"/>
+            </w:tcBorders>
+          </w:tcPr>
+          <w:p>
+            <w:pPr>
+              <w:pStyle w:val="a9"/>
+            </w:pPr>
+            <w:r>
+              <w:t>Идентификатор характеристики</w:t>
+            </w:r>
+          </w:p>
+        </w:tc>
+        <w:tc>
+          <w:tcPr>
+            <w:tcW w:w="2403" w:type="dxa"/>
+            <w:tcBorders>
+              <w:top w:val="single" w:sz="4" w:space="0" w:color="000000"/>
+              <w:left w:val="single" w:sz="4" w:space="0" w:color="000000"/>
+              <w:bottom w:val="single" w:sz="4" w:space="0" w:color="000000"/>
+              <w:right w:val="single" w:sz="4" w:space="0" w:color="000000"/>
+            </w:tcBorders>
+          </w:tcPr>
+          <w:p>
+            <w:pPr>
+              <w:pStyle w:val="a9"/>
+            </w:pPr>
+            <w:proofErr w:type="spellStart"/>
+            <w:r>
+              <w:t>stat_id</w:t>
+            </w:r>
+            <w:proofErr w:type="spellEnd"/>
+          </w:p>
+        </w:tc>
+        <w:tc>
+          <w:tcPr>
+            <w:tcW w:w="2403" w:type="dxa"/>
+            <w:tcBorders>
+              <w:top w:val="single" w:sz="4" w:space="0" w:color="000000"/>
+              <w:left w:val="single" w:sz="4" w:space="0" w:color="000000"/>
+              <w:bottom w:val="single" w:sz="4" w:space="0" w:color="000000"/>
+              <w:right w:val="single" w:sz="4" w:space="0" w:color="000000"/>
+            </w:tcBorders>
+          </w:tcPr>
+          <w:p>
+            <w:pPr>
+              <w:pStyle w:val="a9"/>
+            </w:pPr>
+            <w:r>
+              <w:t>SMALLINT</w:t>
+            </w:r>
+          </w:p>
+        </w:tc>
+        <w:tc>
+          <w:tcPr>
+            <w:tcW w:w="2375" w:type="dxa"/>
+            <w:tcBorders>
+              <w:top w:val="single" w:sz="4" w:space="0" w:color="000000"/>
+              <w:left w:val="single" w:sz="4" w:space="0" w:color="000000"/>
+              <w:bottom w:val="single" w:sz="4" w:space="0" w:color="000000"/>
+              <w:right w:val="single" w:sz="4" w:space="0" w:color="000000"/>
+            </w:tcBorders>
+          </w:tcPr>
+          <w:p>
+            <w:pPr>
+              <w:pStyle w:val="a9"/>
+            </w:pPr>
+            <w:r>
+              <w:t xml:space="preserve">Обязательное поле, первичный ключ, внешний ключ (к </w:t>
+            </w:r>
+            <w:proofErr w:type="spellStart"/>
+            <w:r>
+              <w:t>Stats</w:t>
+            </w:r>
+            <w:proofErr w:type="spellEnd"/>
+            <w:r>
+              <w:t>)</w:t>
+            </w:r>
+          </w:p>
+        </w:tc>
+      </w:tr>
+    </w:tbl>
+    <w:p>
+      <w:pPr>
+        <w:spacing w:after="160" w:line="278" w:lineRule="auto"/>
+        <w:ind w:left="0" w:firstLine="0"/>
+        <w:jc w:val="left"/>
+      </w:pPr>
+      <w:r>
+        <w:br w:type="page"/>
+      </w:r>
+    </w:p>
+    <w:tbl>
+      <w:tblPr>
+        <w:tblStyle w:val="TableGrid"/>
+        <w:tblW w:w="9566" w:type="dxa"/>
+        <w:tblInd w:w="-101" w:type="dxa"/>
+        <w:tblLayout w:type="fixed"/>
+        <w:tblCellMar>
+          <w:top w:w="19" w:type="dxa"/>
+          <w:left w:w="175" w:type="dxa"/>
+          <w:right w:w="104" w:type="dxa"/>
+        </w:tblCellMar>
+        <w:tblLook w:val="04A0" w:firstRow="1" w:lastRow="0" w:firstColumn="1" w:lastColumn="0" w:noHBand="0" w:noVBand="1"/>
+      </w:tblPr>
+      <w:tblGrid>
+        <w:gridCol w:w="2385"/>
+        <w:gridCol w:w="2403"/>
+        <w:gridCol w:w="2403"/>
+        <w:gridCol w:w="2375"/>
+      </w:tblGrid>
+      <w:tr>
+        <w:trPr>
+          <w:trHeight w:val="37"/>
+        </w:trPr>
+        <w:tc>
+          <w:tcPr>
+            <w:tcW w:w="2385" w:type="dxa"/>
+            <w:tcBorders>
+              <w:top w:val="single" w:sz="4" w:space="0" w:color="000000"/>
+              <w:left w:val="single" w:sz="4" w:space="0" w:color="000000"/>
+              <w:bottom w:val="single" w:sz="4" w:space="0" w:color="000000"/>
+              <w:right w:val="single" w:sz="4" w:space="0" w:color="000000"/>
+            </w:tcBorders>
+          </w:tcPr>
+          <w:p>
+            <w:pPr>
+              <w:pStyle w:val="a9"/>
+            </w:pPr>
+            <w:r>
+              <w:lastRenderedPageBreak/>
+              <w:t>1</w:t>
+            </w:r>
+          </w:p>
+        </w:tc>
+        <w:tc>
+          <w:tcPr>
+            <w:tcW w:w="2403" w:type="dxa"/>
+            <w:tcBorders>
+              <w:top w:val="single" w:sz="4" w:space="0" w:color="000000"/>
+              <w:left w:val="single" w:sz="4" w:space="0" w:color="000000"/>
+              <w:bottom w:val="single" w:sz="4" w:space="0" w:color="000000"/>
+              <w:right w:val="single" w:sz="4" w:space="0" w:color="000000"/>
+            </w:tcBorders>
+          </w:tcPr>
+          <w:p>
+            <w:pPr>
+              <w:pStyle w:val="a9"/>
+            </w:pPr>
+            <w:r>
+              <w:t>2</w:t>
+            </w:r>
+          </w:p>
+        </w:tc>
+        <w:tc>
+          <w:tcPr>
+            <w:tcW w:w="2403" w:type="dxa"/>
+            <w:tcBorders>
+              <w:top w:val="single" w:sz="4" w:space="0" w:color="000000"/>
+              <w:left w:val="single" w:sz="4" w:space="0" w:color="000000"/>
+              <w:bottom w:val="single" w:sz="4" w:space="0" w:color="000000"/>
+              <w:right w:val="single" w:sz="4" w:space="0" w:color="000000"/>
+            </w:tcBorders>
+          </w:tcPr>
+          <w:p>
+            <w:pPr>
+              <w:pStyle w:val="a9"/>
+            </w:pPr>
+            <w:r>
+              <w:t>3</w:t>
+            </w:r>
+          </w:p>
+        </w:tc>
+        <w:tc>
+          <w:tcPr>
+            <w:tcW w:w="2375" w:type="dxa"/>
+            <w:tcBorders>
+              <w:top w:val="single" w:sz="4" w:space="0" w:color="000000"/>
+              <w:left w:val="single" w:sz="4" w:space="0" w:color="000000"/>
+              <w:bottom w:val="single" w:sz="4" w:space="0" w:color="000000"/>
+              <w:right w:val="single" w:sz="4" w:space="0" w:color="000000"/>
+            </w:tcBorders>
+          </w:tcPr>
+          <w:p>
+            <w:pPr>
+              <w:pStyle w:val="a9"/>
+            </w:pPr>
+            <w:r>
+              <w:t>4</w:t>
+            </w:r>
+          </w:p>
+        </w:tc>
+      </w:tr>
+      <w:tr>
+        <w:trPr>
+          <w:trHeight w:val="907"/>
+        </w:trPr>
+        <w:tc>
+          <w:tcPr>
+            <w:tcW w:w="2385" w:type="dxa"/>
+            <w:tcBorders>
+              <w:top w:val="single" w:sz="4" w:space="0" w:color="000000"/>
+              <w:left w:val="single" w:sz="4" w:space="0" w:color="000000"/>
+              <w:bottom w:val="single" w:sz="4" w:space="0" w:color="000000"/>
+              <w:right w:val="single" w:sz="4" w:space="0" w:color="000000"/>
+            </w:tcBorders>
+          </w:tcPr>
+          <w:p>
+            <w:pPr>
+              <w:pStyle w:val="a9"/>
+            </w:pPr>
+            <w:r>
+              <w:t>Назначение</w:t>
+            </w:r>
+          </w:p>
+        </w:tc>
+        <w:tc>
+          <w:tcPr>
+            <w:tcW w:w="2403" w:type="dxa"/>
+            <w:tcBorders>
+              <w:top w:val="single" w:sz="4" w:space="0" w:color="000000"/>
+              <w:left w:val="single" w:sz="4" w:space="0" w:color="000000"/>
+              <w:bottom w:val="single" w:sz="4" w:space="0" w:color="000000"/>
+              <w:right w:val="single" w:sz="4" w:space="0" w:color="000000"/>
+            </w:tcBorders>
+          </w:tcPr>
+          <w:p>
+            <w:pPr>
+              <w:pStyle w:val="a9"/>
+            </w:pPr>
+            <w:proofErr w:type="spellStart"/>
+            <w:r>
+              <w:t>purpose</w:t>
+            </w:r>
+            <w:proofErr w:type="spellEnd"/>
+          </w:p>
+        </w:tc>
+        <w:tc>
+          <w:tcPr>
+            <w:tcW w:w="2403" w:type="dxa"/>
+            <w:tcBorders>
+              <w:top w:val="single" w:sz="4" w:space="0" w:color="000000"/>
+              <w:left w:val="single" w:sz="4" w:space="0" w:color="000000"/>
+              <w:bottom w:val="single" w:sz="4" w:space="0" w:color="000000"/>
+              <w:right w:val="single" w:sz="4" w:space="0" w:color="000000"/>
+            </w:tcBorders>
+          </w:tcPr>
+          <w:p>
+            <w:pPr>
+              <w:pStyle w:val="a9"/>
+              <w:rPr>
+                <w:lang w:val="en-US"/>
+              </w:rPr>
+            </w:pPr>
+            <w:r>
+              <w:rPr>
+                <w:lang w:val="en-US"/>
+              </w:rPr>
+              <w:t>ENUM('req','bonus','</w:t>
+            </w:r>
+            <w:proofErr w:type="spellStart"/>
+            <w:r>
+              <w:rPr>
+                <w:lang w:val="en-US"/>
+              </w:rPr>
+              <w:t>atk</w:t>
+            </w:r>
+            <w:proofErr w:type="spellEnd"/>
+            <w:r>
+              <w:rPr>
+                <w:lang w:val="en-US"/>
+              </w:rPr>
+              <w:t>','</w:t>
+            </w:r>
+            <w:proofErr w:type="spellStart"/>
+            <w:r>
+              <w:rPr>
+                <w:lang w:val="en-US"/>
+              </w:rPr>
+              <w:t>def','res','cost</w:t>
+            </w:r>
+            <w:proofErr w:type="spellEnd"/>
+            <w:r>
+              <w:rPr>
+                <w:lang w:val="en-US"/>
+              </w:rPr>
+              <w:t>')</w:t>
+            </w:r>
+          </w:p>
+        </w:tc>
+        <w:tc>
+          <w:tcPr>
+            <w:tcW w:w="2375" w:type="dxa"/>
+            <w:tcBorders>
+              <w:top w:val="single" w:sz="4" w:space="0" w:color="000000"/>
+              <w:left w:val="single" w:sz="4" w:space="0" w:color="000000"/>
+              <w:bottom w:val="single" w:sz="4" w:space="0" w:color="000000"/>
+              <w:right w:val="single" w:sz="4" w:space="0" w:color="000000"/>
+            </w:tcBorders>
+          </w:tcPr>
+          <w:p>
+            <w:pPr>
+              <w:pStyle w:val="a9"/>
+            </w:pPr>
+            <w:r>
+              <w:t>Обязательное поле, первичный ключ</w:t>
+            </w:r>
+          </w:p>
+        </w:tc>
+      </w:tr>
+      <w:tr>
+        <w:trPr>
+          <w:trHeight w:val="572"/>
+        </w:trPr>
+        <w:tc>
+          <w:tcPr>
+            <w:tcW w:w="2385" w:type="dxa"/>
+            <w:tcBorders>
+              <w:top w:val="single" w:sz="4" w:space="0" w:color="000000"/>
+              <w:left w:val="single" w:sz="4" w:space="0" w:color="000000"/>
+              <w:bottom w:val="single" w:sz="4" w:space="0" w:color="000000"/>
+              <w:right w:val="single" w:sz="4" w:space="0" w:color="000000"/>
+            </w:tcBorders>
+          </w:tcPr>
+          <w:p>
+            <w:pPr>
+              <w:pStyle w:val="a9"/>
+            </w:pPr>
+            <w:r>
+              <w:t>Значение</w:t>
+            </w:r>
+          </w:p>
+        </w:tc>
+        <w:tc>
+          <w:tcPr>
+            <w:tcW w:w="2403" w:type="dxa"/>
+            <w:tcBorders>
+              <w:top w:val="single" w:sz="4" w:space="0" w:color="000000"/>
+              <w:left w:val="single" w:sz="4" w:space="0" w:color="000000"/>
+              <w:bottom w:val="single" w:sz="4" w:space="0" w:color="000000"/>
+              <w:right w:val="single" w:sz="4" w:space="0" w:color="000000"/>
+            </w:tcBorders>
+          </w:tcPr>
+          <w:p>
+            <w:pPr>
+              <w:pStyle w:val="a9"/>
+            </w:pPr>
+            <w:proofErr w:type="spellStart"/>
+            <w:r>
+              <w:t>value</w:t>
+            </w:r>
+            <w:proofErr w:type="spellEnd"/>
+          </w:p>
+        </w:tc>
+        <w:tc>
+          <w:tcPr>
+            <w:tcW w:w="2403" w:type="dxa"/>
+            <w:tcBorders>
+              <w:top w:val="single" w:sz="4" w:space="0" w:color="000000"/>
+              <w:left w:val="single" w:sz="4" w:space="0" w:color="000000"/>
+              <w:bottom w:val="single" w:sz="4" w:space="0" w:color="000000"/>
+              <w:right w:val="single" w:sz="4" w:space="0" w:color="000000"/>
+            </w:tcBorders>
+          </w:tcPr>
+          <w:p>
+            <w:pPr>
+              <w:pStyle w:val="a9"/>
+            </w:pPr>
+            <w:proofErr w:type="gramStart"/>
+            <w:r>
+              <w:t>DECIMAL(</w:t>
+            </w:r>
+            <w:proofErr w:type="gramEnd"/>
+            <w:r>
+              <w:t>6,1)</w:t>
+            </w:r>
+          </w:p>
+        </w:tc>
+        <w:tc>
+          <w:tcPr>
+            <w:tcW w:w="2375" w:type="dxa"/>
+            <w:tcBorders>
+              <w:top w:val="single" w:sz="4" w:space="0" w:color="000000"/>
+              <w:left w:val="single" w:sz="4" w:space="0" w:color="000000"/>
+              <w:bottom w:val="single" w:sz="4" w:space="0" w:color="000000"/>
+              <w:right w:val="single" w:sz="4" w:space="0" w:color="000000"/>
+            </w:tcBorders>
+          </w:tcPr>
+          <w:p>
+            <w:pPr>
+              <w:pStyle w:val="a9"/>
+            </w:pPr>
+            <w:r>
+              <w:t>Обязательное поле, неотрицательное</w:t>
+            </w:r>
+          </w:p>
+        </w:tc>
+      </w:tr>
+    </w:tbl>
+    <w:p>
+      <w:pPr>
+        <w:pStyle w:val="11"/>
+      </w:pPr>
+      <w:r>
+        <w:t>Таблица 1.</w:t>
+      </w:r>
+      <w:r>
+        <w:t>7</w:t>
+      </w:r>
+      <w:r>
+        <w:t>.</w:t>
+      </w:r>
+      <w:r>
+        <w:t>10</w:t>
+      </w:r>
+      <w:r>
+        <w:t xml:space="preserve"> – </w:t>
+      </w:r>
+      <w:r>
+        <w:rPr>
+          <w:lang w:val="en-US"/>
+        </w:rPr>
+        <w:t>Skills (</w:t>
+      </w:r>
+      <w:proofErr w:type="spellStart"/>
+      <w:r>
+        <w:rPr>
+          <w:lang w:val="en-US"/>
+        </w:rPr>
+        <w:t>Навыки</w:t>
+      </w:r>
+      <w:proofErr w:type="spellEnd"/>
+      <w:r>
+        <w:rPr>
+          <w:lang w:val="en-US"/>
+        </w:rPr>
+        <w:t>)</w:t>
+      </w:r>
+    </w:p>
+    <w:tbl>
+      <w:tblPr>
+        <w:tblStyle w:val="TableGrid"/>
+        <w:tblW w:w="9566" w:type="dxa"/>
+        <w:tblInd w:w="-101" w:type="dxa"/>
+        <w:tblLayout w:type="fixed"/>
+        <w:tblCellMar>
+          <w:top w:w="19" w:type="dxa"/>
+          <w:left w:w="175" w:type="dxa"/>
+          <w:right w:w="104" w:type="dxa"/>
+        </w:tblCellMar>
+        <w:tblLook w:val="04A0" w:firstRow="1" w:lastRow="0" w:firstColumn="1" w:lastColumn="0" w:noHBand="0" w:noVBand="1"/>
+      </w:tblPr>
+      <w:tblGrid>
+        <w:gridCol w:w="2385"/>
+        <w:gridCol w:w="2403"/>
+        <w:gridCol w:w="2403"/>
+        <w:gridCol w:w="2375"/>
+      </w:tblGrid>
+      <w:tr>
+        <w:trPr>
+          <w:trHeight w:val="280"/>
+        </w:trPr>
+        <w:tc>
+          <w:tcPr>
+            <w:tcW w:w="2385" w:type="dxa"/>
+            <w:tcBorders>
+              <w:top w:val="single" w:sz="4" w:space="0" w:color="000000"/>
+              <w:left w:val="single" w:sz="4" w:space="0" w:color="000000"/>
+              <w:bottom w:val="single" w:sz="4" w:space="0" w:color="000000"/>
+              <w:right w:val="single" w:sz="4" w:space="0" w:color="000000"/>
+            </w:tcBorders>
+          </w:tcPr>
+          <w:p>
+            <w:pPr>
+              <w:spacing w:after="0"/>
+              <w:ind w:left="0" w:firstLine="0"/>
+              <w:jc w:val="center"/>
+            </w:pPr>
+            <w:r>
+              <w:t>Содержание поля</w:t>
+            </w:r>
+          </w:p>
+        </w:tc>
+        <w:tc>
+          <w:tcPr>
+            <w:tcW w:w="2403" w:type="dxa"/>
+            <w:tcBorders>
+              <w:top w:val="single" w:sz="4" w:space="0" w:color="000000"/>
+              <w:left w:val="single" w:sz="4" w:space="0" w:color="000000"/>
+              <w:bottom w:val="single" w:sz="4" w:space="0" w:color="000000"/>
+              <w:right w:val="single" w:sz="4" w:space="0" w:color="000000"/>
+            </w:tcBorders>
+          </w:tcPr>
+          <w:p>
+            <w:pPr>
+              <w:spacing w:after="0"/>
+              <w:ind w:left="0" w:firstLine="0"/>
+              <w:jc w:val="center"/>
+            </w:pPr>
+            <w:r>
+              <w:t>Имя поля</w:t>
+            </w:r>
+          </w:p>
+        </w:tc>
+        <w:tc>
+          <w:tcPr>
+            <w:tcW w:w="2403" w:type="dxa"/>
+            <w:tcBorders>
+              <w:top w:val="single" w:sz="4" w:space="0" w:color="000000"/>
+              <w:left w:val="single" w:sz="4" w:space="0" w:color="000000"/>
+              <w:bottom w:val="single" w:sz="4" w:space="0" w:color="000000"/>
+              <w:right w:val="single" w:sz="4" w:space="0" w:color="000000"/>
+            </w:tcBorders>
+          </w:tcPr>
+          <w:p>
+            <w:pPr>
+              <w:spacing w:after="0"/>
+              <w:ind w:left="0" w:right="69" w:firstLine="0"/>
+              <w:jc w:val="center"/>
+            </w:pPr>
+            <w:r>
+              <w:t>Тип, длина</w:t>
+            </w:r>
+          </w:p>
+        </w:tc>
+        <w:tc>
+          <w:tcPr>
+            <w:tcW w:w="2375" w:type="dxa"/>
+            <w:tcBorders>
+              <w:top w:val="single" w:sz="4" w:space="0" w:color="000000"/>
+              <w:left w:val="single" w:sz="4" w:space="0" w:color="000000"/>
+              <w:bottom w:val="single" w:sz="4" w:space="0" w:color="000000"/>
+              <w:right w:val="single" w:sz="4" w:space="0" w:color="000000"/>
+            </w:tcBorders>
+          </w:tcPr>
+          <w:p>
+            <w:pPr>
+              <w:spacing w:after="0"/>
+              <w:ind w:left="1" w:firstLine="0"/>
+              <w:jc w:val="center"/>
+            </w:pPr>
+            <w:r>
+              <w:t>Примечания</w:t>
+            </w:r>
+          </w:p>
+        </w:tc>
+      </w:tr>
+      <w:tr>
+        <w:trPr>
+          <w:trHeight w:val="907"/>
+        </w:trPr>
+        <w:tc>
+          <w:tcPr>
+            <w:tcW w:w="2385" w:type="dxa"/>
+            <w:tcBorders>
+              <w:top w:val="single" w:sz="4" w:space="0" w:color="000000"/>
+              <w:left w:val="single" w:sz="4" w:space="0" w:color="000000"/>
+              <w:bottom w:val="single" w:sz="4" w:space="0" w:color="000000"/>
+              <w:right w:val="single" w:sz="4" w:space="0" w:color="000000"/>
+            </w:tcBorders>
+          </w:tcPr>
+          <w:p>
+            <w:pPr>
+              <w:pStyle w:val="a9"/>
+            </w:pPr>
+            <w:r>
+              <w:t>Идентификатор навыка</w:t>
+            </w:r>
+          </w:p>
+        </w:tc>
+        <w:tc>
+          <w:tcPr>
+            <w:tcW w:w="2403" w:type="dxa"/>
+            <w:tcBorders>
+              <w:top w:val="single" w:sz="4" w:space="0" w:color="000000"/>
+              <w:left w:val="single" w:sz="4" w:space="0" w:color="000000"/>
+              <w:bottom w:val="single" w:sz="4" w:space="0" w:color="000000"/>
+              <w:right w:val="single" w:sz="4" w:space="0" w:color="000000"/>
+            </w:tcBorders>
+          </w:tcPr>
+          <w:p>
+            <w:pPr>
+              <w:pStyle w:val="a9"/>
+            </w:pPr>
+            <w:proofErr w:type="spellStart"/>
+            <w:r>
+              <w:t>id</w:t>
+            </w:r>
+            <w:proofErr w:type="spellEnd"/>
+          </w:p>
+        </w:tc>
+        <w:tc>
+          <w:tcPr>
+            <w:tcW w:w="2403" w:type="dxa"/>
+            <w:tcBorders>
+              <w:top w:val="single" w:sz="4" w:space="0" w:color="000000"/>
+              <w:left w:val="single" w:sz="4" w:space="0" w:color="000000"/>
+              <w:bottom w:val="single" w:sz="4" w:space="0" w:color="000000"/>
+              <w:right w:val="single" w:sz="4" w:space="0" w:color="000000"/>
+            </w:tcBorders>
+          </w:tcPr>
+          <w:p>
+            <w:pPr>
+              <w:pStyle w:val="a9"/>
+            </w:pPr>
+            <w:r>
+              <w:t>INT</w:t>
+            </w:r>
+          </w:p>
+        </w:tc>
+        <w:tc>
+          <w:tcPr>
+            <w:tcW w:w="2375" w:type="dxa"/>
+            <w:tcBorders>
+              <w:top w:val="single" w:sz="4" w:space="0" w:color="000000"/>
+              <w:left w:val="single" w:sz="4" w:space="0" w:color="000000"/>
+              <w:bottom w:val="single" w:sz="4" w:space="0" w:color="000000"/>
+              <w:right w:val="single" w:sz="4" w:space="0" w:color="000000"/>
+            </w:tcBorders>
+          </w:tcPr>
+          <w:p>
+            <w:pPr>
+              <w:pStyle w:val="a9"/>
+            </w:pPr>
+            <w:r>
+              <w:t>Обязательное поле, первичный ключ</w:t>
+            </w:r>
+          </w:p>
+        </w:tc>
+      </w:tr>
+      <w:tr>
+        <w:trPr>
+          <w:trHeight w:val="676"/>
+        </w:trPr>
+        <w:tc>
+          <w:tcPr>
+            <w:tcW w:w="2385" w:type="dxa"/>
+            <w:tcBorders>
+              <w:top w:val="single" w:sz="4" w:space="0" w:color="000000"/>
+              <w:left w:val="single" w:sz="4" w:space="0" w:color="000000"/>
+              <w:bottom w:val="single" w:sz="4" w:space="0" w:color="000000"/>
+              <w:right w:val="single" w:sz="4" w:space="0" w:color="000000"/>
+            </w:tcBorders>
+          </w:tcPr>
+          <w:p>
+            <w:pPr>
+              <w:pStyle w:val="a9"/>
+            </w:pPr>
+            <w:r>
+              <w:t>Название навыка</w:t>
+            </w:r>
+          </w:p>
+        </w:tc>
+        <w:tc>
+          <w:tcPr>
+            <w:tcW w:w="2403" w:type="dxa"/>
+            <w:tcBorders>
+              <w:top w:val="single" w:sz="4" w:space="0" w:color="000000"/>
+              <w:left w:val="single" w:sz="4" w:space="0" w:color="000000"/>
+              <w:bottom w:val="single" w:sz="4" w:space="0" w:color="000000"/>
+              <w:right w:val="single" w:sz="4" w:space="0" w:color="000000"/>
+            </w:tcBorders>
+          </w:tcPr>
+          <w:p>
+            <w:pPr>
+              <w:pStyle w:val="a9"/>
+            </w:pPr>
+            <w:proofErr w:type="spellStart"/>
+            <w:r>
+              <w:t>name</w:t>
+            </w:r>
+            <w:proofErr w:type="spellEnd"/>
+          </w:p>
+        </w:tc>
+        <w:tc>
+          <w:tcPr>
+            <w:tcW w:w="2403" w:type="dxa"/>
+            <w:tcBorders>
+              <w:top w:val="single" w:sz="4" w:space="0" w:color="000000"/>
+              <w:left w:val="single" w:sz="4" w:space="0" w:color="000000"/>
+              <w:bottom w:val="single" w:sz="4" w:space="0" w:color="000000"/>
+              <w:right w:val="single" w:sz="4" w:space="0" w:color="000000"/>
+            </w:tcBorders>
+          </w:tcPr>
+          <w:p>
+            <w:pPr>
+              <w:pStyle w:val="a9"/>
+            </w:pPr>
+            <w:proofErr w:type="gramStart"/>
+            <w:r>
+              <w:t>VARCHAR(</w:t>
+            </w:r>
+            <w:proofErr w:type="gramEnd"/>
+            <w:r>
+              <w:t>80)</w:t>
+            </w:r>
+          </w:p>
+        </w:tc>
+        <w:tc>
+          <w:tcPr>
+            <w:tcW w:w="2375" w:type="dxa"/>
+            <w:tcBorders>
+              <w:top w:val="single" w:sz="4" w:space="0" w:color="000000"/>
+              <w:left w:val="single" w:sz="4" w:space="0" w:color="000000"/>
+              <w:bottom w:val="single" w:sz="4" w:space="0" w:color="000000"/>
+              <w:right w:val="single" w:sz="4" w:space="0" w:color="000000"/>
+            </w:tcBorders>
+          </w:tcPr>
+          <w:p>
+            <w:pPr>
+              <w:pStyle w:val="a9"/>
+            </w:pPr>
+            <w:r>
+              <w:t>Обязательное поле, уникальное</w:t>
+            </w:r>
+          </w:p>
+        </w:tc>
+      </w:tr>
+      <w:tr>
+        <w:trPr>
+          <w:trHeight w:val="589"/>
+        </w:trPr>
+        <w:tc>
+          <w:tcPr>
+            <w:tcW w:w="2385" w:type="dxa"/>
+            <w:tcBorders>
+              <w:top w:val="single" w:sz="4" w:space="0" w:color="000000"/>
+              <w:left w:val="single" w:sz="4" w:space="0" w:color="000000"/>
+              <w:bottom w:val="single" w:sz="4" w:space="0" w:color="000000"/>
+              <w:right w:val="single" w:sz="4" w:space="0" w:color="000000"/>
+            </w:tcBorders>
+          </w:tcPr>
+          <w:p>
+            <w:pPr>
+              <w:pStyle w:val="a9"/>
+            </w:pPr>
+            <w:r>
+              <w:t>Описание</w:t>
+            </w:r>
+          </w:p>
+        </w:tc>
+        <w:tc>
+          <w:tcPr>
+            <w:tcW w:w="2403" w:type="dxa"/>
+            <w:tcBorders>
+              <w:top w:val="single" w:sz="4" w:space="0" w:color="000000"/>
+              <w:left w:val="single" w:sz="4" w:space="0" w:color="000000"/>
+              <w:bottom w:val="single" w:sz="4" w:space="0" w:color="000000"/>
+              <w:right w:val="single" w:sz="4" w:space="0" w:color="000000"/>
+            </w:tcBorders>
+          </w:tcPr>
+          <w:p>
+            <w:pPr>
+              <w:pStyle w:val="a9"/>
+            </w:pPr>
+            <w:proofErr w:type="spellStart"/>
+            <w:r>
+              <w:t>description</w:t>
+            </w:r>
+            <w:proofErr w:type="spellEnd"/>
+          </w:p>
+        </w:tc>
+        <w:tc>
+          <w:tcPr>
+            <w:tcW w:w="2403" w:type="dxa"/>
+            <w:tcBorders>
+              <w:top w:val="single" w:sz="4" w:space="0" w:color="000000"/>
+              <w:left w:val="single" w:sz="4" w:space="0" w:color="000000"/>
+              <w:bottom w:val="single" w:sz="4" w:space="0" w:color="000000"/>
+              <w:right w:val="single" w:sz="4" w:space="0" w:color="000000"/>
+            </w:tcBorders>
+          </w:tcPr>
+          <w:p>
+            <w:pPr>
+              <w:pStyle w:val="a9"/>
+              <w:rPr>
+                <w:lang w:val="en-US"/>
+              </w:rPr>
+            </w:pPr>
+            <w:r>
+              <w:t>TEXT</w:t>
+            </w:r>
+          </w:p>
+        </w:tc>
+        <w:tc>
+          <w:tcPr>
+            <w:tcW w:w="2375" w:type="dxa"/>
+            <w:tcBorders>
+              <w:top w:val="single" w:sz="4" w:space="0" w:color="000000"/>
+              <w:left w:val="single" w:sz="4" w:space="0" w:color="000000"/>
+              <w:bottom w:val="single" w:sz="4" w:space="0" w:color="000000"/>
+              <w:right w:val="single" w:sz="4" w:space="0" w:color="000000"/>
+            </w:tcBorders>
+          </w:tcPr>
+          <w:p>
+            <w:pPr>
+              <w:pStyle w:val="a9"/>
+            </w:pPr>
+            <w:r>
+              <w:t>Необязательное поле</w:t>
+            </w:r>
+          </w:p>
+        </w:tc>
+      </w:tr>
+    </w:tbl>
+    <w:p>
+      <w:pPr>
+        <w:pStyle w:val="11"/>
+      </w:pPr>
+      <w:r>
+        <w:t>Таблица 1.</w:t>
+      </w:r>
+      <w:r>
+        <w:t>7</w:t>
+      </w:r>
+      <w:r>
+        <w:t>.</w:t>
+      </w:r>
+      <w:r>
+        <w:t>1</w:t>
+      </w:r>
+      <w:r>
+        <w:t>1</w:t>
+      </w:r>
+      <w:r>
+        <w:t xml:space="preserve"> – </w:t>
+      </w:r>
+      <w:r>
+        <w:rPr>
+          <w:lang w:val="en-US"/>
+        </w:rPr>
+        <w:t>Regions (</w:t>
+      </w:r>
+      <w:proofErr w:type="spellStart"/>
+      <w:r>
+        <w:rPr>
+          <w:lang w:val="en-US"/>
+        </w:rPr>
+        <w:t>Регионы</w:t>
+      </w:r>
+      <w:proofErr w:type="spellEnd"/>
+      <w:r>
+        <w:rPr>
+          <w:lang w:val="en-US"/>
+        </w:rPr>
+        <w:t>)</w:t>
+      </w:r>
+    </w:p>
+    <w:tbl>
+      <w:tblPr>
+        <w:tblStyle w:val="TableGrid"/>
+        <w:tblW w:w="9566" w:type="dxa"/>
+        <w:tblInd w:w="-101" w:type="dxa"/>
+        <w:tblLayout w:type="fixed"/>
+        <w:tblCellMar>
+          <w:top w:w="19" w:type="dxa"/>
+          <w:left w:w="175" w:type="dxa"/>
+          <w:right w:w="104" w:type="dxa"/>
+        </w:tblCellMar>
+        <w:tblLook w:val="04A0" w:firstRow="1" w:lastRow="0" w:firstColumn="1" w:lastColumn="0" w:noHBand="0" w:noVBand="1"/>
+      </w:tblPr>
+      <w:tblGrid>
+        <w:gridCol w:w="2385"/>
+        <w:gridCol w:w="2403"/>
+        <w:gridCol w:w="2403"/>
+        <w:gridCol w:w="2375"/>
+      </w:tblGrid>
+      <w:tr>
+        <w:trPr>
+          <w:trHeight w:val="280"/>
+        </w:trPr>
+        <w:tc>
+          <w:tcPr>
+            <w:tcW w:w="2385" w:type="dxa"/>
+            <w:tcBorders>
+              <w:top w:val="single" w:sz="4" w:space="0" w:color="000000"/>
+              <w:left w:val="single" w:sz="4" w:space="0" w:color="000000"/>
+              <w:bottom w:val="single" w:sz="4" w:space="0" w:color="000000"/>
+              <w:right w:val="single" w:sz="4" w:space="0" w:color="000000"/>
+            </w:tcBorders>
+          </w:tcPr>
+          <w:p>
+            <w:pPr>
+              <w:spacing w:after="0"/>
+              <w:ind w:left="0" w:firstLine="0"/>
+              <w:jc w:val="center"/>
+            </w:pPr>
+            <w:r>
+              <w:t>Содержание поля</w:t>
+            </w:r>
+          </w:p>
+        </w:tc>
+        <w:tc>
+          <w:tcPr>
+            <w:tcW w:w="2403" w:type="dxa"/>
+            <w:tcBorders>
+              <w:top w:val="single" w:sz="4" w:space="0" w:color="000000"/>
+              <w:left w:val="single" w:sz="4" w:space="0" w:color="000000"/>
+              <w:bottom w:val="single" w:sz="4" w:space="0" w:color="000000"/>
+              <w:right w:val="single" w:sz="4" w:space="0" w:color="000000"/>
+            </w:tcBorders>
+          </w:tcPr>
+          <w:p>
+            <w:pPr>
+              <w:spacing w:after="0"/>
+              <w:ind w:left="0" w:firstLine="0"/>
+              <w:jc w:val="center"/>
+            </w:pPr>
+            <w:r>
+              <w:t>Имя поля</w:t>
+            </w:r>
+          </w:p>
+        </w:tc>
+        <w:tc>
+          <w:tcPr>
+            <w:tcW w:w="2403" w:type="dxa"/>
+            <w:tcBorders>
+              <w:top w:val="single" w:sz="4" w:space="0" w:color="000000"/>
+              <w:left w:val="single" w:sz="4" w:space="0" w:color="000000"/>
+              <w:bottom w:val="single" w:sz="4" w:space="0" w:color="000000"/>
+              <w:right w:val="single" w:sz="4" w:space="0" w:color="000000"/>
+            </w:tcBorders>
+          </w:tcPr>
+          <w:p>
+            <w:pPr>
+              <w:spacing w:after="0"/>
+              <w:ind w:left="0" w:right="69" w:firstLine="0"/>
+              <w:jc w:val="center"/>
+            </w:pPr>
+            <w:r>
+              <w:t>Тип, длина</w:t>
+            </w:r>
+          </w:p>
+        </w:tc>
+        <w:tc>
+          <w:tcPr>
+            <w:tcW w:w="2375" w:type="dxa"/>
+            <w:tcBorders>
+              <w:top w:val="single" w:sz="4" w:space="0" w:color="000000"/>
+              <w:left w:val="single" w:sz="4" w:space="0" w:color="000000"/>
+              <w:bottom w:val="single" w:sz="4" w:space="0" w:color="000000"/>
+              <w:right w:val="single" w:sz="4" w:space="0" w:color="000000"/>
+            </w:tcBorders>
+          </w:tcPr>
+          <w:p>
+            <w:pPr>
+              <w:spacing w:after="0"/>
+              <w:ind w:left="1" w:firstLine="0"/>
+              <w:jc w:val="center"/>
+            </w:pPr>
+            <w:r>
+              <w:t>Примечания</w:t>
+            </w:r>
+          </w:p>
+        </w:tc>
+      </w:tr>
+      <w:tr>
+        <w:trPr>
+          <w:trHeight w:val="907"/>
+        </w:trPr>
+        <w:tc>
+          <w:tcPr>
+            <w:tcW w:w="2385" w:type="dxa"/>
+            <w:tcBorders>
+              <w:top w:val="single" w:sz="4" w:space="0" w:color="000000"/>
+              <w:left w:val="single" w:sz="4" w:space="0" w:color="000000"/>
+              <w:bottom w:val="single" w:sz="4" w:space="0" w:color="000000"/>
+              <w:right w:val="single" w:sz="4" w:space="0" w:color="000000"/>
+            </w:tcBorders>
+          </w:tcPr>
+          <w:p>
+            <w:pPr>
+              <w:pStyle w:val="a9"/>
+            </w:pPr>
+            <w:r>
+              <w:t>Идентификатор региона</w:t>
+            </w:r>
+          </w:p>
+        </w:tc>
+        <w:tc>
+          <w:tcPr>
+            <w:tcW w:w="2403" w:type="dxa"/>
+            <w:tcBorders>
+              <w:top w:val="single" w:sz="4" w:space="0" w:color="000000"/>
+              <w:left w:val="single" w:sz="4" w:space="0" w:color="000000"/>
+              <w:bottom w:val="single" w:sz="4" w:space="0" w:color="000000"/>
+              <w:right w:val="single" w:sz="4" w:space="0" w:color="000000"/>
+            </w:tcBorders>
+          </w:tcPr>
+          <w:p>
+            <w:pPr>
+              <w:pStyle w:val="a9"/>
+            </w:pPr>
+            <w:proofErr w:type="spellStart"/>
+            <w:r>
+              <w:t>id</w:t>
+            </w:r>
+            <w:proofErr w:type="spellEnd"/>
+          </w:p>
+        </w:tc>
+        <w:tc>
+          <w:tcPr>
+            <w:tcW w:w="2403" w:type="dxa"/>
+            <w:tcBorders>
+              <w:top w:val="single" w:sz="4" w:space="0" w:color="000000"/>
+              <w:left w:val="single" w:sz="4" w:space="0" w:color="000000"/>
+              <w:bottom w:val="single" w:sz="4" w:space="0" w:color="000000"/>
+              <w:right w:val="single" w:sz="4" w:space="0" w:color="000000"/>
+            </w:tcBorders>
+          </w:tcPr>
+          <w:p>
+            <w:pPr>
+              <w:pStyle w:val="a9"/>
+            </w:pPr>
+            <w:r>
+              <w:t>INT</w:t>
+            </w:r>
+          </w:p>
+        </w:tc>
+        <w:tc>
+          <w:tcPr>
+            <w:tcW w:w="2375" w:type="dxa"/>
+            <w:tcBorders>
+              <w:top w:val="single" w:sz="4" w:space="0" w:color="000000"/>
+              <w:left w:val="single" w:sz="4" w:space="0" w:color="000000"/>
+              <w:bottom w:val="single" w:sz="4" w:space="0" w:color="000000"/>
+              <w:right w:val="single" w:sz="4" w:space="0" w:color="000000"/>
+            </w:tcBorders>
+          </w:tcPr>
+          <w:p>
+            <w:pPr>
+              <w:pStyle w:val="a9"/>
+            </w:pPr>
+            <w:r>
+              <w:t>Обязательное поле, первичный ключ</w:t>
+            </w:r>
+          </w:p>
+        </w:tc>
+      </w:tr>
+      <w:tr>
+        <w:trPr>
+          <w:trHeight w:val="671"/>
+        </w:trPr>
+        <w:tc>
+          <w:tcPr>
+            <w:tcW w:w="2385" w:type="dxa"/>
+            <w:tcBorders>
+              <w:top w:val="single" w:sz="4" w:space="0" w:color="000000"/>
+              <w:left w:val="single" w:sz="4" w:space="0" w:color="000000"/>
+              <w:bottom w:val="single" w:sz="4" w:space="0" w:color="000000"/>
+              <w:right w:val="single" w:sz="4" w:space="0" w:color="000000"/>
+            </w:tcBorders>
+          </w:tcPr>
+          <w:p>
+            <w:pPr>
+              <w:pStyle w:val="a9"/>
+            </w:pPr>
+            <w:r>
+              <w:t>Название региона</w:t>
+            </w:r>
+          </w:p>
+        </w:tc>
+        <w:tc>
+          <w:tcPr>
+            <w:tcW w:w="2403" w:type="dxa"/>
+            <w:tcBorders>
+              <w:top w:val="single" w:sz="4" w:space="0" w:color="000000"/>
+              <w:left w:val="single" w:sz="4" w:space="0" w:color="000000"/>
+              <w:bottom w:val="single" w:sz="4" w:space="0" w:color="000000"/>
+              <w:right w:val="single" w:sz="4" w:space="0" w:color="000000"/>
+            </w:tcBorders>
+          </w:tcPr>
+          <w:p>
+            <w:pPr>
+              <w:pStyle w:val="a9"/>
+            </w:pPr>
+            <w:proofErr w:type="spellStart"/>
+            <w:r>
+              <w:t>name</w:t>
+            </w:r>
+            <w:proofErr w:type="spellEnd"/>
+          </w:p>
+        </w:tc>
+        <w:tc>
+          <w:tcPr>
+            <w:tcW w:w="2403" w:type="dxa"/>
+            <w:tcBorders>
+              <w:top w:val="single" w:sz="4" w:space="0" w:color="000000"/>
+              <w:left w:val="single" w:sz="4" w:space="0" w:color="000000"/>
+              <w:bottom w:val="single" w:sz="4" w:space="0" w:color="000000"/>
+              <w:right w:val="single" w:sz="4" w:space="0" w:color="000000"/>
+            </w:tcBorders>
+          </w:tcPr>
+          <w:p>
+            <w:pPr>
+              <w:pStyle w:val="a9"/>
+            </w:pPr>
+            <w:proofErr w:type="gramStart"/>
+            <w:r>
+              <w:t>VARCHAR(</w:t>
+            </w:r>
+            <w:proofErr w:type="gramEnd"/>
+            <w:r>
+              <w:t>80)</w:t>
+            </w:r>
+          </w:p>
+        </w:tc>
+        <w:tc>
+          <w:tcPr>
+            <w:tcW w:w="2375" w:type="dxa"/>
+            <w:tcBorders>
+              <w:top w:val="single" w:sz="4" w:space="0" w:color="000000"/>
+              <w:left w:val="single" w:sz="4" w:space="0" w:color="000000"/>
+              <w:bottom w:val="single" w:sz="4" w:space="0" w:color="000000"/>
+              <w:right w:val="single" w:sz="4" w:space="0" w:color="000000"/>
+            </w:tcBorders>
+          </w:tcPr>
+          <w:p>
+            <w:pPr>
+              <w:pStyle w:val="a9"/>
+            </w:pPr>
+            <w:r>
+              <w:t>Обязательное поле, уникальное</w:t>
+            </w:r>
+          </w:p>
+        </w:tc>
+      </w:tr>
+    </w:tbl>
+    <w:p>
+      <w:pPr>
+        <w:pStyle w:val="11"/>
+      </w:pPr>
+      <w:r>
+        <w:t>Таблица 1.</w:t>
+      </w:r>
+      <w:r>
+        <w:t>7</w:t>
+      </w:r>
+      <w:r>
+        <w:t>.</w:t>
+      </w:r>
+      <w:r>
+        <w:t>12</w:t>
+      </w:r>
+      <w:r>
+        <w:t xml:space="preserve"> –</w:t>
+      </w:r>
+      <w:r>
+        <w:t xml:space="preserve"> </w:t>
+      </w:r>
+      <w:r>
+        <w:rPr>
+          <w:lang w:val="en-US"/>
+        </w:rPr>
+        <w:t>Locations (</w:t>
+      </w:r>
+      <w:proofErr w:type="spellStart"/>
+      <w:r>
+        <w:rPr>
+          <w:lang w:val="en-US"/>
+        </w:rPr>
+        <w:t>Локации</w:t>
+      </w:r>
+      <w:proofErr w:type="spellEnd"/>
+      <w:r>
+        <w:rPr>
+          <w:lang w:val="en-US"/>
+        </w:rPr>
+        <w:t>)</w:t>
+      </w:r>
+    </w:p>
+    <w:tbl>
+      <w:tblPr>
+        <w:tblStyle w:val="TableGrid"/>
+        <w:tblW w:w="9566" w:type="dxa"/>
+        <w:tblInd w:w="-101" w:type="dxa"/>
+        <w:tblLayout w:type="fixed"/>
+        <w:tblCellMar>
+          <w:top w:w="19" w:type="dxa"/>
+          <w:left w:w="175" w:type="dxa"/>
+          <w:right w:w="104" w:type="dxa"/>
+        </w:tblCellMar>
+        <w:tblLook w:val="04A0" w:firstRow="1" w:lastRow="0" w:firstColumn="1" w:lastColumn="0" w:noHBand="0" w:noVBand="1"/>
+      </w:tblPr>
+      <w:tblGrid>
+        <w:gridCol w:w="2385"/>
+        <w:gridCol w:w="2403"/>
+        <w:gridCol w:w="2403"/>
+        <w:gridCol w:w="2375"/>
+      </w:tblGrid>
+      <w:tr>
+        <w:trPr>
+          <w:trHeight w:val="199"/>
+        </w:trPr>
+        <w:tc>
+          <w:tcPr>
+            <w:tcW w:w="2385" w:type="dxa"/>
+            <w:tcBorders>
+              <w:top w:val="single" w:sz="4" w:space="0" w:color="000000"/>
+              <w:left w:val="single" w:sz="4" w:space="0" w:color="000000"/>
+              <w:bottom w:val="single" w:sz="4" w:space="0" w:color="000000"/>
+              <w:right w:val="single" w:sz="4" w:space="0" w:color="000000"/>
+            </w:tcBorders>
+          </w:tcPr>
+          <w:p>
+            <w:pPr>
+              <w:spacing w:after="0"/>
+              <w:ind w:left="0" w:firstLine="0"/>
+              <w:jc w:val="center"/>
+            </w:pPr>
+            <w:r>
+              <w:t>Содержание поля</w:t>
+            </w:r>
+          </w:p>
+        </w:tc>
+        <w:tc>
+          <w:tcPr>
+            <w:tcW w:w="2403" w:type="dxa"/>
+            <w:tcBorders>
+              <w:top w:val="single" w:sz="4" w:space="0" w:color="000000"/>
+              <w:left w:val="single" w:sz="4" w:space="0" w:color="000000"/>
+              <w:bottom w:val="single" w:sz="4" w:space="0" w:color="000000"/>
+              <w:right w:val="single" w:sz="4" w:space="0" w:color="000000"/>
+            </w:tcBorders>
+          </w:tcPr>
+          <w:p>
+            <w:pPr>
+              <w:spacing w:after="0"/>
+              <w:ind w:left="0" w:firstLine="0"/>
+              <w:jc w:val="center"/>
+            </w:pPr>
+            <w:r>
+              <w:t>Имя поля</w:t>
+            </w:r>
+          </w:p>
+        </w:tc>
+        <w:tc>
+          <w:tcPr>
+            <w:tcW w:w="2403" w:type="dxa"/>
+            <w:tcBorders>
+              <w:top w:val="single" w:sz="4" w:space="0" w:color="000000"/>
+              <w:left w:val="single" w:sz="4" w:space="0" w:color="000000"/>
+              <w:bottom w:val="single" w:sz="4" w:space="0" w:color="000000"/>
+              <w:right w:val="single" w:sz="4" w:space="0" w:color="000000"/>
+            </w:tcBorders>
+          </w:tcPr>
+          <w:p>
+            <w:pPr>
+              <w:spacing w:after="0"/>
+              <w:ind w:left="0" w:right="69" w:firstLine="0"/>
+              <w:jc w:val="center"/>
+            </w:pPr>
+            <w:r>
+              <w:t>Тип, длина</w:t>
+            </w:r>
+          </w:p>
+        </w:tc>
+        <w:tc>
+          <w:tcPr>
+            <w:tcW w:w="2375" w:type="dxa"/>
+            <w:tcBorders>
+              <w:top w:val="single" w:sz="4" w:space="0" w:color="000000"/>
+              <w:left w:val="single" w:sz="4" w:space="0" w:color="000000"/>
+              <w:bottom w:val="single" w:sz="4" w:space="0" w:color="000000"/>
+              <w:right w:val="single" w:sz="4" w:space="0" w:color="000000"/>
+            </w:tcBorders>
+          </w:tcPr>
+          <w:p>
+            <w:pPr>
+              <w:spacing w:after="0"/>
+              <w:ind w:left="1" w:firstLine="0"/>
+              <w:jc w:val="center"/>
+            </w:pPr>
+            <w:r>
+              <w:t>Примечания</w:t>
+            </w:r>
+          </w:p>
+        </w:tc>
+      </w:tr>
+      <w:tr>
+        <w:trPr>
+          <w:trHeight w:val="907"/>
+        </w:trPr>
+        <w:tc>
+          <w:tcPr>
+            <w:tcW w:w="2385" w:type="dxa"/>
+            <w:tcBorders>
+              <w:top w:val="single" w:sz="4" w:space="0" w:color="000000"/>
+              <w:left w:val="single" w:sz="4" w:space="0" w:color="000000"/>
+              <w:bottom w:val="single" w:sz="4" w:space="0" w:color="000000"/>
+              <w:right w:val="single" w:sz="4" w:space="0" w:color="000000"/>
+            </w:tcBorders>
+          </w:tcPr>
+          <w:p>
+            <w:pPr>
+              <w:pStyle w:val="a9"/>
+            </w:pPr>
+            <w:r>
+              <w:t>Идентификатор локации</w:t>
+            </w:r>
+          </w:p>
+        </w:tc>
+        <w:tc>
+          <w:tcPr>
+            <w:tcW w:w="2403" w:type="dxa"/>
+            <w:tcBorders>
+              <w:top w:val="single" w:sz="4" w:space="0" w:color="000000"/>
+              <w:left w:val="single" w:sz="4" w:space="0" w:color="000000"/>
+              <w:bottom w:val="single" w:sz="4" w:space="0" w:color="000000"/>
+              <w:right w:val="single" w:sz="4" w:space="0" w:color="000000"/>
+            </w:tcBorders>
+          </w:tcPr>
+          <w:p>
+            <w:pPr>
+              <w:pStyle w:val="a9"/>
+            </w:pPr>
+            <w:proofErr w:type="spellStart"/>
+            <w:r>
+              <w:t>id</w:t>
+            </w:r>
+            <w:proofErr w:type="spellEnd"/>
+          </w:p>
+        </w:tc>
+        <w:tc>
+          <w:tcPr>
+            <w:tcW w:w="2403" w:type="dxa"/>
+            <w:tcBorders>
+              <w:top w:val="single" w:sz="4" w:space="0" w:color="000000"/>
+              <w:left w:val="single" w:sz="4" w:space="0" w:color="000000"/>
+              <w:bottom w:val="single" w:sz="4" w:space="0" w:color="000000"/>
+              <w:right w:val="single" w:sz="4" w:space="0" w:color="000000"/>
+            </w:tcBorders>
+          </w:tcPr>
+          <w:p>
+            <w:pPr>
+              <w:pStyle w:val="a9"/>
+            </w:pPr>
+            <w:r>
+              <w:t>INT</w:t>
+            </w:r>
+          </w:p>
+        </w:tc>
+        <w:tc>
+          <w:tcPr>
+            <w:tcW w:w="2375" w:type="dxa"/>
+            <w:tcBorders>
+              <w:top w:val="single" w:sz="4" w:space="0" w:color="000000"/>
+              <w:left w:val="single" w:sz="4" w:space="0" w:color="000000"/>
+              <w:bottom w:val="single" w:sz="4" w:space="0" w:color="000000"/>
+              <w:right w:val="single" w:sz="4" w:space="0" w:color="000000"/>
+            </w:tcBorders>
+          </w:tcPr>
+          <w:p>
+            <w:pPr>
+              <w:pStyle w:val="a9"/>
+            </w:pPr>
+            <w:r>
+              <w:t>Обязательное поле, первичный ключ</w:t>
+            </w:r>
+          </w:p>
+        </w:tc>
+      </w:tr>
+      <w:tr>
+        <w:trPr>
+          <w:trHeight w:val="671"/>
+        </w:trPr>
+        <w:tc>
+          <w:tcPr>
+            <w:tcW w:w="2385" w:type="dxa"/>
+            <w:tcBorders>
+              <w:top w:val="single" w:sz="4" w:space="0" w:color="000000"/>
+              <w:left w:val="single" w:sz="4" w:space="0" w:color="000000"/>
+              <w:bottom w:val="single" w:sz="4" w:space="0" w:color="000000"/>
+              <w:right w:val="single" w:sz="4" w:space="0" w:color="000000"/>
+            </w:tcBorders>
+          </w:tcPr>
+          <w:p>
+            <w:pPr>
+              <w:pStyle w:val="a9"/>
+            </w:pPr>
+            <w:r>
+              <w:t>Идентификатор региона</w:t>
+            </w:r>
+          </w:p>
+        </w:tc>
+        <w:tc>
+          <w:tcPr>
+            <w:tcW w:w="2403" w:type="dxa"/>
+            <w:tcBorders>
+              <w:top w:val="single" w:sz="4" w:space="0" w:color="000000"/>
+              <w:left w:val="single" w:sz="4" w:space="0" w:color="000000"/>
+              <w:bottom w:val="single" w:sz="4" w:space="0" w:color="000000"/>
+              <w:right w:val="single" w:sz="4" w:space="0" w:color="000000"/>
+            </w:tcBorders>
+          </w:tcPr>
+          <w:p>
+            <w:pPr>
+              <w:pStyle w:val="a9"/>
+            </w:pPr>
+            <w:proofErr w:type="spellStart"/>
+            <w:r>
+              <w:t>region_id</w:t>
+            </w:r>
+            <w:proofErr w:type="spellEnd"/>
+          </w:p>
+        </w:tc>
+        <w:tc>
+          <w:tcPr>
+            <w:tcW w:w="2403" w:type="dxa"/>
+            <w:tcBorders>
+              <w:top w:val="single" w:sz="4" w:space="0" w:color="000000"/>
+              <w:left w:val="single" w:sz="4" w:space="0" w:color="000000"/>
+              <w:bottom w:val="single" w:sz="4" w:space="0" w:color="000000"/>
+              <w:right w:val="single" w:sz="4" w:space="0" w:color="000000"/>
+            </w:tcBorders>
+          </w:tcPr>
+          <w:p>
+            <w:pPr>
+              <w:pStyle w:val="a9"/>
+            </w:pPr>
+            <w:r>
+              <w:t>INT</w:t>
+            </w:r>
+          </w:p>
+        </w:tc>
+        <w:tc>
+          <w:tcPr>
+            <w:tcW w:w="2375" w:type="dxa"/>
+            <w:tcBorders>
+              <w:top w:val="single" w:sz="4" w:space="0" w:color="000000"/>
+              <w:left w:val="single" w:sz="4" w:space="0" w:color="000000"/>
+              <w:bottom w:val="single" w:sz="4" w:space="0" w:color="000000"/>
+              <w:right w:val="single" w:sz="4" w:space="0" w:color="000000"/>
+            </w:tcBorders>
+          </w:tcPr>
+          <w:p>
+            <w:pPr>
+              <w:pStyle w:val="a9"/>
+            </w:pPr>
+            <w:r>
+              <w:t xml:space="preserve">Обязательное поле, внешний ключ (к </w:t>
+            </w:r>
+            <w:proofErr w:type="spellStart"/>
+            <w:r>
+              <w:t>Regions</w:t>
+            </w:r>
+            <w:proofErr w:type="spellEnd"/>
+            <w:r>
+              <w:t>)</w:t>
+            </w:r>
+          </w:p>
+        </w:tc>
+      </w:tr>
+      <w:tr>
+        <w:trPr>
+          <w:trHeight w:val="354"/>
+        </w:trPr>
+        <w:tc>
+          <w:tcPr>
+            <w:tcW w:w="2385" w:type="dxa"/>
+            <w:tcBorders>
+              <w:top w:val="single" w:sz="4" w:space="0" w:color="000000"/>
+              <w:left w:val="single" w:sz="4" w:space="0" w:color="000000"/>
+              <w:bottom w:val="single" w:sz="4" w:space="0" w:color="000000"/>
+              <w:right w:val="single" w:sz="4" w:space="0" w:color="000000"/>
+            </w:tcBorders>
+          </w:tcPr>
+          <w:p>
+            <w:pPr>
+              <w:pStyle w:val="a9"/>
+            </w:pPr>
+            <w:r>
+              <w:t>Название локации</w:t>
+            </w:r>
+          </w:p>
+        </w:tc>
+        <w:tc>
+          <w:tcPr>
+            <w:tcW w:w="2403" w:type="dxa"/>
+            <w:tcBorders>
+              <w:top w:val="single" w:sz="4" w:space="0" w:color="000000"/>
+              <w:left w:val="single" w:sz="4" w:space="0" w:color="000000"/>
+              <w:bottom w:val="single" w:sz="4" w:space="0" w:color="000000"/>
+              <w:right w:val="single" w:sz="4" w:space="0" w:color="000000"/>
+            </w:tcBorders>
+          </w:tcPr>
+          <w:p>
+            <w:pPr>
+              <w:pStyle w:val="a9"/>
+            </w:pPr>
+            <w:proofErr w:type="spellStart"/>
+            <w:r>
+              <w:t>name</w:t>
+            </w:r>
+            <w:proofErr w:type="spellEnd"/>
+          </w:p>
+        </w:tc>
+        <w:tc>
+          <w:tcPr>
+            <w:tcW w:w="2403" w:type="dxa"/>
+            <w:tcBorders>
+              <w:top w:val="single" w:sz="4" w:space="0" w:color="000000"/>
+              <w:left w:val="single" w:sz="4" w:space="0" w:color="000000"/>
+              <w:bottom w:val="single" w:sz="4" w:space="0" w:color="000000"/>
+              <w:right w:val="single" w:sz="4" w:space="0" w:color="000000"/>
+            </w:tcBorders>
+          </w:tcPr>
+          <w:p>
+            <w:pPr>
+              <w:pStyle w:val="a9"/>
+              <w:rPr>
+                <w:lang w:val="en-US"/>
+              </w:rPr>
+            </w:pPr>
+            <w:proofErr w:type="gramStart"/>
+            <w:r>
+              <w:t>VARCHAR(</w:t>
+            </w:r>
+            <w:proofErr w:type="gramEnd"/>
+            <w:r>
+              <w:t>80)</w:t>
+            </w:r>
+          </w:p>
+        </w:tc>
+        <w:tc>
+          <w:tcPr>
+            <w:tcW w:w="2375" w:type="dxa"/>
+            <w:tcBorders>
+              <w:top w:val="single" w:sz="4" w:space="0" w:color="000000"/>
+              <w:left w:val="single" w:sz="4" w:space="0" w:color="000000"/>
+              <w:bottom w:val="single" w:sz="4" w:space="0" w:color="000000"/>
+              <w:right w:val="single" w:sz="4" w:space="0" w:color="000000"/>
+            </w:tcBorders>
+          </w:tcPr>
+          <w:p>
+            <w:pPr>
+              <w:pStyle w:val="a9"/>
+            </w:pPr>
+            <w:r>
+              <w:t>Обязательное поле</w:t>
+            </w:r>
+          </w:p>
+        </w:tc>
+      </w:tr>
+      <w:tr>
+        <w:trPr>
+          <w:trHeight w:val="572"/>
+        </w:trPr>
+        <w:tc>
+          <w:tcPr>
+            <w:tcW w:w="2385" w:type="dxa"/>
+            <w:tcBorders>
+              <w:top w:val="single" w:sz="4" w:space="0" w:color="000000"/>
+              <w:left w:val="single" w:sz="4" w:space="0" w:color="000000"/>
+              <w:bottom w:val="single" w:sz="4" w:space="0" w:color="000000"/>
+              <w:right w:val="single" w:sz="4" w:space="0" w:color="000000"/>
+            </w:tcBorders>
+          </w:tcPr>
+          <w:p>
+            <w:pPr>
+              <w:pStyle w:val="a9"/>
+            </w:pPr>
+            <w:r>
+              <w:t>Описание</w:t>
+            </w:r>
+          </w:p>
+        </w:tc>
+        <w:tc>
+          <w:tcPr>
+            <w:tcW w:w="2403" w:type="dxa"/>
+            <w:tcBorders>
+              <w:top w:val="single" w:sz="4" w:space="0" w:color="000000"/>
+              <w:left w:val="single" w:sz="4" w:space="0" w:color="000000"/>
+              <w:bottom w:val="single" w:sz="4" w:space="0" w:color="000000"/>
+              <w:right w:val="single" w:sz="4" w:space="0" w:color="000000"/>
+            </w:tcBorders>
+          </w:tcPr>
+          <w:p>
+            <w:pPr>
+              <w:pStyle w:val="a9"/>
+            </w:pPr>
+            <w:proofErr w:type="spellStart"/>
+            <w:r>
+              <w:t>description</w:t>
+            </w:r>
+            <w:proofErr w:type="spellEnd"/>
+          </w:p>
+        </w:tc>
+        <w:tc>
+          <w:tcPr>
+            <w:tcW w:w="2403" w:type="dxa"/>
+            <w:tcBorders>
+              <w:top w:val="single" w:sz="4" w:space="0" w:color="000000"/>
+              <w:left w:val="single" w:sz="4" w:space="0" w:color="000000"/>
+              <w:bottom w:val="single" w:sz="4" w:space="0" w:color="000000"/>
+              <w:right w:val="single" w:sz="4" w:space="0" w:color="000000"/>
+            </w:tcBorders>
+          </w:tcPr>
+          <w:p>
+            <w:pPr>
+              <w:pStyle w:val="a9"/>
+            </w:pPr>
+            <w:r>
+              <w:t>TEXT</w:t>
+            </w:r>
+          </w:p>
+        </w:tc>
+        <w:tc>
+          <w:tcPr>
+            <w:tcW w:w="2375" w:type="dxa"/>
+            <w:tcBorders>
+              <w:top w:val="single" w:sz="4" w:space="0" w:color="000000"/>
+              <w:left w:val="single" w:sz="4" w:space="0" w:color="000000"/>
+              <w:bottom w:val="single" w:sz="4" w:space="0" w:color="000000"/>
+              <w:right w:val="single" w:sz="4" w:space="0" w:color="000000"/>
+            </w:tcBorders>
+          </w:tcPr>
+          <w:p>
+            <w:pPr>
+              <w:pStyle w:val="a9"/>
+            </w:pPr>
+            <w:r>
+              <w:t>Необязательное поле</w:t>
+            </w:r>
+          </w:p>
+        </w:tc>
+      </w:tr>
+    </w:tbl>
+    <w:p>
+      <w:pPr>
+        <w:spacing w:after="160" w:line="278" w:lineRule="auto"/>
+        <w:ind w:left="0" w:firstLine="0"/>
+        <w:jc w:val="left"/>
+      </w:pPr>
+      <w:r>
+        <w:br w:type="page"/>
+      </w:r>
+    </w:p>
+    <w:p>
+      <w:pPr>
+        <w:pStyle w:val="11"/>
+      </w:pPr>
+      <w:r>
+        <w:lastRenderedPageBreak/>
+        <w:t>Таблица 1.</w:t>
+      </w:r>
+      <w:r>
+        <w:t>7</w:t>
+      </w:r>
+      <w:r>
+        <w:t>.</w:t>
+      </w:r>
+      <w:r>
+        <w:t>1</w:t>
+      </w:r>
+      <w:r>
+        <w:t>3</w:t>
+      </w:r>
+      <w:r>
+        <w:t xml:space="preserve"> –</w:t>
+      </w:r>
+      <w:r>
+        <w:t xml:space="preserve"> </w:t>
+      </w:r>
+      <w:proofErr w:type="spellStart"/>
+      <w:r>
+        <w:rPr>
+          <w:lang w:val="en-US"/>
+        </w:rPr>
+        <w:t>Creature_types</w:t>
+      </w:r>
+      <w:proofErr w:type="spellEnd"/>
+      <w:r>
+        <w:rPr>
+          <w:lang w:val="en-US"/>
+        </w:rPr>
+        <w:t xml:space="preserve"> (</w:t>
+      </w:r>
+      <w:proofErr w:type="spellStart"/>
+      <w:r>
+        <w:rPr>
+          <w:lang w:val="en-US"/>
+        </w:rPr>
+        <w:t>Виды</w:t>
+      </w:r>
+      <w:proofErr w:type="spellEnd"/>
+      <w:r>
+        <w:rPr>
+          <w:lang w:val="en-US"/>
+        </w:rPr>
+        <w:t xml:space="preserve"> </w:t>
+      </w:r>
+      <w:proofErr w:type="spellStart"/>
+      <w:r>
+        <w:rPr>
+          <w:lang w:val="en-US"/>
+        </w:rPr>
+        <w:t>существ</w:t>
+      </w:r>
+      <w:proofErr w:type="spellEnd"/>
+      <w:r>
+        <w:rPr>
+          <w:lang w:val="en-US"/>
+        </w:rPr>
+        <w:t>)</w:t>
+      </w:r>
+    </w:p>
+    <w:tbl>
+      <w:tblPr>
+        <w:tblStyle w:val="TableGrid"/>
+        <w:tblW w:w="9566" w:type="dxa"/>
+        <w:tblInd w:w="-101" w:type="dxa"/>
+        <w:tblLayout w:type="fixed"/>
+        <w:tblCellMar>
+          <w:top w:w="19" w:type="dxa"/>
+          <w:left w:w="175" w:type="dxa"/>
+          <w:right w:w="104" w:type="dxa"/>
+        </w:tblCellMar>
+        <w:tblLook w:val="04A0" w:firstRow="1" w:lastRow="0" w:firstColumn="1" w:lastColumn="0" w:noHBand="0" w:noVBand="1"/>
+      </w:tblPr>
+      <w:tblGrid>
+        <w:gridCol w:w="2385"/>
+        <w:gridCol w:w="2403"/>
+        <w:gridCol w:w="2403"/>
+        <w:gridCol w:w="2375"/>
+      </w:tblGrid>
+      <w:tr>
+        <w:trPr>
+          <w:trHeight w:val="199"/>
+        </w:trPr>
+        <w:tc>
+          <w:tcPr>
+            <w:tcW w:w="2385" w:type="dxa"/>
+            <w:tcBorders>
+              <w:top w:val="single" w:sz="4" w:space="0" w:color="000000"/>
+              <w:left w:val="single" w:sz="4" w:space="0" w:color="000000"/>
+              <w:bottom w:val="single" w:sz="4" w:space="0" w:color="000000"/>
+              <w:right w:val="single" w:sz="4" w:space="0" w:color="000000"/>
+            </w:tcBorders>
+          </w:tcPr>
+          <w:p>
+            <w:pPr>
+              <w:spacing w:after="0"/>
+              <w:ind w:left="0" w:firstLine="0"/>
+              <w:jc w:val="center"/>
+            </w:pPr>
+            <w:r>
+              <w:t>Содержание поля</w:t>
+            </w:r>
+          </w:p>
+        </w:tc>
+        <w:tc>
+          <w:tcPr>
+            <w:tcW w:w="2403" w:type="dxa"/>
+            <w:tcBorders>
+              <w:top w:val="single" w:sz="4" w:space="0" w:color="000000"/>
+              <w:left w:val="single" w:sz="4" w:space="0" w:color="000000"/>
+              <w:bottom w:val="single" w:sz="4" w:space="0" w:color="000000"/>
+              <w:right w:val="single" w:sz="4" w:space="0" w:color="000000"/>
+            </w:tcBorders>
+          </w:tcPr>
+          <w:p>
+            <w:pPr>
+              <w:spacing w:after="0"/>
+              <w:ind w:left="0" w:firstLine="0"/>
+              <w:jc w:val="center"/>
+            </w:pPr>
+            <w:r>
+              <w:t>Имя поля</w:t>
+            </w:r>
+          </w:p>
+        </w:tc>
+        <w:tc>
+          <w:tcPr>
+            <w:tcW w:w="2403" w:type="dxa"/>
+            <w:tcBorders>
+              <w:top w:val="single" w:sz="4" w:space="0" w:color="000000"/>
+              <w:left w:val="single" w:sz="4" w:space="0" w:color="000000"/>
+              <w:bottom w:val="single" w:sz="4" w:space="0" w:color="000000"/>
+              <w:right w:val="single" w:sz="4" w:space="0" w:color="000000"/>
+            </w:tcBorders>
+          </w:tcPr>
+          <w:p>
+            <w:pPr>
+              <w:spacing w:after="0"/>
+              <w:ind w:left="0" w:right="69" w:firstLine="0"/>
+              <w:jc w:val="center"/>
+            </w:pPr>
+            <w:r>
+              <w:t>Тип, длина</w:t>
+            </w:r>
+          </w:p>
+        </w:tc>
+        <w:tc>
+          <w:tcPr>
+            <w:tcW w:w="2375" w:type="dxa"/>
+            <w:tcBorders>
+              <w:top w:val="single" w:sz="4" w:space="0" w:color="000000"/>
+              <w:left w:val="single" w:sz="4" w:space="0" w:color="000000"/>
+              <w:bottom w:val="single" w:sz="4" w:space="0" w:color="000000"/>
+              <w:right w:val="single" w:sz="4" w:space="0" w:color="000000"/>
+            </w:tcBorders>
+          </w:tcPr>
+          <w:p>
+            <w:pPr>
+              <w:spacing w:after="0"/>
+              <w:ind w:left="1" w:firstLine="0"/>
+              <w:jc w:val="center"/>
+            </w:pPr>
+            <w:r>
+              <w:t>Примечания</w:t>
+            </w:r>
+          </w:p>
+        </w:tc>
+      </w:tr>
+      <w:tr>
+        <w:trPr>
+          <w:trHeight w:val="907"/>
+        </w:trPr>
+        <w:tc>
+          <w:tcPr>
+            <w:tcW w:w="2385" w:type="dxa"/>
+            <w:tcBorders>
+              <w:top w:val="single" w:sz="4" w:space="0" w:color="000000"/>
+              <w:left w:val="single" w:sz="4" w:space="0" w:color="000000"/>
+              <w:bottom w:val="single" w:sz="4" w:space="0" w:color="000000"/>
+              <w:right w:val="single" w:sz="4" w:space="0" w:color="000000"/>
+            </w:tcBorders>
+          </w:tcPr>
+          <w:p>
+            <w:pPr>
+              <w:pStyle w:val="a9"/>
+            </w:pPr>
+            <w:r>
+              <w:t>Идентификатор вида</w:t>
+            </w:r>
+          </w:p>
+        </w:tc>
+        <w:tc>
+          <w:tcPr>
+            <w:tcW w:w="2403" w:type="dxa"/>
+            <w:tcBorders>
+              <w:top w:val="single" w:sz="4" w:space="0" w:color="000000"/>
+              <w:left w:val="single" w:sz="4" w:space="0" w:color="000000"/>
+              <w:bottom w:val="single" w:sz="4" w:space="0" w:color="000000"/>
+              <w:right w:val="single" w:sz="4" w:space="0" w:color="000000"/>
+            </w:tcBorders>
+          </w:tcPr>
+          <w:p>
+            <w:pPr>
+              <w:pStyle w:val="a9"/>
+            </w:pPr>
+            <w:proofErr w:type="spellStart"/>
+            <w:r>
+              <w:t>id</w:t>
+            </w:r>
+            <w:proofErr w:type="spellEnd"/>
+          </w:p>
+        </w:tc>
+        <w:tc>
+          <w:tcPr>
+            <w:tcW w:w="2403" w:type="dxa"/>
+            <w:tcBorders>
+              <w:top w:val="single" w:sz="4" w:space="0" w:color="000000"/>
+              <w:left w:val="single" w:sz="4" w:space="0" w:color="000000"/>
+              <w:bottom w:val="single" w:sz="4" w:space="0" w:color="000000"/>
+              <w:right w:val="single" w:sz="4" w:space="0" w:color="000000"/>
+            </w:tcBorders>
+          </w:tcPr>
+          <w:p>
+            <w:pPr>
+              <w:pStyle w:val="a9"/>
+            </w:pPr>
+            <w:r>
+              <w:t>INT</w:t>
+            </w:r>
+          </w:p>
+        </w:tc>
+        <w:tc>
+          <w:tcPr>
+            <w:tcW w:w="2375" w:type="dxa"/>
+            <w:tcBorders>
+              <w:top w:val="single" w:sz="4" w:space="0" w:color="000000"/>
+              <w:left w:val="single" w:sz="4" w:space="0" w:color="000000"/>
+              <w:bottom w:val="single" w:sz="4" w:space="0" w:color="000000"/>
+              <w:right w:val="single" w:sz="4" w:space="0" w:color="000000"/>
+            </w:tcBorders>
+          </w:tcPr>
+          <w:p>
+            <w:pPr>
+              <w:pStyle w:val="a9"/>
+            </w:pPr>
+            <w:r>
+              <w:t>Обязательное поле, первичный ключ</w:t>
+            </w:r>
+          </w:p>
+        </w:tc>
+      </w:tr>
+      <w:tr>
+        <w:trPr>
+          <w:trHeight w:val="671"/>
+        </w:trPr>
+        <w:tc>
+          <w:tcPr>
+            <w:tcW w:w="2385" w:type="dxa"/>
+            <w:tcBorders>
+              <w:top w:val="single" w:sz="4" w:space="0" w:color="000000"/>
+              <w:left w:val="single" w:sz="4" w:space="0" w:color="000000"/>
+              <w:bottom w:val="single" w:sz="4" w:space="0" w:color="000000"/>
+              <w:right w:val="single" w:sz="4" w:space="0" w:color="000000"/>
+            </w:tcBorders>
+          </w:tcPr>
+          <w:p>
+            <w:pPr>
+              <w:pStyle w:val="a9"/>
+            </w:pPr>
+            <w:r>
+              <w:t>Название вида</w:t>
+            </w:r>
+          </w:p>
+        </w:tc>
+        <w:tc>
+          <w:tcPr>
+            <w:tcW w:w="2403" w:type="dxa"/>
+            <w:tcBorders>
+              <w:top w:val="single" w:sz="4" w:space="0" w:color="000000"/>
+              <w:left w:val="single" w:sz="4" w:space="0" w:color="000000"/>
+              <w:bottom w:val="single" w:sz="4" w:space="0" w:color="000000"/>
+              <w:right w:val="single" w:sz="4" w:space="0" w:color="000000"/>
+            </w:tcBorders>
+          </w:tcPr>
+          <w:p>
+            <w:pPr>
+              <w:pStyle w:val="a9"/>
+            </w:pPr>
+            <w:proofErr w:type="spellStart"/>
+            <w:r>
+              <w:t>name</w:t>
+            </w:r>
+            <w:proofErr w:type="spellEnd"/>
+          </w:p>
+        </w:tc>
+        <w:tc>
+          <w:tcPr>
+            <w:tcW w:w="2403" w:type="dxa"/>
+            <w:tcBorders>
+              <w:top w:val="single" w:sz="4" w:space="0" w:color="000000"/>
+              <w:left w:val="single" w:sz="4" w:space="0" w:color="000000"/>
+              <w:bottom w:val="single" w:sz="4" w:space="0" w:color="000000"/>
+              <w:right w:val="single" w:sz="4" w:space="0" w:color="000000"/>
+            </w:tcBorders>
+          </w:tcPr>
+          <w:p>
+            <w:pPr>
+              <w:pStyle w:val="a9"/>
+            </w:pPr>
+            <w:proofErr w:type="gramStart"/>
+            <w:r>
+              <w:t>VARCHAR(</w:t>
+            </w:r>
+            <w:proofErr w:type="gramEnd"/>
+            <w:r>
+              <w:t>80)</w:t>
+            </w:r>
+          </w:p>
+        </w:tc>
+        <w:tc>
+          <w:tcPr>
+            <w:tcW w:w="2375" w:type="dxa"/>
+            <w:tcBorders>
+              <w:top w:val="single" w:sz="4" w:space="0" w:color="000000"/>
+              <w:left w:val="single" w:sz="4" w:space="0" w:color="000000"/>
+              <w:bottom w:val="single" w:sz="4" w:space="0" w:color="000000"/>
+              <w:right w:val="single" w:sz="4" w:space="0" w:color="000000"/>
+            </w:tcBorders>
+          </w:tcPr>
+          <w:p>
+            <w:pPr>
+              <w:pStyle w:val="a9"/>
+            </w:pPr>
+            <w:r>
+              <w:t>Обязательное поле, уникальное</w:t>
+            </w:r>
+          </w:p>
+        </w:tc>
+      </w:tr>
+      <w:tr>
+        <w:trPr>
+          <w:trHeight w:val="354"/>
+        </w:trPr>
+        <w:tc>
+          <w:tcPr>
+            <w:tcW w:w="2385" w:type="dxa"/>
+            <w:tcBorders>
+              <w:top w:val="single" w:sz="4" w:space="0" w:color="000000"/>
+              <w:left w:val="single" w:sz="4" w:space="0" w:color="000000"/>
+              <w:bottom w:val="single" w:sz="4" w:space="0" w:color="000000"/>
+              <w:right w:val="single" w:sz="4" w:space="0" w:color="000000"/>
+            </w:tcBorders>
+          </w:tcPr>
+          <w:p>
+            <w:pPr>
+              <w:pStyle w:val="a9"/>
+            </w:pPr>
+            <w:r>
+              <w:t>Роль</w:t>
+            </w:r>
+          </w:p>
+        </w:tc>
+        <w:tc>
+          <w:tcPr>
+            <w:tcW w:w="2403" w:type="dxa"/>
+            <w:tcBorders>
+              <w:top w:val="single" w:sz="4" w:space="0" w:color="000000"/>
+              <w:left w:val="single" w:sz="4" w:space="0" w:color="000000"/>
+              <w:bottom w:val="single" w:sz="4" w:space="0" w:color="000000"/>
+              <w:right w:val="single" w:sz="4" w:space="0" w:color="000000"/>
+            </w:tcBorders>
+          </w:tcPr>
+          <w:p>
+            <w:pPr>
+              <w:pStyle w:val="a9"/>
+            </w:pPr>
+            <w:proofErr w:type="spellStart"/>
+            <w:r>
+              <w:t>role</w:t>
+            </w:r>
+            <w:proofErr w:type="spellEnd"/>
+          </w:p>
+        </w:tc>
+        <w:tc>
+          <w:tcPr>
+            <w:tcW w:w="2403" w:type="dxa"/>
+            <w:tcBorders>
+              <w:top w:val="single" w:sz="4" w:space="0" w:color="000000"/>
+              <w:left w:val="single" w:sz="4" w:space="0" w:color="000000"/>
+              <w:bottom w:val="single" w:sz="4" w:space="0" w:color="000000"/>
+              <w:right w:val="single" w:sz="4" w:space="0" w:color="000000"/>
+            </w:tcBorders>
+          </w:tcPr>
+          <w:p>
+            <w:pPr>
+              <w:pStyle w:val="a9"/>
+              <w:rPr>
+                <w:lang w:val="en-US"/>
+              </w:rPr>
+            </w:pPr>
+            <w:proofErr w:type="gramStart"/>
+            <w:r>
+              <w:t>ENUM(</w:t>
+            </w:r>
+            <w:proofErr w:type="gramEnd"/>
+            <w:r>
+              <w:t>'</w:t>
+            </w:r>
+            <w:proofErr w:type="spellStart"/>
+            <w:r>
+              <w:t>npc</w:t>
+            </w:r>
+            <w:proofErr w:type="spellEnd"/>
+            <w:r>
+              <w:t>',</w:t>
+            </w:r>
+            <w:r>
+              <w:t xml:space="preserve"> </w:t>
+            </w:r>
+            <w:r>
+              <w:t>'</w:t>
+            </w:r>
+            <w:proofErr w:type="spellStart"/>
+            <w:r>
+              <w:t>enemy</w:t>
+            </w:r>
+            <w:proofErr w:type="spellEnd"/>
+            <w:r>
+              <w:t>')</w:t>
+            </w:r>
+          </w:p>
+        </w:tc>
+        <w:tc>
+          <w:tcPr>
+            <w:tcW w:w="2375" w:type="dxa"/>
+            <w:tcBorders>
+              <w:top w:val="single" w:sz="4" w:space="0" w:color="000000"/>
+              <w:left w:val="single" w:sz="4" w:space="0" w:color="000000"/>
+              <w:bottom w:val="single" w:sz="4" w:space="0" w:color="000000"/>
+              <w:right w:val="single" w:sz="4" w:space="0" w:color="000000"/>
+            </w:tcBorders>
+          </w:tcPr>
+          <w:p>
+            <w:pPr>
+              <w:pStyle w:val="a9"/>
+            </w:pPr>
+            <w:r>
+              <w:t>Обязательное поле</w:t>
+            </w:r>
+          </w:p>
+        </w:tc>
+      </w:tr>
+    </w:tbl>
+    <w:p>
+      <w:pPr>
+        <w:pStyle w:val="11"/>
+      </w:pPr>
+      <w:r>
+        <w:t>Таблица 1.</w:t>
+      </w:r>
+      <w:r>
+        <w:t>7</w:t>
+      </w:r>
+      <w:r>
+        <w:t>.</w:t>
+      </w:r>
+      <w:r>
+        <w:t>1</w:t>
+      </w:r>
+      <w:r>
+        <w:t>4</w:t>
+      </w:r>
+      <w:r>
+        <w:t xml:space="preserve"> –</w:t>
+      </w:r>
+      <w:r>
+        <w:t xml:space="preserve"> </w:t>
+      </w:r>
+      <w:proofErr w:type="spellStart"/>
+      <w:r>
+        <w:t>Creatures</w:t>
+      </w:r>
+      <w:proofErr w:type="spellEnd"/>
+      <w:r>
+        <w:t xml:space="preserve"> (Существа)</w:t>
+      </w:r>
+    </w:p>
+    <w:tbl>
+      <w:tblPr>
+        <w:tblStyle w:val="TableGrid"/>
+        <w:tblW w:w="9566" w:type="dxa"/>
+        <w:tblInd w:w="-101" w:type="dxa"/>
+        <w:tblLayout w:type="fixed"/>
+        <w:tblCellMar>
+          <w:top w:w="19" w:type="dxa"/>
+          <w:left w:w="175" w:type="dxa"/>
+          <w:right w:w="104" w:type="dxa"/>
+        </w:tblCellMar>
+        <w:tblLook w:val="04A0" w:firstRow="1" w:lastRow="0" w:firstColumn="1" w:lastColumn="0" w:noHBand="0" w:noVBand="1"/>
+      </w:tblPr>
+      <w:tblGrid>
+        <w:gridCol w:w="2385"/>
+        <w:gridCol w:w="2403"/>
+        <w:gridCol w:w="2403"/>
+        <w:gridCol w:w="2375"/>
+      </w:tblGrid>
+      <w:tr>
+        <w:trPr>
+          <w:trHeight w:val="199"/>
+        </w:trPr>
+        <w:tc>
+          <w:tcPr>
+            <w:tcW w:w="2385" w:type="dxa"/>
+            <w:tcBorders>
+              <w:top w:val="single" w:sz="4" w:space="0" w:color="000000"/>
+              <w:left w:val="single" w:sz="4" w:space="0" w:color="000000"/>
+              <w:bottom w:val="single" w:sz="4" w:space="0" w:color="000000"/>
+              <w:right w:val="single" w:sz="4" w:space="0" w:color="000000"/>
+            </w:tcBorders>
+          </w:tcPr>
+          <w:p>
+            <w:pPr>
+              <w:spacing w:after="0"/>
+              <w:ind w:left="0" w:firstLine="0"/>
+              <w:jc w:val="center"/>
+            </w:pPr>
+            <w:r>
+              <w:t>Содержание поля</w:t>
+            </w:r>
+          </w:p>
+        </w:tc>
+        <w:tc>
+          <w:tcPr>
+            <w:tcW w:w="2403" w:type="dxa"/>
+            <w:tcBorders>
+              <w:top w:val="single" w:sz="4" w:space="0" w:color="000000"/>
+              <w:left w:val="single" w:sz="4" w:space="0" w:color="000000"/>
+              <w:bottom w:val="single" w:sz="4" w:space="0" w:color="000000"/>
+              <w:right w:val="single" w:sz="4" w:space="0" w:color="000000"/>
+            </w:tcBorders>
+          </w:tcPr>
+          <w:p>
+            <w:pPr>
+              <w:spacing w:after="0"/>
+              <w:ind w:left="0" w:firstLine="0"/>
+              <w:jc w:val="center"/>
+            </w:pPr>
+            <w:r>
+              <w:t>Имя поля</w:t>
+            </w:r>
+          </w:p>
+        </w:tc>
+        <w:tc>
+          <w:tcPr>
+            <w:tcW w:w="2403" w:type="dxa"/>
+            <w:tcBorders>
+              <w:top w:val="single" w:sz="4" w:space="0" w:color="000000"/>
+              <w:left w:val="single" w:sz="4" w:space="0" w:color="000000"/>
+              <w:bottom w:val="single" w:sz="4" w:space="0" w:color="000000"/>
+              <w:right w:val="single" w:sz="4" w:space="0" w:color="000000"/>
+            </w:tcBorders>
+          </w:tcPr>
+          <w:p>
+            <w:pPr>
+              <w:spacing w:after="0"/>
+              <w:ind w:left="0" w:right="69" w:firstLine="0"/>
+              <w:jc w:val="center"/>
+            </w:pPr>
+            <w:r>
+              <w:t>Тип, длина</w:t>
+            </w:r>
+          </w:p>
+        </w:tc>
+        <w:tc>
+          <w:tcPr>
+            <w:tcW w:w="2375" w:type="dxa"/>
+            <w:tcBorders>
+              <w:top w:val="single" w:sz="4" w:space="0" w:color="000000"/>
+              <w:left w:val="single" w:sz="4" w:space="0" w:color="000000"/>
+              <w:bottom w:val="single" w:sz="4" w:space="0" w:color="000000"/>
+              <w:right w:val="single" w:sz="4" w:space="0" w:color="000000"/>
+            </w:tcBorders>
+          </w:tcPr>
+          <w:p>
+            <w:pPr>
+              <w:spacing w:after="0"/>
+              <w:ind w:left="1" w:firstLine="0"/>
+              <w:jc w:val="center"/>
+            </w:pPr>
+            <w:r>
+              <w:t>Примечания</w:t>
+            </w:r>
+          </w:p>
+        </w:tc>
+      </w:tr>
+      <w:tr>
+        <w:trPr>
+          <w:trHeight w:val="907"/>
+        </w:trPr>
+        <w:tc>
+          <w:tcPr>
+            <w:tcW w:w="2385" w:type="dxa"/>
+            <w:tcBorders>
+              <w:top w:val="single" w:sz="4" w:space="0" w:color="000000"/>
+              <w:left w:val="single" w:sz="4" w:space="0" w:color="000000"/>
+              <w:bottom w:val="single" w:sz="4" w:space="0" w:color="000000"/>
+              <w:right w:val="single" w:sz="4" w:space="0" w:color="000000"/>
+            </w:tcBorders>
+          </w:tcPr>
+          <w:p>
+            <w:pPr>
+              <w:pStyle w:val="a9"/>
+            </w:pPr>
+            <w:r>
+              <w:t>Идентификатор существа</w:t>
+            </w:r>
+          </w:p>
+        </w:tc>
+        <w:tc>
+          <w:tcPr>
+            <w:tcW w:w="2403" w:type="dxa"/>
+            <w:tcBorders>
+              <w:top w:val="single" w:sz="4" w:space="0" w:color="000000"/>
+              <w:left w:val="single" w:sz="4" w:space="0" w:color="000000"/>
+              <w:bottom w:val="single" w:sz="4" w:space="0" w:color="000000"/>
+              <w:right w:val="single" w:sz="4" w:space="0" w:color="000000"/>
+            </w:tcBorders>
+          </w:tcPr>
+          <w:p>
+            <w:pPr>
+              <w:pStyle w:val="a9"/>
+            </w:pPr>
+            <w:proofErr w:type="spellStart"/>
+            <w:r>
+              <w:t>id</w:t>
+            </w:r>
+            <w:proofErr w:type="spellEnd"/>
+          </w:p>
+        </w:tc>
+        <w:tc>
+          <w:tcPr>
+            <w:tcW w:w="2403" w:type="dxa"/>
+            <w:tcBorders>
+              <w:top w:val="single" w:sz="4" w:space="0" w:color="000000"/>
+              <w:left w:val="single" w:sz="4" w:space="0" w:color="000000"/>
+              <w:bottom w:val="single" w:sz="4" w:space="0" w:color="000000"/>
+              <w:right w:val="single" w:sz="4" w:space="0" w:color="000000"/>
+            </w:tcBorders>
+          </w:tcPr>
+          <w:p>
+            <w:pPr>
+              <w:pStyle w:val="a9"/>
+            </w:pPr>
+            <w:r>
+              <w:t>INT</w:t>
+            </w:r>
+          </w:p>
+        </w:tc>
+        <w:tc>
+          <w:tcPr>
+            <w:tcW w:w="2375" w:type="dxa"/>
+            <w:tcBorders>
+              <w:top w:val="single" w:sz="4" w:space="0" w:color="000000"/>
+              <w:left w:val="single" w:sz="4" w:space="0" w:color="000000"/>
+              <w:bottom w:val="single" w:sz="4" w:space="0" w:color="000000"/>
+              <w:right w:val="single" w:sz="4" w:space="0" w:color="000000"/>
+            </w:tcBorders>
+          </w:tcPr>
+          <w:p>
+            <w:pPr>
+              <w:pStyle w:val="a9"/>
+            </w:pPr>
+            <w:r>
+              <w:t>Обязательное поле, первичный ключ</w:t>
+            </w:r>
+          </w:p>
+        </w:tc>
+      </w:tr>
+      <w:tr>
+        <w:trPr>
+          <w:trHeight w:val="671"/>
+        </w:trPr>
+        <w:tc>
+          <w:tcPr>
+            <w:tcW w:w="2385" w:type="dxa"/>
+            <w:tcBorders>
+              <w:top w:val="single" w:sz="4" w:space="0" w:color="000000"/>
+              <w:left w:val="single" w:sz="4" w:space="0" w:color="000000"/>
+              <w:bottom w:val="single" w:sz="4" w:space="0" w:color="000000"/>
+              <w:right w:val="single" w:sz="4" w:space="0" w:color="000000"/>
+            </w:tcBorders>
+          </w:tcPr>
+          <w:p>
+            <w:pPr>
+              <w:pStyle w:val="a9"/>
+            </w:pPr>
+            <w:r>
+              <w:t>Имя существа</w:t>
+            </w:r>
+          </w:p>
+        </w:tc>
+        <w:tc>
+          <w:tcPr>
+            <w:tcW w:w="2403" w:type="dxa"/>
+            <w:tcBorders>
+              <w:top w:val="single" w:sz="4" w:space="0" w:color="000000"/>
+              <w:left w:val="single" w:sz="4" w:space="0" w:color="000000"/>
+              <w:bottom w:val="single" w:sz="4" w:space="0" w:color="000000"/>
+              <w:right w:val="single" w:sz="4" w:space="0" w:color="000000"/>
+            </w:tcBorders>
+          </w:tcPr>
+          <w:p>
+            <w:pPr>
+              <w:pStyle w:val="a9"/>
+            </w:pPr>
+            <w:proofErr w:type="spellStart"/>
+            <w:r>
+              <w:t>name</w:t>
+            </w:r>
+            <w:proofErr w:type="spellEnd"/>
+          </w:p>
+        </w:tc>
+        <w:tc>
+          <w:tcPr>
+            <w:tcW w:w="2403" w:type="dxa"/>
+            <w:tcBorders>
+              <w:top w:val="single" w:sz="4" w:space="0" w:color="000000"/>
+              <w:left w:val="single" w:sz="4" w:space="0" w:color="000000"/>
+              <w:bottom w:val="single" w:sz="4" w:space="0" w:color="000000"/>
+              <w:right w:val="single" w:sz="4" w:space="0" w:color="000000"/>
+            </w:tcBorders>
+          </w:tcPr>
+          <w:p>
+            <w:pPr>
+              <w:pStyle w:val="a9"/>
+            </w:pPr>
+            <w:proofErr w:type="gramStart"/>
+            <w:r>
+              <w:t>VARCHAR(</w:t>
+            </w:r>
+            <w:proofErr w:type="gramEnd"/>
+            <w:r>
+              <w:t>80)</w:t>
+            </w:r>
+          </w:p>
+        </w:tc>
+        <w:tc>
+          <w:tcPr>
+            <w:tcW w:w="2375" w:type="dxa"/>
+            <w:tcBorders>
+              <w:top w:val="single" w:sz="4" w:space="0" w:color="000000"/>
+              <w:left w:val="single" w:sz="4" w:space="0" w:color="000000"/>
+              <w:bottom w:val="single" w:sz="4" w:space="0" w:color="000000"/>
+              <w:right w:val="single" w:sz="4" w:space="0" w:color="000000"/>
+            </w:tcBorders>
+          </w:tcPr>
+          <w:p>
+            <w:pPr>
+              <w:pStyle w:val="a9"/>
+            </w:pPr>
+            <w:r>
+              <w:t>Обязательное поле, уникальное</w:t>
+            </w:r>
+          </w:p>
+        </w:tc>
+      </w:tr>
+      <w:tr>
+        <w:trPr>
+          <w:trHeight w:val="354"/>
+        </w:trPr>
+        <w:tc>
+          <w:tcPr>
+            <w:tcW w:w="2385" w:type="dxa"/>
+            <w:tcBorders>
+              <w:top w:val="single" w:sz="4" w:space="0" w:color="000000"/>
+              <w:left w:val="single" w:sz="4" w:space="0" w:color="000000"/>
+              <w:bottom w:val="single" w:sz="4" w:space="0" w:color="000000"/>
+              <w:right w:val="single" w:sz="4" w:space="0" w:color="000000"/>
+            </w:tcBorders>
+          </w:tcPr>
+          <w:p>
+            <w:pPr>
+              <w:pStyle w:val="a9"/>
+            </w:pPr>
+            <w:r>
+              <w:t>Идентификатор вида</w:t>
+            </w:r>
+          </w:p>
+        </w:tc>
+        <w:tc>
+          <w:tcPr>
+            <w:tcW w:w="2403" w:type="dxa"/>
+            <w:tcBorders>
+              <w:top w:val="single" w:sz="4" w:space="0" w:color="000000"/>
+              <w:left w:val="single" w:sz="4" w:space="0" w:color="000000"/>
+              <w:bottom w:val="single" w:sz="4" w:space="0" w:color="000000"/>
+              <w:right w:val="single" w:sz="4" w:space="0" w:color="000000"/>
+            </w:tcBorders>
+          </w:tcPr>
+          <w:p>
+            <w:pPr>
+              <w:pStyle w:val="a9"/>
+            </w:pPr>
+            <w:proofErr w:type="spellStart"/>
+            <w:r>
+              <w:t>type_id</w:t>
+            </w:r>
+            <w:proofErr w:type="spellEnd"/>
+          </w:p>
+        </w:tc>
+        <w:tc>
+          <w:tcPr>
+            <w:tcW w:w="2403" w:type="dxa"/>
+            <w:tcBorders>
+              <w:top w:val="single" w:sz="4" w:space="0" w:color="000000"/>
+              <w:left w:val="single" w:sz="4" w:space="0" w:color="000000"/>
+              <w:bottom w:val="single" w:sz="4" w:space="0" w:color="000000"/>
+              <w:right w:val="single" w:sz="4" w:space="0" w:color="000000"/>
+            </w:tcBorders>
+          </w:tcPr>
+          <w:p>
+            <w:pPr>
+              <w:pStyle w:val="a9"/>
+              <w:rPr>
+                <w:lang w:val="en-US"/>
+              </w:rPr>
+            </w:pPr>
+            <w:r>
+              <w:t>INT</w:t>
+            </w:r>
+          </w:p>
+        </w:tc>
+        <w:tc>
+          <w:tcPr>
+            <w:tcW w:w="2375" w:type="dxa"/>
+            <w:tcBorders>
+              <w:top w:val="single" w:sz="4" w:space="0" w:color="000000"/>
+              <w:left w:val="single" w:sz="4" w:space="0" w:color="000000"/>
+              <w:bottom w:val="single" w:sz="4" w:space="0" w:color="000000"/>
+              <w:right w:val="single" w:sz="4" w:space="0" w:color="000000"/>
+            </w:tcBorders>
+          </w:tcPr>
+          <w:p>
+            <w:pPr>
+              <w:pStyle w:val="a9"/>
+            </w:pPr>
+            <w:r>
+              <w:t xml:space="preserve">Обязательное поле, внешний ключ (к </w:t>
+            </w:r>
+            <w:proofErr w:type="spellStart"/>
+            <w:r>
+              <w:t>Creature_types</w:t>
+            </w:r>
+            <w:proofErr w:type="spellEnd"/>
+            <w:r>
+              <w:t>)</w:t>
+            </w:r>
+          </w:p>
+        </w:tc>
+      </w:tr>
+      <w:tr>
+        <w:trPr>
+          <w:trHeight w:val="354"/>
+        </w:trPr>
+        <w:tc>
+          <w:tcPr>
+            <w:tcW w:w="2385" w:type="dxa"/>
+            <w:tcBorders>
+              <w:top w:val="single" w:sz="4" w:space="0" w:color="000000"/>
+              <w:left w:val="single" w:sz="4" w:space="0" w:color="000000"/>
+              <w:bottom w:val="single" w:sz="4" w:space="0" w:color="000000"/>
+              <w:right w:val="single" w:sz="4" w:space="0" w:color="000000"/>
+            </w:tcBorders>
+          </w:tcPr>
+          <w:p>
+            <w:pPr>
+              <w:pStyle w:val="a9"/>
+            </w:pPr>
+            <w:r>
+              <w:t>Описание</w:t>
+            </w:r>
+          </w:p>
+        </w:tc>
+        <w:tc>
+          <w:tcPr>
+            <w:tcW w:w="2403" w:type="dxa"/>
+            <w:tcBorders>
+              <w:top w:val="single" w:sz="4" w:space="0" w:color="000000"/>
+              <w:left w:val="single" w:sz="4" w:space="0" w:color="000000"/>
+              <w:bottom w:val="single" w:sz="4" w:space="0" w:color="000000"/>
+              <w:right w:val="single" w:sz="4" w:space="0" w:color="000000"/>
+            </w:tcBorders>
+          </w:tcPr>
+          <w:p>
+            <w:pPr>
+              <w:pStyle w:val="a9"/>
+            </w:pPr>
+            <w:proofErr w:type="spellStart"/>
+            <w:r>
+              <w:t>description</w:t>
+            </w:r>
+            <w:proofErr w:type="spellEnd"/>
+          </w:p>
+        </w:tc>
+        <w:tc>
+          <w:tcPr>
+            <w:tcW w:w="2403" w:type="dxa"/>
+            <w:tcBorders>
+              <w:top w:val="single" w:sz="4" w:space="0" w:color="000000"/>
+              <w:left w:val="single" w:sz="4" w:space="0" w:color="000000"/>
+              <w:bottom w:val="single" w:sz="4" w:space="0" w:color="000000"/>
+              <w:right w:val="single" w:sz="4" w:space="0" w:color="000000"/>
+            </w:tcBorders>
+          </w:tcPr>
+          <w:p>
+            <w:pPr>
+              <w:pStyle w:val="a9"/>
+            </w:pPr>
+            <w:r>
+              <w:t>TEXT</w:t>
+            </w:r>
+          </w:p>
+        </w:tc>
+        <w:tc>
+          <w:tcPr>
+            <w:tcW w:w="2375" w:type="dxa"/>
+            <w:tcBorders>
+              <w:top w:val="single" w:sz="4" w:space="0" w:color="000000"/>
+              <w:left w:val="single" w:sz="4" w:space="0" w:color="000000"/>
+              <w:bottom w:val="single" w:sz="4" w:space="0" w:color="000000"/>
+              <w:right w:val="single" w:sz="4" w:space="0" w:color="000000"/>
+            </w:tcBorders>
+          </w:tcPr>
+          <w:p>
+            <w:pPr>
+              <w:pStyle w:val="a9"/>
+            </w:pPr>
+            <w:r>
+              <w:t>Необязательное поле</w:t>
+            </w:r>
+          </w:p>
+        </w:tc>
+      </w:tr>
+      <w:tr>
+        <w:trPr>
+          <w:trHeight w:val="354"/>
+        </w:trPr>
+        <w:tc>
+          <w:tcPr>
+            <w:tcW w:w="2385" w:type="dxa"/>
+            <w:tcBorders>
+              <w:top w:val="single" w:sz="4" w:space="0" w:color="000000"/>
+              <w:left w:val="single" w:sz="4" w:space="0" w:color="000000"/>
+              <w:bottom w:val="single" w:sz="4" w:space="0" w:color="000000"/>
+              <w:right w:val="single" w:sz="4" w:space="0" w:color="000000"/>
+            </w:tcBorders>
+          </w:tcPr>
+          <w:p>
+            <w:pPr>
+              <w:pStyle w:val="a9"/>
+            </w:pPr>
+            <w:r>
+              <w:t>Тактика</w:t>
+            </w:r>
+          </w:p>
+        </w:tc>
+        <w:tc>
+          <w:tcPr>
+            <w:tcW w:w="2403" w:type="dxa"/>
+            <w:tcBorders>
+              <w:top w:val="single" w:sz="4" w:space="0" w:color="000000"/>
+              <w:left w:val="single" w:sz="4" w:space="0" w:color="000000"/>
+              <w:bottom w:val="single" w:sz="4" w:space="0" w:color="000000"/>
+              <w:right w:val="single" w:sz="4" w:space="0" w:color="000000"/>
+            </w:tcBorders>
+          </w:tcPr>
+          <w:p>
+            <w:pPr>
+              <w:pStyle w:val="a9"/>
+            </w:pPr>
+            <w:proofErr w:type="spellStart"/>
+            <w:r>
+              <w:t>tactics</w:t>
+            </w:r>
+            <w:proofErr w:type="spellEnd"/>
+          </w:p>
+        </w:tc>
+        <w:tc>
+          <w:tcPr>
+            <w:tcW w:w="2403" w:type="dxa"/>
+            <w:tcBorders>
+              <w:top w:val="single" w:sz="4" w:space="0" w:color="000000"/>
+              <w:left w:val="single" w:sz="4" w:space="0" w:color="000000"/>
+              <w:bottom w:val="single" w:sz="4" w:space="0" w:color="000000"/>
+              <w:right w:val="single" w:sz="4" w:space="0" w:color="000000"/>
+            </w:tcBorders>
+          </w:tcPr>
+          <w:p>
+            <w:pPr>
+              <w:pStyle w:val="a9"/>
+            </w:pPr>
+            <w:r>
+              <w:t>TEXT</w:t>
+            </w:r>
+          </w:p>
+        </w:tc>
+        <w:tc>
+          <w:tcPr>
+            <w:tcW w:w="2375" w:type="dxa"/>
+            <w:tcBorders>
+              <w:top w:val="single" w:sz="4" w:space="0" w:color="000000"/>
+              <w:left w:val="single" w:sz="4" w:space="0" w:color="000000"/>
+              <w:bottom w:val="single" w:sz="4" w:space="0" w:color="000000"/>
+              <w:right w:val="single" w:sz="4" w:space="0" w:color="000000"/>
+            </w:tcBorders>
+          </w:tcPr>
+          <w:p>
+            <w:pPr>
+              <w:pStyle w:val="a9"/>
+            </w:pPr>
+            <w:r>
+              <w:t>Необязательное поле</w:t>
+            </w:r>
+          </w:p>
+        </w:tc>
+      </w:tr>
+    </w:tbl>
+    <w:p>
+      <w:pPr>
+        <w:pStyle w:val="11"/>
+      </w:pPr>
+      <w:r>
+        <w:t>Таблица 1.</w:t>
+      </w:r>
+      <w:r>
+        <w:t>7</w:t>
+      </w:r>
+      <w:r>
+        <w:t>.</w:t>
+      </w:r>
+      <w:r>
+        <w:t>1</w:t>
+      </w:r>
+      <w:r>
+        <w:t>5</w:t>
+      </w:r>
+      <w:r>
+        <w:t xml:space="preserve"> –</w:t>
+      </w:r>
+      <w:r>
+        <w:t xml:space="preserve"> </w:t>
+      </w:r>
+      <w:proofErr w:type="spellStart"/>
+      <w:r>
+        <w:t>Creature_locations</w:t>
+      </w:r>
+      <w:proofErr w:type="spellEnd"/>
+      <w:r>
+        <w:t xml:space="preserve"> (Существа в локациях)</w:t>
+      </w:r>
+    </w:p>
+    <w:tbl>
+      <w:tblPr>
+        <w:tblStyle w:val="TableGrid"/>
+        <w:tblW w:w="9566" w:type="dxa"/>
+        <w:tblInd w:w="-101" w:type="dxa"/>
+        <w:tblLayout w:type="fixed"/>
+        <w:tblCellMar>
+          <w:top w:w="19" w:type="dxa"/>
+          <w:left w:w="175" w:type="dxa"/>
+          <w:right w:w="104" w:type="dxa"/>
+        </w:tblCellMar>
+        <w:tblLook w:val="04A0" w:firstRow="1" w:lastRow="0" w:firstColumn="1" w:lastColumn="0" w:noHBand="0" w:noVBand="1"/>
+      </w:tblPr>
+      <w:tblGrid>
+        <w:gridCol w:w="2385"/>
+        <w:gridCol w:w="2403"/>
+        <w:gridCol w:w="2403"/>
+        <w:gridCol w:w="2375"/>
+      </w:tblGrid>
+      <w:tr>
+        <w:trPr>
+          <w:trHeight w:val="199"/>
+        </w:trPr>
+        <w:tc>
+          <w:tcPr>
+            <w:tcW w:w="2385" w:type="dxa"/>
+            <w:tcBorders>
+              <w:top w:val="single" w:sz="4" w:space="0" w:color="000000"/>
+              <w:left w:val="single" w:sz="4" w:space="0" w:color="000000"/>
+              <w:bottom w:val="single" w:sz="4" w:space="0" w:color="000000"/>
+              <w:right w:val="single" w:sz="4" w:space="0" w:color="000000"/>
+            </w:tcBorders>
+          </w:tcPr>
+          <w:p>
+            <w:pPr>
+              <w:spacing w:after="0"/>
+              <w:ind w:left="0" w:firstLine="0"/>
+              <w:jc w:val="center"/>
+            </w:pPr>
+            <w:r>
+              <w:t>Содержание поля</w:t>
+            </w:r>
+          </w:p>
+        </w:tc>
+        <w:tc>
+          <w:tcPr>
+            <w:tcW w:w="2403" w:type="dxa"/>
+            <w:tcBorders>
+              <w:top w:val="single" w:sz="4" w:space="0" w:color="000000"/>
+              <w:left w:val="single" w:sz="4" w:space="0" w:color="000000"/>
+              <w:bottom w:val="single" w:sz="4" w:space="0" w:color="000000"/>
+              <w:right w:val="single" w:sz="4" w:space="0" w:color="000000"/>
+            </w:tcBorders>
+          </w:tcPr>
+          <w:p>
+            <w:pPr>
+              <w:spacing w:after="0"/>
+              <w:ind w:left="0" w:firstLine="0"/>
+              <w:jc w:val="center"/>
+            </w:pPr>
+            <w:r>
+              <w:t>Имя поля</w:t>
+            </w:r>
+          </w:p>
+        </w:tc>
+        <w:tc>
+          <w:tcPr>
+            <w:tcW w:w="2403" w:type="dxa"/>
+            <w:tcBorders>
+              <w:top w:val="single" w:sz="4" w:space="0" w:color="000000"/>
+              <w:left w:val="single" w:sz="4" w:space="0" w:color="000000"/>
+              <w:bottom w:val="single" w:sz="4" w:space="0" w:color="000000"/>
+              <w:right w:val="single" w:sz="4" w:space="0" w:color="000000"/>
+            </w:tcBorders>
+          </w:tcPr>
+          <w:p>
+            <w:pPr>
+              <w:spacing w:after="0"/>
+              <w:ind w:left="0" w:right="69" w:firstLine="0"/>
+              <w:jc w:val="center"/>
+            </w:pPr>
+            <w:r>
+              <w:t>Тип, длина</w:t>
+            </w:r>
+          </w:p>
+        </w:tc>
+        <w:tc>
+          <w:tcPr>
+            <w:tcW w:w="2375" w:type="dxa"/>
+            <w:tcBorders>
+              <w:top w:val="single" w:sz="4" w:space="0" w:color="000000"/>
+              <w:left w:val="single" w:sz="4" w:space="0" w:color="000000"/>
+              <w:bottom w:val="single" w:sz="4" w:space="0" w:color="000000"/>
+              <w:right w:val="single" w:sz="4" w:space="0" w:color="000000"/>
+            </w:tcBorders>
+          </w:tcPr>
+          <w:p>
+            <w:pPr>
+              <w:spacing w:after="0"/>
+              <w:ind w:left="1" w:firstLine="0"/>
+              <w:jc w:val="center"/>
+            </w:pPr>
+            <w:r>
+              <w:t>Примечания</w:t>
+            </w:r>
+          </w:p>
+        </w:tc>
+      </w:tr>
+      <w:tr>
+        <w:trPr>
+          <w:trHeight w:val="300"/>
+        </w:trPr>
+        <w:tc>
+          <w:tcPr>
+            <w:tcW w:w="2385" w:type="dxa"/>
+            <w:tcBorders>
+              <w:top w:val="single" w:sz="4" w:space="0" w:color="000000"/>
+              <w:left w:val="single" w:sz="4" w:space="0" w:color="000000"/>
+              <w:bottom w:val="single" w:sz="4" w:space="0" w:color="000000"/>
+              <w:right w:val="single" w:sz="4" w:space="0" w:color="000000"/>
+            </w:tcBorders>
+          </w:tcPr>
+          <w:p>
+            <w:pPr>
+              <w:pStyle w:val="a9"/>
+            </w:pPr>
+            <w:r>
+              <w:t>Идентификатор существа</w:t>
+            </w:r>
+          </w:p>
+        </w:tc>
+        <w:tc>
+          <w:tcPr>
+            <w:tcW w:w="2403" w:type="dxa"/>
+            <w:tcBorders>
+              <w:top w:val="single" w:sz="4" w:space="0" w:color="000000"/>
+              <w:left w:val="single" w:sz="4" w:space="0" w:color="000000"/>
+              <w:bottom w:val="single" w:sz="4" w:space="0" w:color="000000"/>
+              <w:right w:val="single" w:sz="4" w:space="0" w:color="000000"/>
+            </w:tcBorders>
+          </w:tcPr>
+          <w:p>
+            <w:pPr>
+              <w:pStyle w:val="a9"/>
+            </w:pPr>
+            <w:proofErr w:type="spellStart"/>
+            <w:r>
+              <w:t>creature_id</w:t>
+            </w:r>
+            <w:proofErr w:type="spellEnd"/>
+          </w:p>
+        </w:tc>
+        <w:tc>
+          <w:tcPr>
+            <w:tcW w:w="2403" w:type="dxa"/>
+            <w:tcBorders>
+              <w:top w:val="single" w:sz="4" w:space="0" w:color="000000"/>
+              <w:left w:val="single" w:sz="4" w:space="0" w:color="000000"/>
+              <w:bottom w:val="single" w:sz="4" w:space="0" w:color="000000"/>
+              <w:right w:val="single" w:sz="4" w:space="0" w:color="000000"/>
+            </w:tcBorders>
+          </w:tcPr>
+          <w:p>
+            <w:pPr>
+              <w:pStyle w:val="a9"/>
+            </w:pPr>
+            <w:r>
+              <w:t>INT</w:t>
+            </w:r>
+          </w:p>
+        </w:tc>
+        <w:tc>
+          <w:tcPr>
+            <w:tcW w:w="2375" w:type="dxa"/>
+            <w:tcBorders>
+              <w:top w:val="single" w:sz="4" w:space="0" w:color="000000"/>
+              <w:left w:val="single" w:sz="4" w:space="0" w:color="000000"/>
+              <w:bottom w:val="single" w:sz="4" w:space="0" w:color="000000"/>
+              <w:right w:val="single" w:sz="4" w:space="0" w:color="000000"/>
+            </w:tcBorders>
+          </w:tcPr>
+          <w:p>
+            <w:pPr>
+              <w:pStyle w:val="a9"/>
+            </w:pPr>
+            <w:r>
+              <w:t xml:space="preserve">Обязательное поле, первичный ключ, внешний ключ (к </w:t>
+            </w:r>
+            <w:proofErr w:type="spellStart"/>
+            <w:r>
+              <w:t>Creatures</w:t>
+            </w:r>
+            <w:proofErr w:type="spellEnd"/>
+            <w:r>
+              <w:t>)</w:t>
+            </w:r>
+          </w:p>
+        </w:tc>
+      </w:tr>
+      <w:tr>
+        <w:trPr>
+          <w:trHeight w:val="907"/>
+        </w:trPr>
+        <w:tc>
+          <w:tcPr>
+            <w:tcW w:w="2385" w:type="dxa"/>
+            <w:tcBorders>
+              <w:top w:val="single" w:sz="4" w:space="0" w:color="000000"/>
+              <w:left w:val="single" w:sz="4" w:space="0" w:color="000000"/>
+              <w:bottom w:val="single" w:sz="4" w:space="0" w:color="000000"/>
+              <w:right w:val="single" w:sz="4" w:space="0" w:color="000000"/>
+            </w:tcBorders>
+          </w:tcPr>
+          <w:p>
+            <w:pPr>
+              <w:pStyle w:val="a9"/>
+            </w:pPr>
+            <w:r>
+              <w:t>Идентификатор локации</w:t>
+            </w:r>
+          </w:p>
+        </w:tc>
+        <w:tc>
+          <w:tcPr>
+            <w:tcW w:w="2403" w:type="dxa"/>
+            <w:tcBorders>
+              <w:top w:val="single" w:sz="4" w:space="0" w:color="000000"/>
+              <w:left w:val="single" w:sz="4" w:space="0" w:color="000000"/>
+              <w:bottom w:val="single" w:sz="4" w:space="0" w:color="000000"/>
+              <w:right w:val="single" w:sz="4" w:space="0" w:color="000000"/>
+            </w:tcBorders>
+          </w:tcPr>
+          <w:p>
+            <w:pPr>
+              <w:pStyle w:val="a9"/>
+            </w:pPr>
+            <w:proofErr w:type="spellStart"/>
+            <w:r>
+              <w:t>location_id</w:t>
+            </w:r>
+            <w:proofErr w:type="spellEnd"/>
+          </w:p>
+        </w:tc>
+        <w:tc>
+          <w:tcPr>
+            <w:tcW w:w="2403" w:type="dxa"/>
+            <w:tcBorders>
+              <w:top w:val="single" w:sz="4" w:space="0" w:color="000000"/>
+              <w:left w:val="single" w:sz="4" w:space="0" w:color="000000"/>
+              <w:bottom w:val="single" w:sz="4" w:space="0" w:color="000000"/>
+              <w:right w:val="single" w:sz="4" w:space="0" w:color="000000"/>
+            </w:tcBorders>
+          </w:tcPr>
+          <w:p>
+            <w:pPr>
+              <w:pStyle w:val="a9"/>
+            </w:pPr>
+            <w:r>
+              <w:t>INT</w:t>
+            </w:r>
+          </w:p>
+        </w:tc>
+        <w:tc>
+          <w:tcPr>
+            <w:tcW w:w="2375" w:type="dxa"/>
+            <w:tcBorders>
+              <w:top w:val="single" w:sz="4" w:space="0" w:color="000000"/>
+              <w:left w:val="single" w:sz="4" w:space="0" w:color="000000"/>
+              <w:bottom w:val="single" w:sz="4" w:space="0" w:color="000000"/>
+              <w:right w:val="single" w:sz="4" w:space="0" w:color="000000"/>
+            </w:tcBorders>
+          </w:tcPr>
+          <w:p>
+            <w:pPr>
+              <w:pStyle w:val="a9"/>
+            </w:pPr>
+            <w:r>
+              <w:t xml:space="preserve">Обязательное поле, первичный ключ, внешний ключ (к </w:t>
+            </w:r>
+            <w:proofErr w:type="spellStart"/>
+            <w:r>
+              <w:t>Locations</w:t>
+            </w:r>
+            <w:proofErr w:type="spellEnd"/>
+          </w:p>
+        </w:tc>
+      </w:tr>
+    </w:tbl>
+    <w:p>
+      <w:pPr>
+        <w:spacing w:after="160" w:line="278" w:lineRule="auto"/>
+        <w:ind w:left="0" w:firstLine="0"/>
+        <w:jc w:val="left"/>
+      </w:pPr>
+      <w:r>
+        <w:br w:type="page"/>
+      </w:r>
+    </w:p>
+    <w:p>
+      <w:pPr>
+        <w:pStyle w:val="11"/>
+      </w:pPr>
+      <w:r>
+        <w:lastRenderedPageBreak/>
+        <w:t>Таблица 1.</w:t>
+      </w:r>
+      <w:r>
+        <w:t>7</w:t>
+      </w:r>
+      <w:r>
+        <w:t>.</w:t>
+      </w:r>
+      <w:r>
+        <w:t>1</w:t>
+      </w:r>
+      <w:r>
+        <w:t>6</w:t>
+      </w:r>
+      <w:r>
+        <w:t xml:space="preserve"> –</w:t>
+      </w:r>
+      <w:r>
+        <w:t xml:space="preserve"> </w:t>
+      </w:r>
+      <w:proofErr w:type="spellStart"/>
+      <w:r>
+        <w:t>Drops</w:t>
+      </w:r>
+      <w:proofErr w:type="spellEnd"/>
+      <w:r>
+        <w:t xml:space="preserve"> (Дроп с существ)</w:t>
+      </w:r>
+    </w:p>
+    <w:tbl>
+      <w:tblPr>
+        <w:tblStyle w:val="TableGrid"/>
+        <w:tblW w:w="9566" w:type="dxa"/>
+        <w:tblInd w:w="-101" w:type="dxa"/>
+        <w:tblLayout w:type="fixed"/>
+        <w:tblCellMar>
+          <w:top w:w="19" w:type="dxa"/>
+          <w:left w:w="175" w:type="dxa"/>
+          <w:right w:w="104" w:type="dxa"/>
+        </w:tblCellMar>
+        <w:tblLook w:val="04A0" w:firstRow="1" w:lastRow="0" w:firstColumn="1" w:lastColumn="0" w:noHBand="0" w:noVBand="1"/>
+      </w:tblPr>
+      <w:tblGrid>
+        <w:gridCol w:w="2385"/>
+        <w:gridCol w:w="2403"/>
+        <w:gridCol w:w="2403"/>
+        <w:gridCol w:w="2375"/>
+      </w:tblGrid>
+      <w:tr>
+        <w:trPr>
+          <w:trHeight w:val="199"/>
+        </w:trPr>
+        <w:tc>
+          <w:tcPr>
+            <w:tcW w:w="2385" w:type="dxa"/>
+            <w:tcBorders>
+              <w:top w:val="single" w:sz="4" w:space="0" w:color="000000"/>
+              <w:left w:val="single" w:sz="4" w:space="0" w:color="000000"/>
+              <w:bottom w:val="single" w:sz="4" w:space="0" w:color="000000"/>
+              <w:right w:val="single" w:sz="4" w:space="0" w:color="000000"/>
+            </w:tcBorders>
+          </w:tcPr>
+          <w:p>
+            <w:pPr>
+              <w:spacing w:after="0"/>
+              <w:ind w:left="0" w:firstLine="0"/>
+              <w:jc w:val="center"/>
+            </w:pPr>
+            <w:r>
+              <w:t>Содержание поля</w:t>
+            </w:r>
+          </w:p>
+        </w:tc>
+        <w:tc>
+          <w:tcPr>
+            <w:tcW w:w="2403" w:type="dxa"/>
+            <w:tcBorders>
+              <w:top w:val="single" w:sz="4" w:space="0" w:color="000000"/>
+              <w:left w:val="single" w:sz="4" w:space="0" w:color="000000"/>
+              <w:bottom w:val="single" w:sz="4" w:space="0" w:color="000000"/>
+              <w:right w:val="single" w:sz="4" w:space="0" w:color="000000"/>
+            </w:tcBorders>
+          </w:tcPr>
+          <w:p>
+            <w:pPr>
+              <w:spacing w:after="0"/>
+              <w:ind w:left="0" w:firstLine="0"/>
+              <w:jc w:val="center"/>
+            </w:pPr>
+            <w:r>
+              <w:t>Имя поля</w:t>
+            </w:r>
+          </w:p>
+        </w:tc>
+        <w:tc>
+          <w:tcPr>
+            <w:tcW w:w="2403" w:type="dxa"/>
+            <w:tcBorders>
+              <w:top w:val="single" w:sz="4" w:space="0" w:color="000000"/>
+              <w:left w:val="single" w:sz="4" w:space="0" w:color="000000"/>
+              <w:bottom w:val="single" w:sz="4" w:space="0" w:color="000000"/>
+              <w:right w:val="single" w:sz="4" w:space="0" w:color="000000"/>
+            </w:tcBorders>
+          </w:tcPr>
+          <w:p>
+            <w:pPr>
+              <w:spacing w:after="0"/>
+              <w:ind w:left="0" w:right="69" w:firstLine="0"/>
+              <w:jc w:val="center"/>
+            </w:pPr>
+            <w:r>
+              <w:t>Тип, длина</w:t>
+            </w:r>
+          </w:p>
+        </w:tc>
+        <w:tc>
+          <w:tcPr>
+            <w:tcW w:w="2375" w:type="dxa"/>
+            <w:tcBorders>
+              <w:top w:val="single" w:sz="4" w:space="0" w:color="000000"/>
+              <w:left w:val="single" w:sz="4" w:space="0" w:color="000000"/>
+              <w:bottom w:val="single" w:sz="4" w:space="0" w:color="000000"/>
+              <w:right w:val="single" w:sz="4" w:space="0" w:color="000000"/>
+            </w:tcBorders>
+          </w:tcPr>
+          <w:p>
+            <w:pPr>
+              <w:spacing w:after="0"/>
+              <w:ind w:left="1" w:firstLine="0"/>
+              <w:jc w:val="center"/>
+            </w:pPr>
+            <w:r>
+              <w:t>Примечания</w:t>
+            </w:r>
+          </w:p>
+        </w:tc>
+      </w:tr>
+      <w:tr>
+        <w:trPr>
+          <w:trHeight w:val="300"/>
+        </w:trPr>
+        <w:tc>
+          <w:tcPr>
+            <w:tcW w:w="2385" w:type="dxa"/>
+            <w:tcBorders>
+              <w:top w:val="single" w:sz="4" w:space="0" w:color="000000"/>
+              <w:left w:val="single" w:sz="4" w:space="0" w:color="000000"/>
+              <w:bottom w:val="single" w:sz="4" w:space="0" w:color="000000"/>
+              <w:right w:val="single" w:sz="4" w:space="0" w:color="000000"/>
+            </w:tcBorders>
+          </w:tcPr>
+          <w:p>
+            <w:pPr>
+              <w:pStyle w:val="a9"/>
+            </w:pPr>
+            <w:r>
+              <w:t>Идентификатор существа</w:t>
+            </w:r>
+          </w:p>
+        </w:tc>
+        <w:tc>
+          <w:tcPr>
+            <w:tcW w:w="2403" w:type="dxa"/>
+            <w:tcBorders>
+              <w:top w:val="single" w:sz="4" w:space="0" w:color="000000"/>
+              <w:left w:val="single" w:sz="4" w:space="0" w:color="000000"/>
+              <w:bottom w:val="single" w:sz="4" w:space="0" w:color="000000"/>
+              <w:right w:val="single" w:sz="4" w:space="0" w:color="000000"/>
+            </w:tcBorders>
+          </w:tcPr>
+          <w:p>
+            <w:pPr>
+              <w:pStyle w:val="a9"/>
+            </w:pPr>
+            <w:proofErr w:type="spellStart"/>
+            <w:r>
+              <w:t>creature_id</w:t>
+            </w:r>
+            <w:proofErr w:type="spellEnd"/>
+          </w:p>
+        </w:tc>
+        <w:tc>
+          <w:tcPr>
+            <w:tcW w:w="2403" w:type="dxa"/>
+            <w:tcBorders>
+              <w:top w:val="single" w:sz="4" w:space="0" w:color="000000"/>
+              <w:left w:val="single" w:sz="4" w:space="0" w:color="000000"/>
+              <w:bottom w:val="single" w:sz="4" w:space="0" w:color="000000"/>
+              <w:right w:val="single" w:sz="4" w:space="0" w:color="000000"/>
+            </w:tcBorders>
+          </w:tcPr>
+          <w:p>
+            <w:pPr>
+              <w:pStyle w:val="a9"/>
+            </w:pPr>
+            <w:r>
+              <w:t>INT</w:t>
+            </w:r>
+          </w:p>
+        </w:tc>
+        <w:tc>
+          <w:tcPr>
+            <w:tcW w:w="2375" w:type="dxa"/>
+            <w:tcBorders>
+              <w:top w:val="single" w:sz="4" w:space="0" w:color="000000"/>
+              <w:left w:val="single" w:sz="4" w:space="0" w:color="000000"/>
+              <w:bottom w:val="single" w:sz="4" w:space="0" w:color="000000"/>
+              <w:right w:val="single" w:sz="4" w:space="0" w:color="000000"/>
+            </w:tcBorders>
+          </w:tcPr>
+          <w:p>
+            <w:pPr>
+              <w:pStyle w:val="a9"/>
+            </w:pPr>
+            <w:r>
+              <w:t xml:space="preserve">Обязательное поле, первичный ключ, внешний ключ (к </w:t>
+            </w:r>
+            <w:proofErr w:type="spellStart"/>
+            <w:r>
+              <w:t>Creatures</w:t>
+            </w:r>
+            <w:proofErr w:type="spellEnd"/>
+            <w:r>
+              <w:t>)</w:t>
+            </w:r>
+          </w:p>
+        </w:tc>
+      </w:tr>
+      <w:tr>
+        <w:trPr>
+          <w:trHeight w:val="907"/>
+        </w:trPr>
+        <w:tc>
+          <w:tcPr>
+            <w:tcW w:w="2385" w:type="dxa"/>
+            <w:tcBorders>
+              <w:top w:val="single" w:sz="4" w:space="0" w:color="000000"/>
+              <w:left w:val="single" w:sz="4" w:space="0" w:color="000000"/>
+              <w:bottom w:val="single" w:sz="4" w:space="0" w:color="000000"/>
+              <w:right w:val="single" w:sz="4" w:space="0" w:color="000000"/>
+            </w:tcBorders>
+          </w:tcPr>
+          <w:p>
+            <w:pPr>
+              <w:pStyle w:val="a9"/>
+            </w:pPr>
+            <w:r>
+              <w:t>Идентификатор предмета</w:t>
+            </w:r>
+          </w:p>
+        </w:tc>
+        <w:tc>
+          <w:tcPr>
+            <w:tcW w:w="2403" w:type="dxa"/>
+            <w:tcBorders>
+              <w:top w:val="single" w:sz="4" w:space="0" w:color="000000"/>
+              <w:left w:val="single" w:sz="4" w:space="0" w:color="000000"/>
+              <w:bottom w:val="single" w:sz="4" w:space="0" w:color="000000"/>
+              <w:right w:val="single" w:sz="4" w:space="0" w:color="000000"/>
+            </w:tcBorders>
+          </w:tcPr>
+          <w:p>
+            <w:pPr>
+              <w:pStyle w:val="a9"/>
+            </w:pPr>
+            <w:proofErr w:type="spellStart"/>
+            <w:r>
+              <w:t>item_id</w:t>
+            </w:r>
+            <w:proofErr w:type="spellEnd"/>
+          </w:p>
+        </w:tc>
+        <w:tc>
+          <w:tcPr>
+            <w:tcW w:w="2403" w:type="dxa"/>
+            <w:tcBorders>
+              <w:top w:val="single" w:sz="4" w:space="0" w:color="000000"/>
+              <w:left w:val="single" w:sz="4" w:space="0" w:color="000000"/>
+              <w:bottom w:val="single" w:sz="4" w:space="0" w:color="000000"/>
+              <w:right w:val="single" w:sz="4" w:space="0" w:color="000000"/>
+            </w:tcBorders>
+          </w:tcPr>
+          <w:p>
+            <w:pPr>
+              <w:pStyle w:val="a9"/>
+            </w:pPr>
+            <w:r>
+              <w:t>INT</w:t>
+            </w:r>
+          </w:p>
+        </w:tc>
+        <w:tc>
+          <w:tcPr>
+            <w:tcW w:w="2375" w:type="dxa"/>
+            <w:tcBorders>
+              <w:top w:val="single" w:sz="4" w:space="0" w:color="000000"/>
+              <w:left w:val="single" w:sz="4" w:space="0" w:color="000000"/>
+              <w:bottom w:val="single" w:sz="4" w:space="0" w:color="000000"/>
+              <w:right w:val="single" w:sz="4" w:space="0" w:color="000000"/>
+            </w:tcBorders>
+          </w:tcPr>
+          <w:p>
+            <w:pPr>
+              <w:pStyle w:val="a9"/>
+            </w:pPr>
+            <w:r>
+              <w:t xml:space="preserve">Обязательное поле, первичный ключ, внешний ключ (к </w:t>
+            </w:r>
+            <w:proofErr w:type="spellStart"/>
+            <w:r>
+              <w:t>Items</w:t>
+            </w:r>
+            <w:proofErr w:type="spellEnd"/>
+            <w:r>
+              <w:t>)</w:t>
+            </w:r>
+          </w:p>
+        </w:tc>
+      </w:tr>
+    </w:tbl>
+    <w:p>
+      <w:pPr>
+        <w:pStyle w:val="11"/>
+      </w:pPr>
+      <w:r>
+        <w:t>Таблица 1.</w:t>
+      </w:r>
+      <w:r>
+        <w:t>7</w:t>
+      </w:r>
+      <w:r>
+        <w:t>.</w:t>
+      </w:r>
+      <w:r>
+        <w:t>1</w:t>
+      </w:r>
+      <w:r>
+        <w:t>7</w:t>
+      </w:r>
+      <w:r>
+        <w:t xml:space="preserve"> –</w:t>
+      </w:r>
+      <w:r>
+        <w:t xml:space="preserve"> </w:t>
+      </w:r>
+      <w:proofErr w:type="spellStart"/>
+      <w:r>
+        <w:t>Tutorials</w:t>
+      </w:r>
+      <w:proofErr w:type="spellEnd"/>
+      <w:r>
+        <w:t xml:space="preserve"> (Обучение)</w:t>
+      </w:r>
+    </w:p>
+    <w:tbl>
+      <w:tblPr>
+        <w:tblStyle w:val="TableGrid"/>
+        <w:tblW w:w="9566" w:type="dxa"/>
+        <w:tblInd w:w="-101" w:type="dxa"/>
+        <w:tblLayout w:type="fixed"/>
+        <w:tblCellMar>
+          <w:top w:w="19" w:type="dxa"/>
+          <w:left w:w="175" w:type="dxa"/>
+          <w:right w:w="104" w:type="dxa"/>
+        </w:tblCellMar>
+        <w:tblLook w:val="04A0" w:firstRow="1" w:lastRow="0" w:firstColumn="1" w:lastColumn="0" w:noHBand="0" w:noVBand="1"/>
+      </w:tblPr>
+      <w:tblGrid>
+        <w:gridCol w:w="2385"/>
+        <w:gridCol w:w="2403"/>
+        <w:gridCol w:w="2403"/>
+        <w:gridCol w:w="2375"/>
+      </w:tblGrid>
+      <w:tr>
+        <w:trPr>
+          <w:trHeight w:val="199"/>
+        </w:trPr>
+        <w:tc>
+          <w:tcPr>
+            <w:tcW w:w="2385" w:type="dxa"/>
+            <w:tcBorders>
+              <w:top w:val="single" w:sz="4" w:space="0" w:color="000000"/>
+              <w:left w:val="single" w:sz="4" w:space="0" w:color="000000"/>
+              <w:bottom w:val="single" w:sz="4" w:space="0" w:color="000000"/>
+              <w:right w:val="single" w:sz="4" w:space="0" w:color="000000"/>
+            </w:tcBorders>
+          </w:tcPr>
+          <w:p>
+            <w:pPr>
+              <w:spacing w:after="0"/>
+              <w:ind w:left="0" w:firstLine="0"/>
+              <w:jc w:val="center"/>
+            </w:pPr>
+            <w:r>
+              <w:t>Содержание поля</w:t>
+            </w:r>
+          </w:p>
+        </w:tc>
+        <w:tc>
+          <w:tcPr>
+            <w:tcW w:w="2403" w:type="dxa"/>
+            <w:tcBorders>
+              <w:top w:val="single" w:sz="4" w:space="0" w:color="000000"/>
+              <w:left w:val="single" w:sz="4" w:space="0" w:color="000000"/>
+              <w:bottom w:val="single" w:sz="4" w:space="0" w:color="000000"/>
+              <w:right w:val="single" w:sz="4" w:space="0" w:color="000000"/>
+            </w:tcBorders>
+          </w:tcPr>
+          <w:p>
+            <w:pPr>
+              <w:spacing w:after="0"/>
+              <w:ind w:left="0" w:firstLine="0"/>
+              <w:jc w:val="center"/>
+            </w:pPr>
+            <w:r>
+              <w:t>Имя поля</w:t>
+            </w:r>
+          </w:p>
+        </w:tc>
+        <w:tc>
+          <w:tcPr>
+            <w:tcW w:w="2403" w:type="dxa"/>
+            <w:tcBorders>
+              <w:top w:val="single" w:sz="4" w:space="0" w:color="000000"/>
+              <w:left w:val="single" w:sz="4" w:space="0" w:color="000000"/>
+              <w:bottom w:val="single" w:sz="4" w:space="0" w:color="000000"/>
+              <w:right w:val="single" w:sz="4" w:space="0" w:color="000000"/>
+            </w:tcBorders>
+          </w:tcPr>
+          <w:p>
+            <w:pPr>
+              <w:spacing w:after="0"/>
+              <w:ind w:left="0" w:right="69" w:firstLine="0"/>
+              <w:jc w:val="center"/>
+            </w:pPr>
+            <w:r>
+              <w:t>Тип, длина</w:t>
+            </w:r>
+          </w:p>
+        </w:tc>
+        <w:tc>
+          <w:tcPr>
+            <w:tcW w:w="2375" w:type="dxa"/>
+            <w:tcBorders>
+              <w:top w:val="single" w:sz="4" w:space="0" w:color="000000"/>
+              <w:left w:val="single" w:sz="4" w:space="0" w:color="000000"/>
+              <w:bottom w:val="single" w:sz="4" w:space="0" w:color="000000"/>
+              <w:right w:val="single" w:sz="4" w:space="0" w:color="000000"/>
+            </w:tcBorders>
+          </w:tcPr>
+          <w:p>
+            <w:pPr>
+              <w:spacing w:after="0"/>
+              <w:ind w:left="1" w:firstLine="0"/>
+              <w:jc w:val="center"/>
+            </w:pPr>
+            <w:r>
+              <w:t>Примечания</w:t>
+            </w:r>
+          </w:p>
+        </w:tc>
+      </w:tr>
+      <w:tr>
+        <w:trPr>
+          <w:trHeight w:val="300"/>
+        </w:trPr>
+        <w:tc>
+          <w:tcPr>
+            <w:tcW w:w="2385" w:type="dxa"/>
+            <w:tcBorders>
+              <w:top w:val="single" w:sz="4" w:space="0" w:color="000000"/>
+              <w:left w:val="single" w:sz="4" w:space="0" w:color="000000"/>
+              <w:bottom w:val="single" w:sz="4" w:space="0" w:color="000000"/>
+              <w:right w:val="single" w:sz="4" w:space="0" w:color="000000"/>
+            </w:tcBorders>
+          </w:tcPr>
+          <w:p>
+            <w:pPr>
+              <w:pStyle w:val="a9"/>
+            </w:pPr>
+            <w:r>
+              <w:t>Идентификатор обучения</w:t>
+            </w:r>
+          </w:p>
+        </w:tc>
+        <w:tc>
+          <w:tcPr>
+            <w:tcW w:w="2403" w:type="dxa"/>
+            <w:tcBorders>
+              <w:top w:val="single" w:sz="4" w:space="0" w:color="000000"/>
+              <w:left w:val="single" w:sz="4" w:space="0" w:color="000000"/>
+              <w:bottom w:val="single" w:sz="4" w:space="0" w:color="000000"/>
+              <w:right w:val="single" w:sz="4" w:space="0" w:color="000000"/>
+            </w:tcBorders>
+          </w:tcPr>
+          <w:p>
+            <w:pPr>
+              <w:pStyle w:val="a9"/>
+            </w:pPr>
+            <w:proofErr w:type="spellStart"/>
+            <w:r>
+              <w:t>id</w:t>
+            </w:r>
+            <w:proofErr w:type="spellEnd"/>
+          </w:p>
+        </w:tc>
+        <w:tc>
+          <w:tcPr>
+            <w:tcW w:w="2403" w:type="dxa"/>
+            <w:tcBorders>
+              <w:top w:val="single" w:sz="4" w:space="0" w:color="000000"/>
+              <w:left w:val="single" w:sz="4" w:space="0" w:color="000000"/>
+              <w:bottom w:val="single" w:sz="4" w:space="0" w:color="000000"/>
+              <w:right w:val="single" w:sz="4" w:space="0" w:color="000000"/>
+            </w:tcBorders>
+          </w:tcPr>
+          <w:p>
+            <w:pPr>
+              <w:pStyle w:val="a9"/>
+            </w:pPr>
+            <w:r>
+              <w:t>INT</w:t>
+            </w:r>
+          </w:p>
+        </w:tc>
+        <w:tc>
+          <w:tcPr>
+            <w:tcW w:w="2375" w:type="dxa"/>
+            <w:tcBorders>
+              <w:top w:val="single" w:sz="4" w:space="0" w:color="000000"/>
+              <w:left w:val="single" w:sz="4" w:space="0" w:color="000000"/>
+              <w:bottom w:val="single" w:sz="4" w:space="0" w:color="000000"/>
+              <w:right w:val="single" w:sz="4" w:space="0" w:color="000000"/>
+            </w:tcBorders>
+          </w:tcPr>
+          <w:p>
+            <w:pPr>
+              <w:pStyle w:val="a9"/>
+            </w:pPr>
+            <w:r>
+              <w:t>Обязательное поле, первичный ключ</w:t>
+            </w:r>
+          </w:p>
+        </w:tc>
+      </w:tr>
+      <w:tr>
+        <w:trPr>
+          <w:trHeight w:val="556"/>
+        </w:trPr>
+        <w:tc>
+          <w:tcPr>
+            <w:tcW w:w="2385" w:type="dxa"/>
+            <w:tcBorders>
+              <w:top w:val="single" w:sz="4" w:space="0" w:color="000000"/>
+              <w:left w:val="single" w:sz="4" w:space="0" w:color="000000"/>
+              <w:bottom w:val="single" w:sz="4" w:space="0" w:color="000000"/>
+              <w:right w:val="single" w:sz="4" w:space="0" w:color="000000"/>
+            </w:tcBorders>
+          </w:tcPr>
+          <w:p>
+            <w:pPr>
+              <w:pStyle w:val="a9"/>
+            </w:pPr>
+            <w:r>
+              <w:t>Название обучения</w:t>
+            </w:r>
+          </w:p>
+        </w:tc>
+        <w:tc>
+          <w:tcPr>
+            <w:tcW w:w="2403" w:type="dxa"/>
+            <w:tcBorders>
+              <w:top w:val="single" w:sz="4" w:space="0" w:color="000000"/>
+              <w:left w:val="single" w:sz="4" w:space="0" w:color="000000"/>
+              <w:bottom w:val="single" w:sz="4" w:space="0" w:color="000000"/>
+              <w:right w:val="single" w:sz="4" w:space="0" w:color="000000"/>
+            </w:tcBorders>
+          </w:tcPr>
+          <w:p>
+            <w:pPr>
+              <w:pStyle w:val="a9"/>
+            </w:pPr>
+            <w:proofErr w:type="spellStart"/>
+            <w:r>
+              <w:t>name</w:t>
+            </w:r>
+            <w:proofErr w:type="spellEnd"/>
+          </w:p>
+        </w:tc>
+        <w:tc>
+          <w:tcPr>
+            <w:tcW w:w="2403" w:type="dxa"/>
+            <w:tcBorders>
+              <w:top w:val="single" w:sz="4" w:space="0" w:color="000000"/>
+              <w:left w:val="single" w:sz="4" w:space="0" w:color="000000"/>
+              <w:bottom w:val="single" w:sz="4" w:space="0" w:color="000000"/>
+              <w:right w:val="single" w:sz="4" w:space="0" w:color="000000"/>
+            </w:tcBorders>
+          </w:tcPr>
+          <w:p>
+            <w:pPr>
+              <w:pStyle w:val="a9"/>
+            </w:pPr>
+            <w:proofErr w:type="gramStart"/>
+            <w:r>
+              <w:t>VARCHAR(</w:t>
+            </w:r>
+            <w:proofErr w:type="gramEnd"/>
+            <w:r>
+              <w:t>100)</w:t>
+            </w:r>
+          </w:p>
+        </w:tc>
+        <w:tc>
+          <w:tcPr>
+            <w:tcW w:w="2375" w:type="dxa"/>
+            <w:tcBorders>
+              <w:top w:val="single" w:sz="4" w:space="0" w:color="000000"/>
+              <w:left w:val="single" w:sz="4" w:space="0" w:color="000000"/>
+              <w:bottom w:val="single" w:sz="4" w:space="0" w:color="000000"/>
+              <w:right w:val="single" w:sz="4" w:space="0" w:color="000000"/>
+            </w:tcBorders>
+          </w:tcPr>
+          <w:p>
+            <w:pPr>
+              <w:pStyle w:val="a9"/>
+            </w:pPr>
+            <w:r>
+              <w:t>Обязательное поле, уникальное</w:t>
+            </w:r>
+          </w:p>
+        </w:tc>
+      </w:tr>
+      <w:tr>
+        <w:trPr>
+          <w:trHeight w:val="483"/>
+        </w:trPr>
+        <w:tc>
+          <w:tcPr>
+            <w:tcW w:w="2385" w:type="dxa"/>
+            <w:tcBorders>
+              <w:top w:val="single" w:sz="4" w:space="0" w:color="000000"/>
+              <w:left w:val="single" w:sz="4" w:space="0" w:color="000000"/>
+              <w:bottom w:val="single" w:sz="4" w:space="0" w:color="000000"/>
+              <w:right w:val="single" w:sz="4" w:space="0" w:color="000000"/>
+            </w:tcBorders>
+          </w:tcPr>
+          <w:p>
+            <w:pPr>
+              <w:pStyle w:val="a9"/>
+            </w:pPr>
+            <w:r>
+              <w:t>Описание</w:t>
+            </w:r>
+          </w:p>
+        </w:tc>
+        <w:tc>
+          <w:tcPr>
+            <w:tcW w:w="2403" w:type="dxa"/>
+            <w:tcBorders>
+              <w:top w:val="single" w:sz="4" w:space="0" w:color="000000"/>
+              <w:left w:val="single" w:sz="4" w:space="0" w:color="000000"/>
+              <w:bottom w:val="single" w:sz="4" w:space="0" w:color="000000"/>
+              <w:right w:val="single" w:sz="4" w:space="0" w:color="000000"/>
+            </w:tcBorders>
+          </w:tcPr>
+          <w:p>
+            <w:pPr>
+              <w:pStyle w:val="a9"/>
+            </w:pPr>
+            <w:proofErr w:type="spellStart"/>
+            <w:r>
+              <w:t>description</w:t>
+            </w:r>
+            <w:proofErr w:type="spellEnd"/>
+          </w:p>
+        </w:tc>
+        <w:tc>
+          <w:tcPr>
+            <w:tcW w:w="2403" w:type="dxa"/>
+            <w:tcBorders>
+              <w:top w:val="single" w:sz="4" w:space="0" w:color="000000"/>
+              <w:left w:val="single" w:sz="4" w:space="0" w:color="000000"/>
+              <w:bottom w:val="single" w:sz="4" w:space="0" w:color="000000"/>
+              <w:right w:val="single" w:sz="4" w:space="0" w:color="000000"/>
+            </w:tcBorders>
+          </w:tcPr>
+          <w:p>
+            <w:pPr>
+              <w:pStyle w:val="a9"/>
+            </w:pPr>
+            <w:r>
+              <w:t>TEXT</w:t>
+            </w:r>
+          </w:p>
+        </w:tc>
+        <w:tc>
+          <w:tcPr>
+            <w:tcW w:w="2375" w:type="dxa"/>
+            <w:tcBorders>
+              <w:top w:val="single" w:sz="4" w:space="0" w:color="000000"/>
+              <w:left w:val="single" w:sz="4" w:space="0" w:color="000000"/>
+              <w:bottom w:val="single" w:sz="4" w:space="0" w:color="000000"/>
+              <w:right w:val="single" w:sz="4" w:space="0" w:color="000000"/>
+            </w:tcBorders>
+          </w:tcPr>
+          <w:p>
+            <w:pPr>
+              <w:pStyle w:val="a9"/>
+            </w:pPr>
+            <w:r>
+              <w:t>Необязательное поле</w:t>
+            </w:r>
+          </w:p>
+        </w:tc>
+      </w:tr>
+    </w:tbl>
+    <w:p>
+      <w:pPr>
+        <w:pStyle w:val="11"/>
+      </w:pPr>
+      <w:r>
+        <w:t>Таблица 1.</w:t>
+      </w:r>
+      <w:r>
+        <w:t>7</w:t>
+      </w:r>
+      <w:r>
+        <w:t>.</w:t>
+      </w:r>
+      <w:r>
+        <w:t>1</w:t>
+      </w:r>
+      <w:r>
+        <w:t>8</w:t>
+      </w:r>
+      <w:r>
+        <w:t xml:space="preserve"> –</w:t>
+      </w:r>
+      <w:r>
+        <w:t xml:space="preserve"> </w:t>
+      </w:r>
+      <w:proofErr w:type="spellStart"/>
+      <w:r>
+        <w:t>Mechanics</w:t>
+      </w:r>
+      <w:proofErr w:type="spellEnd"/>
+      <w:r>
+        <w:t xml:space="preserve"> (Механики)</w:t>
+      </w:r>
+    </w:p>
+    <w:tbl>
+      <w:tblPr>
+        <w:tblStyle w:val="TableGrid"/>
+        <w:tblW w:w="9566" w:type="dxa"/>
+        <w:tblInd w:w="-101" w:type="dxa"/>
+        <w:tblLayout w:type="fixed"/>
+        <w:tblCellMar>
+          <w:top w:w="19" w:type="dxa"/>
+          <w:left w:w="175" w:type="dxa"/>
+          <w:right w:w="104" w:type="dxa"/>
+        </w:tblCellMar>
+        <w:tblLook w:val="04A0" w:firstRow="1" w:lastRow="0" w:firstColumn="1" w:lastColumn="0" w:noHBand="0" w:noVBand="1"/>
+      </w:tblPr>
+      <w:tblGrid>
+        <w:gridCol w:w="2385"/>
+        <w:gridCol w:w="2403"/>
+        <w:gridCol w:w="2403"/>
+        <w:gridCol w:w="2375"/>
+      </w:tblGrid>
+      <w:tr>
+        <w:trPr>
+          <w:trHeight w:val="199"/>
+        </w:trPr>
+        <w:tc>
+          <w:tcPr>
+            <w:tcW w:w="2385" w:type="dxa"/>
+            <w:tcBorders>
+              <w:top w:val="single" w:sz="4" w:space="0" w:color="000000"/>
+              <w:left w:val="single" w:sz="4" w:space="0" w:color="000000"/>
+              <w:bottom w:val="single" w:sz="4" w:space="0" w:color="000000"/>
+              <w:right w:val="single" w:sz="4" w:space="0" w:color="000000"/>
+            </w:tcBorders>
+          </w:tcPr>
+          <w:p>
+            <w:pPr>
+              <w:spacing w:after="0"/>
+              <w:ind w:left="0" w:firstLine="0"/>
+              <w:jc w:val="center"/>
+            </w:pPr>
+            <w:r>
+              <w:t>Содержание поля</w:t>
+            </w:r>
+          </w:p>
+        </w:tc>
+        <w:tc>
+          <w:tcPr>
+            <w:tcW w:w="2403" w:type="dxa"/>
+            <w:tcBorders>
+              <w:top w:val="single" w:sz="4" w:space="0" w:color="000000"/>
+              <w:left w:val="single" w:sz="4" w:space="0" w:color="000000"/>
+              <w:bottom w:val="single" w:sz="4" w:space="0" w:color="000000"/>
+              <w:right w:val="single" w:sz="4" w:space="0" w:color="000000"/>
+            </w:tcBorders>
+          </w:tcPr>
+          <w:p>
+            <w:pPr>
+              <w:spacing w:after="0"/>
+              <w:ind w:left="0" w:firstLine="0"/>
+              <w:jc w:val="center"/>
+            </w:pPr>
+            <w:r>
+              <w:t>Имя поля</w:t>
+            </w:r>
+          </w:p>
+        </w:tc>
+        <w:tc>
+          <w:tcPr>
+            <w:tcW w:w="2403" w:type="dxa"/>
+            <w:tcBorders>
+              <w:top w:val="single" w:sz="4" w:space="0" w:color="000000"/>
+              <w:left w:val="single" w:sz="4" w:space="0" w:color="000000"/>
+              <w:bottom w:val="single" w:sz="4" w:space="0" w:color="000000"/>
+              <w:right w:val="single" w:sz="4" w:space="0" w:color="000000"/>
+            </w:tcBorders>
+          </w:tcPr>
+          <w:p>
+            <w:pPr>
+              <w:spacing w:after="0"/>
+              <w:ind w:left="0" w:right="69" w:firstLine="0"/>
+              <w:jc w:val="center"/>
+            </w:pPr>
+            <w:r>
+              <w:t>Тип, длина</w:t>
+            </w:r>
+          </w:p>
+        </w:tc>
+        <w:tc>
+          <w:tcPr>
+            <w:tcW w:w="2375" w:type="dxa"/>
+            <w:tcBorders>
+              <w:top w:val="single" w:sz="4" w:space="0" w:color="000000"/>
+              <w:left w:val="single" w:sz="4" w:space="0" w:color="000000"/>
+              <w:bottom w:val="single" w:sz="4" w:space="0" w:color="000000"/>
+              <w:right w:val="single" w:sz="4" w:space="0" w:color="000000"/>
+            </w:tcBorders>
+          </w:tcPr>
+          <w:p>
+            <w:pPr>
+              <w:spacing w:after="0"/>
+              <w:ind w:left="1" w:firstLine="0"/>
+              <w:jc w:val="center"/>
+            </w:pPr>
+            <w:r>
+              <w:t>Примечания</w:t>
+            </w:r>
+          </w:p>
+        </w:tc>
+      </w:tr>
+      <w:tr>
+        <w:trPr>
+          <w:trHeight w:val="300"/>
+        </w:trPr>
+        <w:tc>
+          <w:tcPr>
+            <w:tcW w:w="2385" w:type="dxa"/>
+            <w:tcBorders>
+              <w:top w:val="single" w:sz="4" w:space="0" w:color="000000"/>
+              <w:left w:val="single" w:sz="4" w:space="0" w:color="000000"/>
+              <w:bottom w:val="single" w:sz="4" w:space="0" w:color="000000"/>
+              <w:right w:val="single" w:sz="4" w:space="0" w:color="000000"/>
+            </w:tcBorders>
+          </w:tcPr>
+          <w:p>
+            <w:pPr>
+              <w:pStyle w:val="a9"/>
+            </w:pPr>
+            <w:r>
+              <w:t>Идентификатор механики</w:t>
+            </w:r>
+          </w:p>
+        </w:tc>
+        <w:tc>
+          <w:tcPr>
+            <w:tcW w:w="2403" w:type="dxa"/>
+            <w:tcBorders>
+              <w:top w:val="single" w:sz="4" w:space="0" w:color="000000"/>
+              <w:left w:val="single" w:sz="4" w:space="0" w:color="000000"/>
+              <w:bottom w:val="single" w:sz="4" w:space="0" w:color="000000"/>
+              <w:right w:val="single" w:sz="4" w:space="0" w:color="000000"/>
+            </w:tcBorders>
+          </w:tcPr>
+          <w:p>
+            <w:pPr>
+              <w:pStyle w:val="a9"/>
+            </w:pPr>
+            <w:proofErr w:type="spellStart"/>
+            <w:r>
+              <w:t>id</w:t>
+            </w:r>
+            <w:proofErr w:type="spellEnd"/>
+          </w:p>
+        </w:tc>
+        <w:tc>
+          <w:tcPr>
+            <w:tcW w:w="2403" w:type="dxa"/>
+            <w:tcBorders>
+              <w:top w:val="single" w:sz="4" w:space="0" w:color="000000"/>
+              <w:left w:val="single" w:sz="4" w:space="0" w:color="000000"/>
+              <w:bottom w:val="single" w:sz="4" w:space="0" w:color="000000"/>
+              <w:right w:val="single" w:sz="4" w:space="0" w:color="000000"/>
+            </w:tcBorders>
+          </w:tcPr>
+          <w:p>
+            <w:pPr>
+              <w:pStyle w:val="a9"/>
+            </w:pPr>
+            <w:r>
+              <w:t>INT</w:t>
+            </w:r>
+          </w:p>
+        </w:tc>
+        <w:tc>
+          <w:tcPr>
+            <w:tcW w:w="2375" w:type="dxa"/>
+            <w:tcBorders>
+              <w:top w:val="single" w:sz="4" w:space="0" w:color="000000"/>
+              <w:left w:val="single" w:sz="4" w:space="0" w:color="000000"/>
+              <w:bottom w:val="single" w:sz="4" w:space="0" w:color="000000"/>
+              <w:right w:val="single" w:sz="4" w:space="0" w:color="000000"/>
+            </w:tcBorders>
+          </w:tcPr>
+          <w:p>
+            <w:pPr>
+              <w:pStyle w:val="a9"/>
+            </w:pPr>
+            <w:r>
+              <w:t>Обязательное поле, первичный ключ</w:t>
+            </w:r>
+          </w:p>
+        </w:tc>
+      </w:tr>
+      <w:tr>
+        <w:trPr>
+          <w:trHeight w:val="556"/>
+        </w:trPr>
+        <w:tc>
+          <w:tcPr>
+            <w:tcW w:w="2385" w:type="dxa"/>
+            <w:tcBorders>
+              <w:top w:val="single" w:sz="4" w:space="0" w:color="000000"/>
+              <w:left w:val="single" w:sz="4" w:space="0" w:color="000000"/>
+              <w:bottom w:val="single" w:sz="4" w:space="0" w:color="000000"/>
+              <w:right w:val="single" w:sz="4" w:space="0" w:color="000000"/>
+            </w:tcBorders>
+          </w:tcPr>
+          <w:p>
+            <w:pPr>
+              <w:pStyle w:val="a9"/>
+            </w:pPr>
+            <w:r>
+              <w:t>Идентификатор обучения</w:t>
+            </w:r>
+          </w:p>
+        </w:tc>
+        <w:tc>
+          <w:tcPr>
+            <w:tcW w:w="2403" w:type="dxa"/>
+            <w:tcBorders>
+              <w:top w:val="single" w:sz="4" w:space="0" w:color="000000"/>
+              <w:left w:val="single" w:sz="4" w:space="0" w:color="000000"/>
+              <w:bottom w:val="single" w:sz="4" w:space="0" w:color="000000"/>
+              <w:right w:val="single" w:sz="4" w:space="0" w:color="000000"/>
+            </w:tcBorders>
+          </w:tcPr>
+          <w:p>
+            <w:pPr>
+              <w:pStyle w:val="a9"/>
+            </w:pPr>
+            <w:proofErr w:type="spellStart"/>
+            <w:r>
+              <w:t>tutorial_id</w:t>
+            </w:r>
+            <w:proofErr w:type="spellEnd"/>
+          </w:p>
+        </w:tc>
+        <w:tc>
+          <w:tcPr>
+            <w:tcW w:w="2403" w:type="dxa"/>
+            <w:tcBorders>
+              <w:top w:val="single" w:sz="4" w:space="0" w:color="000000"/>
+              <w:left w:val="single" w:sz="4" w:space="0" w:color="000000"/>
+              <w:bottom w:val="single" w:sz="4" w:space="0" w:color="000000"/>
+              <w:right w:val="single" w:sz="4" w:space="0" w:color="000000"/>
+            </w:tcBorders>
+          </w:tcPr>
+          <w:p>
+            <w:pPr>
+              <w:pStyle w:val="a9"/>
+            </w:pPr>
+            <w:r>
+              <w:t>INT</w:t>
+            </w:r>
+          </w:p>
+        </w:tc>
+        <w:tc>
+          <w:tcPr>
+            <w:tcW w:w="2375" w:type="dxa"/>
+            <w:tcBorders>
+              <w:top w:val="single" w:sz="4" w:space="0" w:color="000000"/>
+              <w:left w:val="single" w:sz="4" w:space="0" w:color="000000"/>
+              <w:bottom w:val="single" w:sz="4" w:space="0" w:color="000000"/>
+              <w:right w:val="single" w:sz="4" w:space="0" w:color="000000"/>
+            </w:tcBorders>
+          </w:tcPr>
+          <w:p>
+            <w:pPr>
+              <w:pStyle w:val="a9"/>
+            </w:pPr>
+            <w:r>
+              <w:t xml:space="preserve">Обязательное поле, внешний ключ (к </w:t>
+            </w:r>
+            <w:proofErr w:type="spellStart"/>
+            <w:r>
+              <w:t>Tutorials</w:t>
+            </w:r>
+            <w:proofErr w:type="spellEnd"/>
+            <w:r>
+              <w:t>)</w:t>
+            </w:r>
+          </w:p>
+        </w:tc>
+      </w:tr>
+      <w:tr>
+        <w:trPr>
+          <w:trHeight w:val="483"/>
+        </w:trPr>
+        <w:tc>
+          <w:tcPr>
+            <w:tcW w:w="2385" w:type="dxa"/>
+            <w:tcBorders>
+              <w:top w:val="single" w:sz="4" w:space="0" w:color="000000"/>
+              <w:left w:val="single" w:sz="4" w:space="0" w:color="000000"/>
+              <w:bottom w:val="single" w:sz="4" w:space="0" w:color="000000"/>
+              <w:right w:val="single" w:sz="4" w:space="0" w:color="000000"/>
+            </w:tcBorders>
+          </w:tcPr>
+          <w:p>
+            <w:pPr>
+              <w:pStyle w:val="a9"/>
+            </w:pPr>
+            <w:r>
+              <w:t>Идентификатор характеристики</w:t>
+            </w:r>
+          </w:p>
+        </w:tc>
+        <w:tc>
+          <w:tcPr>
+            <w:tcW w:w="2403" w:type="dxa"/>
+            <w:tcBorders>
+              <w:top w:val="single" w:sz="4" w:space="0" w:color="000000"/>
+              <w:left w:val="single" w:sz="4" w:space="0" w:color="000000"/>
+              <w:bottom w:val="single" w:sz="4" w:space="0" w:color="000000"/>
+              <w:right w:val="single" w:sz="4" w:space="0" w:color="000000"/>
+            </w:tcBorders>
+          </w:tcPr>
+          <w:p>
+            <w:pPr>
+              <w:pStyle w:val="a9"/>
+            </w:pPr>
+            <w:proofErr w:type="spellStart"/>
+            <w:r>
+              <w:t>stat_id</w:t>
+            </w:r>
+            <w:proofErr w:type="spellEnd"/>
+          </w:p>
+        </w:tc>
+        <w:tc>
+          <w:tcPr>
+            <w:tcW w:w="2403" w:type="dxa"/>
+            <w:tcBorders>
+              <w:top w:val="single" w:sz="4" w:space="0" w:color="000000"/>
+              <w:left w:val="single" w:sz="4" w:space="0" w:color="000000"/>
+              <w:bottom w:val="single" w:sz="4" w:space="0" w:color="000000"/>
+              <w:right w:val="single" w:sz="4" w:space="0" w:color="000000"/>
+            </w:tcBorders>
+          </w:tcPr>
+          <w:p>
+            <w:pPr>
+              <w:pStyle w:val="a9"/>
+            </w:pPr>
+            <w:r>
+              <w:t>SMALLINT</w:t>
+            </w:r>
+          </w:p>
+        </w:tc>
+        <w:tc>
+          <w:tcPr>
+            <w:tcW w:w="2375" w:type="dxa"/>
+            <w:tcBorders>
+              <w:top w:val="single" w:sz="4" w:space="0" w:color="000000"/>
+              <w:left w:val="single" w:sz="4" w:space="0" w:color="000000"/>
+              <w:bottom w:val="single" w:sz="4" w:space="0" w:color="000000"/>
+              <w:right w:val="single" w:sz="4" w:space="0" w:color="000000"/>
+            </w:tcBorders>
+          </w:tcPr>
+          <w:p>
+            <w:pPr>
+              <w:pStyle w:val="a9"/>
+            </w:pPr>
+            <w:r>
+              <w:t xml:space="preserve">Необязательное поле, внешний ключ (к </w:t>
+            </w:r>
+            <w:proofErr w:type="spellStart"/>
+            <w:r>
+              <w:t>Stats</w:t>
+            </w:r>
+            <w:proofErr w:type="spellEnd"/>
+            <w:r>
+              <w:t>)</w:t>
+            </w:r>
+          </w:p>
+        </w:tc>
+      </w:tr>
+      <w:tr>
+        <w:trPr>
+          <w:trHeight w:val="483"/>
+        </w:trPr>
+        <w:tc>
+          <w:tcPr>
+            <w:tcW w:w="2385" w:type="dxa"/>
+            <w:tcBorders>
+              <w:top w:val="single" w:sz="4" w:space="0" w:color="000000"/>
+              <w:left w:val="single" w:sz="4" w:space="0" w:color="000000"/>
+              <w:bottom w:val="single" w:sz="4" w:space="0" w:color="000000"/>
+              <w:right w:val="single" w:sz="4" w:space="0" w:color="000000"/>
+            </w:tcBorders>
+          </w:tcPr>
+          <w:p>
+            <w:pPr>
+              <w:pStyle w:val="a9"/>
+            </w:pPr>
+            <w:r>
+              <w:t>Название механики</w:t>
+            </w:r>
+          </w:p>
+        </w:tc>
+        <w:tc>
+          <w:tcPr>
+            <w:tcW w:w="2403" w:type="dxa"/>
+            <w:tcBorders>
+              <w:top w:val="single" w:sz="4" w:space="0" w:color="000000"/>
+              <w:left w:val="single" w:sz="4" w:space="0" w:color="000000"/>
+              <w:bottom w:val="single" w:sz="4" w:space="0" w:color="000000"/>
+              <w:right w:val="single" w:sz="4" w:space="0" w:color="000000"/>
+            </w:tcBorders>
+          </w:tcPr>
+          <w:p>
+            <w:pPr>
+              <w:pStyle w:val="a9"/>
+            </w:pPr>
+            <w:proofErr w:type="spellStart"/>
+            <w:r>
+              <w:t>name</w:t>
+            </w:r>
+            <w:proofErr w:type="spellEnd"/>
+          </w:p>
+        </w:tc>
+        <w:tc>
+          <w:tcPr>
+            <w:tcW w:w="2403" w:type="dxa"/>
+            <w:tcBorders>
+              <w:top w:val="single" w:sz="4" w:space="0" w:color="000000"/>
+              <w:left w:val="single" w:sz="4" w:space="0" w:color="000000"/>
+              <w:bottom w:val="single" w:sz="4" w:space="0" w:color="000000"/>
+              <w:right w:val="single" w:sz="4" w:space="0" w:color="000000"/>
+            </w:tcBorders>
+          </w:tcPr>
+          <w:p>
+            <w:pPr>
+              <w:pStyle w:val="a9"/>
+            </w:pPr>
+            <w:proofErr w:type="gramStart"/>
+            <w:r>
+              <w:t>VARCHAR(</w:t>
+            </w:r>
+            <w:proofErr w:type="gramEnd"/>
+            <w:r>
+              <w:t>80)</w:t>
+            </w:r>
+          </w:p>
+        </w:tc>
+        <w:tc>
+          <w:tcPr>
+            <w:tcW w:w="2375" w:type="dxa"/>
+            <w:tcBorders>
+              <w:top w:val="single" w:sz="4" w:space="0" w:color="000000"/>
+              <w:left w:val="single" w:sz="4" w:space="0" w:color="000000"/>
+              <w:bottom w:val="single" w:sz="4" w:space="0" w:color="000000"/>
+              <w:right w:val="single" w:sz="4" w:space="0" w:color="000000"/>
+            </w:tcBorders>
+          </w:tcPr>
+          <w:p>
+            <w:pPr>
+              <w:pStyle w:val="a9"/>
+            </w:pPr>
+            <w:r>
+              <w:t>Обязательное поле</w:t>
+            </w:r>
+          </w:p>
+        </w:tc>
+      </w:tr>
+      <w:tr>
+        <w:trPr>
+          <w:trHeight w:val="483"/>
+        </w:trPr>
+        <w:tc>
+          <w:tcPr>
+            <w:tcW w:w="2385" w:type="dxa"/>
+            <w:tcBorders>
+              <w:top w:val="single" w:sz="4" w:space="0" w:color="000000"/>
+              <w:left w:val="single" w:sz="4" w:space="0" w:color="000000"/>
+              <w:bottom w:val="single" w:sz="4" w:space="0" w:color="000000"/>
+              <w:right w:val="single" w:sz="4" w:space="0" w:color="000000"/>
+            </w:tcBorders>
+          </w:tcPr>
+          <w:p>
+            <w:pPr>
+              <w:pStyle w:val="a9"/>
+            </w:pPr>
+            <w:r>
+              <w:t>Описание</w:t>
+            </w:r>
+          </w:p>
+        </w:tc>
+        <w:tc>
+          <w:tcPr>
+            <w:tcW w:w="2403" w:type="dxa"/>
+            <w:tcBorders>
+              <w:top w:val="single" w:sz="4" w:space="0" w:color="000000"/>
+              <w:left w:val="single" w:sz="4" w:space="0" w:color="000000"/>
+              <w:bottom w:val="single" w:sz="4" w:space="0" w:color="000000"/>
+              <w:right w:val="single" w:sz="4" w:space="0" w:color="000000"/>
+            </w:tcBorders>
+          </w:tcPr>
+          <w:p>
+            <w:pPr>
+              <w:pStyle w:val="a9"/>
+            </w:pPr>
+            <w:proofErr w:type="spellStart"/>
+            <w:r>
+              <w:t>description</w:t>
+            </w:r>
+            <w:proofErr w:type="spellEnd"/>
+          </w:p>
+        </w:tc>
+        <w:tc>
+          <w:tcPr>
+            <w:tcW w:w="2403" w:type="dxa"/>
+            <w:tcBorders>
+              <w:top w:val="single" w:sz="4" w:space="0" w:color="000000"/>
+              <w:left w:val="single" w:sz="4" w:space="0" w:color="000000"/>
+              <w:bottom w:val="single" w:sz="4" w:space="0" w:color="000000"/>
+              <w:right w:val="single" w:sz="4" w:space="0" w:color="000000"/>
+            </w:tcBorders>
+          </w:tcPr>
+          <w:p>
+            <w:pPr>
+              <w:pStyle w:val="a9"/>
+            </w:pPr>
+            <w:r>
+              <w:t>TEXT</w:t>
+            </w:r>
+          </w:p>
+        </w:tc>
+        <w:tc>
+          <w:tcPr>
+            <w:tcW w:w="2375" w:type="dxa"/>
+            <w:tcBorders>
+              <w:top w:val="single" w:sz="4" w:space="0" w:color="000000"/>
+              <w:left w:val="single" w:sz="4" w:space="0" w:color="000000"/>
+              <w:bottom w:val="single" w:sz="4" w:space="0" w:color="000000"/>
+              <w:right w:val="single" w:sz="4" w:space="0" w:color="000000"/>
+            </w:tcBorders>
+          </w:tcPr>
+          <w:p>
+            <w:pPr>
+              <w:pStyle w:val="a9"/>
+            </w:pPr>
+            <w:r>
+              <w:t>Необязательное поле</w:t>
+            </w:r>
+          </w:p>
+        </w:tc>
+      </w:tr>
+    </w:tbl>
+    <w:p>
+      <w:pPr>
+        <w:pStyle w:val="11"/>
+        <w:ind w:firstLine="0"/>
+      </w:pPr>
     </w:p>
     <w:sectPr>
       <w:pgSz w:w="11904" w:h="16838"/>
@@ -6578,7 +15310,7 @@
   <w:style w:type="paragraph" w:default="1" w:styleId="a0">
     <w:name w:val="Normal"/>
     <w:qFormat/>
-    <w:rsid w:val="00577145"/>
+    <w:rsid w:val="004B43B4"/>
     <w:pPr>
       <w:spacing w:after="175" w:line="259" w:lineRule="auto"/>
       <w:ind w:left="577" w:hanging="10"/>
@@ -6604,10 +15336,32 @@
       <w:outlineLvl w:val="0"/>
     </w:pPr>
   </w:style>
+  <w:style w:type="paragraph" w:styleId="2">
+    <w:name w:val="heading 2"/>
+    <w:basedOn w:val="a0"/>
+    <w:next w:val="a0"/>
+    <w:link w:val="20"/>
+    <w:uiPriority w:val="9"/>
+    <w:semiHidden/>
+    <w:unhideWhenUsed/>
+    <w:qFormat/>
+    <w:rsid w:val="00D144BE"/>
+    <w:pPr>
+      <w:keepNext/>
+      <w:keepLines/>
+      <w:spacing w:before="40" w:after="0"/>
+      <w:outlineLvl w:val="1"/>
+    </w:pPr>
+    <w:rPr>
+      <w:rFonts w:asciiTheme="majorHAnsi" w:eastAsiaTheme="majorEastAsia" w:hAnsiTheme="majorHAnsi" w:cstheme="majorBidi"/>
+      <w:color w:val="0F4761" w:themeColor="accent1" w:themeShade="BF"/>
+      <w:sz w:val="26"/>
+      <w:szCs w:val="26"/>
+    </w:rPr>
+  </w:style>
   <w:style w:type="character" w:default="1" w:styleId="a1">
     <w:name w:val="Default Paragraph Font"/>
     <w:uiPriority w:val="1"/>
-    <w:semiHidden/>
     <w:unhideWhenUsed/>
   </w:style>
   <w:style w:type="table" w:default="1" w:styleId="a2">
@@ -6671,6 +15425,7 @@
   <w:style w:type="paragraph" w:styleId="a5">
     <w:name w:val="List Paragraph"/>
     <w:basedOn w:val="a0"/>
+    <w:link w:val="a6"/>
     <w:uiPriority w:val="34"/>
     <w:qFormat/>
     <w:rsid w:val="00C22C8D"/>
@@ -6679,11 +15434,11 @@
       <w:contextualSpacing/>
     </w:pPr>
   </w:style>
-  <w:style w:type="paragraph" w:styleId="a6">
+  <w:style w:type="paragraph" w:styleId="a7">
     <w:name w:val="Title"/>
     <w:basedOn w:val="a0"/>
     <w:next w:val="a0"/>
-    <w:link w:val="a7"/>
+    <w:link w:val="a8"/>
     <w:uiPriority w:val="10"/>
     <w:qFormat/>
     <w:rsid w:val="00C22C8D"/>
@@ -6691,10 +15446,10 @@
       <w:ind w:left="1402" w:hanging="850"/>
     </w:pPr>
   </w:style>
-  <w:style w:type="character" w:customStyle="1" w:styleId="a7">
+  <w:style w:type="character" w:customStyle="1" w:styleId="a8">
     <w:name w:val="Заголовок Знак"/>
     <w:basedOn w:val="a1"/>
-    <w:link w:val="a6"/>
+    <w:link w:val="a7"/>
     <w:uiPriority w:val="10"/>
     <w:rsid w:val="00C22C8D"/>
     <w:rPr>
@@ -6719,12 +15474,12 @@
       <w14:ligatures w14:val="none"/>
     </w:rPr>
   </w:style>
-  <w:style w:type="paragraph" w:styleId="a8">
+  <w:style w:type="paragraph" w:styleId="a9">
     <w:name w:val="Subtitle"/>
     <w:aliases w:val="ячейка"/>
     <w:basedOn w:val="a0"/>
     <w:next w:val="a0"/>
-    <w:link w:val="a9"/>
+    <w:link w:val="aa"/>
     <w:uiPriority w:val="11"/>
     <w:qFormat/>
     <w:rsid w:val="00894338"/>
@@ -6737,11 +15492,11 @@
       <w:sz w:val="26"/>
     </w:rPr>
   </w:style>
-  <w:style w:type="character" w:customStyle="1" w:styleId="a9">
+  <w:style w:type="character" w:customStyle="1" w:styleId="aa">
     <w:name w:val="Подзаголовок Знак"/>
     <w:aliases w:val="ячейка Знак"/>
     <w:basedOn w:val="a1"/>
-    <w:link w:val="a8"/>
+    <w:link w:val="a9"/>
     <w:uiPriority w:val="11"/>
     <w:rsid w:val="00894338"/>
     <w:rPr>
@@ -6750,7 +15505,7 @@
       <w:sz w:val="26"/>
     </w:rPr>
   </w:style>
-  <w:style w:type="character" w:styleId="aa">
+  <w:style w:type="character" w:styleId="ab">
     <w:name w:val="Subtle Emphasis"/>
     <w:uiPriority w:val="19"/>
     <w:qFormat/>
@@ -6759,7 +15514,7 @@
       <w:rFonts w:ascii="Calibri" w:eastAsia="Calibri" w:hAnsi="Calibri" w:cs="Calibri"/>
     </w:rPr>
   </w:style>
-  <w:style w:type="character" w:styleId="ab">
+  <w:style w:type="character" w:styleId="ac">
     <w:name w:val="Emphasis"/>
     <w:uiPriority w:val="20"/>
     <w:qFormat/>
@@ -6768,7 +15523,7 @@
   <w:style w:type="paragraph" w:customStyle="1" w:styleId="a">
     <w:name w:val="маркерованый список"/>
     <w:basedOn w:val="a5"/>
-    <w:link w:val="ac"/>
+    <w:link w:val="ad"/>
     <w:qFormat/>
     <w:rsid w:val="00BC6843"/>
     <w:pPr>
@@ -6782,7 +15537,7 @@
       <w:ind w:left="0" w:firstLine="567"/>
     </w:pPr>
   </w:style>
-  <w:style w:type="character" w:customStyle="1" w:styleId="ac">
+  <w:style w:type="character" w:customStyle="1" w:styleId="ad">
     <w:name w:val="маркерованый список Знак"/>
     <w:basedOn w:val="a1"/>
     <w:link w:val="a"/>
@@ -6793,10 +15548,10 @@
       <w:sz w:val="28"/>
     </w:rPr>
   </w:style>
-  <w:style w:type="paragraph" w:styleId="ad">
+  <w:style w:type="paragraph" w:styleId="ae">
     <w:name w:val="header"/>
     <w:basedOn w:val="a0"/>
-    <w:link w:val="ae"/>
+    <w:link w:val="af"/>
     <w:uiPriority w:val="99"/>
     <w:unhideWhenUsed/>
     <w:rsid w:val="00D775FD"/>
@@ -6808,10 +15563,10 @@
       <w:spacing w:after="0" w:line="240" w:lineRule="auto"/>
     </w:pPr>
   </w:style>
-  <w:style w:type="character" w:customStyle="1" w:styleId="ae">
+  <w:style w:type="character" w:customStyle="1" w:styleId="af">
     <w:name w:val="Верхний колонтитул Знак"/>
     <w:basedOn w:val="a1"/>
-    <w:link w:val="ad"/>
+    <w:link w:val="ae"/>
     <w:uiPriority w:val="99"/>
     <w:rsid w:val="00D775FD"/>
     <w:rPr>
@@ -6820,10 +15575,10 @@
       <w:sz w:val="28"/>
     </w:rPr>
   </w:style>
-  <w:style w:type="paragraph" w:styleId="af">
+  <w:style w:type="paragraph" w:styleId="af0">
     <w:name w:val="footer"/>
     <w:basedOn w:val="a0"/>
-    <w:link w:val="af0"/>
+    <w:link w:val="af1"/>
     <w:uiPriority w:val="99"/>
     <w:unhideWhenUsed/>
     <w:rsid w:val="00D775FD"/>
@@ -6835,16 +15590,92 @@
       <w:spacing w:after="0" w:line="240" w:lineRule="auto"/>
     </w:pPr>
   </w:style>
-  <w:style w:type="character" w:customStyle="1" w:styleId="af0">
+  <w:style w:type="character" w:customStyle="1" w:styleId="af1">
     <w:name w:val="Нижний колонтитул Знак"/>
     <w:basedOn w:val="a1"/>
-    <w:link w:val="af"/>
+    <w:link w:val="af0"/>
     <w:uiPriority w:val="99"/>
     <w:rsid w:val="00D775FD"/>
     <w:rPr>
       <w:rFonts w:ascii="Times New Roman" w:eastAsia="Times New Roman" w:hAnsi="Times New Roman" w:cs="Times New Roman"/>
       <w:color w:val="000000"/>
       <w:sz w:val="28"/>
+    </w:rPr>
+  </w:style>
+  <w:style w:type="paragraph" w:customStyle="1" w:styleId="11">
+    <w:name w:val="Стиль1"/>
+    <w:basedOn w:val="a0"/>
+    <w:link w:val="12"/>
+    <w:qFormat/>
+    <w:rsid w:val="00D30BA5"/>
+    <w:pPr>
+      <w:tabs>
+        <w:tab w:val="left" w:pos="851"/>
+      </w:tabs>
+      <w:spacing w:after="0" w:line="360" w:lineRule="auto"/>
+      <w:ind w:left="0" w:firstLine="567"/>
+    </w:pPr>
+  </w:style>
+  <w:style w:type="character" w:customStyle="1" w:styleId="12">
+    <w:name w:val="Стиль1 Знак"/>
+    <w:basedOn w:val="a1"/>
+    <w:link w:val="11"/>
+    <w:rsid w:val="00D30BA5"/>
+    <w:rPr>
+      <w:rFonts w:ascii="Times New Roman" w:eastAsia="Times New Roman" w:hAnsi="Times New Roman" w:cs="Times New Roman"/>
+      <w:color w:val="000000"/>
+      <w:sz w:val="28"/>
+    </w:rPr>
+  </w:style>
+  <w:style w:type="paragraph" w:customStyle="1" w:styleId="21">
+    <w:name w:val="Стиль2"/>
+    <w:basedOn w:val="a5"/>
+    <w:link w:val="22"/>
+    <w:qFormat/>
+    <w:rsid w:val="00345887"/>
+    <w:pPr>
+      <w:tabs>
+        <w:tab w:val="left" w:pos="851"/>
+      </w:tabs>
+      <w:spacing w:after="0" w:line="480" w:lineRule="auto"/>
+      <w:ind w:left="567" w:firstLine="0"/>
+    </w:pPr>
+  </w:style>
+  <w:style w:type="character" w:customStyle="1" w:styleId="a6">
+    <w:name w:val="Абзац списка Знак"/>
+    <w:basedOn w:val="a1"/>
+    <w:link w:val="a5"/>
+    <w:uiPriority w:val="34"/>
+    <w:rsid w:val="00345887"/>
+    <w:rPr>
+      <w:rFonts w:ascii="Times New Roman" w:eastAsia="Times New Roman" w:hAnsi="Times New Roman" w:cs="Times New Roman"/>
+      <w:color w:val="000000"/>
+      <w:sz w:val="28"/>
+    </w:rPr>
+  </w:style>
+  <w:style w:type="character" w:customStyle="1" w:styleId="22">
+    <w:name w:val="Стиль2 Знак"/>
+    <w:basedOn w:val="a6"/>
+    <w:link w:val="21"/>
+    <w:rsid w:val="00345887"/>
+    <w:rPr>
+      <w:rFonts w:ascii="Times New Roman" w:eastAsia="Times New Roman" w:hAnsi="Times New Roman" w:cs="Times New Roman"/>
+      <w:color w:val="000000"/>
+      <w:sz w:val="28"/>
+    </w:rPr>
+  </w:style>
+  <w:style w:type="character" w:customStyle="1" w:styleId="20">
+    <w:name w:val="Заголовок 2 Знак"/>
+    <w:basedOn w:val="a1"/>
+    <w:link w:val="2"/>
+    <w:uiPriority w:val="9"/>
+    <w:semiHidden/>
+    <w:rsid w:val="00D144BE"/>
+    <w:rPr>
+      <w:rFonts w:asciiTheme="majorHAnsi" w:eastAsiaTheme="majorEastAsia" w:hAnsiTheme="majorHAnsi" w:cstheme="majorBidi"/>
+      <w:color w:val="0F4761" w:themeColor="accent1" w:themeShade="BF"/>
+      <w:sz w:val="26"/>
+      <w:szCs w:val="26"/>
     </w:rPr>
   </w:style>
 </w:styles>
